--- a/fuentes/621602_CF01_DU.docx
+++ b/fuentes/621602_CF01_DU.docx
@@ -308,9 +308,9 @@
               </wp:anchor>
             </w:drawing>
           </mc:Choice>
-          <mc:Fallback>
+          <mc:Fallback xmlns:a="http://schemas.openxmlformats.org/drawingml/2006/main" xmlns:adec="http://schemas.microsoft.com/office/drawing/2017/decorative" xmlns:pic="http://schemas.openxmlformats.org/drawingml/2006/picture" xmlns:a14="http://schemas.microsoft.com/office/drawing/2010/main">
             <w:pict>
-              <v:rect w14:anchorId="3A877550" id="Rectángulo 3" o:spid="_x0000_s1026" alt="&quot;&quot;" style="position:absolute;margin-left:0;margin-top:34.95pt;width:616.85pt;height:192.75pt;z-index:-251655168;visibility:visible;mso-wrap-style:square;mso-width-percent:0;mso-height-percent:0;mso-wrap-distance-left:9pt;mso-wrap-distance-top:0;mso-wrap-distance-right:9pt;mso-wrap-distance-bottom:0;mso-position-horizontal:left;mso-position-horizontal-relative:page;mso-position-vertical:absolute;mso-position-vertical-relative:text;mso-width-percent:0;mso-height-percent:0;mso-width-relative:margin;mso-height-relative:margin;v-text-anchor:middle" o:gfxdata="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" fillcolor="#00314d" stroked="f" strokeweight="1pt">
+              <v:rect id="Rectángulo 3" style="position:absolute;margin-left:0;margin-top:34.95pt;width:616.85pt;height:192.75pt;z-index:-251655168;visibility:visible;mso-wrap-style:square;mso-width-percent:0;mso-height-percent:0;mso-wrap-distance-left:9pt;mso-wrap-distance-top:0;mso-wrap-distance-right:9pt;mso-wrap-distance-bottom:0;mso-position-horizontal:left;mso-position-horizontal-relative:page;mso-position-vertical:absolute;mso-position-vertical-relative:text;mso-width-percent:0;mso-height-percent:0;mso-width-relative:margin;mso-height-relative:margin;v-text-anchor:middle" alt="&quot;&quot;" o:spid="_x0000_s1026" fillcolor="#00314d" stroked="f" strokeweight="1pt" w14:anchorId="3A877550" o:gfxdata="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">
                 <w10:wrap anchorx="page"/>
               </v:rect>
             </w:pict>
@@ -542,12 +542,12 @@
     <w:sdt>
       <w:sdtPr>
         <w:rPr>
-          <w:rFonts w:eastAsiaTheme="minorHAnsi" w:cstheme="minorBidi"/>
+          <w:rFonts w:eastAsiaTheme="minorEastAsia" w:cstheme="minorBidi"/>
           <w:b w:val="0"/>
           <w:color w:val="auto"/>
           <w:kern w:val="2"/>
           <w:sz w:val="28"/>
-          <w:szCs w:val="22"/>
+          <w:szCs w:val="28"/>
           <w:lang w:val="es-ES" w:eastAsia="en-US"/>
           <w14:ligatures w14:val="standardContextual"/>
         </w:rPr>
@@ -557,11 +557,7 @@
           <w:docPartUnique/>
         </w:docPartObj>
       </w:sdtPr>
-      <w:sdtEndPr>
-        <w:rPr>
-          <w:bCs/>
-        </w:rPr>
-      </w:sdtEndPr>
+      <w:sdtEndPr/>
       <w:sdtContent>
         <w:p>
           <w:pPr>
@@ -595,7 +591,7 @@
           <w:r>
             <w:fldChar w:fldCharType="separate"/>
           </w:r>
-          <w:hyperlink w:anchor="_Toc228286632" w:history="1">
+          <w:hyperlink w:anchor="_Toc232776185" w:history="1">
             <w:r>
               <w:rPr>
                 <w:rStyle w:val="Hipervnculo"/>
@@ -622,7 +618,7 @@
                 <w:noProof/>
                 <w:webHidden/>
               </w:rPr>
-              <w:instrText xml:space="preserve"> PAGEREF _Toc228286632 \h </w:instrText>
+              <w:instrText xml:space="preserve"> PAGEREF _Toc232776185 \h </w:instrText>
             </w:r>
             <w:r>
               <w:rPr>
@@ -665,7 +661,7 @@
               <w14:ligatures w14:val="none"/>
             </w:rPr>
           </w:pPr>
-          <w:hyperlink w:anchor="_Toc228286633" w:history="1">
+          <w:hyperlink w:anchor="_Toc232776186" w:history="1">
             <w:r>
               <w:rPr>
                 <w:rStyle w:val="Hipervnculo"/>
@@ -710,7 +706,7 @@
                 <w:noProof/>
                 <w:webHidden/>
               </w:rPr>
-              <w:instrText xml:space="preserve"> PAGEREF _Toc228286633 \h </w:instrText>
+              <w:instrText xml:space="preserve"> PAGEREF _Toc232776186 \h </w:instrText>
             </w:r>
             <w:r>
               <w:rPr>
@@ -753,7 +749,7 @@
               <w14:ligatures w14:val="none"/>
             </w:rPr>
           </w:pPr>
-          <w:hyperlink w:anchor="_Toc228286634" w:history="1">
+          <w:hyperlink w:anchor="_Toc232776187" w:history="1">
             <w:r>
               <w:rPr>
                 <w:rStyle w:val="Hipervnculo"/>
@@ -798,7 +794,7 @@
                 <w:noProof/>
                 <w:webHidden/>
               </w:rPr>
-              <w:instrText xml:space="preserve"> PAGEREF _Toc228286634 \h </w:instrText>
+              <w:instrText xml:space="preserve"> PAGEREF _Toc232776187 \h </w:instrText>
             </w:r>
             <w:r>
               <w:rPr>
@@ -841,7 +837,7 @@
               <w14:ligatures w14:val="none"/>
             </w:rPr>
           </w:pPr>
-          <w:hyperlink w:anchor="_Toc228286635" w:history="1">
+          <w:hyperlink w:anchor="_Toc232776188" w:history="1">
             <w:r>
               <w:rPr>
                 <w:rStyle w:val="Hipervnculo"/>
@@ -886,7 +882,7 @@
                 <w:noProof/>
                 <w:webHidden/>
               </w:rPr>
-              <w:instrText xml:space="preserve"> PAGEREF _Toc228286635 \h </w:instrText>
+              <w:instrText xml:space="preserve"> PAGEREF _Toc232776188 \h </w:instrText>
             </w:r>
             <w:r>
               <w:rPr>
@@ -929,7 +925,7 @@
               <w14:ligatures w14:val="none"/>
             </w:rPr>
           </w:pPr>
-          <w:hyperlink w:anchor="_Toc228286636" w:history="1">
+          <w:hyperlink w:anchor="_Toc232776189" w:history="1">
             <w:r>
               <w:rPr>
                 <w:rStyle w:val="Hipervnculo"/>
@@ -974,7 +970,7 @@
                 <w:noProof/>
                 <w:webHidden/>
               </w:rPr>
-              <w:instrText xml:space="preserve"> PAGEREF _Toc228286636 \h </w:instrText>
+              <w:instrText xml:space="preserve"> PAGEREF _Toc232776189 \h </w:instrText>
             </w:r>
             <w:r>
               <w:rPr>
@@ -1017,7 +1013,7 @@
               <w14:ligatures w14:val="none"/>
             </w:rPr>
           </w:pPr>
-          <w:hyperlink w:anchor="_Toc228286637" w:history="1">
+          <w:hyperlink w:anchor="_Toc232776190" w:history="1">
             <w:r>
               <w:rPr>
                 <w:rStyle w:val="Hipervnculo"/>
@@ -1062,7 +1058,7 @@
                 <w:noProof/>
                 <w:webHidden/>
               </w:rPr>
-              <w:instrText xml:space="preserve"> PAGEREF _Toc228286637 \h </w:instrText>
+              <w:instrText xml:space="preserve"> PAGEREF _Toc232776190 \h </w:instrText>
             </w:r>
             <w:r>
               <w:rPr>
@@ -1105,7 +1101,7 @@
               <w14:ligatures w14:val="none"/>
             </w:rPr>
           </w:pPr>
-          <w:hyperlink w:anchor="_Toc228286638" w:history="1">
+          <w:hyperlink w:anchor="_Toc232776191" w:history="1">
             <w:r>
               <w:rPr>
                 <w:rStyle w:val="Hipervnculo"/>
@@ -1150,7 +1146,7 @@
                 <w:noProof/>
                 <w:webHidden/>
               </w:rPr>
-              <w:instrText xml:space="preserve"> PAGEREF _Toc228286638 \h </w:instrText>
+              <w:instrText xml:space="preserve"> PAGEREF _Toc232776191 \h </w:instrText>
             </w:r>
             <w:r>
               <w:rPr>
@@ -1193,7 +1189,7 @@
               <w14:ligatures w14:val="none"/>
             </w:rPr>
           </w:pPr>
-          <w:hyperlink w:anchor="_Toc228286639" w:history="1">
+          <w:hyperlink w:anchor="_Toc232776192" w:history="1">
             <w:r>
               <w:rPr>
                 <w:rStyle w:val="Hipervnculo"/>
@@ -1238,7 +1234,7 @@
                 <w:noProof/>
                 <w:webHidden/>
               </w:rPr>
-              <w:instrText xml:space="preserve"> PAGEREF _Toc228286639 \h </w:instrText>
+              <w:instrText xml:space="preserve"> PAGEREF _Toc232776192 \h </w:instrText>
             </w:r>
             <w:r>
               <w:rPr>
@@ -1281,7 +1277,7 @@
               <w14:ligatures w14:val="none"/>
             </w:rPr>
           </w:pPr>
-          <w:hyperlink w:anchor="_Toc228286640" w:history="1">
+          <w:hyperlink w:anchor="_Toc232776193" w:history="1">
             <w:r>
               <w:rPr>
                 <w:rStyle w:val="Hipervnculo"/>
@@ -1326,7 +1322,7 @@
                 <w:noProof/>
                 <w:webHidden/>
               </w:rPr>
-              <w:instrText xml:space="preserve"> PAGEREF _Toc228286640 \h </w:instrText>
+              <w:instrText xml:space="preserve"> PAGEREF _Toc232776193 \h </w:instrText>
             </w:r>
             <w:r>
               <w:rPr>
@@ -1369,7 +1365,7 @@
               <w14:ligatures w14:val="none"/>
             </w:rPr>
           </w:pPr>
-          <w:hyperlink w:anchor="_Toc228286641" w:history="1">
+          <w:hyperlink w:anchor="_Toc232776194" w:history="1">
             <w:r>
               <w:rPr>
                 <w:rStyle w:val="Hipervnculo"/>
@@ -1414,7 +1410,7 @@
                 <w:noProof/>
                 <w:webHidden/>
               </w:rPr>
-              <w:instrText xml:space="preserve"> PAGEREF _Toc228286641 \h </w:instrText>
+              <w:instrText xml:space="preserve"> PAGEREF _Toc232776194 \h </w:instrText>
             </w:r>
             <w:r>
               <w:rPr>
@@ -1457,7 +1453,7 @@
               <w14:ligatures w14:val="none"/>
             </w:rPr>
           </w:pPr>
-          <w:hyperlink w:anchor="_Toc228286642" w:history="1">
+          <w:hyperlink w:anchor="_Toc232776195" w:history="1">
             <w:r>
               <w:rPr>
                 <w:rStyle w:val="Hipervnculo"/>
@@ -1502,7 +1498,7 @@
                 <w:noProof/>
                 <w:webHidden/>
               </w:rPr>
-              <w:instrText xml:space="preserve"> PAGEREF _Toc228286642 \h </w:instrText>
+              <w:instrText xml:space="preserve"> PAGEREF _Toc232776195 \h </w:instrText>
             </w:r>
             <w:r>
               <w:rPr>
@@ -1545,7 +1541,7 @@
               <w14:ligatures w14:val="none"/>
             </w:rPr>
           </w:pPr>
-          <w:hyperlink w:anchor="_Toc228286643" w:history="1">
+          <w:hyperlink w:anchor="_Toc232776196" w:history="1">
             <w:r>
               <w:rPr>
                 <w:rStyle w:val="Hipervnculo"/>
@@ -1590,7 +1586,7 @@
                 <w:noProof/>
                 <w:webHidden/>
               </w:rPr>
-              <w:instrText xml:space="preserve"> PAGEREF _Toc228286643 \h </w:instrText>
+              <w:instrText xml:space="preserve"> PAGEREF _Toc232776196 \h </w:instrText>
             </w:r>
             <w:r>
               <w:rPr>
@@ -1633,7 +1629,7 @@
               <w14:ligatures w14:val="none"/>
             </w:rPr>
           </w:pPr>
-          <w:hyperlink w:anchor="_Toc228286644" w:history="1">
+          <w:hyperlink w:anchor="_Toc232776197" w:history="1">
             <w:r>
               <w:rPr>
                 <w:rStyle w:val="Hipervnculo"/>
@@ -1678,7 +1674,7 @@
                 <w:noProof/>
                 <w:webHidden/>
               </w:rPr>
-              <w:instrText xml:space="preserve"> PAGEREF _Toc228286644 \h </w:instrText>
+              <w:instrText xml:space="preserve"> PAGEREF _Toc232776197 \h </w:instrText>
             </w:r>
             <w:r>
               <w:rPr>
@@ -1721,7 +1717,7 @@
               <w14:ligatures w14:val="none"/>
             </w:rPr>
           </w:pPr>
-          <w:hyperlink w:anchor="_Toc228286645" w:history="1">
+          <w:hyperlink w:anchor="_Toc232776198" w:history="1">
             <w:r>
               <w:rPr>
                 <w:rStyle w:val="Hipervnculo"/>
@@ -1766,7 +1762,7 @@
                 <w:noProof/>
                 <w:webHidden/>
               </w:rPr>
-              <w:instrText xml:space="preserve"> PAGEREF _Toc228286645 \h </w:instrText>
+              <w:instrText xml:space="preserve"> PAGEREF _Toc232776198 \h </w:instrText>
             </w:r>
             <w:r>
               <w:rPr>
@@ -1809,7 +1805,7 @@
               <w14:ligatures w14:val="none"/>
             </w:rPr>
           </w:pPr>
-          <w:hyperlink w:anchor="_Toc228286646" w:history="1">
+          <w:hyperlink w:anchor="_Toc232776199" w:history="1">
             <w:r>
               <w:rPr>
                 <w:rStyle w:val="Hipervnculo"/>
@@ -1854,7 +1850,7 @@
                 <w:noProof/>
                 <w:webHidden/>
               </w:rPr>
-              <w:instrText xml:space="preserve"> PAGEREF _Toc228286646 \h </w:instrText>
+              <w:instrText xml:space="preserve"> PAGEREF _Toc232776199 \h </w:instrText>
             </w:r>
             <w:r>
               <w:rPr>
@@ -1897,7 +1893,7 @@
               <w14:ligatures w14:val="none"/>
             </w:rPr>
           </w:pPr>
-          <w:hyperlink w:anchor="_Toc228286647" w:history="1">
+          <w:hyperlink w:anchor="_Toc232776200" w:history="1">
             <w:r>
               <w:rPr>
                 <w:rStyle w:val="Hipervnculo"/>
@@ -1942,7 +1938,7 @@
                 <w:noProof/>
                 <w:webHidden/>
               </w:rPr>
-              <w:instrText xml:space="preserve"> PAGEREF _Toc228286647 \h </w:instrText>
+              <w:instrText xml:space="preserve"> PAGEREF _Toc232776200 \h </w:instrText>
             </w:r>
             <w:r>
               <w:rPr>
@@ -1985,7 +1981,7 @@
               <w14:ligatures w14:val="none"/>
             </w:rPr>
           </w:pPr>
-          <w:hyperlink w:anchor="_Toc228286648" w:history="1">
+          <w:hyperlink w:anchor="_Toc232776201" w:history="1">
             <w:r>
               <w:rPr>
                 <w:rStyle w:val="Hipervnculo"/>
@@ -2030,7 +2026,7 @@
                 <w:noProof/>
                 <w:webHidden/>
               </w:rPr>
-              <w:instrText xml:space="preserve"> PAGEREF _Toc228286648 \h </w:instrText>
+              <w:instrText xml:space="preserve"> PAGEREF _Toc232776201 \h </w:instrText>
             </w:r>
             <w:r>
               <w:rPr>
@@ -2073,7 +2069,7 @@
               <w14:ligatures w14:val="none"/>
             </w:rPr>
           </w:pPr>
-          <w:hyperlink w:anchor="_Toc228286649" w:history="1">
+          <w:hyperlink w:anchor="_Toc232776202" w:history="1">
             <w:r>
               <w:rPr>
                 <w:rStyle w:val="Hipervnculo"/>
@@ -2100,7 +2096,7 @@
                 <w:noProof/>
                 <w:webHidden/>
               </w:rPr>
-              <w:instrText xml:space="preserve"> PAGEREF _Toc228286649 \h </w:instrText>
+              <w:instrText xml:space="preserve"> PAGEREF _Toc232776202 \h </w:instrText>
             </w:r>
             <w:r>
               <w:rPr>
@@ -2143,7 +2139,7 @@
               <w14:ligatures w14:val="none"/>
             </w:rPr>
           </w:pPr>
-          <w:hyperlink w:anchor="_Toc228286650" w:history="1">
+          <w:hyperlink w:anchor="_Toc232776203" w:history="1">
             <w:r>
               <w:rPr>
                 <w:rStyle w:val="Hipervnculo"/>
@@ -2170,7 +2166,7 @@
                 <w:noProof/>
                 <w:webHidden/>
               </w:rPr>
-              <w:instrText xml:space="preserve"> PAGEREF _Toc228286650 \h </w:instrText>
+              <w:instrText xml:space="preserve"> PAGEREF _Toc232776203 \h </w:instrText>
             </w:r>
             <w:r>
               <w:rPr>
@@ -2213,7 +2209,7 @@
               <w14:ligatures w14:val="none"/>
             </w:rPr>
           </w:pPr>
-          <w:hyperlink w:anchor="_Toc228286651" w:history="1">
+          <w:hyperlink w:anchor="_Toc232776204" w:history="1">
             <w:r>
               <w:rPr>
                 <w:rStyle w:val="Hipervnculo"/>
@@ -2240,7 +2236,7 @@
                 <w:noProof/>
                 <w:webHidden/>
               </w:rPr>
-              <w:instrText xml:space="preserve"> PAGEREF _Toc228286651 \h </w:instrText>
+              <w:instrText xml:space="preserve"> PAGEREF _Toc232776204 \h </w:instrText>
             </w:r>
             <w:r>
               <w:rPr>
@@ -2283,7 +2279,7 @@
               <w14:ligatures w14:val="none"/>
             </w:rPr>
           </w:pPr>
-          <w:hyperlink w:anchor="_Toc228286652" w:history="1">
+          <w:hyperlink w:anchor="_Toc232776205" w:history="1">
             <w:r>
               <w:rPr>
                 <w:rStyle w:val="Hipervnculo"/>
@@ -2310,7 +2306,7 @@
                 <w:noProof/>
                 <w:webHidden/>
               </w:rPr>
-              <w:instrText xml:space="preserve"> PAGEREF _Toc228286652 \h </w:instrText>
+              <w:instrText xml:space="preserve"> PAGEREF _Toc232776205 \h </w:instrText>
             </w:r>
             <w:r>
               <w:rPr>
@@ -2360,7 +2356,7 @@
       <w:pPr>
         <w:pStyle w:val="Titulosgenerales"/>
       </w:pPr>
-      <w:bookmarkStart w:id="0" w:name="_Toc228286632"/>
+      <w:bookmarkStart w:id="0" w:name="_Toc232776185"/>
       <w:r>
         <w:lastRenderedPageBreak/>
         <w:t>Introducción</w:t>
@@ -2390,7 +2386,7 @@
       <w:pPr>
         <w:pStyle w:val="Ttulo1"/>
       </w:pPr>
-      <w:bookmarkStart w:id="1" w:name="_Toc228286633"/>
+      <w:bookmarkStart w:id="1" w:name="_Toc232776186"/>
       <w:r>
         <w:lastRenderedPageBreak/>
         <w:t>Hotelería</w:t>
@@ -2418,7 +2414,7 @@
       <w:pPr>
         <w:pStyle w:val="Ttulo2"/>
       </w:pPr>
-      <w:bookmarkStart w:id="2" w:name="_Toc228286634"/>
+      <w:bookmarkStart w:id="2" w:name="_Toc232776187"/>
       <w:r>
         <w:t>Historia de la hotelería y su evolución</w:t>
       </w:r>
@@ -2457,6 +2453,9 @@
       <w:r>
         <w:lastRenderedPageBreak/>
         <w:t xml:space="preserve">Lo invitamos a revisar el siguiente video, el cual realiza un recorrido por la historia de la hotelería y su evolución a través del tiempo. </w:t>
+      </w:r>
+      <w:r>
+        <w:t xml:space="preserve">Ir a la carpeta Anexos: </w:t>
       </w:r>
       <w:hyperlink r:id="rId12" w:history="1">
         <w:r>
@@ -2484,7 +2483,7 @@
       <w:pPr>
         <w:pStyle w:val="Ttulo2"/>
       </w:pPr>
-      <w:bookmarkStart w:id="3" w:name="_Toc228286635"/>
+      <w:bookmarkStart w:id="3" w:name="_Toc232776188"/>
       <w:r>
         <w:t>Normativa de formalización</w:t>
       </w:r>
@@ -2530,7 +2529,7 @@
           <w:shd w:val="clear" w:color="auto" w:fill="auto"/>
           <w:lang w:val="es-CO"/>
         </w:rPr>
-        <w:t>Ciclo básico de PQR</w:t>
+        <w:t>Disposiciones Ley 300 de 1996</w:t>
       </w:r>
     </w:p>
     <w:p>
@@ -2546,10 +2545,10 @@
           <w:lang w:val="es-419" w:eastAsia="es-CO"/>
         </w:rPr>
         <w:drawing>
-          <wp:inline distT="0" distB="0" distL="0" distR="0" wp14:anchorId="5E830D7F" wp14:editId="20A11874">
+          <wp:inline distT="0" distB="0" distL="0" distR="0" wp14:anchorId="5E830D7F" wp14:editId="2AF97138">
             <wp:extent cx="5581403" cy="2984920"/>
             <wp:effectExtent l="0" t="0" r="635" b="6350"/>
-            <wp:docPr id="2" name="Imagen 2" descr="- Ecoturismo.&#10;- Etnoturismo.&#10;- Agroturismo.&#10;- Turismo metropolitano.&#10;- Turismo de interés social.&#10;- Mercadeo y promoción del turismo y cooperación turística internacional.&#10;- Incentivos tributarios para el fomento de la actividad turística.&#10;- Fondo de promoción turística.&#10;- Corporación Nacional de Turismo.&#10;- Registro Nacional de Turismo.&#10;- Derechos y obligaciones de los usuarios, control y sanciones.&#10;"/>
+            <wp:docPr id="2" name="Imagen 2" descr="-La figura 1 enuncia los aspectos sobre los cuales dicta disposiciones la Ley 300 de 1996.&#10;&#10;"/>
             <wp:cNvGraphicFramePr>
               <a:graphicFrameLocks xmlns:a="http://schemas.openxmlformats.org/drawingml/2006/main" noChangeAspect="1"/>
             </wp:cNvGraphicFramePr>
@@ -2557,7 +2556,7 @@
               <a:graphicData uri="http://schemas.openxmlformats.org/drawingml/2006/picture">
                 <pic:pic xmlns:pic="http://schemas.openxmlformats.org/drawingml/2006/picture">
                   <pic:nvPicPr>
-                    <pic:cNvPr id="2" name="Imagen 2" descr="- Ecoturismo.&#10;- Etnoturismo.&#10;- Agroturismo.&#10;- Turismo metropolitano.&#10;- Turismo de interés social.&#10;- Mercadeo y promoción del turismo y cooperación turística internacional.&#10;- Incentivos tributarios para el fomento de la actividad turística.&#10;- Fondo de promoción turística.&#10;- Corporación Nacional de Turismo.&#10;- Registro Nacional de Turismo.&#10;- Derechos y obligaciones de los usuarios, control y sanciones.&#10;"/>
+                    <pic:cNvPr id="2" name="Imagen 2" descr="-La figura 1 enuncia los aspectos sobre los cuales dicta disposiciones la Ley 300 de 1996.&#10;&#10;"/>
                     <pic:cNvPicPr/>
                   </pic:nvPicPr>
                   <pic:blipFill>
@@ -3459,7 +3458,7 @@
       <w:pPr>
         <w:pStyle w:val="Ttulo2"/>
       </w:pPr>
-      <w:bookmarkStart w:id="4" w:name="_Toc228286636"/>
+      <w:bookmarkStart w:id="4" w:name="_Toc232776189"/>
       <w:r>
         <w:t>Normas técnicas sectoriales hoteleras para establecimientos de alojamiento y hospedaje</w:t>
       </w:r>
@@ -3741,7 +3740,7 @@
       <w:pPr>
         <w:pStyle w:val="Ttulo1"/>
       </w:pPr>
-      <w:bookmarkStart w:id="5" w:name="_Toc228286637"/>
+      <w:bookmarkStart w:id="5" w:name="_Toc232776190"/>
       <w:r>
         <w:lastRenderedPageBreak/>
         <w:t>Establecimientos de alojamiento y hospedajes</w:t>
@@ -3782,21 +3781,39 @@
             <w:rStyle w:val="Hipervnculo"/>
             <w:bCs/>
           </w:rPr>
-          <w:t>https://www.youtube.com/watch?v=fAg0gdOyEt4</w:t>
+          <w:t>https://youtu.be/g7mYL_0smEk</w:t>
         </w:r>
       </w:hyperlink>
       <w:r>
         <w:rPr>
           <w:bCs/>
         </w:rPr>
-        <w:t xml:space="preserve"> podrá aprender qué es un establecimiento de alojamiento o de hospedaje, cuáles son los factores de servicio, los criterios de evaluación para el otorgamiento del certificado de categorización por estrellas y cuál es su clasificación.</w:t>
+        <w:t xml:space="preserve"> </w:t>
+      </w:r>
+      <w:r>
+        <w:rPr>
+          <w:bCs/>
+        </w:rPr>
+        <w:t xml:space="preserve">podrá aprender qué es un establecimiento de alojamiento </w:t>
+      </w:r>
+      <w:r>
+        <w:rPr>
+          <w:bCs/>
+        </w:rPr>
+        <w:t>u</w:t>
+      </w:r>
+      <w:r>
+        <w:rPr>
+          <w:bCs/>
+        </w:rPr>
+        <w:t xml:space="preserve"> hospedaje, cuáles son los factores de servicio, los criterios de evaluación para el otorgamiento del certificado de categorización por estrellas y cuál es su clasificación.</w:t>
       </w:r>
     </w:p>
     <w:p>
       <w:pPr>
         <w:pStyle w:val="Ttulo2"/>
       </w:pPr>
-      <w:bookmarkStart w:id="6" w:name="_Toc228286638"/>
+      <w:bookmarkStart w:id="6" w:name="_Toc232776191"/>
       <w:r>
         <w:t>Clasificación de hoteles</w:t>
       </w:r>
@@ -3955,23 +3972,16 @@
     <w:p>
       <w:pPr>
         <w:rPr>
-          <w:bCs/>
-        </w:rPr>
-      </w:pPr>
-      <w:r>
-        <w:rPr>
-          <w:bCs/>
-        </w:rPr>
-        <w:t xml:space="preserve">Lo invitamos a consultar el siguiente video para ampliar su conocimiento sobre cómo se otorga la clasificación de estrellas a los hoteles: </w:t>
-      </w:r>
-    </w:p>
-    <w:p>
-      <w:pPr>
-        <w:rPr>
           <w:b/>
           <w:u w:val="single"/>
         </w:rPr>
       </w:pPr>
+      <w:r>
+        <w:rPr>
+          <w:bCs/>
+        </w:rPr>
+        <w:t xml:space="preserve">Lo invitamos a consultar el siguiente video para ampliar su conocimiento sobre cómo se otorga la clasificación de estrellas a los hoteles: </w:t>
+      </w:r>
       <w:hyperlink r:id="rId18" w:history="1">
         <w:r>
           <w:rPr>
@@ -3986,7 +3996,7 @@
       <w:pPr>
         <w:pStyle w:val="Ttulo2"/>
       </w:pPr>
-      <w:bookmarkStart w:id="7" w:name="_Toc228286639"/>
+      <w:bookmarkStart w:id="7" w:name="_Toc232776192"/>
       <w:r>
         <w:t>Tipos de alojamiento y hospedajes</w:t>
       </w:r>
@@ -4002,26 +4012,20 @@
         <w:rPr>
           <w:bCs/>
         </w:rPr>
-        <w:t xml:space="preserve">Los tipos de alojamiento y hospedaje comprenden una diversidad de modalidades diseñadas para satisfacer las diferentes necesidades de los viajeros, considerando factores como el tiempo de permanencia, el nivel de servicio, el entorno y las características del cliente. En este sentido, existen alternativas que van desde hoteles y apartahoteles hasta alojamientos rurales, viviendas turísticas, hostales, posadas y recintos de campamento, cada uno con particularidades en su infraestructura, servicios y forma de operación. Esta diversidad permite adaptar la oferta del sector a distintos contextos, desde entornos urbanos hasta espacios </w:t>
-      </w:r>
-      <w:r>
+        <w:t>Los tipos de alojamiento y hospedaje comprenden una diversidad de modalidades diseñadas para satisfacer las diferentes necesidades de los viajeros, considerando factores como el tiempo de permanencia, el nivel de servicio, el entorno y las características del cliente. En este sentido, existen alternativas que van desde hoteles y apartahoteles hasta alojamientos rurales, viviendas turísticas, hostales, posadas y recintos de campamento, cada uno con particularidades en su infraestructura, servicios y forma de operación. Esta diversidad permite adaptar la oferta del sector a distintos contextos, desde entornos urbanos hasta espacios naturales, integrando no solo el servicio de hospedaje, sino también experiencias complementarias que enriquecen la estancia del usuario.</w:t>
+      </w:r>
+    </w:p>
+    <w:p>
+      <w:pPr>
         <w:rPr>
           <w:bCs/>
         </w:rPr>
+      </w:pPr>
+      <w:r>
+        <w:rPr>
+          <w:bCs/>
+        </w:rPr>
         <w:lastRenderedPageBreak/>
-        <w:t>naturales, integrando no solo el servicio de hospedaje, sino también experiencias complementarias que enriquecen la estancia del usuario.</w:t>
-      </w:r>
-    </w:p>
-    <w:p>
-      <w:pPr>
-        <w:rPr>
-          <w:bCs/>
-        </w:rPr>
-      </w:pPr>
-      <w:r>
-        <w:rPr>
-          <w:bCs/>
-        </w:rPr>
         <w:t>Lo invitamos a consultar el siguiente PDF anexo para conocer a detalle cuáles son los tipos de alojamiento y hospedajes y algunas otras clasificaciones.</w:t>
       </w:r>
     </w:p>
@@ -4044,7 +4048,7 @@
       <w:pPr>
         <w:pStyle w:val="Ttulo1"/>
       </w:pPr>
-      <w:bookmarkStart w:id="8" w:name="_Toc228286640"/>
+      <w:bookmarkStart w:id="8" w:name="_Toc232776193"/>
       <w:r>
         <w:lastRenderedPageBreak/>
         <w:t>Habitaciones hoteleras</w:t>
@@ -4104,7 +4108,7 @@
       <w:pPr>
         <w:pStyle w:val="Ttulo2"/>
       </w:pPr>
-      <w:bookmarkStart w:id="9" w:name="_Toc228286641"/>
+      <w:bookmarkStart w:id="9" w:name="_Toc232776194"/>
       <w:r>
         <w:t>Tipo de habitaciones y acomodación</w:t>
       </w:r>
@@ -4661,7 +4665,7 @@
       <w:pPr>
         <w:pStyle w:val="Ttulo2"/>
       </w:pPr>
-      <w:bookmarkStart w:id="10" w:name="_Toc228286642"/>
+      <w:bookmarkStart w:id="10" w:name="_Toc232776195"/>
       <w:r>
         <w:lastRenderedPageBreak/>
         <w:t>Servicios complementarios</w:t>
@@ -4951,7 +4955,7 @@
                 <w:rFonts w:asciiTheme="minorHAnsi" w:hAnsiTheme="minorHAnsi" w:cstheme="minorHAnsi"/>
                 <w:szCs w:val="28"/>
               </w:rPr>
-              <w:t>Clasificación</w:t>
+              <w:t>Clasificación del servicio complementario</w:t>
             </w:r>
           </w:p>
         </w:tc>
@@ -5572,11 +5576,13 @@
               <w:ind w:firstLine="0"/>
               <w:rPr>
                 <w:rStyle w:val="Extranjerismo"/>
+                <w:lang w:val="es-CO"/>
               </w:rPr>
             </w:pPr>
             <w:r>
               <w:rPr>
                 <w:rStyle w:val="Extranjerismo"/>
+                <w:lang w:val="es-CO"/>
               </w:rPr>
               <w:t>Room service.</w:t>
             </w:r>
@@ -6313,6 +6319,7 @@
                 <w:rFonts w:cstheme="minorHAnsi"/>
                 <w:szCs w:val="28"/>
               </w:rPr>
+              <w:lastRenderedPageBreak/>
               <w:t>Servicios de apoyo a la movilidad.</w:t>
             </w:r>
           </w:p>
@@ -6385,51 +6392,50 @@
         <w:rPr>
           <w:lang w:val="es-419" w:eastAsia="es-CO"/>
         </w:rPr>
+        <w:t>Adicionalmente, los hoteles pueden ofrecer otros servicios complementarios orientados a cubrir requerimientos particulares de los huéspedes, como lavandería, transporte, custodia de equipaje, prensa, alquiler de salones para eventos, convenciones o reuniones empresariales, así como la disponibilidad de locales comerciales y espacios recreativos. La adecuada gestión de estos servicios exige el cumplimiento de protocolos, estándares de calidad y procedimientos técnicos previamente establecidos, así como una comunicación clara al cliente sobre su disponibilidad y condiciones de uso. De esta manera, los servicios complementarios se convierten en un elemento estratégico para fortalecer la calidad del servicio, fidelizar al cliente y apoyar los procesos de oferta y reservación dentro del establecimiento hotelero.</w:t>
+      </w:r>
+    </w:p>
+    <w:p>
+      <w:pPr>
+        <w:pStyle w:val="Ttulo2"/>
+      </w:pPr>
+      <w:bookmarkStart w:id="11" w:name="_Toc232776196"/>
+      <w:r>
+        <w:t>Convenciones</w:t>
+      </w:r>
+      <w:bookmarkEnd w:id="11"/>
+    </w:p>
+    <w:p>
+      <w:pPr>
+        <w:rPr>
+          <w:lang w:val="es-419" w:eastAsia="es-CO"/>
+        </w:rPr>
+      </w:pPr>
+      <w:r>
+        <w:rPr>
+          <w:lang w:val="es-419" w:eastAsia="es-CO"/>
+        </w:rPr>
+        <w:t xml:space="preserve">Las convenciones son reglas o lineamientos simbólicos que permiten representar información de manera clara y estandarizada, con el fin de evitar confusiones y facilitar la interpretación de datos dentro de un determinado contexto. Aunque su origen se asocia al diseño cartográfico, en el sector hotelero las convenciones cumplen una </w:t>
+      </w:r>
+      <w:r>
+        <w:rPr>
+          <w:lang w:val="es-419" w:eastAsia="es-CO"/>
+        </w:rPr>
         <w:lastRenderedPageBreak/>
-        <w:t>Adicionalmente, los hoteles pueden ofrecer otros servicios complementarios orientados a cubrir requerimientos particulares de los huéspedes, como lavandería, transporte, custodia de equipaje, prensa, alquiler de salones para eventos, convenciones o reuniones empresariales, así como la disponibilidad de locales comerciales y espacios recreativos. La adecuada gestión de estos servicios exige el cumplimiento de protocolos, estándares de calidad y procedimientos técnicos previamente establecidos, así como una comunicación clara al cliente sobre su disponibilidad y condiciones de uso. De esta manera, los servicios complementarios se convierten en un elemento estratégico para fortalecer la calidad del servicio, fidelizar al cliente y apoyar los procesos de oferta y reservación dentro del establecimiento hotelero.</w:t>
-      </w:r>
-    </w:p>
-    <w:p>
-      <w:pPr>
-        <w:pStyle w:val="Ttulo2"/>
-      </w:pPr>
-      <w:bookmarkStart w:id="11" w:name="_Toc228286643"/>
-      <w:r>
-        <w:t>Convenciones</w:t>
-      </w:r>
-      <w:bookmarkEnd w:id="11"/>
-    </w:p>
-    <w:p>
-      <w:pPr>
-        <w:rPr>
-          <w:lang w:val="es-419" w:eastAsia="es-CO"/>
-        </w:rPr>
-      </w:pPr>
-      <w:r>
-        <w:rPr>
-          <w:lang w:val="es-419" w:eastAsia="es-CO"/>
-        </w:rPr>
-        <w:t>Las convenciones son reglas o lineamientos simbólicos que permiten representar información de manera clara y estandarizada, con el fin de evitar confusiones y facilitar la interpretación de datos dentro de un determinado contexto. Aunque su origen se asocia al diseño cartográfico, en el sector hotelero las convenciones cumplen una función similar, ya que se utilizan para organizar, identificar y comunicar de forma ágil información clave relacionada con la operación del establecimiento, especialmente en áreas como recepción, reservas y alojamiento.</w:t>
-      </w:r>
-    </w:p>
-    <w:p>
-      <w:pPr>
-        <w:rPr>
-          <w:lang w:val="es-419" w:eastAsia="es-CO"/>
-        </w:rPr>
-      </w:pPr>
-      <w:r>
-        <w:rPr>
-          <w:lang w:val="es-419" w:eastAsia="es-CO"/>
-        </w:rPr>
-        <w:t xml:space="preserve">En los hoteles se emplea una gran variedad de siglas, abreviaturas y símbolos como herramientas operativas para indicar el estado de las habitaciones, la ocupación, las tarifas, los servicios especiales o las condiciones específicas de un huésped. Generalmente, estas convenciones se representan mediante una letra o un conjunto de letras que permiten identificar rápidamente si una habitación se encuentra libre, </w:t>
-      </w:r>
-      <w:r>
-        <w:rPr>
-          <w:lang w:val="es-419" w:eastAsia="es-CO"/>
-        </w:rPr>
-        <w:lastRenderedPageBreak/>
-        <w:t>ocupada, en salida, bloqueada o en proceso de revisión, entre otros estados. El uso adecuado de estas convenciones facilita la comunicación interna entre los distintos departamentos, optimiza la gestión de las reservas y contribuye a una atención más eficiente y organizada, alineada con los protocolos y procedimientos técnicos del servicio hotelero.</w:t>
+        <w:t>función similar, ya que se utilizan para organizar, identificar y comunicar de forma ágil información clave relacionada con la operación del establecimiento, especialmente en áreas como recepción, reservas y alojamiento.</w:t>
+      </w:r>
+    </w:p>
+    <w:p>
+      <w:pPr>
+        <w:rPr>
+          <w:lang w:val="es-419" w:eastAsia="es-CO"/>
+        </w:rPr>
+      </w:pPr>
+      <w:r>
+        <w:rPr>
+          <w:lang w:val="es-419" w:eastAsia="es-CO"/>
+        </w:rPr>
+        <w:t>En los hoteles se emplea una gran variedad de siglas, abreviaturas y símbolos como herramientas operativas para indicar el estado de las habitaciones, la ocupación, las tarifas, los servicios especiales o las condiciones específicas de un huésped. Generalmente, estas convenciones se representan mediante una letra o un conjunto de letras que permiten identificar rápidamente si una habitación se encuentra libre, ocupada, en salida, bloqueada o en proceso de revisión, entre otros estados. El uso adecuado de estas convenciones facilita la comunicación interna entre los distintos departamentos, optimiza la gestión de las reservas y contribuye a una atención más eficiente y organizada, alineada con los protocolos y procedimientos técnicos del servicio hotelero.</w:t>
       </w:r>
     </w:p>
     <w:p>
@@ -6709,6 +6715,7 @@
         <w:rPr>
           <w:lang w:val="es-419" w:eastAsia="es-CO"/>
         </w:rPr>
+        <w:lastRenderedPageBreak/>
         <w:t>CU = Cuna.</w:t>
       </w:r>
     </w:p>
@@ -6757,18 +6764,10 @@
           <w:lang w:val="es-419" w:eastAsia="es-CO"/>
         </w:rPr>
       </w:pPr>
-    </w:p>
-    <w:p>
-      <w:pPr>
-        <w:rPr>
-          <w:lang w:val="es-419" w:eastAsia="es-CO"/>
-        </w:rPr>
-      </w:pPr>
-      <w:r>
-        <w:rPr>
-          <w:lang w:val="es-419" w:eastAsia="es-CO"/>
-        </w:rPr>
-        <w:lastRenderedPageBreak/>
+      <w:r>
+        <w:rPr>
+          <w:lang w:val="es-419" w:eastAsia="es-CO"/>
+        </w:rPr>
         <w:t xml:space="preserve">Por esta razón, resulta fundamental que cada establecimiento documento y socialice sus propias convenciones, garantizando que todos los colaboradores las conozcan y apliquen de manera uniforme. El manejo adecuado de estas siglas contribuye a reducir errores, optimizar los procesos de recepción y reservas, y fortalecer la comunicación interna, elementos clave para la prestación de un servicio hotelero eficiente y de calidad. </w:t>
       </w:r>
     </w:p>
@@ -6798,7 +6797,7 @@
       <w:pPr>
         <w:pStyle w:val="Ttulo1"/>
       </w:pPr>
-      <w:bookmarkStart w:id="12" w:name="_Toc228286644"/>
+      <w:bookmarkStart w:id="12" w:name="_Toc232776197"/>
       <w:r>
         <w:lastRenderedPageBreak/>
         <w:t>Estructura organizacional</w:t>
@@ -6819,7 +6818,7 @@
       <w:pPr>
         <w:pStyle w:val="Ttulo2"/>
       </w:pPr>
-      <w:bookmarkStart w:id="13" w:name="_Toc228286645"/>
+      <w:bookmarkStart w:id="13" w:name="_Toc232776198"/>
       <w:r>
         <w:t>Principios de la organización hotelera</w:t>
       </w:r>
@@ -6843,7 +6842,7 @@
       <w:pPr>
         <w:pStyle w:val="Ttulo2"/>
       </w:pPr>
-      <w:bookmarkStart w:id="14" w:name="_Toc228286646"/>
+      <w:bookmarkStart w:id="14" w:name="_Toc232776199"/>
       <w:r>
         <w:t>Departamentos que conforman la estructura organizacional</w:t>
       </w:r>
@@ -7059,7 +7058,7 @@
       <w:pPr>
         <w:pStyle w:val="Ttulo2"/>
       </w:pPr>
-      <w:bookmarkStart w:id="15" w:name="_Toc228286647"/>
+      <w:bookmarkStart w:id="15" w:name="_Toc232776200"/>
       <w:r>
         <w:t>El organigrama como herramienta de gestión</w:t>
       </w:r>
@@ -7402,7 +7401,7 @@
       <w:pPr>
         <w:pStyle w:val="Ttulo2"/>
       </w:pPr>
-      <w:bookmarkStart w:id="16" w:name="_Toc228286648"/>
+      <w:bookmarkStart w:id="16" w:name="_Toc232776201"/>
       <w:r>
         <w:lastRenderedPageBreak/>
         <w:t>Importancia de la estructura organizacional para la calidad del servicio</w:t>
@@ -7489,7 +7488,7 @@
       <w:pPr>
         <w:pStyle w:val="Titulosgenerales"/>
       </w:pPr>
-      <w:bookmarkStart w:id="17" w:name="_Toc228286649"/>
+      <w:bookmarkStart w:id="17" w:name="_Toc232776202"/>
       <w:r>
         <w:lastRenderedPageBreak/>
         <w:t>S</w:t>
@@ -7543,10 +7542,10 @@
         </w:rPr>
         <w:lastRenderedPageBreak/>
         <w:drawing>
-          <wp:inline distT="0" distB="0" distL="0" distR="0" wp14:anchorId="18392457" wp14:editId="617B01D7">
-            <wp:extent cx="6332220" cy="3046730"/>
-            <wp:effectExtent l="0" t="0" r="0" b="1270"/>
-            <wp:docPr id="1" name="Imagen 1" descr="El componente formativo Introducción a la industria hotelera aborda los conceptos fundamentales del sector de alojamiento y hospedaje, permitiendo al aprendiz comprender la evolución, la estructura y las características de los establecimientos hoteleros dentro del contexto turístico. A través del estudio de la clasificación de los hoteles, el portafolio de servicios, los tipos de habitaciones y los servicios complementarios, se proporciona una base teórica orientada a la identificación de las necesidades del cliente y a la correcta oferta de servicios de acuerdo con el tipo de establecimiento y los protocolos establecidos.&#10; &#10;Asimismo, el componente enfatiza la importancia de los procedimientos operativos y del uso de convenciones y terminología propia del sector hotelero como herramientas para la gestión eficiente de la información en áreas como recepción y reservas. Estos conocimientos fortalecen las competencias del aprendiz para interactuar de manera organizada y precisa en el entorno laboral, favoreciendo la atención al cliente, la aplicación de protocolos de servicio y el cumplimiento de los procedimientos técnicos que sustentan la prestación del servicio de alojamiento en un contexto técnico profesional.&#10;"/>
+          <wp:inline distT="0" distB="0" distL="0" distR="0" wp14:anchorId="750C13C0" wp14:editId="68571C56">
+            <wp:extent cx="6332220" cy="3352165"/>
+            <wp:effectExtent l="0" t="0" r="0" b="635"/>
+            <wp:docPr id="3" name="Gráfico 3" descr="El componente formativo Introducción a la industria hotelera aborda los conceptos fundamentales del sector de alojamiento y hospedaje, permitiendo al aprendiz comprender la evolución, la estructura y las características de los establecimientos hoteleros dentro del contexto turístico. A través del estudio de la clasificación de los hoteles, el portafolio de servicios, los tipos de habitaciones y los servicios complementarios, se proporciona una base teórica orientada a la identificación de las necesidades del cliente y a la correcta oferta de servicios de acuerdo con el tipo de establecimiento y los protocolos establecidos.&#10; &#10;Asimismo, el componente enfatiza la importancia de los procedimientos operativos y del uso de convenciones y terminología propia del sector hotelero como herramientas para la gestión eficiente de la información en áreas como recepción y reservas. Estos conocimientos fortalecen las competencias del aprendiz para interactuar de manera organizada y precisa en el entorno laboral, favoreciendo la atención al cliente, la aplicación de protocolos de servicio y el cumplimiento de los procedimientos técnicos que sustentan la prestación del servicio de alojamiento en un contexto técnico profesional.&#10;"/>
             <wp:cNvGraphicFramePr>
               <a:graphicFrameLocks xmlns:a="http://schemas.openxmlformats.org/drawingml/2006/main" noChangeAspect="1"/>
             </wp:cNvGraphicFramePr>
@@ -7554,11 +7553,20 @@
               <a:graphicData uri="http://schemas.openxmlformats.org/drawingml/2006/picture">
                 <pic:pic xmlns:pic="http://schemas.openxmlformats.org/drawingml/2006/picture">
                   <pic:nvPicPr>
-                    <pic:cNvPr id="1" name="Imagen 1" descr="El componente formativo Introducción a la industria hotelera aborda los conceptos fundamentales del sector de alojamiento y hospedaje, permitiendo al aprendiz comprender la evolución, la estructura y las características de los establecimientos hoteleros dentro del contexto turístico. A través del estudio de la clasificación de los hoteles, el portafolio de servicios, los tipos de habitaciones y los servicios complementarios, se proporciona una base teórica orientada a la identificación de las necesidades del cliente y a la correcta oferta de servicios de acuerdo con el tipo de establecimiento y los protocolos establecidos.&#10; &#10;Asimismo, el componente enfatiza la importancia de los procedimientos operativos y del uso de convenciones y terminología propia del sector hotelero como herramientas para la gestión eficiente de la información en áreas como recepción y reservas. Estos conocimientos fortalecen las competencias del aprendiz para interactuar de manera organizada y precisa en el entorno laboral, favoreciendo la atención al cliente, la aplicación de protocolos de servicio y el cumplimiento de los procedimientos técnicos que sustentan la prestación del servicio de alojamiento en un contexto técnico profesional.&#10;"/>
+                    <pic:cNvPr id="3" name="Gráfico 3" descr="El componente formativo Introducción a la industria hotelera aborda los conceptos fundamentales del sector de alojamiento y hospedaje, permitiendo al aprendiz comprender la evolución, la estructura y las características de los establecimientos hoteleros dentro del contexto turístico. A través del estudio de la clasificación de los hoteles, el portafolio de servicios, los tipos de habitaciones y los servicios complementarios, se proporciona una base teórica orientada a la identificación de las necesidades del cliente y a la correcta oferta de servicios de acuerdo con el tipo de establecimiento y los protocolos establecidos.&#10; &#10;Asimismo, el componente enfatiza la importancia de los procedimientos operativos y del uso de convenciones y terminología propia del sector hotelero como herramientas para la gestión eficiente de la información en áreas como recepción y reservas. Estos conocimientos fortalecen las competencias del aprendiz para interactuar de manera organizada y precisa en el entorno laboral, favoreciendo la atención al cliente, la aplicación de protocolos de servicio y el cumplimiento de los procedimientos técnicos que sustentan la prestación del servicio de alojamiento en un contexto técnico profesional.&#10;"/>
                     <pic:cNvPicPr/>
                   </pic:nvPicPr>
                   <pic:blipFill>
-                    <a:blip r:embed="rId20"/>
+                    <a:blip r:embed="rId20">
+                      <a:extLst>
+                        <a:ext uri="{28A0092B-C50C-407E-A947-70E740481C1C}">
+                          <a14:useLocalDpi xmlns:a14="http://schemas.microsoft.com/office/drawing/2010/main" val="0"/>
+                        </a:ext>
+                        <a:ext uri="{96DAC541-7B7A-43D3-8B79-37D633B846F1}">
+                          <asvg:svgBlip xmlns:asvg="http://schemas.microsoft.com/office/drawing/2016/SVG/main" r:embed="rId21"/>
+                        </a:ext>
+                      </a:extLst>
+                    </a:blip>
                     <a:stretch>
                       <a:fillRect/>
                     </a:stretch>
@@ -7566,7 +7574,7 @@
                   <pic:spPr>
                     <a:xfrm>
                       <a:off x="0" y="0"/>
-                      <a:ext cx="6332220" cy="3046730"/>
+                      <a:ext cx="6332220" cy="3352165"/>
                     </a:xfrm>
                     <a:prstGeom prst="rect">
                       <a:avLst/>
@@ -7620,7 +7628,7 @@
       <w:pPr>
         <w:pStyle w:val="Titulosgenerales"/>
       </w:pPr>
-      <w:bookmarkStart w:id="18" w:name="_Toc228286650"/>
+      <w:bookmarkStart w:id="18" w:name="_Toc232776203"/>
       <w:r>
         <w:lastRenderedPageBreak/>
         <w:t>Glosario</w:t>
@@ -9059,7 +9067,7 @@
       <w:pPr>
         <w:pStyle w:val="Titulosgenerales"/>
       </w:pPr>
-      <w:bookmarkStart w:id="19" w:name="_Toc228286651"/>
+      <w:bookmarkStart w:id="19" w:name="_Toc232776204"/>
       <w:r>
         <w:lastRenderedPageBreak/>
         <w:t>Referencias bibliográficas</w:t>
@@ -9068,48 +9076,6 @@
       <w:r>
         <w:t xml:space="preserve"> </w:t>
       </w:r>
-    </w:p>
-    <w:p>
-      <w:r>
-        <w:t xml:space="preserve">Báez Casillas, S. (2009). Hotelería 4ta Edición. </w:t>
-      </w:r>
-    </w:p>
-    <w:p>
-      <w:r>
-        <w:t>ICONTEC. (2015). Normas técnicas sectoriales para establecimientos de alojamiento y hospedaje (NTSH). Instituto Colombiano de Normas Técnicas y Certificación.</w:t>
-      </w:r>
-    </w:p>
-    <w:p>
-      <w:proofErr w:type="spellStart"/>
-      <w:r>
-        <w:t>Medlik</w:t>
-      </w:r>
-      <w:proofErr w:type="spellEnd"/>
-      <w:r>
-        <w:t xml:space="preserve">, S., &amp; Ingram, H. (2018). </w:t>
-      </w:r>
-      <w:r>
-        <w:rPr>
-          <w:rStyle w:val="Extranjerismo"/>
-        </w:rPr>
-        <w:t>The business of hotels</w:t>
-      </w:r>
-      <w:r>
-        <w:t xml:space="preserve"> (5th ed.). Routledge.</w:t>
-      </w:r>
-    </w:p>
-    <w:p>
-      <w:r>
-        <w:t xml:space="preserve">Ministerio de Desarrollo económico (1996 - 2025). Normatividad Turismo Colombia. </w:t>
-      </w:r>
-      <w:hyperlink r:id="rId21" w:history="1">
-        <w:r>
-          <w:rPr>
-            <w:rStyle w:val="Hipervnculo"/>
-          </w:rPr>
-          <w:t>https://rosdary.wordpress.com/normatividad-turismo-colombia/</w:t>
-        </w:r>
-      </w:hyperlink>
     </w:p>
     <w:p>
       <w:r>
@@ -9126,6 +9092,48 @@
     </w:p>
     <w:p>
       <w:r>
+        <w:t xml:space="preserve">Báez Casillas, S. (2009). Hotelería 4ta Edición. </w:t>
+      </w:r>
+    </w:p>
+    <w:p>
+      <w:r>
+        <w:t>ICONTEC. (2015). Normas técnicas sectoriales para establecimientos de alojamiento y hospedaje (NTSH). Instituto Colombiano de Normas Técnicas y Certificación.</w:t>
+      </w:r>
+    </w:p>
+    <w:p>
+      <w:proofErr w:type="spellStart"/>
+      <w:r>
+        <w:t>Medlik</w:t>
+      </w:r>
+      <w:proofErr w:type="spellEnd"/>
+      <w:r>
+        <w:t xml:space="preserve">, S., &amp; Ingram, H. (2018). </w:t>
+      </w:r>
+      <w:r>
+        <w:rPr>
+          <w:rStyle w:val="Extranjerismo"/>
+        </w:rPr>
+        <w:t>The business of hotels</w:t>
+      </w:r>
+      <w:r>
+        <w:t xml:space="preserve"> (5th ed.). Routledge.</w:t>
+      </w:r>
+    </w:p>
+    <w:p>
+      <w:r>
+        <w:t xml:space="preserve">Ministerio de Desarrollo económico (1996 - 2025). Normatividad Turismo Colombia. </w:t>
+      </w:r>
+      <w:hyperlink r:id="rId23" w:history="1">
+        <w:r>
+          <w:rPr>
+            <w:rStyle w:val="Hipervnculo"/>
+          </w:rPr>
+          <w:t>https://rosdary.wordpress.com/normatividad-turismo-colombia/</w:t>
+        </w:r>
+      </w:hyperlink>
+    </w:p>
+    <w:p>
+      <w:r>
         <w:t xml:space="preserve">Ministerio de Comercio, Industria y Turismo (2003). Norma Técnica Sectorial Colombiana, Sena, </w:t>
       </w:r>
       <w:proofErr w:type="spellStart"/>
@@ -9136,7 +9144,7 @@
       <w:r>
         <w:t xml:space="preserve">. </w:t>
       </w:r>
-      <w:hyperlink r:id="rId23" w:history="1">
+      <w:hyperlink r:id="rId24" w:history="1">
         <w:r>
           <w:rPr>
             <w:rStyle w:val="Hipervnculo"/>
@@ -9149,7 +9157,7 @@
       <w:r>
         <w:t xml:space="preserve">Ministerio de Comercio, Industria y Turismo. (2003). NTSH 001 Realización de actividades básicas para la prestación del servicio </w:t>
       </w:r>
-      <w:hyperlink r:id="rId24" w:history="1">
+      <w:hyperlink r:id="rId25" w:history="1">
         <w:r>
           <w:rPr>
             <w:rStyle w:val="Hipervnculo"/>
@@ -9169,7 +9177,7 @@
         <w:lastRenderedPageBreak/>
         <w:t xml:space="preserve">Ministerio de Comercio, Industria y Turismo. (2003). NTSH 002 Información a clientes, atención de sugerencias y reclamaciones de acuerdo a políticas de servicio </w:t>
       </w:r>
-      <w:hyperlink r:id="rId25" w:history="1">
+      <w:hyperlink r:id="rId26" w:history="1">
         <w:r>
           <w:rPr>
             <w:rStyle w:val="Hipervnculo"/>
@@ -9182,7 +9190,7 @@
       <w:r>
         <w:t xml:space="preserve"> Ministerio de Comercio, Industria y Turismo. (2003). NTSH 003 Prestación de servicio de recepción y reservas conforme a manuales existentes </w:t>
       </w:r>
-      <w:hyperlink r:id="rId26" w:history="1">
+      <w:hyperlink r:id="rId27" w:history="1">
         <w:r>
           <w:rPr>
             <w:rStyle w:val="Hipervnculo"/>
@@ -9195,7 +9203,7 @@
       <w:r>
         <w:t xml:space="preserve">Ministerio de Comercio, Industria y Turismo. (2003). NTSH 004 Atención del área de conserjería de acuerdo al manual de procedimientos </w:t>
       </w:r>
-      <w:hyperlink r:id="rId27" w:history="1">
+      <w:hyperlink r:id="rId28" w:history="1">
         <w:r>
           <w:rPr>
             <w:rStyle w:val="Hipervnculo"/>
@@ -9208,7 +9216,7 @@
       <w:r>
         <w:t xml:space="preserve">Ministerio de Comercio, Industria y Turismo. (2003). NTSH 005 Manejo de valores e ingresos relacionados con la operación del establecimiento </w:t>
       </w:r>
-      <w:hyperlink r:id="rId28" w:history="1">
+      <w:hyperlink r:id="rId29" w:history="1">
         <w:r>
           <w:rPr>
             <w:rStyle w:val="Hipervnculo"/>
@@ -9222,7 +9230,7 @@
         <w:lastRenderedPageBreak/>
         <w:t xml:space="preserve"> Ministerio de Comercio, Industria y Turismo. (2009). NTSH 006 Clasificación de Establecimientos de Alojamiento y Hospedaje. Categorización por Estrellas de Hoteles. Requisitos Normativos </w:t>
       </w:r>
-      <w:hyperlink r:id="rId29" w:history="1">
+      <w:hyperlink r:id="rId30" w:history="1">
         <w:r>
           <w:rPr>
             <w:rStyle w:val="Hipervnculo"/>
@@ -9235,7 +9243,7 @@
       <w:r>
         <w:t xml:space="preserve"> Universidad Peruana de Ciencias Aplicadas. (s. f.). Separata: Introducción al turismo y hotelería. </w:t>
       </w:r>
-      <w:hyperlink r:id="rId30" w:history="1">
+      <w:hyperlink r:id="rId31" w:history="1">
         <w:r>
           <w:rPr>
             <w:rStyle w:val="Hipervnculo"/>
@@ -9254,7 +9262,7 @@
       <w:pPr>
         <w:pStyle w:val="Titulosgenerales"/>
       </w:pPr>
-      <w:bookmarkStart w:id="20" w:name="_Toc228286652"/>
+      <w:bookmarkStart w:id="20" w:name="_Toc232776205"/>
       <w:r>
         <w:lastRenderedPageBreak/>
         <w:t>C</w:t>
@@ -10120,8 +10128,8 @@
       </w:pPr>
     </w:p>
     <w:sectPr>
-      <w:headerReference w:type="default" r:id="rId31"/>
-      <w:footerReference w:type="default" r:id="rId32"/>
+      <w:headerReference w:type="default" r:id="rId32"/>
+      <w:footerReference w:type="default" r:id="rId33"/>
       <w:pgSz w:w="12240" w:h="15840"/>
       <w:pgMar w:top="1701" w:right="1134" w:bottom="1134" w:left="1134" w:header="709" w:footer="737" w:gutter="0"/>
       <w:pgNumType w:start="1"/>
@@ -13858,10 +13866,21 @@
 </file>
 
 <file path=customXml/item1.xml><?xml version="1.0" encoding="utf-8"?>
+<p:properties xmlns:p="http://schemas.microsoft.com/office/2006/metadata/properties" xmlns:xsi="http://www.w3.org/2001/XMLSchema-instance" xmlns:pc="http://schemas.microsoft.com/office/infopath/2007/PartnerControls">
+  <documentManagement>
+    <TaxCatchAll xmlns="13c90a0b-73bc-4dc0-be5f-28d77b615beb" xsi:nil="true"/>
+    <lcf76f155ced4ddcb4097134ff3c332f xmlns="13c93bba-48ce-428c-bfe5-88b42c19b028">
+      <Terms xmlns="http://schemas.microsoft.com/office/infopath/2007/PartnerControls"/>
+    </lcf76f155ced4ddcb4097134ff3c332f>
+  </documentManagement>
+</p:properties>
+</file>
+
+<file path=customXml/item2.xml><?xml version="1.0" encoding="utf-8"?>
 <b:Sources xmlns:b="http://schemas.openxmlformats.org/officeDocument/2006/bibliography" xmlns="http://schemas.openxmlformats.org/officeDocument/2006/bibliography" SelectedStyle="\APASixthEditionOfficeOnline.xsl" StyleName="APA" Version="6"/>
 </file>
 
-<file path=customXml/item2.xml><?xml version="1.0" encoding="utf-8"?>
+<file path=customXml/item3.xml><?xml version="1.0" encoding="utf-8"?>
 <ct:contentTypeSchema xmlns:ct="http://schemas.microsoft.com/office/2006/metadata/contentType" xmlns:ma="http://schemas.microsoft.com/office/2006/metadata/properties/metaAttributes" ct:_="" ma:_="" ma:contentTypeName="Documento" ma:contentTypeID="0x0101006A81D6BD42E8DF4C91013959704817E1" ma:contentTypeVersion="15" ma:contentTypeDescription="Crear nuevo documento." ma:contentTypeScope="" ma:versionID="bf4f72ffd194f0963ff564daca6869f7">
   <xsd:schema xmlns:xsd="http://www.w3.org/2001/XMLSchema" xmlns:xs="http://www.w3.org/2001/XMLSchema" xmlns:p="http://schemas.microsoft.com/office/2006/metadata/properties" xmlns:ns2="13c90a0b-73bc-4dc0-be5f-28d77b615beb" xmlns:ns3="13c93bba-48ce-428c-bfe5-88b42c19b028" targetNamespace="http://schemas.microsoft.com/office/2006/metadata/properties" ma:root="true" ma:fieldsID="8718d6f4873a5b1392a45044efa78385" ns2:_="" ns3:_="">
     <xsd:import namespace="13c90a0b-73bc-4dc0-be5f-28d77b615beb"/>
@@ -14096,7 +14115,7 @@
 </ct:contentTypeSchema>
 </file>
 
-<file path=customXml/item3.xml><?xml version="1.0" encoding="utf-8"?>
+<file path=customXml/item4.xml><?xml version="1.0" encoding="utf-8"?>
 <?mso-contentType ?>
 <FormTemplates xmlns="http://schemas.microsoft.com/sharepoint/v3/contenttype/forms">
   <Display>DocumentLibraryForm</Display>
@@ -14105,18 +14124,18 @@
 </FormTemplates>
 </file>
 
-<file path=customXml/item4.xml><?xml version="1.0" encoding="utf-8"?>
-<p:properties xmlns:p="http://schemas.microsoft.com/office/2006/metadata/properties" xmlns:xsi="http://www.w3.org/2001/XMLSchema-instance" xmlns:pc="http://schemas.microsoft.com/office/infopath/2007/PartnerControls">
-  <documentManagement>
-    <TaxCatchAll xmlns="13c90a0b-73bc-4dc0-be5f-28d77b615beb" xsi:nil="true"/>
-    <lcf76f155ced4ddcb4097134ff3c332f xmlns="13c93bba-48ce-428c-bfe5-88b42c19b028">
-      <Terms xmlns="http://schemas.microsoft.com/office/infopath/2007/PartnerControls"/>
-    </lcf76f155ced4ddcb4097134ff3c332f>
-  </documentManagement>
-</p:properties>
+<file path=customXml/itemProps1.xml><?xml version="1.0" encoding="utf-8"?>
+<ds:datastoreItem xmlns:ds="http://schemas.openxmlformats.org/officeDocument/2006/customXml" ds:itemID="{1145D752-ACC1-45E1-AB53-0C756F67FC7F}">
+  <ds:schemaRefs>
+    <ds:schemaRef ds:uri="http://schemas.microsoft.com/office/2006/metadata/properties"/>
+    <ds:schemaRef ds:uri="http://schemas.microsoft.com/office/infopath/2007/PartnerControls"/>
+    <ds:schemaRef ds:uri="13c90a0b-73bc-4dc0-be5f-28d77b615beb"/>
+    <ds:schemaRef ds:uri="13c93bba-48ce-428c-bfe5-88b42c19b028"/>
+  </ds:schemaRefs>
+</ds:datastoreItem>
 </file>
 
-<file path=customXml/itemProps1.xml><?xml version="1.0" encoding="utf-8"?>
+<file path=customXml/itemProps2.xml><?xml version="1.0" encoding="utf-8"?>
 <ds:datastoreItem xmlns:ds="http://schemas.openxmlformats.org/officeDocument/2006/customXml" ds:itemID="{E8AB44A3-7C62-4BD2-82ED-8ABC209970FA}">
   <ds:schemaRefs>
     <ds:schemaRef ds:uri="http://schemas.openxmlformats.org/officeDocument/2006/bibliography"/>
@@ -14124,7 +14143,7 @@
 </ds:datastoreItem>
 </file>
 
-<file path=customXml/itemProps2.xml><?xml version="1.0" encoding="utf-8"?>
+<file path=customXml/itemProps3.xml><?xml version="1.0" encoding="utf-8"?>
 <ds:datastoreItem xmlns:ds="http://schemas.openxmlformats.org/officeDocument/2006/customXml" ds:itemID="{7EF31011-AEB4-45D1-BE72-7179C45089B8}">
   <ds:schemaRefs>
     <ds:schemaRef ds:uri="http://schemas.microsoft.com/office/2006/metadata/contentType"/>
@@ -14143,21 +14162,10 @@
 </ds:datastoreItem>
 </file>
 
-<file path=customXml/itemProps3.xml><?xml version="1.0" encoding="utf-8"?>
+<file path=customXml/itemProps4.xml><?xml version="1.0" encoding="utf-8"?>
 <ds:datastoreItem xmlns:ds="http://schemas.openxmlformats.org/officeDocument/2006/customXml" ds:itemID="{81CBDEC1-3B00-44ED-AD36-0268077980BA}">
   <ds:schemaRefs>
     <ds:schemaRef ds:uri="http://schemas.microsoft.com/sharepoint/v3/contenttype/forms"/>
   </ds:schemaRefs>
 </ds:datastoreItem>
-</file>
-
-<file path=customXml/itemProps4.xml><?xml version="1.0" encoding="utf-8"?>
-<ds:datastoreItem xmlns:ds="http://schemas.openxmlformats.org/officeDocument/2006/customXml" ds:itemID="{1145D752-ACC1-45E1-AB53-0C756F67FC7F}">
-  <ds:schemaRefs>
-    <ds:schemaRef ds:uri="http://schemas.microsoft.com/office/2006/metadata/properties"/>
-    <ds:schemaRef ds:uri="http://schemas.microsoft.com/office/infopath/2007/PartnerControls"/>
-    <ds:schemaRef ds:uri="13c90a0b-73bc-4dc0-be5f-28d77b615beb"/>
-    <ds:schemaRef ds:uri="13c93bba-48ce-428c-bfe5-88b42c19b028"/>
-  </ds:schemaRefs>
-</ds:datastoreItem>
 </file>
--- a/fuentes/621602_CF01_DU.docx
+++ b/fuentes/621602_CF01_DU.docx
@@ -308,7 +308,7 @@
               </wp:anchor>
             </w:drawing>
           </mc:Choice>
-          <mc:Fallback xmlns:a="http://schemas.openxmlformats.org/drawingml/2006/main" xmlns:adec="http://schemas.microsoft.com/office/drawing/2017/decorative" xmlns:pic="http://schemas.openxmlformats.org/drawingml/2006/picture" xmlns:a14="http://schemas.microsoft.com/office/drawing/2010/main">
+          <mc:Fallback xmlns:a14="http://schemas.microsoft.com/office/drawing/2010/main" xmlns:pic="http://schemas.openxmlformats.org/drawingml/2006/picture" xmlns:adec="http://schemas.microsoft.com/office/drawing/2017/decorative" xmlns:a="http://schemas.openxmlformats.org/drawingml/2006/main">
             <w:pict>
               <v:rect id="Rectángulo 3" style="position:absolute;margin-left:0;margin-top:34.95pt;width:616.85pt;height:192.75pt;z-index:-251655168;visibility:visible;mso-wrap-style:square;mso-width-percent:0;mso-height-percent:0;mso-wrap-distance-left:9pt;mso-wrap-distance-top:0;mso-wrap-distance-right:9pt;mso-wrap-distance-bottom:0;mso-position-horizontal:left;mso-position-horizontal-relative:page;mso-position-vertical:absolute;mso-position-vertical-relative:text;mso-width-percent:0;mso-height-percent:0;mso-width-relative:margin;mso-height-relative:margin;v-text-anchor:middle" alt="&quot;&quot;" o:spid="_x0000_s1026" fillcolor="#00314d" stroked="f" strokeweight="1pt" w14:anchorId="3A877550" o:gfxdata="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">
                 <w10:wrap anchorx="page"/>
@@ -2729,7 +2729,7 @@
                 <w:rFonts w:asciiTheme="minorHAnsi" w:hAnsiTheme="minorHAnsi" w:cstheme="minorHAnsi"/>
                 <w:szCs w:val="28"/>
               </w:rPr>
-              <w:t>Objeto de la ley.</w:t>
+              <w:t>Objeto de la ley</w:t>
             </w:r>
           </w:p>
         </w:tc>
@@ -2794,7 +2794,7 @@
                 <w:rFonts w:asciiTheme="minorHAnsi" w:hAnsiTheme="minorHAnsi" w:cstheme="minorHAnsi"/>
                 <w:szCs w:val="28"/>
               </w:rPr>
-              <w:t>Principios del turismo.</w:t>
+              <w:t>Principios del turismo</w:t>
             </w:r>
           </w:p>
         </w:tc>
@@ -2862,7 +2862,7 @@
                 <w:rFonts w:asciiTheme="minorHAnsi" w:hAnsiTheme="minorHAnsi" w:cstheme="minorHAnsi"/>
                 <w:szCs w:val="28"/>
               </w:rPr>
-              <w:t>Organización del sector turístico.</w:t>
+              <w:t>Organización del sector turístico</w:t>
             </w:r>
           </w:p>
         </w:tc>
@@ -2928,7 +2928,7 @@
                 <w:szCs w:val="28"/>
               </w:rPr>
               <w:lastRenderedPageBreak/>
-              <w:t>Registro Nacional de Turismo (RNT).</w:t>
+              <w:t>Registro Nacional de Turismo (RNT)</w:t>
             </w:r>
           </w:p>
         </w:tc>
@@ -2996,7 +2996,7 @@
                 <w:rFonts w:cstheme="minorHAnsi"/>
                 <w:szCs w:val="28"/>
               </w:rPr>
-              <w:t>Prestadores de servicios turísticos.</w:t>
+              <w:t>Prestadores de servicios turísticos</w:t>
             </w:r>
           </w:p>
         </w:tc>
@@ -3061,7 +3061,7 @@
                 <w:rFonts w:cstheme="minorHAnsi"/>
                 <w:szCs w:val="28"/>
               </w:rPr>
-              <w:t>Derechos y deberes de los usuarios.</w:t>
+              <w:t>Derechos y deberes de los usuarios</w:t>
             </w:r>
           </w:p>
         </w:tc>
@@ -3129,7 +3129,7 @@
                 <w:rFonts w:cstheme="minorHAnsi"/>
                 <w:szCs w:val="28"/>
               </w:rPr>
-              <w:t>Calidad del servicio turístico.</w:t>
+              <w:t>Calidad del servicio turístico</w:t>
             </w:r>
           </w:p>
         </w:tc>
@@ -3194,7 +3194,7 @@
                 <w:rFonts w:cstheme="minorHAnsi"/>
                 <w:szCs w:val="28"/>
               </w:rPr>
-              <w:t>Inspección, vigilancia y control.</w:t>
+              <w:t>Inspección, vigilancia y control</w:t>
             </w:r>
           </w:p>
         </w:tc>
@@ -3280,7 +3280,7 @@
                 <w:szCs w:val="28"/>
               </w:rPr>
               <w:lastRenderedPageBreak/>
-              <w:t>Incentivos al turismo.</w:t>
+              <w:t>Incentivos al turismo</w:t>
             </w:r>
           </w:p>
         </w:tc>
@@ -3345,7 +3345,7 @@
                 <w:rFonts w:cstheme="minorHAnsi"/>
                 <w:szCs w:val="28"/>
               </w:rPr>
-              <w:t>Sanciones.</w:t>
+              <w:t>Sanciones</w:t>
             </w:r>
           </w:p>
         </w:tc>
@@ -5026,7 +5026,7 @@
                 <w:rFonts w:asciiTheme="minorHAnsi" w:hAnsiTheme="minorHAnsi" w:cstheme="minorHAnsi"/>
                 <w:szCs w:val="28"/>
               </w:rPr>
-              <w:t>Servicios de atención y apoyo al huésped.</w:t>
+              <w:t>Servicios de atención y apoyo al huésped</w:t>
             </w:r>
           </w:p>
         </w:tc>
@@ -5048,7 +5048,7 @@
                 <w:rFonts w:asciiTheme="minorHAnsi" w:hAnsiTheme="minorHAnsi" w:cstheme="minorHAnsi"/>
                 <w:szCs w:val="28"/>
               </w:rPr>
-              <w:t>Recepción permanente.</w:t>
+              <w:t>Recepción permanente</w:t>
             </w:r>
           </w:p>
         </w:tc>
@@ -5092,7 +5092,7 @@
                 <w:rFonts w:asciiTheme="minorHAnsi" w:hAnsiTheme="minorHAnsi" w:cstheme="minorHAnsi"/>
                 <w:szCs w:val="28"/>
               </w:rPr>
-              <w:t>Servicios de atención y apoyo al huésped.</w:t>
+              <w:t>Servicios de atención y apoyo al huésped</w:t>
             </w:r>
           </w:p>
         </w:tc>
@@ -5113,7 +5113,7 @@
                 <w:rFonts w:asciiTheme="minorHAnsi" w:hAnsiTheme="minorHAnsi" w:cstheme="minorHAnsi"/>
                 <w:szCs w:val="28"/>
               </w:rPr>
-              <w:t>Conserjería.</w:t>
+              <w:t>Conserjería</w:t>
             </w:r>
           </w:p>
         </w:tc>
@@ -5160,7 +5160,7 @@
                 <w:rFonts w:asciiTheme="minorHAnsi" w:hAnsiTheme="minorHAnsi" w:cstheme="minorHAnsi"/>
                 <w:szCs w:val="28"/>
               </w:rPr>
-              <w:t>Servicios de atención y apoyo al huésped.</w:t>
+              <w:t>Servicios de atención y apoyo al huésped</w:t>
             </w:r>
           </w:p>
         </w:tc>
@@ -5181,7 +5181,7 @@
                 <w:rFonts w:asciiTheme="minorHAnsi" w:hAnsiTheme="minorHAnsi" w:cstheme="minorHAnsi"/>
                 <w:szCs w:val="28"/>
               </w:rPr>
-              <w:t>Custodia de equipaje.</w:t>
+              <w:t>Custodia de equipaje</w:t>
             </w:r>
           </w:p>
         </w:tc>
@@ -5258,7 +5258,7 @@
                 <w:rFonts w:cstheme="minorHAnsi"/>
                 <w:szCs w:val="28"/>
               </w:rPr>
-              <w:t xml:space="preserve"> y mantenimiento.</w:t>
+              <w:t xml:space="preserve"> y mantenimiento</w:t>
             </w:r>
           </w:p>
         </w:tc>
@@ -5279,7 +5279,7 @@
                 <w:rFonts w:cstheme="minorHAnsi"/>
                 <w:szCs w:val="28"/>
               </w:rPr>
-              <w:t>Limpieza de habitaciones.</w:t>
+              <w:t>Limpieza de habitaciones</w:t>
             </w:r>
           </w:p>
         </w:tc>
@@ -5339,7 +5339,7 @@
                 <w:rFonts w:cstheme="minorHAnsi"/>
                 <w:szCs w:val="28"/>
               </w:rPr>
-              <w:t xml:space="preserve"> y mantenimiento.</w:t>
+              <w:t xml:space="preserve"> y mantenimiento</w:t>
             </w:r>
           </w:p>
         </w:tc>
@@ -5360,7 +5360,7 @@
                 <w:rFonts w:cstheme="minorHAnsi"/>
                 <w:szCs w:val="28"/>
               </w:rPr>
-              <w:t>Cambio de lencería y toallas.</w:t>
+              <w:t>Cambio de lencería y toallas</w:t>
             </w:r>
           </w:p>
         </w:tc>
@@ -5417,7 +5417,7 @@
                 <w:rFonts w:cstheme="minorHAnsi"/>
                 <w:szCs w:val="28"/>
               </w:rPr>
-              <w:t xml:space="preserve"> y mantenimiento.</w:t>
+              <w:t xml:space="preserve"> y mantenimiento</w:t>
             </w:r>
           </w:p>
         </w:tc>
@@ -5438,7 +5438,7 @@
                 <w:rFonts w:cstheme="minorHAnsi"/>
                 <w:szCs w:val="28"/>
               </w:rPr>
-              <w:t>Cajilla de seguridad.</w:t>
+              <w:t>Cajilla de seguridad</w:t>
             </w:r>
           </w:p>
         </w:tc>
@@ -5485,7 +5485,7 @@
                 <w:rFonts w:cstheme="minorHAnsi"/>
                 <w:szCs w:val="28"/>
               </w:rPr>
-              <w:t>Servicios de alimentación y bebidas.</w:t>
+              <w:t>Servicios de alimentación y bebidas</w:t>
             </w:r>
           </w:p>
         </w:tc>
@@ -5506,7 +5506,7 @@
                 <w:rFonts w:cstheme="minorHAnsi"/>
                 <w:szCs w:val="28"/>
               </w:rPr>
-              <w:t>Restaurante.</w:t>
+              <w:t>Restaurante</w:t>
             </w:r>
           </w:p>
         </w:tc>
@@ -5563,7 +5563,7 @@
                 <w:rFonts w:cstheme="minorHAnsi"/>
                 <w:szCs w:val="28"/>
               </w:rPr>
-              <w:t xml:space="preserve"> y mantenimiento.</w:t>
+              <w:t xml:space="preserve"> y mantenimiento</w:t>
             </w:r>
           </w:p>
         </w:tc>
@@ -5579,13 +5579,31 @@
                 <w:lang w:val="es-CO"/>
               </w:rPr>
             </w:pPr>
+            <w:proofErr w:type="spellStart"/>
             <w:r>
               <w:rPr>
                 <w:rStyle w:val="Extranjerismo"/>
                 <w:lang w:val="es-CO"/>
               </w:rPr>
-              <w:t>Room service.</w:t>
-            </w:r>
+              <w:t>Room</w:t>
+            </w:r>
+            <w:proofErr w:type="spellEnd"/>
+            <w:r>
+              <w:rPr>
+                <w:rStyle w:val="Extranjerismo"/>
+                <w:lang w:val="es-CO"/>
+              </w:rPr>
+              <w:t xml:space="preserve"> </w:t>
+            </w:r>
+            <w:proofErr w:type="spellStart"/>
+            <w:r>
+              <w:rPr>
+                <w:rStyle w:val="Extranjerismo"/>
+                <w:lang w:val="es-CO"/>
+              </w:rPr>
+              <w:t>service</w:t>
+            </w:r>
+            <w:proofErr w:type="spellEnd"/>
           </w:p>
         </w:tc>
         <w:tc>
@@ -5645,7 +5663,7 @@
                 <w:rFonts w:cstheme="minorHAnsi"/>
                 <w:szCs w:val="28"/>
               </w:rPr>
-              <w:t xml:space="preserve"> y mantenimiento.</w:t>
+              <w:t xml:space="preserve"> y mantenimiento</w:t>
             </w:r>
           </w:p>
         </w:tc>
@@ -5666,7 +5684,7 @@
                 <w:rFonts w:cstheme="minorHAnsi"/>
                 <w:szCs w:val="28"/>
               </w:rPr>
-              <w:t>Bar.</w:t>
+              <w:t>Bar</w:t>
             </w:r>
           </w:p>
         </w:tc>
@@ -5710,7 +5728,7 @@
                 <w:rFonts w:cstheme="minorHAnsi"/>
                 <w:szCs w:val="28"/>
               </w:rPr>
-              <w:t>Servicios de bienestar, recreación y ocio.</w:t>
+              <w:t>Servicios de bienestar, recreación y ocio</w:t>
             </w:r>
           </w:p>
         </w:tc>
@@ -5729,7 +5747,7 @@
               <w:rPr>
                 <w:rStyle w:val="Extranjerismo"/>
               </w:rPr>
-              <w:t>Spa.</w:t>
+              <w:t>Spa</w:t>
             </w:r>
           </w:p>
         </w:tc>
@@ -5776,7 +5794,7 @@
                 <w:rFonts w:cstheme="minorHAnsi"/>
                 <w:szCs w:val="28"/>
               </w:rPr>
-              <w:t>Servicios de bienestar, recreación y ocio.</w:t>
+              <w:t>Servicios de bienestar, recreación y ocio</w:t>
             </w:r>
           </w:p>
         </w:tc>
@@ -5796,7 +5814,7 @@
                 <w:rFonts w:cstheme="minorHAnsi"/>
                 <w:szCs w:val="28"/>
               </w:rPr>
-              <w:t>Gimnasio.</w:t>
+              <w:t>Gimnasio</w:t>
             </w:r>
           </w:p>
         </w:tc>
@@ -5840,7 +5858,7 @@
                 <w:rFonts w:cstheme="minorHAnsi"/>
                 <w:szCs w:val="28"/>
               </w:rPr>
-              <w:t>Servicios de bienestar, recreación y ocio.</w:t>
+              <w:t>Servicios de bienestar, recreación y ocio</w:t>
             </w:r>
           </w:p>
         </w:tc>
@@ -5860,7 +5878,7 @@
                 <w:rFonts w:cstheme="minorHAnsi"/>
                 <w:szCs w:val="28"/>
               </w:rPr>
-              <w:t>Piscina.</w:t>
+              <w:t>Piscina</w:t>
             </w:r>
           </w:p>
         </w:tc>
@@ -5907,7 +5925,7 @@
                 <w:rFonts w:cstheme="minorHAnsi"/>
                 <w:szCs w:val="28"/>
               </w:rPr>
-              <w:t>Servicios empresariales y para eventos.</w:t>
+              <w:t>Servicios empresariales y para eventos</w:t>
             </w:r>
           </w:p>
         </w:tc>
@@ -5927,7 +5945,7 @@
                 <w:rFonts w:cstheme="minorHAnsi"/>
                 <w:szCs w:val="28"/>
               </w:rPr>
-              <w:t>Salones de eventos.</w:t>
+              <w:t>Salones de eventos</w:t>
             </w:r>
           </w:p>
         </w:tc>
@@ -5972,7 +5990,7 @@
                 <w:szCs w:val="28"/>
               </w:rPr>
               <w:lastRenderedPageBreak/>
-              <w:t>Servicios empresariales y para eventos.</w:t>
+              <w:t>Servicios empresariales y para eventos</w:t>
             </w:r>
           </w:p>
         </w:tc>
@@ -5993,7 +6011,7 @@
                 <w:rFonts w:cstheme="minorHAnsi"/>
                 <w:szCs w:val="28"/>
               </w:rPr>
-              <w:t>Servicios de banquetes.</w:t>
+              <w:t>Servicios de banquetes</w:t>
             </w:r>
           </w:p>
         </w:tc>
@@ -6040,7 +6058,7 @@
                 <w:rFonts w:cstheme="minorHAnsi"/>
                 <w:szCs w:val="28"/>
               </w:rPr>
-              <w:t>Servicios comerciales y adicionales.</w:t>
+              <w:t>Servicios comerciales y adicionales</w:t>
             </w:r>
           </w:p>
         </w:tc>
@@ -6061,7 +6079,7 @@
                 <w:rFonts w:cstheme="minorHAnsi"/>
                 <w:szCs w:val="28"/>
               </w:rPr>
-              <w:t>Lavandería.</w:t>
+              <w:t>Lavandería</w:t>
             </w:r>
           </w:p>
         </w:tc>
@@ -6105,7 +6123,7 @@
                 <w:rFonts w:cstheme="minorHAnsi"/>
                 <w:szCs w:val="28"/>
               </w:rPr>
-              <w:t>Servicios comerciales y adicionales.</w:t>
+              <w:t>Servicios comerciales y adicionales</w:t>
             </w:r>
           </w:p>
         </w:tc>
@@ -6126,7 +6144,7 @@
                 <w:rFonts w:cstheme="minorHAnsi"/>
                 <w:szCs w:val="28"/>
               </w:rPr>
-              <w:t>Tiendas o locales comerciales.</w:t>
+              <w:t>Tiendas o locales comerciales</w:t>
             </w:r>
           </w:p>
         </w:tc>
@@ -6173,7 +6191,7 @@
                 <w:rFonts w:cstheme="minorHAnsi"/>
                 <w:szCs w:val="28"/>
               </w:rPr>
-              <w:t>Servicios de apoyo a la movilidad.</w:t>
+              <w:t>Servicios de apoyo a la movilidad</w:t>
             </w:r>
           </w:p>
         </w:tc>
@@ -6194,7 +6212,7 @@
                 <w:rFonts w:cstheme="minorHAnsi"/>
                 <w:szCs w:val="28"/>
               </w:rPr>
-              <w:t>Transporte o traslados.</w:t>
+              <w:t>Transporte o traslados</w:t>
             </w:r>
           </w:p>
         </w:tc>
@@ -6238,7 +6256,7 @@
                 <w:rFonts w:cstheme="minorHAnsi"/>
                 <w:szCs w:val="28"/>
               </w:rPr>
-              <w:t>Servicios de apoyo a la movilidad.</w:t>
+              <w:t>Servicios de apoyo a la movilidad</w:t>
             </w:r>
           </w:p>
         </w:tc>
@@ -6259,7 +6277,7 @@
                 <w:rFonts w:cstheme="minorHAnsi"/>
                 <w:szCs w:val="28"/>
               </w:rPr>
-              <w:t>Custodia de vehículos.</w:t>
+              <w:t>Custodia de vehículos</w:t>
             </w:r>
           </w:p>
         </w:tc>
@@ -6320,7 +6338,7 @@
                 <w:szCs w:val="28"/>
               </w:rPr>
               <w:lastRenderedPageBreak/>
-              <w:t>Servicios de apoyo a la movilidad.</w:t>
+              <w:t>Servicios de apoyo a la movilidad</w:t>
             </w:r>
           </w:p>
         </w:tc>
@@ -6341,7 +6359,7 @@
                 <w:rFonts w:cstheme="minorHAnsi"/>
                 <w:szCs w:val="28"/>
               </w:rPr>
-              <w:t>Servicios de banquetes.</w:t>
+              <w:t>Servicios de banquetes</w:t>
             </w:r>
           </w:p>
         </w:tc>
@@ -7542,10 +7560,10 @@
         </w:rPr>
         <w:lastRenderedPageBreak/>
         <w:drawing>
-          <wp:inline distT="0" distB="0" distL="0" distR="0" wp14:anchorId="750C13C0" wp14:editId="68571C56">
-            <wp:extent cx="6332220" cy="3352165"/>
-            <wp:effectExtent l="0" t="0" r="0" b="635"/>
-            <wp:docPr id="3" name="Gráfico 3" descr="El componente formativo Introducción a la industria hotelera aborda los conceptos fundamentales del sector de alojamiento y hospedaje, permitiendo al aprendiz comprender la evolución, la estructura y las características de los establecimientos hoteleros dentro del contexto turístico. A través del estudio de la clasificación de los hoteles, el portafolio de servicios, los tipos de habitaciones y los servicios complementarios, se proporciona una base teórica orientada a la identificación de las necesidades del cliente y a la correcta oferta de servicios de acuerdo con el tipo de establecimiento y los protocolos establecidos.&#10; &#10;Asimismo, el componente enfatiza la importancia de los procedimientos operativos y del uso de convenciones y terminología propia del sector hotelero como herramientas para la gestión eficiente de la información en áreas como recepción y reservas. Estos conocimientos fortalecen las competencias del aprendiz para interactuar de manera organizada y precisa en el entorno laboral, favoreciendo la atención al cliente, la aplicación de protocolos de servicio y el cumplimiento de los procedimientos técnicos que sustentan la prestación del servicio de alojamiento en un contexto técnico profesional.&#10;"/>
+          <wp:inline distT="0" distB="0" distL="0" distR="0" wp14:anchorId="06665A03" wp14:editId="5E58BC5F">
+            <wp:extent cx="6332220" cy="2865755"/>
+            <wp:effectExtent l="0" t="0" r="0" b="0"/>
+            <wp:docPr id="1" name="Gráfico 1" descr="El componente formativo Introducción a la industria hotelera aborda los conceptos fundamentales del sector de alojamiento y hospedaje, permitiendo al aprendiz comprender la evolución, la estructura y las características de los establecimientos hoteleros dentro del contexto turístico. A través del estudio de la clasificación de los hoteles, el portafolio de servicios, los tipos de habitaciones y los servicios complementarios, se proporciona una base teórica orientada a la identificación de las necesidades del cliente y a la correcta oferta de servicios de acuerdo con el tipo de establecimiento y los protocolos establecidos.&#10; &#10;Asimismo, el componente enfatiza la importancia de los procedimientos operativos y del uso de convenciones y terminología propia del sector hotelero como herramientas para la gestión eficiente de la información en áreas como recepción y reservas. Estos conocimientos fortalecen las competencias del aprendiz para interactuar de manera organizada y precisa en el entorno laboral, favoreciendo la atención al cliente, la aplicación de protocolos de servicio y el cumplimiento de los procedimientos técnicos que sustentan la prestación del servicio de alojamiento en un contexto técnico profesional.&#10;"/>
             <wp:cNvGraphicFramePr>
               <a:graphicFrameLocks xmlns:a="http://schemas.openxmlformats.org/drawingml/2006/main" noChangeAspect="1"/>
             </wp:cNvGraphicFramePr>
@@ -7553,7 +7571,7 @@
               <a:graphicData uri="http://schemas.openxmlformats.org/drawingml/2006/picture">
                 <pic:pic xmlns:pic="http://schemas.openxmlformats.org/drawingml/2006/picture">
                   <pic:nvPicPr>
-                    <pic:cNvPr id="3" name="Gráfico 3" descr="El componente formativo Introducción a la industria hotelera aborda los conceptos fundamentales del sector de alojamiento y hospedaje, permitiendo al aprendiz comprender la evolución, la estructura y las características de los establecimientos hoteleros dentro del contexto turístico. A través del estudio de la clasificación de los hoteles, el portafolio de servicios, los tipos de habitaciones y los servicios complementarios, se proporciona una base teórica orientada a la identificación de las necesidades del cliente y a la correcta oferta de servicios de acuerdo con el tipo de establecimiento y los protocolos establecidos.&#10; &#10;Asimismo, el componente enfatiza la importancia de los procedimientos operativos y del uso de convenciones y terminología propia del sector hotelero como herramientas para la gestión eficiente de la información en áreas como recepción y reservas. Estos conocimientos fortalecen las competencias del aprendiz para interactuar de manera organizada y precisa en el entorno laboral, favoreciendo la atención al cliente, la aplicación de protocolos de servicio y el cumplimiento de los procedimientos técnicos que sustentan la prestación del servicio de alojamiento en un contexto técnico profesional.&#10;"/>
+                    <pic:cNvPr id="1" name="Gráfico 1" descr="El componente formativo Introducción a la industria hotelera aborda los conceptos fundamentales del sector de alojamiento y hospedaje, permitiendo al aprendiz comprender la evolución, la estructura y las características de los establecimientos hoteleros dentro del contexto turístico. A través del estudio de la clasificación de los hoteles, el portafolio de servicios, los tipos de habitaciones y los servicios complementarios, se proporciona una base teórica orientada a la identificación de las necesidades del cliente y a la correcta oferta de servicios de acuerdo con el tipo de establecimiento y los protocolos establecidos.&#10; &#10;Asimismo, el componente enfatiza la importancia de los procedimientos operativos y del uso de convenciones y terminología propia del sector hotelero como herramientas para la gestión eficiente de la información en áreas como recepción y reservas. Estos conocimientos fortalecen las competencias del aprendiz para interactuar de manera organizada y precisa en el entorno laboral, favoreciendo la atención al cliente, la aplicación de protocolos de servicio y el cumplimiento de los procedimientos técnicos que sustentan la prestación del servicio de alojamiento en un contexto técnico profesional.&#10;"/>
                     <pic:cNvPicPr/>
                   </pic:nvPicPr>
                   <pic:blipFill>
@@ -7574,7 +7592,7 @@
                   <pic:spPr>
                     <a:xfrm>
                       <a:off x="0" y="0"/>
-                      <a:ext cx="6332220" cy="3352165"/>
+                      <a:ext cx="6332220" cy="2865755"/>
                     </a:xfrm>
                     <a:prstGeom prst="rect">
                       <a:avLst/>
@@ -7586,6 +7604,15 @@
           </wp:inline>
         </w:drawing>
       </w:r>
+    </w:p>
+    <w:p>
+      <w:pPr>
+        <w:ind w:firstLine="0"/>
+        <w:jc w:val="center"/>
+        <w:rPr>
+          <w:lang w:val="es-419" w:eastAsia="es-CO"/>
+        </w:rPr>
+      </w:pPr>
     </w:p>
     <w:p>
       <w:pPr>
@@ -13866,21 +13893,6 @@
 </file>
 
 <file path=customXml/item1.xml><?xml version="1.0" encoding="utf-8"?>
-<p:properties xmlns:p="http://schemas.microsoft.com/office/2006/metadata/properties" xmlns:xsi="http://www.w3.org/2001/XMLSchema-instance" xmlns:pc="http://schemas.microsoft.com/office/infopath/2007/PartnerControls">
-  <documentManagement>
-    <TaxCatchAll xmlns="13c90a0b-73bc-4dc0-be5f-28d77b615beb" xsi:nil="true"/>
-    <lcf76f155ced4ddcb4097134ff3c332f xmlns="13c93bba-48ce-428c-bfe5-88b42c19b028">
-      <Terms xmlns="http://schemas.microsoft.com/office/infopath/2007/PartnerControls"/>
-    </lcf76f155ced4ddcb4097134ff3c332f>
-  </documentManagement>
-</p:properties>
-</file>
-
-<file path=customXml/item2.xml><?xml version="1.0" encoding="utf-8"?>
-<b:Sources xmlns:b="http://schemas.openxmlformats.org/officeDocument/2006/bibliography" xmlns="http://schemas.openxmlformats.org/officeDocument/2006/bibliography" SelectedStyle="\APASixthEditionOfficeOnline.xsl" StyleName="APA" Version="6"/>
-</file>
-
-<file path=customXml/item3.xml><?xml version="1.0" encoding="utf-8"?>
 <ct:contentTypeSchema xmlns:ct="http://schemas.microsoft.com/office/2006/metadata/contentType" xmlns:ma="http://schemas.microsoft.com/office/2006/metadata/properties/metaAttributes" ct:_="" ma:_="" ma:contentTypeName="Documento" ma:contentTypeID="0x0101006A81D6BD42E8DF4C91013959704817E1" ma:contentTypeVersion="15" ma:contentTypeDescription="Crear nuevo documento." ma:contentTypeScope="" ma:versionID="bf4f72ffd194f0963ff564daca6869f7">
   <xsd:schema xmlns:xsd="http://www.w3.org/2001/XMLSchema" xmlns:xs="http://www.w3.org/2001/XMLSchema" xmlns:p="http://schemas.microsoft.com/office/2006/metadata/properties" xmlns:ns2="13c90a0b-73bc-4dc0-be5f-28d77b615beb" xmlns:ns3="13c93bba-48ce-428c-bfe5-88b42c19b028" targetNamespace="http://schemas.microsoft.com/office/2006/metadata/properties" ma:root="true" ma:fieldsID="8718d6f4873a5b1392a45044efa78385" ns2:_="" ns3:_="">
     <xsd:import namespace="13c90a0b-73bc-4dc0-be5f-28d77b615beb"/>
@@ -14115,6 +14127,21 @@
 </ct:contentTypeSchema>
 </file>
 
+<file path=customXml/item2.xml><?xml version="1.0" encoding="utf-8"?>
+<b:Sources xmlns:b="http://schemas.openxmlformats.org/officeDocument/2006/bibliography" xmlns="http://schemas.openxmlformats.org/officeDocument/2006/bibliography" SelectedStyle="\APASixthEditionOfficeOnline.xsl" StyleName="APA" Version="6"/>
+</file>
+
+<file path=customXml/item3.xml><?xml version="1.0" encoding="utf-8"?>
+<p:properties xmlns:p="http://schemas.microsoft.com/office/2006/metadata/properties" xmlns:xsi="http://www.w3.org/2001/XMLSchema-instance" xmlns:pc="http://schemas.microsoft.com/office/infopath/2007/PartnerControls">
+  <documentManagement>
+    <TaxCatchAll xmlns="13c90a0b-73bc-4dc0-be5f-28d77b615beb" xsi:nil="true"/>
+    <lcf76f155ced4ddcb4097134ff3c332f xmlns="13c93bba-48ce-428c-bfe5-88b42c19b028">
+      <Terms xmlns="http://schemas.microsoft.com/office/infopath/2007/PartnerControls"/>
+    </lcf76f155ced4ddcb4097134ff3c332f>
+  </documentManagement>
+</p:properties>
+</file>
+
 <file path=customXml/item4.xml><?xml version="1.0" encoding="utf-8"?>
 <?mso-contentType ?>
 <FormTemplates xmlns="http://schemas.microsoft.com/sharepoint/v3/contenttype/forms">
@@ -14125,25 +14152,6 @@
 </file>
 
 <file path=customXml/itemProps1.xml><?xml version="1.0" encoding="utf-8"?>
-<ds:datastoreItem xmlns:ds="http://schemas.openxmlformats.org/officeDocument/2006/customXml" ds:itemID="{1145D752-ACC1-45E1-AB53-0C756F67FC7F}">
-  <ds:schemaRefs>
-    <ds:schemaRef ds:uri="http://schemas.microsoft.com/office/2006/metadata/properties"/>
-    <ds:schemaRef ds:uri="http://schemas.microsoft.com/office/infopath/2007/PartnerControls"/>
-    <ds:schemaRef ds:uri="13c90a0b-73bc-4dc0-be5f-28d77b615beb"/>
-    <ds:schemaRef ds:uri="13c93bba-48ce-428c-bfe5-88b42c19b028"/>
-  </ds:schemaRefs>
-</ds:datastoreItem>
-</file>
-
-<file path=customXml/itemProps2.xml><?xml version="1.0" encoding="utf-8"?>
-<ds:datastoreItem xmlns:ds="http://schemas.openxmlformats.org/officeDocument/2006/customXml" ds:itemID="{E8AB44A3-7C62-4BD2-82ED-8ABC209970FA}">
-  <ds:schemaRefs>
-    <ds:schemaRef ds:uri="http://schemas.openxmlformats.org/officeDocument/2006/bibliography"/>
-  </ds:schemaRefs>
-</ds:datastoreItem>
-</file>
-
-<file path=customXml/itemProps3.xml><?xml version="1.0" encoding="utf-8"?>
 <ds:datastoreItem xmlns:ds="http://schemas.openxmlformats.org/officeDocument/2006/customXml" ds:itemID="{7EF31011-AEB4-45D1-BE72-7179C45089B8}">
   <ds:schemaRefs>
     <ds:schemaRef ds:uri="http://schemas.microsoft.com/office/2006/metadata/contentType"/>
@@ -14162,6 +14170,25 @@
 </ds:datastoreItem>
 </file>
 
+<file path=customXml/itemProps2.xml><?xml version="1.0" encoding="utf-8"?>
+<ds:datastoreItem xmlns:ds="http://schemas.openxmlformats.org/officeDocument/2006/customXml" ds:itemID="{E8AB44A3-7C62-4BD2-82ED-8ABC209970FA}">
+  <ds:schemaRefs>
+    <ds:schemaRef ds:uri="http://schemas.openxmlformats.org/officeDocument/2006/bibliography"/>
+  </ds:schemaRefs>
+</ds:datastoreItem>
+</file>
+
+<file path=customXml/itemProps3.xml><?xml version="1.0" encoding="utf-8"?>
+<ds:datastoreItem xmlns:ds="http://schemas.openxmlformats.org/officeDocument/2006/customXml" ds:itemID="{1145D752-ACC1-45E1-AB53-0C756F67FC7F}">
+  <ds:schemaRefs>
+    <ds:schemaRef ds:uri="http://schemas.microsoft.com/office/2006/metadata/properties"/>
+    <ds:schemaRef ds:uri="http://schemas.microsoft.com/office/infopath/2007/PartnerControls"/>
+    <ds:schemaRef ds:uri="13c90a0b-73bc-4dc0-be5f-28d77b615beb"/>
+    <ds:schemaRef ds:uri="13c93bba-48ce-428c-bfe5-88b42c19b028"/>
+  </ds:schemaRefs>
+</ds:datastoreItem>
+</file>
+
 <file path=customXml/itemProps4.xml><?xml version="1.0" encoding="utf-8"?>
 <ds:datastoreItem xmlns:ds="http://schemas.openxmlformats.org/officeDocument/2006/customXml" ds:itemID="{81CBDEC1-3B00-44ED-AD36-0268077980BA}">
   <ds:schemaRefs>

--- a/fuentes/621602_CF01_DU.docx
+++ b/fuentes/621602_CF01_DU.docx
@@ -308,7 +308,7 @@
               </wp:anchor>
             </w:drawing>
           </mc:Choice>
-          <mc:Fallback xmlns:a14="http://schemas.microsoft.com/office/drawing/2010/main" xmlns:pic="http://schemas.openxmlformats.org/drawingml/2006/picture" xmlns:adec="http://schemas.microsoft.com/office/drawing/2017/decorative" xmlns:a="http://schemas.openxmlformats.org/drawingml/2006/main">
+          <mc:Fallback xmlns:a="http://schemas.openxmlformats.org/drawingml/2006/main" xmlns:adec="http://schemas.microsoft.com/office/drawing/2017/decorative" xmlns:pic="http://schemas.openxmlformats.org/drawingml/2006/picture" xmlns:a14="http://schemas.microsoft.com/office/drawing/2010/main">
             <w:pict>
               <v:rect id="Rectángulo 3" style="position:absolute;margin-left:0;margin-top:34.95pt;width:616.85pt;height:192.75pt;z-index:-251655168;visibility:visible;mso-wrap-style:square;mso-width-percent:0;mso-height-percent:0;mso-wrap-distance-left:9pt;mso-wrap-distance-top:0;mso-wrap-distance-right:9pt;mso-wrap-distance-bottom:0;mso-position-horizontal:left;mso-position-horizontal-relative:page;mso-position-vertical:absolute;mso-position-vertical-relative:text;mso-width-percent:0;mso-height-percent:0;mso-width-relative:margin;mso-height-relative:margin;v-text-anchor:middle" alt="&quot;&quot;" o:spid="_x0000_s1026" fillcolor="#00314d" stroked="f" strokeweight="1pt" w14:anchorId="3A877550" o:gfxdata="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">
                 <w10:wrap anchorx="page"/>
@@ -591,7 +591,7 @@
           <w:r>
             <w:fldChar w:fldCharType="separate"/>
           </w:r>
-          <w:hyperlink w:anchor="_Toc232776185" w:history="1">
+          <w:hyperlink w:anchor="_Toc234580995" w:history="1">
             <w:r>
               <w:rPr>
                 <w:rStyle w:val="Hipervnculo"/>
@@ -618,7 +618,7 @@
                 <w:noProof/>
                 <w:webHidden/>
               </w:rPr>
-              <w:instrText xml:space="preserve"> PAGEREF _Toc232776185 \h </w:instrText>
+              <w:instrText xml:space="preserve"> PAGEREF _Toc234580995 \h </w:instrText>
             </w:r>
             <w:r>
               <w:rPr>
@@ -661,7 +661,7 @@
               <w14:ligatures w14:val="none"/>
             </w:rPr>
           </w:pPr>
-          <w:hyperlink w:anchor="_Toc232776186" w:history="1">
+          <w:hyperlink w:anchor="_Toc234580996" w:history="1">
             <w:r>
               <w:rPr>
                 <w:rStyle w:val="Hipervnculo"/>
@@ -706,7 +706,7 @@
                 <w:noProof/>
                 <w:webHidden/>
               </w:rPr>
-              <w:instrText xml:space="preserve"> PAGEREF _Toc232776186 \h </w:instrText>
+              <w:instrText xml:space="preserve"> PAGEREF _Toc234580996 \h </w:instrText>
             </w:r>
             <w:r>
               <w:rPr>
@@ -749,7 +749,7 @@
               <w14:ligatures w14:val="none"/>
             </w:rPr>
           </w:pPr>
-          <w:hyperlink w:anchor="_Toc232776187" w:history="1">
+          <w:hyperlink w:anchor="_Toc234580997" w:history="1">
             <w:r>
               <w:rPr>
                 <w:rStyle w:val="Hipervnculo"/>
@@ -794,7 +794,7 @@
                 <w:noProof/>
                 <w:webHidden/>
               </w:rPr>
-              <w:instrText xml:space="preserve"> PAGEREF _Toc232776187 \h </w:instrText>
+              <w:instrText xml:space="preserve"> PAGEREF _Toc234580997 \h </w:instrText>
             </w:r>
             <w:r>
               <w:rPr>
@@ -837,7 +837,7 @@
               <w14:ligatures w14:val="none"/>
             </w:rPr>
           </w:pPr>
-          <w:hyperlink w:anchor="_Toc232776188" w:history="1">
+          <w:hyperlink w:anchor="_Toc234580998" w:history="1">
             <w:r>
               <w:rPr>
                 <w:rStyle w:val="Hipervnculo"/>
@@ -882,7 +882,7 @@
                 <w:noProof/>
                 <w:webHidden/>
               </w:rPr>
-              <w:instrText xml:space="preserve"> PAGEREF _Toc232776188 \h </w:instrText>
+              <w:instrText xml:space="preserve"> PAGEREF _Toc234580998 \h </w:instrText>
             </w:r>
             <w:r>
               <w:rPr>
@@ -902,7 +902,7 @@
                 <w:noProof/>
                 <w:webHidden/>
               </w:rPr>
-              <w:t>8</w:t>
+              <w:t>10</w:t>
             </w:r>
             <w:r>
               <w:rPr>
@@ -925,7 +925,7 @@
               <w14:ligatures w14:val="none"/>
             </w:rPr>
           </w:pPr>
-          <w:hyperlink w:anchor="_Toc232776189" w:history="1">
+          <w:hyperlink w:anchor="_Toc234580999" w:history="1">
             <w:r>
               <w:rPr>
                 <w:rStyle w:val="Hipervnculo"/>
@@ -970,7 +970,7 @@
                 <w:noProof/>
                 <w:webHidden/>
               </w:rPr>
-              <w:instrText xml:space="preserve"> PAGEREF _Toc232776189 \h </w:instrText>
+              <w:instrText xml:space="preserve"> PAGEREF _Toc234580999 \h </w:instrText>
             </w:r>
             <w:r>
               <w:rPr>
@@ -990,7 +990,7 @@
                 <w:noProof/>
                 <w:webHidden/>
               </w:rPr>
-              <w:t>13</w:t>
+              <w:t>14</w:t>
             </w:r>
             <w:r>
               <w:rPr>
@@ -1013,7 +1013,7 @@
               <w14:ligatures w14:val="none"/>
             </w:rPr>
           </w:pPr>
-          <w:hyperlink w:anchor="_Toc232776190" w:history="1">
+          <w:hyperlink w:anchor="_Toc234581000" w:history="1">
             <w:r>
               <w:rPr>
                 <w:rStyle w:val="Hipervnculo"/>
@@ -1037,7 +1037,7 @@
                 <w:rStyle w:val="Hipervnculo"/>
                 <w:noProof/>
               </w:rPr>
-              <w:t>Establecimientos de alojamiento y hospedajes</w:t>
+              <w:t>Establecimientos de alojamiento y hospedaje</w:t>
             </w:r>
             <w:r>
               <w:rPr>
@@ -1058,7 +1058,7 @@
                 <w:noProof/>
                 <w:webHidden/>
               </w:rPr>
-              <w:instrText xml:space="preserve"> PAGEREF _Toc232776190 \h </w:instrText>
+              <w:instrText xml:space="preserve"> PAGEREF _Toc234581000 \h </w:instrText>
             </w:r>
             <w:r>
               <w:rPr>
@@ -1078,7 +1078,7 @@
                 <w:noProof/>
                 <w:webHidden/>
               </w:rPr>
-              <w:t>16</w:t>
+              <w:t>17</w:t>
             </w:r>
             <w:r>
               <w:rPr>
@@ -1101,7 +1101,7 @@
               <w14:ligatures w14:val="none"/>
             </w:rPr>
           </w:pPr>
-          <w:hyperlink w:anchor="_Toc232776191" w:history="1">
+          <w:hyperlink w:anchor="_Toc234581001" w:history="1">
             <w:r>
               <w:rPr>
                 <w:rStyle w:val="Hipervnculo"/>
@@ -1146,7 +1146,7 @@
                 <w:noProof/>
                 <w:webHidden/>
               </w:rPr>
-              <w:instrText xml:space="preserve"> PAGEREF _Toc232776191 \h </w:instrText>
+              <w:instrText xml:space="preserve"> PAGEREF _Toc234581001 \h </w:instrText>
             </w:r>
             <w:r>
               <w:rPr>
@@ -1166,7 +1166,7 @@
                 <w:noProof/>
                 <w:webHidden/>
               </w:rPr>
-              <w:t>16</w:t>
+              <w:t>19</w:t>
             </w:r>
             <w:r>
               <w:rPr>
@@ -1189,7 +1189,7 @@
               <w14:ligatures w14:val="none"/>
             </w:rPr>
           </w:pPr>
-          <w:hyperlink w:anchor="_Toc232776192" w:history="1">
+          <w:hyperlink w:anchor="_Toc234581002" w:history="1">
             <w:r>
               <w:rPr>
                 <w:rStyle w:val="Hipervnculo"/>
@@ -1234,7 +1234,7 @@
                 <w:noProof/>
                 <w:webHidden/>
               </w:rPr>
-              <w:instrText xml:space="preserve"> PAGEREF _Toc232776192 \h </w:instrText>
+              <w:instrText xml:space="preserve"> PAGEREF _Toc234581002 \h </w:instrText>
             </w:r>
             <w:r>
               <w:rPr>
@@ -1254,7 +1254,7 @@
                 <w:noProof/>
                 <w:webHidden/>
               </w:rPr>
-              <w:t>18</w:t>
+              <w:t>20</w:t>
             </w:r>
             <w:r>
               <w:rPr>
@@ -1277,7 +1277,7 @@
               <w14:ligatures w14:val="none"/>
             </w:rPr>
           </w:pPr>
-          <w:hyperlink w:anchor="_Toc232776193" w:history="1">
+          <w:hyperlink w:anchor="_Toc234581003" w:history="1">
             <w:r>
               <w:rPr>
                 <w:rStyle w:val="Hipervnculo"/>
@@ -1322,7 +1322,7 @@
                 <w:noProof/>
                 <w:webHidden/>
               </w:rPr>
-              <w:instrText xml:space="preserve"> PAGEREF _Toc232776193 \h </w:instrText>
+              <w:instrText xml:space="preserve"> PAGEREF _Toc234581003 \h </w:instrText>
             </w:r>
             <w:r>
               <w:rPr>
@@ -1342,7 +1342,7 @@
                 <w:noProof/>
                 <w:webHidden/>
               </w:rPr>
-              <w:t>20</w:t>
+              <w:t>22</w:t>
             </w:r>
             <w:r>
               <w:rPr>
@@ -1365,7 +1365,7 @@
               <w14:ligatures w14:val="none"/>
             </w:rPr>
           </w:pPr>
-          <w:hyperlink w:anchor="_Toc232776194" w:history="1">
+          <w:hyperlink w:anchor="_Toc234581004" w:history="1">
             <w:r>
               <w:rPr>
                 <w:rStyle w:val="Hipervnculo"/>
@@ -1410,7 +1410,7 @@
                 <w:noProof/>
                 <w:webHidden/>
               </w:rPr>
-              <w:instrText xml:space="preserve"> PAGEREF _Toc232776194 \h </w:instrText>
+              <w:instrText xml:space="preserve"> PAGEREF _Toc234581004 \h </w:instrText>
             </w:r>
             <w:r>
               <w:rPr>
@@ -1430,7 +1430,7 @@
                 <w:noProof/>
                 <w:webHidden/>
               </w:rPr>
-              <w:t>20</w:t>
+              <w:t>22</w:t>
             </w:r>
             <w:r>
               <w:rPr>
@@ -1453,7 +1453,7 @@
               <w14:ligatures w14:val="none"/>
             </w:rPr>
           </w:pPr>
-          <w:hyperlink w:anchor="_Toc232776195" w:history="1">
+          <w:hyperlink w:anchor="_Toc234581005" w:history="1">
             <w:r>
               <w:rPr>
                 <w:rStyle w:val="Hipervnculo"/>
@@ -1498,7 +1498,7 @@
                 <w:noProof/>
                 <w:webHidden/>
               </w:rPr>
-              <w:instrText xml:space="preserve"> PAGEREF _Toc232776195 \h </w:instrText>
+              <w:instrText xml:space="preserve"> PAGEREF _Toc234581005 \h </w:instrText>
             </w:r>
             <w:r>
               <w:rPr>
@@ -1518,7 +1518,7 @@
                 <w:noProof/>
                 <w:webHidden/>
               </w:rPr>
-              <w:t>22</w:t>
+              <w:t>24</w:t>
             </w:r>
             <w:r>
               <w:rPr>
@@ -1541,7 +1541,7 @@
               <w14:ligatures w14:val="none"/>
             </w:rPr>
           </w:pPr>
-          <w:hyperlink w:anchor="_Toc232776196" w:history="1">
+          <w:hyperlink w:anchor="_Toc234581006" w:history="1">
             <w:r>
               <w:rPr>
                 <w:rStyle w:val="Hipervnculo"/>
@@ -1586,7 +1586,7 @@
                 <w:noProof/>
                 <w:webHidden/>
               </w:rPr>
-              <w:instrText xml:space="preserve"> PAGEREF _Toc232776196 \h </w:instrText>
+              <w:instrText xml:space="preserve"> PAGEREF _Toc234581006 \h </w:instrText>
             </w:r>
             <w:r>
               <w:rPr>
@@ -1606,7 +1606,7 @@
                 <w:noProof/>
                 <w:webHidden/>
               </w:rPr>
-              <w:t>27</w:t>
+              <w:t>28</w:t>
             </w:r>
             <w:r>
               <w:rPr>
@@ -1629,7 +1629,7 @@
               <w14:ligatures w14:val="none"/>
             </w:rPr>
           </w:pPr>
-          <w:hyperlink w:anchor="_Toc232776197" w:history="1">
+          <w:hyperlink w:anchor="_Toc234581007" w:history="1">
             <w:r>
               <w:rPr>
                 <w:rStyle w:val="Hipervnculo"/>
@@ -1674,7 +1674,7 @@
                 <w:noProof/>
                 <w:webHidden/>
               </w:rPr>
-              <w:instrText xml:space="preserve"> PAGEREF _Toc232776197 \h </w:instrText>
+              <w:instrText xml:space="preserve"> PAGEREF _Toc234581007 \h </w:instrText>
             </w:r>
             <w:r>
               <w:rPr>
@@ -1717,7 +1717,7 @@
               <w14:ligatures w14:val="none"/>
             </w:rPr>
           </w:pPr>
-          <w:hyperlink w:anchor="_Toc232776198" w:history="1">
+          <w:hyperlink w:anchor="_Toc234581008" w:history="1">
             <w:r>
               <w:rPr>
                 <w:rStyle w:val="Hipervnculo"/>
@@ -1762,7 +1762,7 @@
                 <w:noProof/>
                 <w:webHidden/>
               </w:rPr>
-              <w:instrText xml:space="preserve"> PAGEREF _Toc232776198 \h </w:instrText>
+              <w:instrText xml:space="preserve"> PAGEREF _Toc234581008 \h </w:instrText>
             </w:r>
             <w:r>
               <w:rPr>
@@ -1805,7 +1805,7 @@
               <w14:ligatures w14:val="none"/>
             </w:rPr>
           </w:pPr>
-          <w:hyperlink w:anchor="_Toc232776199" w:history="1">
+          <w:hyperlink w:anchor="_Toc234581009" w:history="1">
             <w:r>
               <w:rPr>
                 <w:rStyle w:val="Hipervnculo"/>
@@ -1850,7 +1850,7 @@
                 <w:noProof/>
                 <w:webHidden/>
               </w:rPr>
-              <w:instrText xml:space="preserve"> PAGEREF _Toc232776199 \h </w:instrText>
+              <w:instrText xml:space="preserve"> PAGEREF _Toc234581009 \h </w:instrText>
             </w:r>
             <w:r>
               <w:rPr>
@@ -1893,7 +1893,7 @@
               <w14:ligatures w14:val="none"/>
             </w:rPr>
           </w:pPr>
-          <w:hyperlink w:anchor="_Toc232776200" w:history="1">
+          <w:hyperlink w:anchor="_Toc234581010" w:history="1">
             <w:r>
               <w:rPr>
                 <w:rStyle w:val="Hipervnculo"/>
@@ -1938,7 +1938,7 @@
                 <w:noProof/>
                 <w:webHidden/>
               </w:rPr>
-              <w:instrText xml:space="preserve"> PAGEREF _Toc232776200 \h </w:instrText>
+              <w:instrText xml:space="preserve"> PAGEREF _Toc234581010 \h </w:instrText>
             </w:r>
             <w:r>
               <w:rPr>
@@ -1981,7 +1981,7 @@
               <w14:ligatures w14:val="none"/>
             </w:rPr>
           </w:pPr>
-          <w:hyperlink w:anchor="_Toc232776201" w:history="1">
+          <w:hyperlink w:anchor="_Toc234581011" w:history="1">
             <w:r>
               <w:rPr>
                 <w:rStyle w:val="Hipervnculo"/>
@@ -2026,7 +2026,7 @@
                 <w:noProof/>
                 <w:webHidden/>
               </w:rPr>
-              <w:instrText xml:space="preserve"> PAGEREF _Toc232776201 \h </w:instrText>
+              <w:instrText xml:space="preserve"> PAGEREF _Toc234581011 \h </w:instrText>
             </w:r>
             <w:r>
               <w:rPr>
@@ -2046,7 +2046,7 @@
                 <w:noProof/>
                 <w:webHidden/>
               </w:rPr>
-              <w:t>35</w:t>
+              <w:t>34</w:t>
             </w:r>
             <w:r>
               <w:rPr>
@@ -2069,7 +2069,7 @@
               <w14:ligatures w14:val="none"/>
             </w:rPr>
           </w:pPr>
-          <w:hyperlink w:anchor="_Toc232776202" w:history="1">
+          <w:hyperlink w:anchor="_Toc234581012" w:history="1">
             <w:r>
               <w:rPr>
                 <w:rStyle w:val="Hipervnculo"/>
@@ -2096,7 +2096,7 @@
                 <w:noProof/>
                 <w:webHidden/>
               </w:rPr>
-              <w:instrText xml:space="preserve"> PAGEREF _Toc232776202 \h </w:instrText>
+              <w:instrText xml:space="preserve"> PAGEREF _Toc234581012 \h </w:instrText>
             </w:r>
             <w:r>
               <w:rPr>
@@ -2139,7 +2139,7 @@
               <w14:ligatures w14:val="none"/>
             </w:rPr>
           </w:pPr>
-          <w:hyperlink w:anchor="_Toc232776203" w:history="1">
+          <w:hyperlink w:anchor="_Toc234581013" w:history="1">
             <w:r>
               <w:rPr>
                 <w:rStyle w:val="Hipervnculo"/>
@@ -2166,7 +2166,7 @@
                 <w:noProof/>
                 <w:webHidden/>
               </w:rPr>
-              <w:instrText xml:space="preserve"> PAGEREF _Toc232776203 \h </w:instrText>
+              <w:instrText xml:space="preserve"> PAGEREF _Toc234581013 \h </w:instrText>
             </w:r>
             <w:r>
               <w:rPr>
@@ -2209,7 +2209,7 @@
               <w14:ligatures w14:val="none"/>
             </w:rPr>
           </w:pPr>
-          <w:hyperlink w:anchor="_Toc232776204" w:history="1">
+          <w:hyperlink w:anchor="_Toc234581014" w:history="1">
             <w:r>
               <w:rPr>
                 <w:rStyle w:val="Hipervnculo"/>
@@ -2236,7 +2236,7 @@
                 <w:noProof/>
                 <w:webHidden/>
               </w:rPr>
-              <w:instrText xml:space="preserve"> PAGEREF _Toc232776204 \h </w:instrText>
+              <w:instrText xml:space="preserve"> PAGEREF _Toc234581014 \h </w:instrText>
             </w:r>
             <w:r>
               <w:rPr>
@@ -2279,7 +2279,7 @@
               <w14:ligatures w14:val="none"/>
             </w:rPr>
           </w:pPr>
-          <w:hyperlink w:anchor="_Toc232776205" w:history="1">
+          <w:hyperlink w:anchor="_Toc234581015" w:history="1">
             <w:r>
               <w:rPr>
                 <w:rStyle w:val="Hipervnculo"/>
@@ -2306,7 +2306,7 @@
                 <w:noProof/>
                 <w:webHidden/>
               </w:rPr>
-              <w:instrText xml:space="preserve"> PAGEREF _Toc232776205 \h </w:instrText>
+              <w:instrText xml:space="preserve"> PAGEREF _Toc234581015 \h </w:instrText>
             </w:r>
             <w:r>
               <w:rPr>
@@ -2356,7 +2356,7 @@
       <w:pPr>
         <w:pStyle w:val="Titulosgenerales"/>
       </w:pPr>
-      <w:bookmarkStart w:id="0" w:name="_Toc232776185"/>
+      <w:bookmarkStart w:id="0" w:name="_Toc234580995"/>
       <w:r>
         <w:lastRenderedPageBreak/>
         <w:t>Introducción</w:t>
@@ -2386,7 +2386,7 @@
       <w:pPr>
         <w:pStyle w:val="Ttulo1"/>
       </w:pPr>
-      <w:bookmarkStart w:id="1" w:name="_Toc232776186"/>
+      <w:bookmarkStart w:id="1" w:name="_Toc234580996"/>
       <w:r>
         <w:lastRenderedPageBreak/>
         <w:t>Hotelería</w:t>
@@ -2414,7 +2414,7 @@
       <w:pPr>
         <w:pStyle w:val="Ttulo2"/>
       </w:pPr>
-      <w:bookmarkStart w:id="2" w:name="_Toc232776187"/>
+      <w:bookmarkStart w:id="2" w:name="_Toc234580997"/>
       <w:r>
         <w:t>Historia de la hotelería y su evolución</w:t>
       </w:r>
@@ -2436,7 +2436,13 @@
       </w:r>
       <w:r>
         <w:lastRenderedPageBreak/>
-        <w:t>ferrocarril y posteriormente el transporte marítimo y aéreo, impulsaron la expansión de los establecimientos hoteleros. En este periodo surgen los primeros grandes hoteles urbanos, caracterizados por una infraestructura más compleja, la clasificación de habitaciones, la especialización del personal y la incorporación de estándares de calidad en el servicio. La hotelería comienza a adoptar una estructura organizacional definida y a reconocer el valor del talento humano en la prestación del servicio.</w:t>
+        <w:t>ferrocarril y posteriormente</w:t>
+      </w:r>
+      <w:r>
+        <w:t xml:space="preserve">, </w:t>
+      </w:r>
+      <w:r>
+        <w:t>el transporte marítimo y aéreo, impulsaron la expansión de los establecimientos hoteleros. En este periodo surgen los primeros grandes hoteles urbanos, caracterizados por una infraestructura más compleja, la clasificación de habitaciones, la especialización del personal y la incorporación de estándares de calidad en el servicio. La hotelería comienza a adoptar una estructura organizacional definida y a reconocer el valor del talento humano en la prestación del servicio.</w:t>
       </w:r>
     </w:p>
     <w:p>
@@ -2452,103 +2458,45 @@
     <w:p>
       <w:r>
         <w:lastRenderedPageBreak/>
-        <w:t xml:space="preserve">Lo invitamos a revisar el siguiente video, el cual realiza un recorrido por la historia de la hotelería y su evolución a través del tiempo. </w:t>
-      </w:r>
-      <w:r>
-        <w:t xml:space="preserve">Ir a la carpeta Anexos: </w:t>
-      </w:r>
-      <w:hyperlink r:id="rId12" w:history="1">
-        <w:r>
-          <w:rPr>
-            <w:rStyle w:val="Hipervnculo"/>
-            <w:b/>
-            <w:bCs/>
-          </w:rPr>
-          <w:t>Enlace</w:t>
-        </w:r>
-      </w:hyperlink>
-      <w:r>
-        <w:rPr>
-          <w:b/>
-          <w:bCs/>
-          <w:u w:val="single"/>
-        </w:rPr>
-        <w:t xml:space="preserve"> </w:t>
-      </w:r>
-      <w:r>
-        <w:t xml:space="preserve"> </w:t>
-      </w:r>
-    </w:p>
-    <w:p>
-      <w:pPr>
-        <w:pStyle w:val="Ttulo2"/>
-      </w:pPr>
-      <w:bookmarkStart w:id="3" w:name="_Toc232776188"/>
-      <w:r>
-        <w:t>Normativa de formalización</w:t>
-      </w:r>
-      <w:bookmarkEnd w:id="3"/>
-    </w:p>
-    <w:p>
-      <w:r>
-        <w:t>La formalización hotelera constituye un eje fundamental para el desarrollo ordenado, seguro y competitivo de la industria de alojamiento. Hace referencia al conjunto de disposiciones legales, técnicas y administrativas que regulan la creación, operación y control de los establecimientos de alojamiento y hospedaje, con el propósito de garantizar la calidad del servicio, la protección del usuario y el cumplimiento de las obligaciones del prestador frente al Estado. En este sentido, la formalización no debe entenderse únicamente como un requisito legal, sino como un elemento estratégico que fortalece la sostenibilidad y la credibilidad del sector hotelero.</w:t>
-      </w:r>
-    </w:p>
-    <w:p>
-      <w:r>
-        <w:t>Desde una perspectiva técnico profesional, la normativa hotelera proporciona el marco de actuación dentro del cual se desarrollan los procesos operativos, administrativos y de servicio. El conocimiento y la correcta aplicación de estas disposiciones permiten al talento humano comprender las condiciones bajo las cuales opera el establecimiento, identificar responsabilidades y participar activamente en el cumplimiento de los procedimientos técnicos y los protocolos establecidos. Asimismo, la normativa orienta la estandarización de los servicios y contribuye a la mejora continua de la calidad en la atención al huésped.</w:t>
-      </w:r>
-    </w:p>
-    <w:p>
-      <w:r>
-        <w:t xml:space="preserve">La Ley 300 de 1996 expide la ley general de turismo, la cual estableció que los consejos distritales o municipales, determinarán las zonas de desarrollo turístico prioritario, así mismo autoriza a las corporaciones de aquellos municipios con menos de cien mil habitantes, que posean gran valor histórico, artístico y cultural, para que </w:t>
-      </w:r>
-      <w:r>
-        <w:lastRenderedPageBreak/>
-        <w:t>puedan establecer un peaje turístico, sin que la tarifa supere un salario mínimo diario legal por vehículo de uso público o comercial y medio salario mínimo diario legal por vehículo de uso particular. Esta Ley es importante porque también dicta disposiciones sobre:</w:t>
-      </w:r>
-    </w:p>
-    <w:p>
-      <w:pPr>
-        <w:pStyle w:val="Figura"/>
+        <w:t>Lo invitamos a revisar el siguiente video, el cual realiza un recorrido por la historia de la hotelería y su evolución a través del tiempo.</w:t>
+      </w:r>
+    </w:p>
+    <w:p>
+      <w:pPr>
+        <w:pStyle w:val="Video"/>
         <w:numPr>
           <w:ilvl w:val="0"/>
-          <w:numId w:val="2"/>
+          <w:numId w:val="4"/>
         </w:numPr>
-        <w:ind w:left="992" w:hanging="992"/>
+        <w:ind w:left="1134" w:hanging="1134"/>
         <w:jc w:val="left"/>
-        <w:rPr>
-          <w:bdr w:val="none" w:sz="0" w:space="0" w:color="auto"/>
-          <w:shd w:val="clear" w:color="auto" w:fill="auto"/>
-          <w:lang w:val="es-CO"/>
-        </w:rPr>
-      </w:pPr>
-      <w:r>
-        <w:rPr>
-          <w:bdr w:val="none" w:sz="0" w:space="0" w:color="auto"/>
-          <w:shd w:val="clear" w:color="auto" w:fill="auto"/>
-          <w:lang w:val="es-CO"/>
-        </w:rPr>
-        <w:t>Disposiciones Ley 300 de 1996</w:t>
+      </w:pPr>
+      <w:r>
+        <w:t xml:space="preserve">Historia </w:t>
+      </w:r>
+      <w:r>
+        <w:t>de la industria h</w:t>
+      </w:r>
+      <w:r>
+        <w:t>otelera</w:t>
       </w:r>
     </w:p>
     <w:p>
       <w:pPr>
         <w:jc w:val="center"/>
-        <w:rPr>
-          <w:lang w:val="es-419" w:eastAsia="es-CO"/>
-        </w:rPr>
-      </w:pPr>
-      <w:r>
-        <w:rPr>
-          <w:noProof/>
-          <w:lang w:val="es-419" w:eastAsia="es-CO"/>
-        </w:rPr>
+      </w:pPr>
+      <w:r>
         <w:drawing>
-          <wp:inline distT="0" distB="0" distL="0" distR="0" wp14:anchorId="5E830D7F" wp14:editId="2AF97138">
-            <wp:extent cx="5581403" cy="2984920"/>
-            <wp:effectExtent l="0" t="0" r="635" b="6350"/>
-            <wp:docPr id="2" name="Imagen 2" descr="-La figura 1 enuncia los aspectos sobre los cuales dicta disposiciones la Ley 300 de 1996.&#10;&#10;"/>
+          <wp:inline distT="0" distB="0" distL="0" distR="0" wp14:anchorId="4E9C15DF" wp14:editId="2A938DFC">
+            <wp:extent cx="3967701" cy="2222581"/>
+            <wp:effectExtent l="0" t="0" r="0" b="6350"/>
+            <wp:docPr id="4" name="Imagen 4">
+              <a:extLst xmlns:a="http://schemas.openxmlformats.org/drawingml/2006/main">
+                <a:ext uri="{C183D7F6-B498-43B3-948B-1728B52AA6E4}">
+                  <adec:decorative xmlns:adec="http://schemas.microsoft.com/office/drawing/2017/decorative" val="1"/>
+                </a:ext>
+              </a:extLst>
+            </wp:docPr>
             <wp:cNvGraphicFramePr>
               <a:graphicFrameLocks xmlns:a="http://schemas.openxmlformats.org/drawingml/2006/main" noChangeAspect="1"/>
             </wp:cNvGraphicFramePr>
@@ -2556,11 +2504,17 @@
               <a:graphicData uri="http://schemas.openxmlformats.org/drawingml/2006/picture">
                 <pic:pic xmlns:pic="http://schemas.openxmlformats.org/drawingml/2006/picture">
                   <pic:nvPicPr>
-                    <pic:cNvPr id="2" name="Imagen 2" descr="-La figura 1 enuncia los aspectos sobre los cuales dicta disposiciones la Ley 300 de 1996.&#10;&#10;"/>
+                    <pic:cNvPr id="4" name="Imagen 4">
+                      <a:extLst>
+                        <a:ext uri="{C183D7F6-B498-43B3-948B-1728B52AA6E4}">
+                          <adec:decorative xmlns:adec="http://schemas.microsoft.com/office/drawing/2017/decorative" val="1"/>
+                        </a:ext>
+                      </a:extLst>
+                    </pic:cNvPr>
                     <pic:cNvPicPr/>
                   </pic:nvPicPr>
                   <pic:blipFill>
-                    <a:blip r:embed="rId13"/>
+                    <a:blip r:embed="rId12"/>
                     <a:stretch>
                       <a:fillRect/>
                     </a:stretch>
@@ -2568,7 +2522,7 @@
                   <pic:spPr>
                     <a:xfrm>
                       <a:off x="0" y="0"/>
-                      <a:ext cx="5590043" cy="2989541"/>
+                      <a:ext cx="3982758" cy="2231015"/>
                     </a:xfrm>
                     <a:prstGeom prst="rect">
                       <a:avLst/>
@@ -2583,125 +2537,340 @@
     </w:p>
     <w:p>
       <w:pPr>
-        <w:ind w:left="707"/>
-        <w:rPr>
-          <w:lang w:val="es-419" w:eastAsia="es-CO"/>
-        </w:rPr>
-      </w:pPr>
-      <w:r>
-        <w:rPr>
-          <w:lang w:val="es-419" w:eastAsia="es-CO"/>
-        </w:rPr>
-        <w:t>Nota. SENA, (2026).</w:t>
-      </w:r>
-    </w:p>
-    <w:p>
-      <w:r>
-        <w:t xml:space="preserve">La Ley 300 de 1996 (Ley General de Turismo en Colombia) es amplia y no se limita solo a hotelería; regula todo el sector turístico. </w:t>
-      </w:r>
-    </w:p>
-    <w:p>
-      <w:r>
-        <w:t xml:space="preserve">Además, crea la división de Policía de Turismo, dentro de la Dirección de Protección y Servicios Especiales de la Policía Nacional, prestadores de servicios turísticos en particular, establecimientos hoteleros o de hospedaje, agencias de viajes y de turismo, transportadores de pasajeros, establecimientos de gastronomía, bares y negocios similares, establecimientos de arrendamiento de vehículos, empresas captadoras de ahorro para viajes, guías de turismo, sistema de tiempo compartido, </w:t>
-      </w:r>
-      <w:r>
-        <w:lastRenderedPageBreak/>
-        <w:t>operadores profesionales de congresos, ferias, convenciones y círculos metropolitanos turísticos.</w:t>
-      </w:r>
-    </w:p>
-    <w:p>
-      <w:r>
-        <w:t>Estos son los aspectos más relevantes y aplicables de esta ley con relación al contexto de servicios de alojamiento.</w:t>
-      </w:r>
-    </w:p>
-    <w:p>
-      <w:pPr>
-        <w:pStyle w:val="Tabla"/>
-      </w:pPr>
-      <w:r>
-        <w:t>Aspectos principales de la Ley 300 de 1996</w:t>
-      </w:r>
+        <w:ind w:firstLine="0"/>
+        <w:jc w:val="center"/>
+      </w:pPr>
+      <w:hyperlink r:id="rId13" w:history="1">
+        <w:r>
+          <w:rPr>
+            <w:rStyle w:val="Hipervnculo"/>
+            <w:b/>
+          </w:rPr>
+          <w:t>Enlace de reproducción del video</w:t>
+        </w:r>
+      </w:hyperlink>
     </w:p>
     <w:tbl>
       <w:tblPr>
-        <w:tblStyle w:val="SENA1"/>
+        <w:tblStyle w:val="Tablaconcuadrcula"/>
         <w:tblW w:w="0" w:type="auto"/>
-        <w:tblLayout w:type="fixed"/>
         <w:tblLook w:val="04A0" w:firstRow="1" w:lastRow="0" w:firstColumn="1" w:lastColumn="0" w:noHBand="0" w:noVBand="1"/>
       </w:tblPr>
       <w:tblGrid>
-        <w:gridCol w:w="2830"/>
-        <w:gridCol w:w="2977"/>
-        <w:gridCol w:w="3544"/>
+        <w:gridCol w:w="9962"/>
+      </w:tblGrid>
+      <w:tr>
+        <w:trPr>
+          <w:tblHeader/>
+        </w:trPr>
+        <w:tc>
+          <w:tcPr>
+            <w:tcW w:w="9972" w:type="dxa"/>
+          </w:tcPr>
+          <w:p>
+            <w:pPr>
+              <w:ind w:firstLine="0"/>
+            </w:pPr>
+            <w:r>
+              <w:rPr>
+                <w:b/>
+              </w:rPr>
+              <w:t xml:space="preserve">Transcripción del video. </w:t>
+            </w:r>
+            <w:r>
+              <w:rPr>
+                <w:b/>
+              </w:rPr>
+              <w:t xml:space="preserve">Historia </w:t>
+            </w:r>
+            <w:r>
+              <w:rPr>
+                <w:b/>
+              </w:rPr>
+              <w:t>de la industria h</w:t>
+            </w:r>
+            <w:r>
+              <w:rPr>
+                <w:b/>
+              </w:rPr>
+              <w:t>otelera.</w:t>
+            </w:r>
+          </w:p>
+        </w:tc>
+      </w:tr>
+      <w:tr>
+        <w:tc>
+          <w:tcPr>
+            <w:tcW w:w="9972" w:type="dxa"/>
+          </w:tcPr>
+          <w:p>
+            <w:r>
+              <w:t>La historia de la industria hotelera se remonta a la antigüedad, cuando los comerciantes viajaban de un lugar a otro para intercambiar mercancías por hospedaje. En ese tiempo, surgieron posadas en los caminos para alojar a los viajeros y a sus caballos a cambio de dinero; eran lugares donde los huéspedes se alojaban junto al ganado y se les ofrecía un servicio de comidas.</w:t>
+            </w:r>
+          </w:p>
+          <w:p>
+            <w:r>
+              <w:t xml:space="preserve">Después de la caída del Imperio Romano, hasta los siglos X y XI, el servicio de hospedaje pasó a manos de los monasterios, que prestaban este servicio por caridad. La hospitalidad se volvió un servicio voluntario y estaba protegido por la ley. También estaban los sitios donde se prestaba este servicio a cambio de un valor. </w:t>
+            </w:r>
+          </w:p>
+          <w:p>
+            <w:r>
+              <w:lastRenderedPageBreak/>
+              <w:t>A partir del siglo XI</w:t>
+            </w:r>
+            <w:r>
+              <w:t>I y XIII</w:t>
+            </w:r>
+            <w:r>
+              <w:t>, las cruzadas dieron un fuerte impulso al comercio y la hospitalidad dio paso a locales que comenzaron a cobrar a cambio de alojamiento.</w:t>
+            </w:r>
+          </w:p>
+          <w:p>
+            <w:r>
+              <w:t>De los siglos XV al XVII</w:t>
+            </w:r>
+            <w:r>
+              <w:t>I</w:t>
+            </w:r>
+            <w:r>
+              <w:t>, se desarrolla un servicio de posadas no solo destinadas al alojamiento de viajeros, sino también como centros de actividades, negocios o para elegir a miembros del Consejo Eclesiástico o del Parlamento.</w:t>
+            </w:r>
+          </w:p>
+          <w:p>
+            <w:r>
+              <w:t>La revolución de la hotelería moderna vino con la Revolución Industrial y la generalización de los medios de transporte, que permitió a las personas desplazarse de forma masiva de un lugar a otro. Por aquel entonces, los viajes estaban reservados a clases más adineradas que podían salir de vacaciones y, por tanto, exigían alojamientos acordes a su nivel económico. Se generalizan establecimientos para comer y pernoctar, y surge así lo que conocemos como hotelería moderna.</w:t>
+            </w:r>
+          </w:p>
+          <w:p>
+            <w:r>
+              <w:t xml:space="preserve">El primer hotel de concepción moderna, en 1807, fue el Badische Hof, construido en Alemania. Comenzó con 18 columnas dóricas que se extendían a lo largo de tres pisos, lo que hizo que el comedor fuera el centro de atención, y con algunos aspectos novedosos para la época como sala de lectura o biblioteca. </w:t>
+            </w:r>
+          </w:p>
+          <w:p>
+            <w:r>
+              <w:t>Con la aparición del ferrocarril también surgen los hoteles término, para dar alojamiento a los viajeros al lado de las estaciones.</w:t>
+            </w:r>
+          </w:p>
+          <w:p>
+            <w:r>
+              <w:t xml:space="preserve">A mediados de 1800 aparecen los hoteles de propiedad corporativa. El famoso Ritz y su cadena de hoteles se inauguró en 1880 y el modelo de negocio se extiende de Europa a Estados Unidos tras 1900. Francia fue el gran referente en la industria </w:t>
+            </w:r>
+            <w:r>
+              <w:lastRenderedPageBreak/>
+              <w:t>hotelera desde mediados del siglo XIX, hasta que a finales del siglo XX Estados Unidos tomó el relevo con sus grandes cadenas hoteleras y gigantes establecimientos.</w:t>
+            </w:r>
+          </w:p>
+          <w:p>
+            <w:r>
+              <w:t>La industria hotelera es hoy una de las principales y, en algunos países europeos, ocupa el primer puesto de la industria nacional.</w:t>
+            </w:r>
+          </w:p>
+          <w:p/>
+        </w:tc>
+      </w:tr>
+    </w:tbl>
+    <w:p>
+      <w:pPr>
+        <w:pStyle w:val="Ttulo2"/>
+      </w:pPr>
+      <w:bookmarkStart w:id="3" w:name="_Toc234580998"/>
+      <w:r>
+        <w:lastRenderedPageBreak/>
+        <w:t>Normativa de formalización</w:t>
+      </w:r>
+      <w:bookmarkEnd w:id="3"/>
+    </w:p>
+    <w:p>
+      <w:r>
+        <w:t>La formalización hotelera constituye un eje fundamental para el desarrollo ordenado, seguro y competitivo de la industria de alojamiento. Hace referencia al conjunto de disposiciones legales, técnicas y administrativas que regulan la creación, operación y control de los establecimientos de alojamiento y hospedaje, con el propósito de garantizar la calidad del servicio, la protección del usuario y el cumplimiento de las obligaciones del prestador frente al Estado. En este sentido, la formalización no debe entenderse únicamente como un requisito legal, sino como un elemento estratégico que fortalece la sostenibilidad y la credibilidad del sector hotelero.</w:t>
+      </w:r>
+    </w:p>
+    <w:p>
+      <w:r>
+        <w:t xml:space="preserve">Desde una perspectiva técnico profesional, la normativa hotelera proporciona el marco de actuación dentro del cual se desarrollan los procesos operativos, administrativos y de servicio. El conocimiento y la correcta aplicación de estas disposiciones permiten al talento humano comprender las condiciones bajo las cuales opera el establecimiento, identificar responsabilidades y participar activamente en el cumplimiento de los procedimientos técnicos y los protocolos establecidos. Asimismo, </w:t>
+      </w:r>
+      <w:r>
+        <w:lastRenderedPageBreak/>
+        <w:t>la normativa orienta la estandarización de los servicios y contribuye a la mejora continua de la calidad en la atención al huésped.</w:t>
+      </w:r>
+    </w:p>
+    <w:p>
+      <w:r>
+        <w:t>La Ley 300 de 1996 expide la ley general de turismo, la cual estableció que los consejos distritales o municipales, determinarán las zonas de desarrollo turístico prioritario, así mismo autoriza a las corporaciones de aquellos municipios con menos de cien mil habitantes, que posean gran valor histórico, artístico y cultural, para que puedan establecer un peaje turístico, sin que la tarifa supere un salario mínimo diario legal por vehículo de uso público o comercial y medio salario mínimo diario legal por vehículo de uso particular. Esta Ley es importante porque también dicta disposiciones sobre:</w:t>
+      </w:r>
+    </w:p>
+    <w:p>
+      <w:pPr>
+        <w:pStyle w:val="Figura"/>
+        <w:numPr>
+          <w:ilvl w:val="0"/>
+          <w:numId w:val="2"/>
+        </w:numPr>
+        <w:ind w:left="992" w:hanging="992"/>
+        <w:jc w:val="left"/>
+        <w:rPr>
+          <w:bdr w:val="none" w:sz="0" w:space="0" w:color="auto"/>
+          <w:shd w:val="clear" w:color="auto" w:fill="auto"/>
+          <w:lang w:val="es-CO"/>
+        </w:rPr>
+      </w:pPr>
+      <w:r>
+        <w:rPr>
+          <w:bdr w:val="none" w:sz="0" w:space="0" w:color="auto"/>
+          <w:shd w:val="clear" w:color="auto" w:fill="auto"/>
+          <w:lang w:val="es-CO"/>
+        </w:rPr>
+        <w:t>Disposiciones Ley 300 de 1996</w:t>
+      </w:r>
+    </w:p>
+    <w:p>
+      <w:pPr>
+        <w:ind w:firstLine="0"/>
+        <w:jc w:val="center"/>
+        <w:rPr>
+          <w:lang w:eastAsia="es-CO"/>
+        </w:rPr>
+      </w:pPr>
+      <w:r>
+        <w:rPr>
+          <w:noProof/>
+          <w:lang w:eastAsia="es-CO"/>
+        </w:rPr>
+        <w:drawing>
+          <wp:inline distT="0" distB="0" distL="0" distR="0" wp14:anchorId="3FDCDE88" wp14:editId="17CEEE7C">
+            <wp:extent cx="4365266" cy="2455353"/>
+            <wp:effectExtent l="0" t="0" r="0" b="2540"/>
+            <wp:docPr id="12" name="Imagen 12" descr="La figura 1 enuncia los aspectos sobre los cuales dicta disposiciones la Ley 300 de 1996."/>
+            <wp:cNvGraphicFramePr>
+              <a:graphicFrameLocks xmlns:a="http://schemas.openxmlformats.org/drawingml/2006/main" noChangeAspect="1"/>
+            </wp:cNvGraphicFramePr>
+            <a:graphic xmlns:a="http://schemas.openxmlformats.org/drawingml/2006/main">
+              <a:graphicData uri="http://schemas.openxmlformats.org/drawingml/2006/picture">
+                <pic:pic xmlns:pic="http://schemas.openxmlformats.org/drawingml/2006/picture">
+                  <pic:nvPicPr>
+                    <pic:cNvPr id="12" name="Imagen 12" descr="La figura 1 enuncia los aspectos sobre los cuales dicta disposiciones la Ley 300 de 1996."/>
+                    <pic:cNvPicPr/>
+                  </pic:nvPicPr>
+                  <pic:blipFill>
+                    <a:blip r:embed="rId14">
+                      <a:extLst>
+                        <a:ext uri="{28A0092B-C50C-407E-A947-70E740481C1C}">
+                          <a14:useLocalDpi xmlns:a14="http://schemas.microsoft.com/office/drawing/2010/main" val="0"/>
+                        </a:ext>
+                      </a:extLst>
+                    </a:blip>
+                    <a:stretch>
+                      <a:fillRect/>
+                    </a:stretch>
+                  </pic:blipFill>
+                  <pic:spPr>
+                    <a:xfrm>
+                      <a:off x="0" y="0"/>
+                      <a:ext cx="4387603" cy="2467917"/>
+                    </a:xfrm>
+                    <a:prstGeom prst="rect">
+                      <a:avLst/>
+                    </a:prstGeom>
+                  </pic:spPr>
+                </pic:pic>
+              </a:graphicData>
+            </a:graphic>
+          </wp:inline>
+        </w:drawing>
+      </w:r>
+    </w:p>
+    <w:p>
+      <w:pPr>
+        <w:ind w:left="708" w:firstLine="708"/>
+        <w:rPr>
+          <w:lang w:val="es-419" w:eastAsia="es-CO"/>
+        </w:rPr>
+      </w:pPr>
+      <w:r>
+        <w:rPr>
+          <w:lang w:val="es-419" w:eastAsia="es-CO"/>
+        </w:rPr>
+        <w:t>Nota. SENA, (2026).</w:t>
+      </w:r>
+    </w:p>
+    <w:p>
+      <w:r>
+        <w:t xml:space="preserve">La Ley 300 de 1996 (Ley General de Turismo en Colombia) es amplia y no se limita solo a hotelería; regula todo el sector turístico. </w:t>
+      </w:r>
+    </w:p>
+    <w:p>
+      <w:r>
+        <w:lastRenderedPageBreak/>
+        <w:t>Además, crea la división de Policía de Turismo, dentro de la Dirección de Protección y Servicios Especiales de la Policía Nacional, prestadores de servicios turísticos en particular, establecimientos hoteleros o de hospedaje, agencias de viajes y de turismo, transportadores de pasajeros, establecimientos de gastronomía, bares y negocios similares, establecimientos de arrendamiento de vehículos, empresas captadoras de ahorro para viajes, guías de turismo, sistema de tiempo compartido, operadores profesionales de congresos, ferias, convenciones y círculos metropolitanos turísticos.</w:t>
+      </w:r>
+    </w:p>
+    <w:p>
+      <w:r>
+        <w:t>Estos son los aspectos más relevantes y aplicables de esta ley con relación al contexto de servicios de alojamiento.</w:t>
+      </w:r>
+    </w:p>
+    <w:p>
+      <w:pPr>
+        <w:pStyle w:val="Tabla"/>
+      </w:pPr>
+      <w:r>
+        <w:t>Aspectos principales de la Ley 300 de 1996</w:t>
+      </w:r>
+    </w:p>
+    <w:tbl>
+      <w:tblPr>
+        <w:tblStyle w:val="SENA"/>
+        <w:tblW w:w="0" w:type="auto"/>
+        <w:tblLook w:val="04A0" w:firstRow="1" w:lastRow="0" w:firstColumn="1" w:lastColumn="0" w:noHBand="0" w:noVBand="1"/>
+      </w:tblPr>
+      <w:tblGrid>
+        <w:gridCol w:w="2689"/>
+        <w:gridCol w:w="3953"/>
+        <w:gridCol w:w="3320"/>
       </w:tblGrid>
       <w:tr>
         <w:trPr>
           <w:cnfStyle w:val="100000000000" w:firstRow="1" w:lastRow="0" w:firstColumn="0" w:lastColumn="0" w:oddVBand="0" w:evenVBand="0" w:oddHBand="0" w:evenHBand="0" w:firstRowFirstColumn="0" w:firstRowLastColumn="0" w:lastRowFirstColumn="0" w:lastRowLastColumn="0"/>
-          <w:cantSplit/>
           <w:tblHeader/>
         </w:trPr>
         <w:tc>
           <w:tcPr>
-            <w:tcW w:w="2830" w:type="dxa"/>
+            <w:tcW w:w="2689" w:type="dxa"/>
+            <w:vAlign w:val="center"/>
           </w:tcPr>
           <w:p>
             <w:pPr>
-              <w:spacing w:line="240" w:lineRule="auto"/>
-              <w:ind w:firstLine="0"/>
-              <w:rPr>
-                <w:rFonts w:asciiTheme="minorHAnsi" w:hAnsiTheme="minorHAnsi" w:cstheme="minorHAnsi"/>
-                <w:szCs w:val="28"/>
-              </w:rPr>
+              <w:pStyle w:val="TextoTablas"/>
             </w:pPr>
             <w:r>
-              <w:rPr>
-                <w:rFonts w:asciiTheme="minorHAnsi" w:hAnsiTheme="minorHAnsi" w:cstheme="minorHAnsi"/>
-                <w:szCs w:val="28"/>
-              </w:rPr>
               <w:t>Aspecto</w:t>
             </w:r>
           </w:p>
         </w:tc>
         <w:tc>
           <w:tcPr>
-            <w:tcW w:w="2977" w:type="dxa"/>
+            <w:tcW w:w="3953" w:type="dxa"/>
+            <w:vAlign w:val="center"/>
           </w:tcPr>
           <w:p>
             <w:pPr>
-              <w:spacing w:line="240" w:lineRule="auto"/>
-              <w:ind w:firstLine="0"/>
-              <w:rPr>
-                <w:rFonts w:asciiTheme="minorHAnsi" w:hAnsiTheme="minorHAnsi" w:cstheme="minorHAnsi"/>
-                <w:szCs w:val="28"/>
-              </w:rPr>
+              <w:pStyle w:val="TextoTablas"/>
             </w:pPr>
             <w:r>
-              <w:rPr>
-                <w:rFonts w:asciiTheme="minorHAnsi" w:hAnsiTheme="minorHAnsi" w:cstheme="minorHAnsi"/>
-                <w:szCs w:val="28"/>
-              </w:rPr>
               <w:t>Descripción</w:t>
             </w:r>
           </w:p>
         </w:tc>
         <w:tc>
           <w:tcPr>
-            <w:tcW w:w="3544" w:type="dxa"/>
+            <w:tcW w:w="3320" w:type="dxa"/>
+            <w:vAlign w:val="center"/>
           </w:tcPr>
           <w:p>
             <w:pPr>
-              <w:spacing w:line="240" w:lineRule="auto"/>
-              <w:ind w:firstLine="0"/>
-              <w:rPr>
-                <w:rFonts w:cstheme="minorHAnsi"/>
-                <w:szCs w:val="28"/>
-              </w:rPr>
+              <w:pStyle w:val="TextoTablas"/>
             </w:pPr>
             <w:r>
-              <w:rPr>
-                <w:rFonts w:cstheme="minorHAnsi"/>
-                <w:szCs w:val="28"/>
-              </w:rPr>
               <w:t>Aplicación en servicios de alojamiento</w:t>
             </w:r>
           </w:p>
@@ -2713,64 +2882,42 @@
         </w:trPr>
         <w:tc>
           <w:tcPr>
-            <w:tcW w:w="2830" w:type="dxa"/>
+            <w:tcW w:w="2689" w:type="dxa"/>
+            <w:vAlign w:val="center"/>
           </w:tcPr>
           <w:p>
             <w:pPr>
-              <w:spacing w:line="240" w:lineRule="auto"/>
-              <w:ind w:firstLine="0"/>
-              <w:rPr>
-                <w:rFonts w:asciiTheme="minorHAnsi" w:hAnsiTheme="minorHAnsi" w:cstheme="minorHAnsi"/>
-                <w:szCs w:val="28"/>
-              </w:rPr>
+              <w:pStyle w:val="TextoTablas"/>
             </w:pPr>
             <w:r>
-              <w:rPr>
-                <w:rFonts w:asciiTheme="minorHAnsi" w:hAnsiTheme="minorHAnsi" w:cstheme="minorHAnsi"/>
-                <w:szCs w:val="28"/>
-              </w:rPr>
               <w:t>Objeto de la ley</w:t>
             </w:r>
           </w:p>
         </w:tc>
         <w:tc>
           <w:tcPr>
-            <w:tcW w:w="2977" w:type="dxa"/>
+            <w:tcW w:w="3953" w:type="dxa"/>
+            <w:vAlign w:val="center"/>
           </w:tcPr>
           <w:p>
             <w:pPr>
-              <w:ind w:firstLine="0"/>
-              <w:rPr>
-                <w:rFonts w:asciiTheme="minorHAnsi" w:hAnsiTheme="minorHAnsi" w:cstheme="minorHAnsi"/>
-                <w:szCs w:val="28"/>
-              </w:rPr>
+              <w:pStyle w:val="TextoTablas"/>
             </w:pPr>
             <w:r>
-              <w:rPr>
-                <w:rFonts w:cstheme="minorHAnsi"/>
-                <w:szCs w:val="28"/>
-              </w:rPr>
               <w:t>Establece el marco legal para el desarrollo y regulación del turismo en Colombia.</w:t>
             </w:r>
           </w:p>
         </w:tc>
         <w:tc>
           <w:tcPr>
-            <w:tcW w:w="3544" w:type="dxa"/>
+            <w:tcW w:w="3320" w:type="dxa"/>
+            <w:vAlign w:val="center"/>
           </w:tcPr>
           <w:p>
             <w:pPr>
-              <w:ind w:firstLine="0"/>
-              <w:rPr>
-                <w:rFonts w:cstheme="minorHAnsi"/>
-                <w:szCs w:val="28"/>
-              </w:rPr>
+              <w:pStyle w:val="TextoTablas"/>
             </w:pPr>
             <w:r>
-              <w:rPr>
-                <w:rFonts w:cstheme="minorHAnsi"/>
-                <w:szCs w:val="28"/>
-              </w:rPr>
               <w:t>Define el entorno normativo en el que operan los establecimientos de alojamiento.</w:t>
             </w:r>
           </w:p>
@@ -2779,63 +2926,42 @@
       <w:tr>
         <w:tc>
           <w:tcPr>
-            <w:tcW w:w="2830" w:type="dxa"/>
+            <w:tcW w:w="2689" w:type="dxa"/>
+            <w:vAlign w:val="center"/>
           </w:tcPr>
           <w:p>
             <w:pPr>
-              <w:ind w:firstLine="0"/>
-              <w:rPr>
-                <w:rFonts w:asciiTheme="minorHAnsi" w:hAnsiTheme="minorHAnsi" w:cstheme="minorHAnsi"/>
-                <w:szCs w:val="28"/>
-              </w:rPr>
+              <w:pStyle w:val="TextoTablas"/>
             </w:pPr>
             <w:r>
-              <w:rPr>
-                <w:rFonts w:asciiTheme="minorHAnsi" w:hAnsiTheme="minorHAnsi" w:cstheme="minorHAnsi"/>
-                <w:szCs w:val="28"/>
-              </w:rPr>
               <w:t>Principios del turismo</w:t>
             </w:r>
           </w:p>
         </w:tc>
         <w:tc>
           <w:tcPr>
-            <w:tcW w:w="2977" w:type="dxa"/>
+            <w:tcW w:w="3953" w:type="dxa"/>
+            <w:vAlign w:val="center"/>
           </w:tcPr>
           <w:p>
             <w:pPr>
-              <w:ind w:firstLine="0"/>
-              <w:rPr>
-                <w:rFonts w:asciiTheme="minorHAnsi" w:hAnsiTheme="minorHAnsi" w:cstheme="minorHAnsi"/>
-                <w:szCs w:val="28"/>
-              </w:rPr>
+              <w:pStyle w:val="TextoTablas"/>
             </w:pPr>
             <w:r>
-              <w:rPr>
-                <w:rFonts w:asciiTheme="minorHAnsi" w:hAnsiTheme="minorHAnsi" w:cstheme="minorHAnsi"/>
-                <w:szCs w:val="28"/>
-              </w:rPr>
               <w:t>Promueve el desarrollo sostenible, la calidad del servicio, la protección al usuario y la competitividad.</w:t>
             </w:r>
           </w:p>
         </w:tc>
         <w:tc>
           <w:tcPr>
-            <w:tcW w:w="3544" w:type="dxa"/>
+            <w:tcW w:w="3320" w:type="dxa"/>
+            <w:vAlign w:val="center"/>
           </w:tcPr>
           <w:p>
             <w:pPr>
-              <w:ind w:firstLine="0"/>
-              <w:rPr>
-                <w:rFonts w:cstheme="minorHAnsi"/>
-                <w:szCs w:val="28"/>
-              </w:rPr>
+              <w:pStyle w:val="TextoTablas"/>
             </w:pPr>
             <w:r>
-              <w:rPr>
-                <w:rFonts w:cstheme="minorHAnsi"/>
-                <w:szCs w:val="28"/>
-              </w:rPr>
               <w:t>Orienta la prestación del servicio hotelero hacia la calidad y la satisfacción del cliente.</w:t>
             </w:r>
           </w:p>
@@ -2847,63 +2973,42 @@
         </w:trPr>
         <w:tc>
           <w:tcPr>
-            <w:tcW w:w="2830" w:type="dxa"/>
+            <w:tcW w:w="2689" w:type="dxa"/>
+            <w:vAlign w:val="center"/>
           </w:tcPr>
           <w:p>
             <w:pPr>
-              <w:ind w:firstLine="0"/>
-              <w:rPr>
-                <w:rFonts w:asciiTheme="minorHAnsi" w:hAnsiTheme="minorHAnsi" w:cstheme="minorHAnsi"/>
-                <w:szCs w:val="28"/>
-              </w:rPr>
+              <w:pStyle w:val="TextoTablas"/>
             </w:pPr>
             <w:r>
-              <w:rPr>
-                <w:rFonts w:asciiTheme="minorHAnsi" w:hAnsiTheme="minorHAnsi" w:cstheme="minorHAnsi"/>
-                <w:szCs w:val="28"/>
-              </w:rPr>
               <w:t>Organización del sector turístico</w:t>
             </w:r>
           </w:p>
         </w:tc>
         <w:tc>
           <w:tcPr>
-            <w:tcW w:w="2977" w:type="dxa"/>
+            <w:tcW w:w="3953" w:type="dxa"/>
+            <w:vAlign w:val="center"/>
           </w:tcPr>
           <w:p>
             <w:pPr>
-              <w:ind w:firstLine="0"/>
-              <w:rPr>
-                <w:rFonts w:asciiTheme="minorHAnsi" w:hAnsiTheme="minorHAnsi" w:cstheme="minorHAnsi"/>
-                <w:szCs w:val="28"/>
-              </w:rPr>
+              <w:pStyle w:val="TextoTablas"/>
             </w:pPr>
             <w:r>
-              <w:rPr>
-                <w:rFonts w:asciiTheme="minorHAnsi" w:hAnsiTheme="minorHAnsi" w:cstheme="minorHAnsi"/>
-                <w:szCs w:val="28"/>
-              </w:rPr>
               <w:t>Define las entidades responsables del turismo (Ministerio de Comercio, Industria y Turismo, entre otros).</w:t>
             </w:r>
           </w:p>
         </w:tc>
         <w:tc>
           <w:tcPr>
-            <w:tcW w:w="3544" w:type="dxa"/>
+            <w:tcW w:w="3320" w:type="dxa"/>
+            <w:vAlign w:val="center"/>
           </w:tcPr>
           <w:p>
             <w:pPr>
-              <w:ind w:firstLine="0"/>
-              <w:rPr>
-                <w:rFonts w:cstheme="minorHAnsi"/>
-                <w:szCs w:val="28"/>
-              </w:rPr>
+              <w:pStyle w:val="TextoTablas"/>
             </w:pPr>
             <w:r>
-              <w:rPr>
-                <w:rFonts w:cstheme="minorHAnsi"/>
-                <w:szCs w:val="28"/>
-              </w:rPr>
               <w:t>Los hoteles deben alinearse con las políticas y lineamientos institucionales del sector.</w:t>
             </w:r>
           </w:p>
@@ -2912,64 +3017,42 @@
       <w:tr>
         <w:tc>
           <w:tcPr>
-            <w:tcW w:w="2830" w:type="dxa"/>
+            <w:tcW w:w="2689" w:type="dxa"/>
+            <w:vAlign w:val="center"/>
           </w:tcPr>
           <w:p>
             <w:pPr>
-              <w:ind w:firstLine="0"/>
-              <w:rPr>
-                <w:rFonts w:cstheme="minorHAnsi"/>
-                <w:szCs w:val="28"/>
-              </w:rPr>
+              <w:pStyle w:val="TextoTablas"/>
             </w:pPr>
             <w:r>
-              <w:rPr>
-                <w:rFonts w:cstheme="minorHAnsi"/>
-                <w:szCs w:val="28"/>
-              </w:rPr>
-              <w:lastRenderedPageBreak/>
               <w:t>Registro Nacional de Turismo (RNT)</w:t>
             </w:r>
           </w:p>
         </w:tc>
         <w:tc>
           <w:tcPr>
-            <w:tcW w:w="2977" w:type="dxa"/>
+            <w:tcW w:w="3953" w:type="dxa"/>
+            <w:vAlign w:val="center"/>
           </w:tcPr>
           <w:p>
             <w:pPr>
-              <w:ind w:firstLine="0"/>
-              <w:rPr>
-                <w:rFonts w:cstheme="minorHAnsi"/>
-                <w:szCs w:val="28"/>
-              </w:rPr>
+              <w:pStyle w:val="TextoTablas"/>
             </w:pPr>
             <w:r>
-              <w:rPr>
-                <w:rFonts w:cstheme="minorHAnsi"/>
-                <w:szCs w:val="28"/>
-              </w:rPr>
               <w:t>Obliga a los prestadores de servicios turísticos a inscribirse y actualizar su registro.</w:t>
             </w:r>
           </w:p>
         </w:tc>
         <w:tc>
           <w:tcPr>
-            <w:tcW w:w="3544" w:type="dxa"/>
+            <w:tcW w:w="3320" w:type="dxa"/>
+            <w:vAlign w:val="center"/>
           </w:tcPr>
           <w:p>
             <w:pPr>
-              <w:ind w:firstLine="0"/>
-              <w:rPr>
-                <w:rFonts w:cstheme="minorHAnsi"/>
-                <w:szCs w:val="28"/>
-              </w:rPr>
+              <w:pStyle w:val="TextoTablas"/>
             </w:pPr>
             <w:r>
-              <w:rPr>
-                <w:rFonts w:cstheme="minorHAnsi"/>
-                <w:szCs w:val="28"/>
-              </w:rPr>
               <w:t>Todo establecimiento de alojamiento debe estar inscrito en el RNT para operar legalmente.</w:t>
             </w:r>
           </w:p>
@@ -2981,63 +3064,43 @@
         </w:trPr>
         <w:tc>
           <w:tcPr>
-            <w:tcW w:w="2830" w:type="dxa"/>
+            <w:tcW w:w="2689" w:type="dxa"/>
+            <w:vAlign w:val="center"/>
           </w:tcPr>
           <w:p>
             <w:pPr>
-              <w:ind w:firstLine="0"/>
-              <w:rPr>
-                <w:rFonts w:cstheme="minorHAnsi"/>
-                <w:szCs w:val="28"/>
-              </w:rPr>
+              <w:pStyle w:val="TextoTablas"/>
             </w:pPr>
             <w:r>
-              <w:rPr>
-                <w:rFonts w:cstheme="minorHAnsi"/>
-                <w:szCs w:val="28"/>
-              </w:rPr>
+              <w:lastRenderedPageBreak/>
               <w:t>Prestadores de servicios turísticos</w:t>
             </w:r>
           </w:p>
         </w:tc>
         <w:tc>
           <w:tcPr>
-            <w:tcW w:w="2977" w:type="dxa"/>
+            <w:tcW w:w="3953" w:type="dxa"/>
+            <w:vAlign w:val="center"/>
           </w:tcPr>
           <w:p>
             <w:pPr>
-              <w:ind w:firstLine="0"/>
-              <w:rPr>
-                <w:rFonts w:cstheme="minorHAnsi"/>
-                <w:szCs w:val="28"/>
-              </w:rPr>
+              <w:pStyle w:val="TextoTablas"/>
             </w:pPr>
             <w:r>
-              <w:rPr>
-                <w:rFonts w:cstheme="minorHAnsi"/>
-                <w:szCs w:val="28"/>
-              </w:rPr>
               <w:t>Clasifica los actores del sector (hoteles, agencias de viajes, operadores, etc.).</w:t>
             </w:r>
           </w:p>
         </w:tc>
         <w:tc>
           <w:tcPr>
-            <w:tcW w:w="3544" w:type="dxa"/>
+            <w:tcW w:w="3320" w:type="dxa"/>
+            <w:vAlign w:val="center"/>
           </w:tcPr>
           <w:p>
             <w:pPr>
-              <w:ind w:firstLine="0"/>
-              <w:rPr>
-                <w:rFonts w:cstheme="minorHAnsi"/>
-                <w:szCs w:val="28"/>
-              </w:rPr>
+              <w:pStyle w:val="TextoTablas"/>
             </w:pPr>
             <w:r>
-              <w:rPr>
-                <w:rFonts w:cstheme="minorHAnsi"/>
-                <w:szCs w:val="28"/>
-              </w:rPr>
               <w:t>Identifica a los establecimientos de alojamiento como prestadores formales del servicio.</w:t>
             </w:r>
           </w:p>
@@ -3046,63 +3109,42 @@
       <w:tr>
         <w:tc>
           <w:tcPr>
-            <w:tcW w:w="2830" w:type="dxa"/>
+            <w:tcW w:w="2689" w:type="dxa"/>
+            <w:vAlign w:val="center"/>
           </w:tcPr>
           <w:p>
             <w:pPr>
-              <w:ind w:firstLine="0"/>
-              <w:rPr>
-                <w:rFonts w:cstheme="minorHAnsi"/>
-                <w:szCs w:val="28"/>
-              </w:rPr>
+              <w:pStyle w:val="TextoTablas"/>
             </w:pPr>
             <w:r>
-              <w:rPr>
-                <w:rFonts w:cstheme="minorHAnsi"/>
-                <w:szCs w:val="28"/>
-              </w:rPr>
               <w:t>Derechos y deberes de los usuarios</w:t>
             </w:r>
           </w:p>
         </w:tc>
         <w:tc>
           <w:tcPr>
-            <w:tcW w:w="2977" w:type="dxa"/>
+            <w:tcW w:w="3953" w:type="dxa"/>
+            <w:vAlign w:val="center"/>
           </w:tcPr>
           <w:p>
             <w:pPr>
-              <w:ind w:firstLine="0"/>
-              <w:rPr>
-                <w:rFonts w:cstheme="minorHAnsi"/>
-                <w:szCs w:val="28"/>
-              </w:rPr>
+              <w:pStyle w:val="TextoTablas"/>
             </w:pPr>
             <w:r>
-              <w:rPr>
-                <w:rFonts w:cstheme="minorHAnsi"/>
-                <w:szCs w:val="28"/>
-              </w:rPr>
               <w:t>Garantiza información clara, calidad en el servicio y protección al consumidor.</w:t>
             </w:r>
           </w:p>
         </w:tc>
         <w:tc>
           <w:tcPr>
-            <w:tcW w:w="3544" w:type="dxa"/>
+            <w:tcW w:w="3320" w:type="dxa"/>
+            <w:vAlign w:val="center"/>
           </w:tcPr>
           <w:p>
             <w:pPr>
-              <w:ind w:firstLine="0"/>
-              <w:rPr>
-                <w:rFonts w:cstheme="minorHAnsi"/>
-                <w:szCs w:val="28"/>
-              </w:rPr>
+              <w:pStyle w:val="TextoTablas"/>
             </w:pPr>
             <w:r>
-              <w:rPr>
-                <w:rFonts w:cstheme="minorHAnsi"/>
-                <w:szCs w:val="28"/>
-              </w:rPr>
               <w:t>El hotel debe brindar información veraz sobre tarifas, servicios y condiciones.</w:t>
             </w:r>
           </w:p>
@@ -3114,63 +3156,42 @@
         </w:trPr>
         <w:tc>
           <w:tcPr>
-            <w:tcW w:w="2830" w:type="dxa"/>
+            <w:tcW w:w="2689" w:type="dxa"/>
+            <w:vAlign w:val="center"/>
           </w:tcPr>
           <w:p>
             <w:pPr>
-              <w:ind w:firstLine="0"/>
-              <w:rPr>
-                <w:rFonts w:cstheme="minorHAnsi"/>
-                <w:szCs w:val="28"/>
-              </w:rPr>
+              <w:pStyle w:val="TextoTablas"/>
             </w:pPr>
             <w:r>
-              <w:rPr>
-                <w:rFonts w:cstheme="minorHAnsi"/>
-                <w:szCs w:val="28"/>
-              </w:rPr>
               <w:t>Calidad del servicio turístico</w:t>
             </w:r>
           </w:p>
         </w:tc>
         <w:tc>
           <w:tcPr>
-            <w:tcW w:w="2977" w:type="dxa"/>
+            <w:tcW w:w="3953" w:type="dxa"/>
+            <w:vAlign w:val="center"/>
           </w:tcPr>
           <w:p>
             <w:pPr>
-              <w:ind w:firstLine="0"/>
-              <w:rPr>
-                <w:rFonts w:cstheme="minorHAnsi"/>
-                <w:szCs w:val="28"/>
-              </w:rPr>
+              <w:pStyle w:val="TextoTablas"/>
             </w:pPr>
             <w:r>
-              <w:rPr>
-                <w:rFonts w:cstheme="minorHAnsi"/>
-                <w:szCs w:val="28"/>
-              </w:rPr>
               <w:t>Promueve estándares de calidad y certificaciones para mejorar la competitividad.</w:t>
             </w:r>
           </w:p>
         </w:tc>
         <w:tc>
           <w:tcPr>
-            <w:tcW w:w="3544" w:type="dxa"/>
+            <w:tcW w:w="3320" w:type="dxa"/>
+            <w:vAlign w:val="center"/>
           </w:tcPr>
           <w:p>
             <w:pPr>
-              <w:ind w:firstLine="0"/>
-              <w:rPr>
-                <w:rFonts w:cstheme="minorHAnsi"/>
-                <w:szCs w:val="28"/>
-              </w:rPr>
+              <w:pStyle w:val="TextoTablas"/>
             </w:pPr>
             <w:r>
-              <w:rPr>
-                <w:rFonts w:cstheme="minorHAnsi"/>
-                <w:szCs w:val="28"/>
-              </w:rPr>
               <w:t>Impulsa la implementación de normas de calidad en los servicios de alojamiento.</w:t>
             </w:r>
           </w:p>
@@ -3179,81 +3200,47 @@
       <w:tr>
         <w:tc>
           <w:tcPr>
-            <w:tcW w:w="2830" w:type="dxa"/>
+            <w:tcW w:w="2689" w:type="dxa"/>
+            <w:vAlign w:val="center"/>
           </w:tcPr>
           <w:p>
             <w:pPr>
-              <w:ind w:firstLine="0"/>
-              <w:rPr>
-                <w:rFonts w:cstheme="minorHAnsi"/>
-                <w:szCs w:val="28"/>
-              </w:rPr>
+              <w:pStyle w:val="TextoTablas"/>
             </w:pPr>
             <w:r>
-              <w:rPr>
-                <w:rFonts w:cstheme="minorHAnsi"/>
-                <w:szCs w:val="28"/>
-              </w:rPr>
               <w:t>Inspección, vigilancia y control</w:t>
             </w:r>
           </w:p>
         </w:tc>
         <w:tc>
           <w:tcPr>
-            <w:tcW w:w="2977" w:type="dxa"/>
+            <w:tcW w:w="3953" w:type="dxa"/>
+            <w:vAlign w:val="center"/>
           </w:tcPr>
           <w:p>
             <w:pPr>
-              <w:ind w:firstLine="0"/>
+              <w:pStyle w:val="TextoTablas"/>
+            </w:pPr>
+            <w:r>
               <w:rPr>
                 <w:rFonts w:cstheme="minorHAnsi"/>
                 <w:szCs w:val="28"/>
               </w:rPr>
-            </w:pPr>
-            <w:r>
-              <w:rPr>
-                <w:rFonts w:cstheme="minorHAnsi"/>
-                <w:szCs w:val="28"/>
-              </w:rPr>
-              <w:t xml:space="preserve">Establece mecanismos para supervisar el </w:t>
-            </w:r>
-            <w:r>
-              <w:rPr>
-                <w:rFonts w:cstheme="minorHAnsi"/>
-                <w:szCs w:val="28"/>
-              </w:rPr>
-              <w:lastRenderedPageBreak/>
-              <w:t>cumplimiento de la normativa.</w:t>
+              <w:t>Establece mecanismos para supervisar el cumplimiento de la normativa.</w:t>
             </w:r>
           </w:p>
         </w:tc>
         <w:tc>
           <w:tcPr>
-            <w:tcW w:w="3544" w:type="dxa"/>
+            <w:tcW w:w="3320" w:type="dxa"/>
+            <w:vAlign w:val="center"/>
           </w:tcPr>
           <w:p>
             <w:pPr>
-              <w:ind w:firstLine="0"/>
-              <w:rPr>
-                <w:rFonts w:cstheme="minorHAnsi"/>
-                <w:szCs w:val="28"/>
-              </w:rPr>
+              <w:pStyle w:val="TextoTablas"/>
             </w:pPr>
             <w:r>
-              <w:rPr>
-                <w:rFonts w:cstheme="minorHAnsi"/>
-                <w:szCs w:val="28"/>
-              </w:rPr>
-              <w:lastRenderedPageBreak/>
-              <w:t xml:space="preserve">Los hoteles pueden ser inspeccionados para verificar </w:t>
-            </w:r>
-            <w:r>
-              <w:rPr>
-                <w:rFonts w:cstheme="minorHAnsi"/>
-                <w:szCs w:val="28"/>
-              </w:rPr>
-              <w:lastRenderedPageBreak/>
-              <w:t>cumplimiento legal y de calidad.</w:t>
+              <w:t>Los hoteles pueden ser inspeccionados para verificar cumplimiento legal y de calidad.</w:t>
             </w:r>
           </w:p>
         </w:tc>
@@ -3264,33 +3251,26 @@
         </w:trPr>
         <w:tc>
           <w:tcPr>
-            <w:tcW w:w="2830" w:type="dxa"/>
+            <w:tcW w:w="2689" w:type="dxa"/>
+            <w:vAlign w:val="center"/>
           </w:tcPr>
           <w:p>
             <w:pPr>
-              <w:ind w:firstLine="0"/>
-              <w:rPr>
-                <w:rFonts w:cstheme="minorHAnsi"/>
-                <w:szCs w:val="28"/>
-              </w:rPr>
+              <w:pStyle w:val="TextoTablas"/>
             </w:pPr>
             <w:r>
-              <w:rPr>
-                <w:rFonts w:cstheme="minorHAnsi"/>
-                <w:szCs w:val="28"/>
-              </w:rPr>
-              <w:lastRenderedPageBreak/>
               <w:t>Incentivos al turismo</w:t>
             </w:r>
           </w:p>
         </w:tc>
         <w:tc>
           <w:tcPr>
-            <w:tcW w:w="2977" w:type="dxa"/>
+            <w:tcW w:w="3953" w:type="dxa"/>
+            <w:vAlign w:val="center"/>
           </w:tcPr>
           <w:p>
             <w:pPr>
-              <w:ind w:firstLine="0"/>
+              <w:pStyle w:val="TextoTablas"/>
               <w:rPr>
                 <w:rFonts w:cstheme="minorHAnsi"/>
                 <w:szCs w:val="28"/>
@@ -3307,21 +3287,14 @@
         </w:tc>
         <w:tc>
           <w:tcPr>
-            <w:tcW w:w="3544" w:type="dxa"/>
+            <w:tcW w:w="3320" w:type="dxa"/>
+            <w:vAlign w:val="center"/>
           </w:tcPr>
           <w:p>
             <w:pPr>
-              <w:ind w:firstLine="0"/>
-              <w:rPr>
-                <w:rFonts w:cstheme="minorHAnsi"/>
-                <w:szCs w:val="28"/>
-              </w:rPr>
+              <w:pStyle w:val="TextoTablas"/>
             </w:pPr>
             <w:r>
-              <w:rPr>
-                <w:rFonts w:cstheme="minorHAnsi"/>
-                <w:szCs w:val="28"/>
-              </w:rPr>
               <w:t>Puede favorecer inversiones y mejora de infraestructura hotelera.</w:t>
             </w:r>
           </w:p>
@@ -3330,32 +3303,26 @@
       <w:tr>
         <w:tc>
           <w:tcPr>
-            <w:tcW w:w="2830" w:type="dxa"/>
+            <w:tcW w:w="2689" w:type="dxa"/>
+            <w:vAlign w:val="center"/>
           </w:tcPr>
           <w:p>
             <w:pPr>
-              <w:ind w:firstLine="0"/>
-              <w:rPr>
-                <w:rFonts w:cstheme="minorHAnsi"/>
-                <w:szCs w:val="28"/>
-              </w:rPr>
+              <w:pStyle w:val="TextoTablas"/>
             </w:pPr>
             <w:r>
-              <w:rPr>
-                <w:rFonts w:cstheme="minorHAnsi"/>
-                <w:szCs w:val="28"/>
-              </w:rPr>
               <w:t>Sanciones</w:t>
             </w:r>
           </w:p>
         </w:tc>
         <w:tc>
           <w:tcPr>
-            <w:tcW w:w="2977" w:type="dxa"/>
+            <w:tcW w:w="3953" w:type="dxa"/>
+            <w:vAlign w:val="center"/>
           </w:tcPr>
           <w:p>
             <w:pPr>
-              <w:ind w:firstLine="0"/>
+              <w:pStyle w:val="TextoTablas"/>
               <w:rPr>
                 <w:rFonts w:cstheme="minorHAnsi"/>
                 <w:szCs w:val="28"/>
@@ -3372,21 +3339,14 @@
         </w:tc>
         <w:tc>
           <w:tcPr>
-            <w:tcW w:w="3544" w:type="dxa"/>
+            <w:tcW w:w="3320" w:type="dxa"/>
+            <w:vAlign w:val="center"/>
           </w:tcPr>
           <w:p>
             <w:pPr>
-              <w:ind w:firstLine="0"/>
-              <w:rPr>
-                <w:rFonts w:cstheme="minorHAnsi"/>
-                <w:szCs w:val="28"/>
-              </w:rPr>
+              <w:pStyle w:val="TextoTablas"/>
             </w:pPr>
             <w:r>
-              <w:rPr>
-                <w:rFonts w:cstheme="minorHAnsi"/>
-                <w:szCs w:val="28"/>
-              </w:rPr>
               <w:t>Un hotel puede ser sancionado por operar sin registro o incumplir normas.</w:t>
             </w:r>
           </w:p>
@@ -3395,7 +3355,7 @@
     </w:tbl>
     <w:p>
       <w:pPr>
-        <w:ind w:firstLine="0"/>
+        <w:ind w:firstLine="708"/>
       </w:pPr>
       <w:r>
         <w:t>Nota. SENA, (2026).</w:t>
@@ -3405,44 +3365,9 @@
       <w:r>
         <w:t xml:space="preserve">Lo invitamos a leer las demás disposiciones que realiza la ley 300 de 1996 en Colombia, a través del enlace que se encuentra a continuación: </w:t>
       </w:r>
-    </w:p>
-    <w:p>
-      <w:hyperlink r:id="rId14" w:history="1">
-        <w:r>
-          <w:rPr>
-            <w:rStyle w:val="Hipervnculo"/>
-            <w:b/>
-            <w:bCs/>
-          </w:rPr>
-          <w:t>Enlace</w:t>
-        </w:r>
-      </w:hyperlink>
       <w:r>
         <w:t xml:space="preserve"> </w:t>
       </w:r>
-    </w:p>
-    <w:p>
-      <w:r>
-        <w:t xml:space="preserve">Por su parte, la Resolución 657 de 2005 del Ministerio de Comercio, Industria y Turismo, reglamenta la categorización por estrellas de los establecimientos hoteleros o de hospedaje que prestan sus servicios en Colombia, disponiendo que sólo podrán ser categorizados por estrellas los establecimientos hoteleros o de hospedaje que en los términos del artículo 78 de la Ley 300 de 1996, se consideren como hoteles, según la definición de la norma técnica sectorial NTSH 006, para lo cual deben obtener el certificado de calidad turística, expedido por un organismo certificador debidamente acreditado por la Superintendencia de Industria y Comercio, que cuente con visto </w:t>
-      </w:r>
-      <w:r>
-        <w:lastRenderedPageBreak/>
-        <w:t>bueno de la Dirección de Turismo del Ministerio de Comercio, Industria y Turismo, sin cuya certificación no podrán utilizar en su publicidad la categorización por estrellas, so pena de ser sancionados.</w:t>
-      </w:r>
-    </w:p>
-    <w:p>
-      <w:r>
-        <w:t xml:space="preserve">Para profundizar sobre las disposiciones que realiza la Resolución 657 de 2005 en Colombia, lo invitamos a ingresar al enlace a continuación: </w:t>
-      </w:r>
-    </w:p>
-    <w:p>
-      <w:pPr>
-        <w:rPr>
-          <w:b/>
-          <w:bCs/>
-          <w:u w:val="single"/>
-        </w:rPr>
-      </w:pPr>
       <w:hyperlink r:id="rId15" w:history="1">
         <w:r>
           <w:rPr>
@@ -3453,25 +3378,17 @@
           <w:t>Enlace</w:t>
         </w:r>
       </w:hyperlink>
-    </w:p>
-    <w:p>
-      <w:pPr>
-        <w:pStyle w:val="Ttulo2"/>
-      </w:pPr>
-      <w:bookmarkStart w:id="4" w:name="_Toc232776189"/>
-      <w:r>
-        <w:t>Normas técnicas sectoriales hoteleras para establecimientos de alojamiento y hospedaje</w:t>
-      </w:r>
-      <w:bookmarkEnd w:id="4"/>
-    </w:p>
-    <w:p>
-      <w:r>
-        <w:t>En Colombia, las normas técnicas sectoriales hoteleras constituyen un conjunto de lineamientos orientados a garantizar la calidad, la seguridad y la estandarización en la prestación del servicio de alojamiento. Estas normas, desarrolladas en el marco del Sistema de Normalización, Certificación y Metrología, lideradas por entidades como el Ministerio de Comercio, Industria y Turismo y el ICONTEC, establecen criterios claros sobre infraestructura, operación, atención al cliente y sostenibilidad. Su aplicación permite a los establecimientos de alojamiento y hospedaje mejorar sus procesos, fortalecer la confianza del usuario y elevar su competitividad en el mercado turístico nacional e internacional.</w:t>
-      </w:r>
-    </w:p>
-    <w:p>
-      <w:r>
-        <w:t>A continuación, se encuentran las normas que proporcionan los requisitos necesarios para cumplir los procedimientos definidos en los establecimientos de alojamiento y hospedaje.</w:t>
+      <w:r>
+        <w:t xml:space="preserve"> </w:t>
+      </w:r>
+    </w:p>
+    <w:p>
+      <w:r>
+        <w:t xml:space="preserve">Por su parte, la Resolución 657 de 2005 del Ministerio de Comercio, Industria y Turismo, reglamenta la categorización por estrellas de los establecimientos hoteleros o de hospedaje que prestan sus servicios en Colombia, disponiendo que sólo podrán ser categorizados por estrellas los establecimientos hoteleros o de hospedaje que en los </w:t>
+      </w:r>
+      <w:r>
+        <w:lastRenderedPageBreak/>
+        <w:t>términos del artículo 78 de la Ley 300 de 1996, se consideren como hoteles, según la definición de la norma técnica sectorial NTSH 006, para lo cual deben obtener el certificado de calidad turística, expedido por un organismo certificador debidamente acreditado por la Superintendencia de Industria y Comercio, que cuente con visto bueno de la Dirección de Turismo del Ministerio de Comercio, Industria y Turismo, sin cuya certificación no podrán utilizar en su publicidad la categorización por estrellas, so pena de ser sancionados.</w:t>
       </w:r>
     </w:p>
     <w:p>
@@ -3479,13 +3396,65 @@
         <w:rPr>
           <w:b/>
           <w:bCs/>
-        </w:rPr>
-      </w:pPr>
-      <w:r>
+          <w:u w:val="single"/>
+        </w:rPr>
+      </w:pPr>
+      <w:r>
+        <w:t xml:space="preserve">Para profundizar sobre las disposiciones que realiza la Resolución 657 de 2005 en Colombia, lo invitamos a ingresar al enlace a continuación: </w:t>
+      </w:r>
+      <w:hyperlink r:id="rId16" w:history="1">
+        <w:r>
+          <w:rPr>
+            <w:rStyle w:val="Hipervnculo"/>
+            <w:b/>
+            <w:bCs/>
+          </w:rPr>
+          <w:t>Enlace</w:t>
+        </w:r>
+      </w:hyperlink>
+    </w:p>
+    <w:p>
+      <w:pPr>
+        <w:pStyle w:val="Ttulo2"/>
+      </w:pPr>
+      <w:bookmarkStart w:id="4" w:name="_Toc234580999"/>
+      <w:r>
+        <w:t>Normas técnicas sectoriales hoteleras para establecimientos de alojamiento y hospedaje</w:t>
+      </w:r>
+      <w:bookmarkEnd w:id="4"/>
+    </w:p>
+    <w:p>
+      <w:r>
+        <w:t>En Colombia, las normas técnicas sectoriales hoteleras constituyen un conjunto de lineamientos orientados a garantizar la calidad, la seguridad y la estandarización en la prestación del servicio de alojamiento. Estas normas, desarrolladas en el marco del Sistema de Normalización, Certificación y Metrología, lideradas por entidades como el Ministerio de Comercio, Industria y Turismo y el ICONTEC, establecen criterios claros sobre infraestructura, operación, atención al cliente y sostenibilidad. Su aplicación permite a los establecimientos de alojamiento y hospedaje mejorar sus procesos, fortalecer la confianza del usuario y elevar su competitividad en el mercado turístico nacional e internacional.</w:t>
+      </w:r>
+    </w:p>
+    <w:p>
+      <w:r>
+        <w:t>A continuación, se encuentran las normas que proporcionan los requisitos necesarios para cumplir los procedimientos definidos en los establecimientos de alojamiento y hospedaje.</w:t>
+      </w:r>
+    </w:p>
+    <w:p>
+      <w:pPr>
+        <w:spacing w:before="0" w:after="160" w:line="259" w:lineRule="auto"/>
+        <w:ind w:firstLine="0"/>
+      </w:pPr>
+      <w:r>
+        <w:br w:type="page"/>
+      </w:r>
+    </w:p>
+    <w:p>
+      <w:pPr>
         <w:rPr>
           <w:b/>
           <w:bCs/>
         </w:rPr>
+      </w:pPr>
+      <w:r>
+        <w:rPr>
+          <w:b/>
+          <w:bCs/>
+        </w:rPr>
+        <w:lastRenderedPageBreak/>
         <w:t>NORMA TÉCNICA NTSH SECTORIAL COLOMBIANA 001</w:t>
       </w:r>
     </w:p>
@@ -3510,7 +3479,6 @@
         </w:numPr>
       </w:pPr>
       <w:r>
-        <w:lastRenderedPageBreak/>
         <w:t>Realización de actividades básicas para la prestación del servicio.</w:t>
       </w:r>
     </w:p>
@@ -3667,16 +3635,8 @@
         </w:numPr>
       </w:pPr>
       <w:r>
+        <w:lastRenderedPageBreak/>
         <w:t>Manejo de valores e ingresos relacionados con la operación del establecimiento.</w:t>
-      </w:r>
-    </w:p>
-    <w:p>
-      <w:pPr>
-        <w:spacing w:before="0" w:after="160" w:line="259" w:lineRule="auto"/>
-        <w:ind w:firstLine="0"/>
-      </w:pPr>
-      <w:r>
-        <w:br w:type="page"/>
       </w:r>
     </w:p>
     <w:p>
@@ -3691,7 +3651,6 @@
           <w:b/>
           <w:bCs/>
         </w:rPr>
-        <w:lastRenderedPageBreak/>
         <w:t>NORMA TÉCNICA NTSH SECTORIAL COLOMBIANA 006</w:t>
       </w:r>
     </w:p>
@@ -3728,6 +3687,73 @@
       </w:r>
     </w:p>
     <w:p>
+      <w:r>
+        <w:t>Documento_Anexo1_</w:t>
+      </w:r>
+      <w:r>
+        <w:t>NTSH</w:t>
+      </w:r>
+      <w:r>
+        <w:t>001</w:t>
+      </w:r>
+    </w:p>
+    <w:p>
+      <w:r>
+        <w:t>Documento_Anexo2_</w:t>
+      </w:r>
+      <w:r>
+        <w:t>NTSH</w:t>
+      </w:r>
+      <w:r>
+        <w:t>002</w:t>
+      </w:r>
+    </w:p>
+    <w:p>
+      <w:r>
+        <w:t>Documento_Anexo3_</w:t>
+      </w:r>
+      <w:r>
+        <w:t>NTSH</w:t>
+      </w:r>
+      <w:r>
+        <w:t>003</w:t>
+      </w:r>
+    </w:p>
+    <w:p>
+      <w:r>
+        <w:t>Documento_Anexo4_</w:t>
+      </w:r>
+      <w:r>
+        <w:t>NTSH</w:t>
+      </w:r>
+      <w:r>
+        <w:t>004</w:t>
+      </w:r>
+    </w:p>
+    <w:p>
+      <w:r>
+        <w:t>Documento_Anexo5_</w:t>
+      </w:r>
+      <w:r>
+        <w:t>NTSH</w:t>
+      </w:r>
+      <w:r>
+        <w:t>005</w:t>
+      </w:r>
+    </w:p>
+    <w:p>
+      <w:r>
+        <w:t>Documento_Anexo6_</w:t>
+      </w:r>
+      <w:r>
+        <w:t>NTSH</w:t>
+      </w:r>
+      <w:r>
+        <w:t>006</w:t>
+      </w:r>
+    </w:p>
+    <w:p/>
+    <w:p>
       <w:pPr>
         <w:spacing w:before="0" w:after="160" w:line="259" w:lineRule="auto"/>
         <w:ind w:firstLine="0"/>
@@ -3740,10 +3766,10 @@
       <w:pPr>
         <w:pStyle w:val="Ttulo1"/>
       </w:pPr>
-      <w:bookmarkStart w:id="5" w:name="_Toc232776190"/>
+      <w:bookmarkStart w:id="5" w:name="_Toc234581000"/>
       <w:r>
         <w:lastRenderedPageBreak/>
-        <w:t>Establecimientos de alojamiento y hospedajes</w:t>
+        <w:t>Establecimientos de alojamiento y hospedaje</w:t>
       </w:r>
       <w:bookmarkEnd w:id="5"/>
       <w:r>
@@ -3760,169 +3786,100 @@
         <w:rPr>
           <w:bCs/>
         </w:rPr>
-        <w:t>Un establecimiento de alojamiento u hospedaje se define como una unidad prestadora de servicios turísticos que ofrece estancia temporal a personas fuera de su lugar de residencia habitual, garantizando condiciones de descanso, seguridad y atención durante su permanencia. Estos establecimientos, que incluyen hoteles, hostales, apartahoteles y posadas, cumplen un papel fundamental en la cadena de valor del turismo, ya que facilitan la permanencia del visitante en un destino y contribuyen a la calidad de la experiencia turística. Además, el servicio de alojamiento no se limita al espacio físico, sino que integra procesos operativos, atención al cliente y servicios complementarios que responden a estándares definidos dentro del sector (Ministerio de Comercio, Industria y Turismo (MinCIT), 2017).</w:t>
-      </w:r>
-    </w:p>
-    <w:p>
-      <w:pPr>
+        <w:t xml:space="preserve">Un establecimiento de alojamiento </w:t>
+      </w:r>
+      <w:r>
         <w:rPr>
           <w:bCs/>
         </w:rPr>
-      </w:pPr>
+        <w:t>y</w:t>
+      </w:r>
       <w:r>
         <w:rPr>
           <w:bCs/>
         </w:rPr>
-        <w:t xml:space="preserve">En el siguiente video </w:t>
-      </w:r>
-      <w:hyperlink r:id="rId16" w:history="1">
-        <w:r>
-          <w:rPr>
-            <w:rStyle w:val="Hipervnculo"/>
-            <w:bCs/>
-          </w:rPr>
-          <w:t>https://youtu.be/g7mYL_0smEk</w:t>
-        </w:r>
-      </w:hyperlink>
-      <w:r>
+        <w:t xml:space="preserve"> hospedaje se define como una unidad prestadora de servicios turísticos que ofrece estancia temporal a personas fuera de su lugar de residencia habitual, garantizando condiciones de descanso, seguridad y atención durante su permanencia. Estos establecimientos, que incluyen hoteles, hostales, apartahoteles y posadas, cumplen un papel fundamental en la cadena de valor del turismo, ya que facilitan la permanencia del visitante en un destino y contribuyen a la calidad de la experiencia turística. Además, el servicio de alojamiento no se limita al espacio físico, sino que integra procesos operativos, atención al cliente y servicios complementarios que responden a estándares definidos dentro del sector (Ministerio de Comercio, Industria y Turismo (MinCIT), 2017).</w:t>
+      </w:r>
+    </w:p>
+    <w:p>
+      <w:pPr>
         <w:rPr>
           <w:bCs/>
         </w:rPr>
-        <w:t xml:space="preserve"> </w:t>
-      </w:r>
+      </w:pPr>
       <w:r>
         <w:rPr>
           <w:bCs/>
         </w:rPr>
-        <w:t xml:space="preserve">podrá aprender qué es un establecimiento de alojamiento </w:t>
+        <w:t xml:space="preserve">En el siguiente video podrá aprender qué es un establecimiento de alojamiento </w:t>
       </w:r>
       <w:r>
         <w:rPr>
           <w:bCs/>
         </w:rPr>
-        <w:t>u</w:t>
+        <w:t>y</w:t>
       </w:r>
       <w:r>
         <w:rPr>
           <w:bCs/>
         </w:rPr>
-        <w:t xml:space="preserve"> hospedaje, cuáles son los factores de servicio, los criterios de evaluación para el otorgamiento del certificado de categorización por estrellas y cuál es su clasificación.</w:t>
-      </w:r>
-    </w:p>
-    <w:p>
-      <w:pPr>
-        <w:pStyle w:val="Ttulo2"/>
-      </w:pPr>
-      <w:bookmarkStart w:id="6" w:name="_Toc232776191"/>
-      <w:r>
-        <w:t>Clasificación de hoteles</w:t>
-      </w:r>
-      <w:bookmarkEnd w:id="6"/>
-    </w:p>
-    <w:p>
-      <w:pPr>
+        <w:t xml:space="preserve"> hospedaje</w:t>
+      </w:r>
+      <w:r>
         <w:rPr>
           <w:bCs/>
         </w:rPr>
-      </w:pPr>
+        <w:t>s</w:t>
+      </w:r>
       <w:r>
         <w:rPr>
           <w:bCs/>
         </w:rPr>
-        <w:t xml:space="preserve">En Colombia, la clasificación de los establecimientos de alojamiento se fundamenta en criterios definidos por la normativa turística y las normas técnicas sectoriales, las cuales permiten organizar y diferenciar los tipos de servicios ofrecidos al huésped. De acuerdo con el Ministerio de Comercio, Industria y Turismo, los establecimientos se clasifican en categorías como hoteles, apartahoteles, hostales, centros vacacionales, viviendas turísticas y otros tipos de alojamiento, cada uno con características específicas en cuanto a infraestructura, capacidad, servicios y nivel de atención. Esta clasificación facilita la regulación del sector, garantiza mayor claridad </w:t>
-      </w:r>
-      <w:r>
-        <w:rPr>
-          <w:bCs/>
-        </w:rPr>
-        <w:lastRenderedPageBreak/>
-        <w:t>para el usuario y permite estandarizar la prestación del servicio en función de la calidad y la experiencia esperada por el cliente (Ministerio de Comercio, Industria y Turismo (MinCIT), 2017).</w:t>
-      </w:r>
-    </w:p>
-    <w:p>
-      <w:pPr>
-        <w:rPr>
-          <w:bCs/>
-        </w:rPr>
-      </w:pPr>
-      <w:r>
-        <w:rPr>
-          <w:bCs/>
-        </w:rPr>
-        <w:t>Asimismo, la clasificación de los establecimientos de alojamiento también se relaciona con sistemas de categorización, como la asignación de estrellas para hoteles, que responde a estándares de calidad definidos en normas técnicas sectoriales como las NTSH. Estos criterios consideran aspectos como el confort de las instalaciones, la variedad de servicios, la atención al cliente y la gestión operativa del establecimiento. De esta manera, la categorización no solo orienta al huésped en la elección del servicio, sino que también impulsa a los prestadores a mejorar continuamente sus procesos y a cumplir con los requisitos establecidos para fortalecer la competitividad del sector turístico en el país (ICONTEC, 2015).</w:t>
-      </w:r>
-    </w:p>
-    <w:p>
-      <w:pPr>
-        <w:rPr>
-          <w:bCs/>
-        </w:rPr>
-      </w:pPr>
-      <w:r>
-        <w:rPr>
-          <w:bCs/>
-        </w:rPr>
-        <w:t>En la infografía a continuación, se describen los criterios de evaluación para el otorgamiento del certificado de categorización por estrellas de los diferentes establecimientos de alojamiento y hospedaje.</w:t>
-      </w:r>
-    </w:p>
-    <w:p>
-      <w:pPr>
-        <w:spacing w:before="0" w:after="160" w:line="259" w:lineRule="auto"/>
-        <w:ind w:firstLine="0"/>
-        <w:rPr>
-          <w:bCs/>
-        </w:rPr>
-      </w:pPr>
-      <w:r>
-        <w:rPr>
-          <w:bCs/>
-        </w:rPr>
-        <w:br w:type="page"/>
-      </w:r>
-    </w:p>
-    <w:p>
-      <w:pPr>
-        <w:pStyle w:val="Figura"/>
+        <w:t>, cuáles son los factores de servicio, los criterios de evaluación para el otorgamiento del certificado de categorización por estrellas y cuál es su clasificación.</w:t>
+      </w:r>
+    </w:p>
+    <w:p>
+      <w:pPr>
+        <w:pStyle w:val="Video"/>
         <w:numPr>
           <w:ilvl w:val="0"/>
-          <w:numId w:val="2"/>
+          <w:numId w:val="4"/>
         </w:numPr>
-        <w:ind w:left="992" w:hanging="992"/>
+        <w:ind w:left="1134" w:hanging="1134"/>
         <w:jc w:val="left"/>
-        <w:rPr>
-          <w:bdr w:val="none" w:sz="0" w:space="0" w:color="auto"/>
-          <w:shd w:val="clear" w:color="auto" w:fill="auto"/>
-          <w:lang w:val="es-CO"/>
-        </w:rPr>
-      </w:pPr>
-      <w:r>
-        <w:rPr>
-          <w:bdr w:val="none" w:sz="0" w:space="0" w:color="auto"/>
-          <w:shd w:val="clear" w:color="auto" w:fill="auto"/>
-          <w:lang w:val="es-CO"/>
-        </w:rPr>
-        <w:lastRenderedPageBreak/>
-        <w:t>Criterios de evaluación para otorgamiento y categorización de estrellas</w:t>
-      </w:r>
-    </w:p>
-    <w:p>
-      <w:pPr>
-        <w:ind w:firstLine="0"/>
+      </w:pPr>
+      <w:r>
+        <w:t>E</w:t>
+      </w:r>
+      <w:r>
+        <w:t xml:space="preserve">stablecimiento de alojamiento </w:t>
+      </w:r>
+      <w:r>
+        <w:t>y</w:t>
+      </w:r>
+      <w:r>
+        <w:t xml:space="preserve"> hospedaje</w:t>
+      </w:r>
+      <w:r>
+        <w:t>s</w:t>
+      </w:r>
+    </w:p>
+    <w:p>
+      <w:pPr>
         <w:jc w:val="center"/>
-        <w:rPr>
-          <w:lang w:val="es-419" w:eastAsia="es-CO"/>
-        </w:rPr>
-      </w:pPr>
-      <w:r>
-        <w:rPr>
-          <w:noProof/>
-          <w:lang w:val="es-419" w:eastAsia="es-CO"/>
-        </w:rPr>
+      </w:pPr>
+      <w:r>
         <w:drawing>
-          <wp:inline distT="0" distB="0" distL="0" distR="0" wp14:anchorId="1C2F6580" wp14:editId="68A7DA30">
-            <wp:extent cx="6332220" cy="2462530"/>
-            <wp:effectExtent l="0" t="0" r="0" b="0"/>
-            <wp:docPr id="10" name="Imagen 10" descr="En la figura 2 se enuncian los criterios de evaluación para el otorgamiento y categorización de estrellas en los hoteles de acuerdo a la norma NTSH006. "/>
+          <wp:inline distT="0" distB="0" distL="0" distR="0" wp14:anchorId="275D6123" wp14:editId="569FD426">
+            <wp:extent cx="3870935" cy="2170706"/>
+            <wp:effectExtent l="0" t="0" r="0" b="1270"/>
+            <wp:docPr id="3" name="Imagen 3">
+              <a:extLst xmlns:a="http://schemas.openxmlformats.org/drawingml/2006/main">
+                <a:ext uri="{C183D7F6-B498-43B3-948B-1728B52AA6E4}">
+                  <adec:decorative xmlns:adec="http://schemas.microsoft.com/office/drawing/2017/decorative" val="1"/>
+                </a:ext>
+              </a:extLst>
+            </wp:docPr>
             <wp:cNvGraphicFramePr>
               <a:graphicFrameLocks xmlns:a="http://schemas.openxmlformats.org/drawingml/2006/main" noChangeAspect="1"/>
             </wp:cNvGraphicFramePr>
@@ -3930,7 +3887,13 @@
               <a:graphicData uri="http://schemas.openxmlformats.org/drawingml/2006/picture">
                 <pic:pic xmlns:pic="http://schemas.openxmlformats.org/drawingml/2006/picture">
                   <pic:nvPicPr>
-                    <pic:cNvPr id="10" name="Imagen 10" descr="En la figura 2 se enuncian los criterios de evaluación para el otorgamiento y categorización de estrellas en los hoteles de acuerdo a la norma NTSH006. "/>
+                    <pic:cNvPr id="3" name="Imagen 3">
+                      <a:extLst>
+                        <a:ext uri="{C183D7F6-B498-43B3-948B-1728B52AA6E4}">
+                          <adec:decorative xmlns:adec="http://schemas.microsoft.com/office/drawing/2017/decorative" val="1"/>
+                        </a:ext>
+                      </a:extLst>
+                    </pic:cNvPr>
                     <pic:cNvPicPr/>
                   </pic:nvPicPr>
                   <pic:blipFill>
@@ -3942,7 +3905,7 @@
                   <pic:spPr>
                     <a:xfrm>
                       <a:off x="0" y="0"/>
-                      <a:ext cx="6332220" cy="2462530"/>
+                      <a:ext cx="3896445" cy="2185011"/>
                     </a:xfrm>
                     <a:prstGeom prst="rect">
                       <a:avLst/>
@@ -3957,7 +3920,251 @@
     </w:p>
     <w:p>
       <w:pPr>
-        <w:ind w:firstLine="708"/>
+        <w:ind w:firstLine="0"/>
+        <w:jc w:val="center"/>
+        <w:rPr>
+          <w:bCs/>
+        </w:rPr>
+      </w:pPr>
+      <w:hyperlink r:id="rId18" w:history="1">
+        <w:r>
+          <w:rPr>
+            <w:rStyle w:val="Hipervnculo"/>
+            <w:b/>
+          </w:rPr>
+          <w:t>Enlace de reproducción del video</w:t>
+        </w:r>
+      </w:hyperlink>
+    </w:p>
+    <w:tbl>
+      <w:tblPr>
+        <w:tblStyle w:val="Tablaconcuadrcula"/>
+        <w:tblW w:w="0" w:type="auto"/>
+        <w:tblLook w:val="04A0" w:firstRow="1" w:lastRow="0" w:firstColumn="1" w:lastColumn="0" w:noHBand="0" w:noVBand="1"/>
+      </w:tblPr>
+      <w:tblGrid>
+        <w:gridCol w:w="9962"/>
+      </w:tblGrid>
+      <w:tr>
+        <w:trPr>
+          <w:tblHeader/>
+        </w:trPr>
+        <w:tc>
+          <w:tcPr>
+            <w:tcW w:w="9972" w:type="dxa"/>
+          </w:tcPr>
+          <w:p>
+            <w:pPr>
+              <w:ind w:firstLine="0"/>
+            </w:pPr>
+            <w:r>
+              <w:rPr>
+                <w:b/>
+              </w:rPr>
+              <w:lastRenderedPageBreak/>
+              <w:t xml:space="preserve">Transcripción del video. </w:t>
+            </w:r>
+            <w:r>
+              <w:rPr>
+                <w:b/>
+              </w:rPr>
+              <w:t>Establecimiento de alojamiento y hospedajes</w:t>
+            </w:r>
+          </w:p>
+        </w:tc>
+      </w:tr>
+      <w:tr>
+        <w:tc>
+          <w:tcPr>
+            <w:tcW w:w="9972" w:type="dxa"/>
+          </w:tcPr>
+          <w:p>
+            <w:r>
+              <w:t>E</w:t>
+            </w:r>
+            <w:r>
+              <w:t>stablecimientos de alojamiento y hospedaje</w:t>
+            </w:r>
+            <w:r>
+              <w:t>s</w:t>
+            </w:r>
+            <w:r>
+              <w:t xml:space="preserve"> son aquellos establecimientos cuya actividad principal es ofrecer alojamiento a personas mediante precio, de forma habitual y profesional, con o sin otros servicios complementarios, mediante la denominación genérica de hotel, hostal, pensión o similares. </w:t>
+            </w:r>
+          </w:p>
+          <w:p>
+            <w:r>
+              <w:t>El establecimiento hotelero o de hospedaje es el conjunto de bienes destinados por una persona natural o jurídica a prestar servicio de alojamiento mediante contrato de hospedaje. Este alojamiento es inferior a 30 días, no permanente</w:t>
+            </w:r>
+            <w:r>
+              <w:t>; p</w:t>
+            </w:r>
+            <w:r>
+              <w:t>uede incluir o no alimentación, servicios básicos y/o complementarios o accesorios de alojamiento. La inscripción en el Registro Nacional de Turismo es necesaria si se presta exclusivamente a turistas.</w:t>
+            </w:r>
+          </w:p>
+          <w:p>
+            <w:r>
+              <w:t>No existe una clasificación oficial de los establecimientos hoteleros común a todos los países. Según la norma técnica sectorial colombiana NTSH006 para la categorización de hoteles por estrellas, los factores de evaluación a tener en cuenta son factores de planta y factores de servicio.</w:t>
+            </w:r>
+          </w:p>
+          <w:p>
+            <w:r>
+              <w:t>Dentro de los factores de planta encontramos: planta del edificio, espacios públicos, habitaciones, restaurantes y comedores, reserva de agua para todo el establecimiento y servicios generales.</w:t>
+            </w:r>
+          </w:p>
+          <w:p>
+            <w:r>
+              <w:t xml:space="preserve">Dentro de los factores de servicio encontramos: espacios públicos, habitaciones, baños de habitaciones, restaurantes y comedores, servicios complementarios, servicio al cliente, servicio de reservas, servicio de conserjería y portería, registro y acomodación, servicio al cliente en recepción, cancelación de </w:t>
+            </w:r>
+            <w:r>
+              <w:lastRenderedPageBreak/>
+              <w:t>cuenta y salida, servicio de teléfono, seguridad, requisitos del personal, evaluación del servicio y acciones correctivas.</w:t>
+            </w:r>
+          </w:p>
+          <w:p/>
+        </w:tc>
+      </w:tr>
+    </w:tbl>
+    <w:p>
+      <w:pPr>
+        <w:pStyle w:val="Ttulo2"/>
+      </w:pPr>
+      <w:bookmarkStart w:id="6" w:name="_Toc234581001"/>
+      <w:r>
+        <w:t>Clasificación de hoteles</w:t>
+      </w:r>
+      <w:bookmarkEnd w:id="6"/>
+    </w:p>
+    <w:p>
+      <w:pPr>
+        <w:rPr>
+          <w:bCs/>
+        </w:rPr>
+      </w:pPr>
+      <w:r>
+        <w:rPr>
+          <w:bCs/>
+        </w:rPr>
+        <w:t>En Colombia, la clasificación de los establecimientos de alojamiento se fundamenta en criterios definidos por la normativa turística y las normas técnicas sectoriales, las cuales permiten organizar y diferenciar los tipos de servicios ofrecidos al huésped. De acuerdo con el Ministerio de Comercio, Industria y Turismo, los establecimientos se clasifican en categorías como hoteles, apartahoteles, hostales, centros vacacionales, viviendas turísticas y otros tipos de alojamiento, cada uno con características específicas en cuanto a infraestructura, capacidad, servicios y nivel de atención. Esta clasificación facilita la regulación del sector, garantiza mayor claridad para el usuario y permite estandarizar la prestación del servicio en función de la calidad y la experiencia esperada por el cliente (Ministerio de Comercio, Industria y Turismo (MinCIT), 2017).</w:t>
+      </w:r>
+    </w:p>
+    <w:p>
+      <w:pPr>
+        <w:rPr>
+          <w:bCs/>
+        </w:rPr>
+      </w:pPr>
+      <w:r>
+        <w:rPr>
+          <w:bCs/>
+        </w:rPr>
+        <w:t xml:space="preserve">Asimismo, la clasificación de los establecimientos de alojamiento también se relaciona con sistemas de categorización, como la asignación de estrellas para hoteles, que responde a estándares de calidad definidos en normas técnicas sectoriales como las NTSH. Estos criterios consideran aspectos como el confort de las instalaciones, la variedad de servicios, la atención al cliente y la gestión operativa del establecimiento. De esta manera, la categorización no solo orienta al huésped en la elección del servicio, sino que también impulsa a los prestadores a mejorar continuamente sus procesos y a </w:t>
+      </w:r>
+      <w:r>
+        <w:rPr>
+          <w:bCs/>
+        </w:rPr>
+        <w:lastRenderedPageBreak/>
+        <w:t>cumplir con los requisitos establecidos para fortalecer la competitividad del sector turístico en el país (ICONTEC, 2015).</w:t>
+      </w:r>
+    </w:p>
+    <w:p>
+      <w:pPr>
+        <w:rPr>
+          <w:bCs/>
+        </w:rPr>
+      </w:pPr>
+      <w:r>
+        <w:rPr>
+          <w:bCs/>
+        </w:rPr>
+        <w:t>En la infografía a continuación, se describen los criterios de evaluación para el otorgamiento del certificado de categorización por estrellas de los diferentes establecimientos de alojamiento y hospedaje.</w:t>
+      </w:r>
+    </w:p>
+    <w:p>
+      <w:pPr>
+        <w:pStyle w:val="Figura"/>
+        <w:numPr>
+          <w:ilvl w:val="0"/>
+          <w:numId w:val="2"/>
+        </w:numPr>
+        <w:ind w:left="992" w:hanging="992"/>
+        <w:jc w:val="left"/>
+        <w:rPr>
+          <w:bdr w:val="none" w:sz="0" w:space="0" w:color="auto"/>
+          <w:shd w:val="clear" w:color="auto" w:fill="auto"/>
+          <w:lang w:val="es-CO"/>
+        </w:rPr>
+      </w:pPr>
+      <w:r>
+        <w:rPr>
+          <w:bdr w:val="none" w:sz="0" w:space="0" w:color="auto"/>
+          <w:shd w:val="clear" w:color="auto" w:fill="auto"/>
+          <w:lang w:val="es-CO"/>
+        </w:rPr>
+        <w:t>Criterios de evaluación para otorgamiento y categorización de estrellas</w:t>
+      </w:r>
+    </w:p>
+    <w:p>
+      <w:pPr>
+        <w:ind w:firstLine="0"/>
+        <w:jc w:val="center"/>
+        <w:rPr>
+          <w:lang w:eastAsia="es-CO"/>
+        </w:rPr>
+      </w:pPr>
+      <w:r>
+        <w:rPr>
+          <w:noProof/>
+          <w:lang w:eastAsia="es-CO"/>
+        </w:rPr>
+        <w:drawing>
+          <wp:inline distT="0" distB="0" distL="0" distR="0" wp14:anchorId="50C1000D" wp14:editId="7F674369">
+            <wp:extent cx="4532243" cy="1584376"/>
+            <wp:effectExtent l="0" t="0" r="1905" b="0"/>
+            <wp:docPr id="13" name="Imagen 13" descr="En la figura 2 se enuncian los criterios de evaluación para el otorgamiento y categorización de estrellas en los hoteles de acuerdo a la norma NTSH006. "/>
+            <wp:cNvGraphicFramePr>
+              <a:graphicFrameLocks xmlns:a="http://schemas.openxmlformats.org/drawingml/2006/main" noChangeAspect="1"/>
+            </wp:cNvGraphicFramePr>
+            <a:graphic xmlns:a="http://schemas.openxmlformats.org/drawingml/2006/main">
+              <a:graphicData uri="http://schemas.openxmlformats.org/drawingml/2006/picture">
+                <pic:pic xmlns:pic="http://schemas.openxmlformats.org/drawingml/2006/picture">
+                  <pic:nvPicPr>
+                    <pic:cNvPr id="13" name="Imagen 13" descr="En la figura 2 se enuncian los criterios de evaluación para el otorgamiento y categorización de estrellas en los hoteles de acuerdo a la norma NTSH006. "/>
+                    <pic:cNvPicPr/>
+                  </pic:nvPicPr>
+                  <pic:blipFill>
+                    <a:blip r:embed="rId19" cstate="print">
+                      <a:extLst>
+                        <a:ext uri="{28A0092B-C50C-407E-A947-70E740481C1C}">
+                          <a14:useLocalDpi xmlns:a14="http://schemas.microsoft.com/office/drawing/2010/main" val="0"/>
+                        </a:ext>
+                      </a:extLst>
+                    </a:blip>
+                    <a:stretch>
+                      <a:fillRect/>
+                    </a:stretch>
+                  </pic:blipFill>
+                  <pic:spPr>
+                    <a:xfrm>
+                      <a:off x="0" y="0"/>
+                      <a:ext cx="4553571" cy="1591832"/>
+                    </a:xfrm>
+                    <a:prstGeom prst="rect">
+                      <a:avLst/>
+                    </a:prstGeom>
+                  </pic:spPr>
+                </pic:pic>
+              </a:graphicData>
+            </a:graphic>
+          </wp:inline>
+        </w:drawing>
+      </w:r>
+    </w:p>
+    <w:p>
+      <w:pPr>
+        <w:ind w:left="708" w:firstLine="708"/>
         <w:rPr>
           <w:lang w:val="es-419" w:eastAsia="es-CO"/>
         </w:rPr>
@@ -3982,7 +4189,7 @@
         </w:rPr>
         <w:t xml:space="preserve">Lo invitamos a consultar el siguiente video para ampliar su conocimiento sobre cómo se otorga la clasificación de estrellas a los hoteles: </w:t>
       </w:r>
-      <w:hyperlink r:id="rId18" w:history="1">
+      <w:hyperlink r:id="rId20" w:history="1">
         <w:r>
           <w:rPr>
             <w:rStyle w:val="Hipervnculo"/>
@@ -3996,7 +4203,7 @@
       <w:pPr>
         <w:pStyle w:val="Ttulo2"/>
       </w:pPr>
-      <w:bookmarkStart w:id="7" w:name="_Toc232776192"/>
+      <w:bookmarkStart w:id="7" w:name="_Toc234581002"/>
       <w:r>
         <w:t>Tipos de alojamiento y hospedajes</w:t>
       </w:r>
@@ -4012,35 +4219,50 @@
         <w:rPr>
           <w:bCs/>
         </w:rPr>
-        <w:t>Los tipos de alojamiento y hospedaje comprenden una diversidad de modalidades diseñadas para satisfacer las diferentes necesidades de los viajeros, considerando factores como el tiempo de permanencia, el nivel de servicio, el entorno y las características del cliente. En este sentido, existen alternativas que van desde hoteles y apartahoteles hasta alojamientos rurales, viviendas turísticas, hostales, posadas y recintos de campamento, cada uno con particularidades en su infraestructura, servicios y forma de operación. Esta diversidad permite adaptar la oferta del sector a distintos contextos, desde entornos urbanos hasta espacios naturales, integrando no solo el servicio de hospedaje, sino también experiencias complementarias que enriquecen la estancia del usuario.</w:t>
-      </w:r>
-    </w:p>
-    <w:p>
-      <w:pPr>
+        <w:t xml:space="preserve">Los tipos de alojamiento y hospedaje comprenden una diversidad de modalidades diseñadas para satisfacer las diferentes necesidades de los viajeros, considerando factores como el tiempo de permanencia, el nivel de servicio, el entorno y las características del cliente. En este sentido, existen alternativas que van desde hoteles y apartahoteles hasta alojamientos rurales, viviendas turísticas, hostales, posadas y recintos de campamento, cada uno con particularidades en su infraestructura, servicios y forma de operación. Esta diversidad permite adaptar la </w:t>
+      </w:r>
+      <w:r>
         <w:rPr>
           <w:bCs/>
         </w:rPr>
-      </w:pPr>
-      <w:r>
+        <w:lastRenderedPageBreak/>
+        <w:t>oferta del sector a distintos contextos, desde entornos urbanos hasta espacios naturales, integrando no solo el servicio de hospedaje, sino también experiencias complementarias que enriquecen la estancia del usuario.</w:t>
+      </w:r>
+    </w:p>
+    <w:p>
+      <w:pPr>
         <w:rPr>
           <w:bCs/>
         </w:rPr>
-        <w:lastRenderedPageBreak/>
+      </w:pPr>
+      <w:r>
+        <w:rPr>
+          <w:bCs/>
+        </w:rPr>
         <w:t>Lo invitamos a consultar el siguiente PDF anexo para conocer a detalle cuáles son los tipos de alojamiento y hospedajes y algunas otras clasificaciones.</w:t>
       </w:r>
-    </w:p>
-    <w:p>
-      <w:pPr>
-        <w:spacing w:before="0" w:after="160" w:line="259" w:lineRule="auto"/>
-        <w:ind w:firstLine="0"/>
+      <w:r>
         <w:rPr>
           <w:bCs/>
         </w:rPr>
-      </w:pPr>
+        <w:t xml:space="preserve"> Revisar en la carpeta Anexos: </w:t>
+      </w:r>
       <w:r>
         <w:rPr>
           <w:bCs/>
         </w:rPr>
+        <w:t>Tipos_de_alojamiento_y_hospedajes</w:t>
+      </w:r>
+      <w:r>
+        <w:rPr>
+          <w:bCs/>
+        </w:rPr>
+        <w:t>.</w:t>
+      </w:r>
+      <w:r>
+        <w:rPr>
+          <w:bCs/>
+        </w:rPr>
         <w:br w:type="page"/>
       </w:r>
     </w:p>
@@ -4048,7 +4270,7 @@
       <w:pPr>
         <w:pStyle w:val="Ttulo1"/>
       </w:pPr>
-      <w:bookmarkStart w:id="8" w:name="_Toc232776193"/>
+      <w:bookmarkStart w:id="8" w:name="_Toc234581003"/>
       <w:r>
         <w:lastRenderedPageBreak/>
         <w:t>Habitaciones hoteleras</w:t>
@@ -4108,7 +4330,7 @@
       <w:pPr>
         <w:pStyle w:val="Ttulo2"/>
       </w:pPr>
-      <w:bookmarkStart w:id="9" w:name="_Toc232776194"/>
+      <w:bookmarkStart w:id="9" w:name="_Toc234581004"/>
       <w:r>
         <w:t>Tipo de habitaciones y acomodación</w:t>
       </w:r>
@@ -4155,6 +4377,7 @@
     </w:p>
     <w:p>
       <w:pPr>
+        <w:ind w:left="708"/>
         <w:rPr>
           <w:lang w:val="es-419" w:eastAsia="es-CO"/>
         </w:rPr>
@@ -4202,6 +4425,7 @@
     </w:p>
     <w:p>
       <w:pPr>
+        <w:ind w:left="360"/>
         <w:rPr>
           <w:lang w:val="es-419" w:eastAsia="es-CO"/>
         </w:rPr>
@@ -4249,6 +4473,7 @@
     </w:p>
     <w:p>
       <w:pPr>
+        <w:ind w:left="360"/>
         <w:rPr>
           <w:lang w:val="es-419" w:eastAsia="es-CO"/>
         </w:rPr>
@@ -4317,6 +4542,7 @@
     </w:p>
     <w:p>
       <w:pPr>
+        <w:ind w:left="360"/>
         <w:rPr>
           <w:lang w:val="es-419" w:eastAsia="es-CO"/>
         </w:rPr>
@@ -4398,6 +4624,7 @@
     </w:p>
     <w:p>
       <w:pPr>
+        <w:ind w:left="360"/>
         <w:rPr>
           <w:lang w:val="es-419" w:eastAsia="es-CO"/>
         </w:rPr>
@@ -4446,6 +4673,7 @@
     </w:p>
     <w:p>
       <w:pPr>
+        <w:ind w:left="360"/>
         <w:rPr>
           <w:lang w:val="es-419" w:eastAsia="es-CO"/>
         </w:rPr>
@@ -4494,6 +4722,7 @@
     </w:p>
     <w:p>
       <w:pPr>
+        <w:ind w:left="708"/>
         <w:rPr>
           <w:lang w:val="es-419" w:eastAsia="es-CO"/>
         </w:rPr>
@@ -4510,7 +4739,19 @@
         <w:rPr>
           <w:lang w:val="es-419" w:eastAsia="es-CO"/>
         </w:rPr>
-        <w:t>: de acuerdo al número de camas puede ser asignada a una persona o más.</w:t>
+        <w:t>: de acuerdo al número de camas</w:t>
+      </w:r>
+      <w:r>
+        <w:rPr>
+          <w:lang w:val="es-419" w:eastAsia="es-CO"/>
+        </w:rPr>
+        <w:t>,</w:t>
+      </w:r>
+      <w:r>
+        <w:rPr>
+          <w:lang w:val="es-419" w:eastAsia="es-CO"/>
+        </w:rPr>
+        <w:t xml:space="preserve"> puede ser asignada a una persona o más.</w:t>
       </w:r>
     </w:p>
     <w:p>
@@ -4542,6 +4783,7 @@
     </w:p>
     <w:p>
       <w:pPr>
+        <w:ind w:left="708"/>
         <w:rPr>
           <w:lang w:val="es-419" w:eastAsia="es-CO"/>
         </w:rPr>
@@ -4665,7 +4907,7 @@
       <w:pPr>
         <w:pStyle w:val="Ttulo2"/>
       </w:pPr>
-      <w:bookmarkStart w:id="10" w:name="_Toc232776195"/>
+      <w:bookmarkStart w:id="10" w:name="_Toc234581005"/>
       <w:r>
         <w:lastRenderedPageBreak/>
         <w:t>Servicios complementarios</w:t>
@@ -4921,84 +5163,58 @@
     </w:p>
     <w:tbl>
       <w:tblPr>
-        <w:tblStyle w:val="SENA1"/>
+        <w:tblStyle w:val="SENA"/>
         <w:tblW w:w="0" w:type="auto"/>
-        <w:tblLayout w:type="fixed"/>
         <w:tblLook w:val="04A0" w:firstRow="1" w:lastRow="0" w:firstColumn="1" w:lastColumn="0" w:noHBand="0" w:noVBand="1"/>
       </w:tblPr>
       <w:tblGrid>
-        <w:gridCol w:w="2830"/>
-        <w:gridCol w:w="2977"/>
-        <w:gridCol w:w="4111"/>
+        <w:gridCol w:w="2689"/>
+        <w:gridCol w:w="3953"/>
+        <w:gridCol w:w="3320"/>
       </w:tblGrid>
       <w:tr>
         <w:trPr>
           <w:cnfStyle w:val="100000000000" w:firstRow="1" w:lastRow="0" w:firstColumn="0" w:lastColumn="0" w:oddVBand="0" w:evenVBand="0" w:oddHBand="0" w:evenHBand="0" w:firstRowFirstColumn="0" w:firstRowLastColumn="0" w:lastRowFirstColumn="0" w:lastRowLastColumn="0"/>
-          <w:cantSplit/>
           <w:tblHeader/>
         </w:trPr>
         <w:tc>
           <w:tcPr>
-            <w:tcW w:w="2830" w:type="dxa"/>
+            <w:tcW w:w="2689" w:type="dxa"/>
+            <w:vAlign w:val="center"/>
           </w:tcPr>
           <w:p>
             <w:pPr>
-              <w:spacing w:line="240" w:lineRule="auto"/>
-              <w:ind w:firstLine="0"/>
-              <w:rPr>
-                <w:rFonts w:asciiTheme="minorHAnsi" w:hAnsiTheme="minorHAnsi" w:cstheme="minorHAnsi"/>
-                <w:szCs w:val="28"/>
-              </w:rPr>
+              <w:pStyle w:val="TextoTablas"/>
             </w:pPr>
             <w:r>
-              <w:rPr>
-                <w:rFonts w:asciiTheme="minorHAnsi" w:hAnsiTheme="minorHAnsi" w:cstheme="minorHAnsi"/>
-                <w:szCs w:val="28"/>
-              </w:rPr>
               <w:t>Clasificación del servicio complementario</w:t>
             </w:r>
           </w:p>
         </w:tc>
         <w:tc>
           <w:tcPr>
-            <w:tcW w:w="2977" w:type="dxa"/>
+            <w:tcW w:w="3953" w:type="dxa"/>
+            <w:vAlign w:val="center"/>
           </w:tcPr>
           <w:p>
             <w:pPr>
-              <w:spacing w:line="240" w:lineRule="auto"/>
-              <w:ind w:firstLine="0"/>
-              <w:rPr>
-                <w:rFonts w:asciiTheme="minorHAnsi" w:hAnsiTheme="minorHAnsi" w:cstheme="minorHAnsi"/>
-                <w:szCs w:val="28"/>
-              </w:rPr>
+              <w:pStyle w:val="TextoTablas"/>
             </w:pPr>
             <w:r>
-              <w:rPr>
-                <w:rFonts w:asciiTheme="minorHAnsi" w:hAnsiTheme="minorHAnsi" w:cstheme="minorHAnsi"/>
-                <w:szCs w:val="28"/>
-              </w:rPr>
               <w:t>Tipo de servicio</w:t>
             </w:r>
           </w:p>
         </w:tc>
         <w:tc>
           <w:tcPr>
-            <w:tcW w:w="4111" w:type="dxa"/>
+            <w:tcW w:w="3320" w:type="dxa"/>
+            <w:vAlign w:val="center"/>
           </w:tcPr>
           <w:p>
             <w:pPr>
-              <w:spacing w:line="240" w:lineRule="auto"/>
-              <w:ind w:firstLine="0"/>
-              <w:rPr>
-                <w:rFonts w:cstheme="minorHAnsi"/>
-                <w:szCs w:val="28"/>
-              </w:rPr>
+              <w:pStyle w:val="TextoTablas"/>
             </w:pPr>
             <w:r>
-              <w:rPr>
-                <w:rFonts w:cstheme="minorHAnsi"/>
-                <w:szCs w:val="28"/>
-              </w:rPr>
               <w:t>Descripción</w:t>
             </w:r>
           </w:p>
@@ -5010,65 +5226,42 @@
         </w:trPr>
         <w:tc>
           <w:tcPr>
-            <w:tcW w:w="2830" w:type="dxa"/>
+            <w:tcW w:w="2689" w:type="dxa"/>
+            <w:vAlign w:val="center"/>
           </w:tcPr>
           <w:p>
             <w:pPr>
-              <w:spacing w:line="240" w:lineRule="auto"/>
-              <w:ind w:firstLine="0"/>
-              <w:rPr>
-                <w:rFonts w:asciiTheme="minorHAnsi" w:hAnsiTheme="minorHAnsi" w:cstheme="minorHAnsi"/>
-                <w:szCs w:val="28"/>
-              </w:rPr>
+              <w:pStyle w:val="TextoTablas"/>
             </w:pPr>
             <w:r>
-              <w:rPr>
-                <w:rFonts w:asciiTheme="minorHAnsi" w:hAnsiTheme="minorHAnsi" w:cstheme="minorHAnsi"/>
-                <w:szCs w:val="28"/>
-              </w:rPr>
               <w:t>Servicios de atención y apoyo al huésped</w:t>
             </w:r>
           </w:p>
         </w:tc>
         <w:tc>
           <w:tcPr>
-            <w:tcW w:w="2977" w:type="dxa"/>
+            <w:tcW w:w="3953" w:type="dxa"/>
+            <w:vAlign w:val="center"/>
           </w:tcPr>
           <w:p>
             <w:pPr>
-              <w:spacing w:line="240" w:lineRule="auto"/>
-              <w:ind w:firstLine="0"/>
-              <w:rPr>
-                <w:rFonts w:asciiTheme="minorHAnsi" w:hAnsiTheme="minorHAnsi" w:cstheme="minorHAnsi"/>
-                <w:szCs w:val="28"/>
-              </w:rPr>
+              <w:pStyle w:val="TextoTablas"/>
             </w:pPr>
             <w:r>
-              <w:rPr>
-                <w:rFonts w:asciiTheme="minorHAnsi" w:hAnsiTheme="minorHAnsi" w:cstheme="minorHAnsi"/>
-                <w:szCs w:val="28"/>
-              </w:rPr>
               <w:t>Recepción permanente</w:t>
             </w:r>
           </w:p>
         </w:tc>
         <w:tc>
           <w:tcPr>
-            <w:tcW w:w="4111" w:type="dxa"/>
+            <w:tcW w:w="3320" w:type="dxa"/>
+            <w:vAlign w:val="center"/>
           </w:tcPr>
           <w:p>
             <w:pPr>
-              <w:ind w:firstLine="0"/>
-              <w:rPr>
-                <w:rFonts w:cstheme="minorHAnsi"/>
-                <w:szCs w:val="28"/>
-              </w:rPr>
+              <w:pStyle w:val="TextoTablas"/>
             </w:pPr>
             <w:r>
-              <w:rPr>
-                <w:rFonts w:cstheme="minorHAnsi"/>
-                <w:szCs w:val="28"/>
-              </w:rPr>
               <w:t>Atención continua al huésped para registro, información, orientación y gestión de solicitudes durante su estadía.</w:t>
             </w:r>
           </w:p>
@@ -5077,36 +5270,26 @@
       <w:tr>
         <w:tc>
           <w:tcPr>
-            <w:tcW w:w="2830" w:type="dxa"/>
+            <w:tcW w:w="2689" w:type="dxa"/>
+            <w:vAlign w:val="center"/>
           </w:tcPr>
           <w:p>
             <w:pPr>
-              <w:ind w:firstLine="0"/>
-              <w:rPr>
-                <w:rFonts w:asciiTheme="minorHAnsi" w:hAnsiTheme="minorHAnsi" w:cstheme="minorHAnsi"/>
-                <w:szCs w:val="28"/>
-              </w:rPr>
+              <w:pStyle w:val="TextoTablas"/>
             </w:pPr>
             <w:r>
-              <w:rPr>
-                <w:rFonts w:asciiTheme="minorHAnsi" w:hAnsiTheme="minorHAnsi" w:cstheme="minorHAnsi"/>
-                <w:szCs w:val="28"/>
-              </w:rPr>
               <w:t>Servicios de atención y apoyo al huésped</w:t>
             </w:r>
           </w:p>
         </w:tc>
         <w:tc>
           <w:tcPr>
-            <w:tcW w:w="2977" w:type="dxa"/>
+            <w:tcW w:w="3953" w:type="dxa"/>
+            <w:vAlign w:val="center"/>
           </w:tcPr>
           <w:p>
             <w:pPr>
-              <w:ind w:firstLine="0"/>
-              <w:rPr>
-                <w:rFonts w:asciiTheme="minorHAnsi" w:hAnsiTheme="minorHAnsi" w:cstheme="minorHAnsi"/>
-                <w:szCs w:val="28"/>
-              </w:rPr>
+              <w:pStyle w:val="TextoTablas"/>
             </w:pPr>
             <w:r>
               <w:rPr>
@@ -5119,21 +5302,14 @@
         </w:tc>
         <w:tc>
           <w:tcPr>
-            <w:tcW w:w="4111" w:type="dxa"/>
+            <w:tcW w:w="3320" w:type="dxa"/>
+            <w:vAlign w:val="center"/>
           </w:tcPr>
           <w:p>
             <w:pPr>
-              <w:ind w:firstLine="0"/>
-              <w:rPr>
-                <w:rFonts w:cstheme="minorHAnsi"/>
-                <w:szCs w:val="28"/>
-              </w:rPr>
+              <w:pStyle w:val="TextoTablas"/>
             </w:pPr>
             <w:r>
-              <w:rPr>
-                <w:rFonts w:cstheme="minorHAnsi"/>
-                <w:szCs w:val="28"/>
-              </w:rPr>
               <w:t>Asistencia personalizada al huésped mediante información turística, coordinación de servicios externos y apoyo logístico.</w:t>
             </w:r>
           </w:p>
@@ -5145,63 +5321,42 @@
         </w:trPr>
         <w:tc>
           <w:tcPr>
-            <w:tcW w:w="2830" w:type="dxa"/>
+            <w:tcW w:w="2689" w:type="dxa"/>
+            <w:vAlign w:val="center"/>
           </w:tcPr>
           <w:p>
             <w:pPr>
-              <w:ind w:firstLine="0"/>
-              <w:rPr>
-                <w:rFonts w:asciiTheme="minorHAnsi" w:hAnsiTheme="minorHAnsi" w:cstheme="minorHAnsi"/>
-                <w:szCs w:val="28"/>
-              </w:rPr>
+              <w:pStyle w:val="TextoTablas"/>
             </w:pPr>
             <w:r>
-              <w:rPr>
-                <w:rFonts w:asciiTheme="minorHAnsi" w:hAnsiTheme="minorHAnsi" w:cstheme="minorHAnsi"/>
-                <w:szCs w:val="28"/>
-              </w:rPr>
               <w:t>Servicios de atención y apoyo al huésped</w:t>
             </w:r>
           </w:p>
         </w:tc>
         <w:tc>
           <w:tcPr>
-            <w:tcW w:w="2977" w:type="dxa"/>
+            <w:tcW w:w="3953" w:type="dxa"/>
+            <w:vAlign w:val="center"/>
           </w:tcPr>
           <w:p>
             <w:pPr>
-              <w:ind w:firstLine="0"/>
-              <w:rPr>
-                <w:rFonts w:asciiTheme="minorHAnsi" w:hAnsiTheme="minorHAnsi" w:cstheme="minorHAnsi"/>
-                <w:szCs w:val="28"/>
-              </w:rPr>
+              <w:pStyle w:val="TextoTablas"/>
             </w:pPr>
             <w:r>
-              <w:rPr>
-                <w:rFonts w:asciiTheme="minorHAnsi" w:hAnsiTheme="minorHAnsi" w:cstheme="minorHAnsi"/>
-                <w:szCs w:val="28"/>
-              </w:rPr>
               <w:t>Custodia de equipaje</w:t>
             </w:r>
           </w:p>
         </w:tc>
         <w:tc>
           <w:tcPr>
-            <w:tcW w:w="4111" w:type="dxa"/>
+            <w:tcW w:w="3320" w:type="dxa"/>
+            <w:vAlign w:val="center"/>
           </w:tcPr>
           <w:p>
             <w:pPr>
-              <w:ind w:firstLine="0"/>
-              <w:rPr>
-                <w:rFonts w:cstheme="minorHAnsi"/>
-                <w:szCs w:val="28"/>
-              </w:rPr>
+              <w:pStyle w:val="TextoTablas"/>
             </w:pPr>
             <w:r>
-              <w:rPr>
-                <w:rFonts w:cstheme="minorHAnsi"/>
-                <w:szCs w:val="28"/>
-              </w:rPr>
               <w:t xml:space="preserve">Servicio para el resguardo temporal de maletas antes del </w:t>
             </w:r>
             <w:r>
@@ -5211,10 +5366,6 @@
               <w:t>check-in</w:t>
             </w:r>
             <w:r>
-              <w:rPr>
-                <w:rFonts w:cstheme="minorHAnsi"/>
-                <w:szCs w:val="28"/>
-              </w:rPr>
               <w:t xml:space="preserve"> o después del </w:t>
             </w:r>
             <w:r>
@@ -5229,22 +5380,14 @@
       <w:tr>
         <w:tc>
           <w:tcPr>
-            <w:tcW w:w="2830" w:type="dxa"/>
+            <w:tcW w:w="2689" w:type="dxa"/>
+            <w:vAlign w:val="center"/>
           </w:tcPr>
           <w:p>
             <w:pPr>
-              <w:ind w:firstLine="0"/>
-              <w:rPr>
-                <w:rFonts w:cstheme="minorHAnsi"/>
-                <w:szCs w:val="28"/>
-              </w:rPr>
+              <w:pStyle w:val="TextoTablas"/>
             </w:pPr>
             <w:r>
-              <w:rPr>
-                <w:rFonts w:cstheme="minorHAnsi"/>
-                <w:szCs w:val="28"/>
-              </w:rPr>
-              <w:lastRenderedPageBreak/>
               <w:t xml:space="preserve">Servicios de </w:t>
             </w:r>
             <w:r>
@@ -5254,52 +5397,34 @@
               <w:t>confort</w:t>
             </w:r>
             <w:r>
-              <w:rPr>
-                <w:rFonts w:cstheme="minorHAnsi"/>
-                <w:szCs w:val="28"/>
-              </w:rPr>
               <w:t xml:space="preserve"> y mantenimiento</w:t>
             </w:r>
           </w:p>
         </w:tc>
         <w:tc>
           <w:tcPr>
-            <w:tcW w:w="2977" w:type="dxa"/>
+            <w:tcW w:w="3953" w:type="dxa"/>
+            <w:vAlign w:val="center"/>
           </w:tcPr>
           <w:p>
             <w:pPr>
-              <w:ind w:firstLine="0"/>
-              <w:rPr>
-                <w:rFonts w:cstheme="minorHAnsi"/>
-                <w:szCs w:val="28"/>
-              </w:rPr>
+              <w:pStyle w:val="TextoTablas"/>
             </w:pPr>
             <w:r>
-              <w:rPr>
-                <w:rFonts w:cstheme="minorHAnsi"/>
-                <w:szCs w:val="28"/>
-              </w:rPr>
               <w:t>Limpieza de habitaciones</w:t>
             </w:r>
           </w:p>
         </w:tc>
         <w:tc>
           <w:tcPr>
-            <w:tcW w:w="4111" w:type="dxa"/>
+            <w:tcW w:w="3320" w:type="dxa"/>
+            <w:vAlign w:val="center"/>
           </w:tcPr>
           <w:p>
             <w:pPr>
-              <w:ind w:firstLine="0"/>
-              <w:rPr>
-                <w:rFonts w:cstheme="minorHAnsi"/>
-                <w:szCs w:val="28"/>
-              </w:rPr>
+              <w:pStyle w:val="TextoTablas"/>
             </w:pPr>
             <w:r>
-              <w:rPr>
-                <w:rFonts w:cstheme="minorHAnsi"/>
-                <w:szCs w:val="28"/>
-              </w:rPr>
               <w:t>Aseo periódico de habitaciones y áreas comunes para mantener condiciones adecuadas de higiene y presentación.</w:t>
             </w:r>
           </w:p>
@@ -5311,21 +5436,14 @@
         </w:trPr>
         <w:tc>
           <w:tcPr>
-            <w:tcW w:w="2830" w:type="dxa"/>
+            <w:tcW w:w="2689" w:type="dxa"/>
+            <w:vAlign w:val="center"/>
           </w:tcPr>
           <w:p>
             <w:pPr>
-              <w:ind w:firstLine="0"/>
-              <w:rPr>
-                <w:rFonts w:cstheme="minorHAnsi"/>
-                <w:szCs w:val="28"/>
-              </w:rPr>
+              <w:pStyle w:val="TextoTablas"/>
             </w:pPr>
             <w:r>
-              <w:rPr>
-                <w:rFonts w:cstheme="minorHAnsi"/>
-                <w:szCs w:val="28"/>
-              </w:rPr>
               <w:t xml:space="preserve">Servicios de </w:t>
             </w:r>
             <w:r>
@@ -5335,52 +5453,34 @@
               <w:t>confort</w:t>
             </w:r>
             <w:r>
-              <w:rPr>
-                <w:rFonts w:cstheme="minorHAnsi"/>
-                <w:szCs w:val="28"/>
-              </w:rPr>
               <w:t xml:space="preserve"> y mantenimiento</w:t>
             </w:r>
           </w:p>
         </w:tc>
         <w:tc>
           <w:tcPr>
-            <w:tcW w:w="2977" w:type="dxa"/>
+            <w:tcW w:w="3953" w:type="dxa"/>
+            <w:vAlign w:val="center"/>
           </w:tcPr>
           <w:p>
             <w:pPr>
-              <w:ind w:firstLine="0"/>
-              <w:rPr>
-                <w:rFonts w:cstheme="minorHAnsi"/>
-                <w:szCs w:val="28"/>
-              </w:rPr>
+              <w:pStyle w:val="TextoTablas"/>
             </w:pPr>
             <w:r>
-              <w:rPr>
-                <w:rFonts w:cstheme="minorHAnsi"/>
-                <w:szCs w:val="28"/>
-              </w:rPr>
               <w:t>Cambio de lencería y toallas</w:t>
             </w:r>
           </w:p>
         </w:tc>
         <w:tc>
           <w:tcPr>
-            <w:tcW w:w="4111" w:type="dxa"/>
+            <w:tcW w:w="3320" w:type="dxa"/>
+            <w:vAlign w:val="center"/>
           </w:tcPr>
           <w:p>
             <w:pPr>
-              <w:ind w:firstLine="0"/>
-              <w:rPr>
-                <w:rFonts w:cstheme="minorHAnsi"/>
-                <w:szCs w:val="28"/>
-              </w:rPr>
+              <w:pStyle w:val="TextoTablas"/>
             </w:pPr>
             <w:r>
-              <w:rPr>
-                <w:rFonts w:cstheme="minorHAnsi"/>
-                <w:szCs w:val="28"/>
-              </w:rPr>
               <w:t>Sustitución periódica de ropa de cama y baño conforme a políticas del establecimiento o solicitud del huésped.</w:t>
             </w:r>
           </w:p>
@@ -5389,21 +5489,15 @@
       <w:tr>
         <w:tc>
           <w:tcPr>
-            <w:tcW w:w="2830" w:type="dxa"/>
+            <w:tcW w:w="2689" w:type="dxa"/>
+            <w:vAlign w:val="center"/>
           </w:tcPr>
           <w:p>
             <w:pPr>
-              <w:ind w:firstLine="0"/>
-              <w:rPr>
-                <w:rFonts w:cstheme="minorHAnsi"/>
-                <w:szCs w:val="28"/>
-              </w:rPr>
+              <w:pStyle w:val="TextoTablas"/>
             </w:pPr>
             <w:r>
-              <w:rPr>
-                <w:rFonts w:cstheme="minorHAnsi"/>
-                <w:szCs w:val="28"/>
-              </w:rPr>
+              <w:lastRenderedPageBreak/>
               <w:t xml:space="preserve">Servicios de </w:t>
             </w:r>
             <w:r>
@@ -5413,52 +5507,34 @@
               <w:t>confort</w:t>
             </w:r>
             <w:r>
-              <w:rPr>
-                <w:rFonts w:cstheme="minorHAnsi"/>
-                <w:szCs w:val="28"/>
-              </w:rPr>
               <w:t xml:space="preserve"> y mantenimiento</w:t>
             </w:r>
           </w:p>
         </w:tc>
         <w:tc>
           <w:tcPr>
-            <w:tcW w:w="2977" w:type="dxa"/>
+            <w:tcW w:w="3953" w:type="dxa"/>
+            <w:vAlign w:val="center"/>
           </w:tcPr>
           <w:p>
             <w:pPr>
-              <w:ind w:firstLine="0"/>
-              <w:rPr>
-                <w:rFonts w:cstheme="minorHAnsi"/>
-                <w:szCs w:val="28"/>
-              </w:rPr>
+              <w:pStyle w:val="TextoTablas"/>
             </w:pPr>
             <w:r>
-              <w:rPr>
-                <w:rFonts w:cstheme="minorHAnsi"/>
-                <w:szCs w:val="28"/>
-              </w:rPr>
               <w:t>Cajilla de seguridad</w:t>
             </w:r>
           </w:p>
         </w:tc>
         <w:tc>
           <w:tcPr>
-            <w:tcW w:w="4111" w:type="dxa"/>
+            <w:tcW w:w="3320" w:type="dxa"/>
+            <w:vAlign w:val="center"/>
           </w:tcPr>
           <w:p>
             <w:pPr>
-              <w:ind w:firstLine="0"/>
-              <w:rPr>
-                <w:rFonts w:cstheme="minorHAnsi"/>
-                <w:szCs w:val="28"/>
-              </w:rPr>
+              <w:pStyle w:val="TextoTablas"/>
             </w:pPr>
             <w:r>
-              <w:rPr>
-                <w:rFonts w:cstheme="minorHAnsi"/>
-                <w:szCs w:val="28"/>
-              </w:rPr>
               <w:t>Dispositivo destinado al resguardo de objetos de valor del huésped durante su estancia.</w:t>
             </w:r>
           </w:p>
@@ -5470,63 +5546,42 @@
         </w:trPr>
         <w:tc>
           <w:tcPr>
-            <w:tcW w:w="2830" w:type="dxa"/>
+            <w:tcW w:w="2689" w:type="dxa"/>
+            <w:vAlign w:val="center"/>
           </w:tcPr>
           <w:p>
             <w:pPr>
-              <w:ind w:firstLine="0"/>
-              <w:rPr>
-                <w:rFonts w:cstheme="minorHAnsi"/>
-                <w:szCs w:val="28"/>
-              </w:rPr>
+              <w:pStyle w:val="TextoTablas"/>
             </w:pPr>
             <w:r>
-              <w:rPr>
-                <w:rFonts w:cstheme="minorHAnsi"/>
-                <w:szCs w:val="28"/>
-              </w:rPr>
               <w:t>Servicios de alimentación y bebidas</w:t>
             </w:r>
           </w:p>
         </w:tc>
         <w:tc>
           <w:tcPr>
-            <w:tcW w:w="2977" w:type="dxa"/>
+            <w:tcW w:w="3953" w:type="dxa"/>
+            <w:vAlign w:val="center"/>
           </w:tcPr>
           <w:p>
             <w:pPr>
-              <w:ind w:firstLine="0"/>
-              <w:rPr>
-                <w:rFonts w:cstheme="minorHAnsi"/>
-                <w:szCs w:val="28"/>
-              </w:rPr>
+              <w:pStyle w:val="TextoTablas"/>
             </w:pPr>
             <w:r>
-              <w:rPr>
-                <w:rFonts w:cstheme="minorHAnsi"/>
-                <w:szCs w:val="28"/>
-              </w:rPr>
               <w:t>Restaurante</w:t>
             </w:r>
           </w:p>
         </w:tc>
         <w:tc>
           <w:tcPr>
-            <w:tcW w:w="4111" w:type="dxa"/>
+            <w:tcW w:w="3320" w:type="dxa"/>
+            <w:vAlign w:val="center"/>
           </w:tcPr>
           <w:p>
             <w:pPr>
-              <w:ind w:firstLine="0"/>
-              <w:rPr>
-                <w:rFonts w:cstheme="minorHAnsi"/>
-                <w:szCs w:val="28"/>
-              </w:rPr>
+              <w:pStyle w:val="TextoTablas"/>
             </w:pPr>
             <w:r>
-              <w:rPr>
-                <w:rFonts w:cstheme="minorHAnsi"/>
-                <w:szCs w:val="28"/>
-              </w:rPr>
               <w:t>Prestación de servicio de alimentos dentro del establecimiento, orientado a cubrir necesidades nutricionales del huésped.</w:t>
             </w:r>
           </w:p>
@@ -5535,21 +5590,14 @@
       <w:tr>
         <w:tc>
           <w:tcPr>
-            <w:tcW w:w="2830" w:type="dxa"/>
+            <w:tcW w:w="2689" w:type="dxa"/>
+            <w:vAlign w:val="center"/>
           </w:tcPr>
           <w:p>
             <w:pPr>
-              <w:ind w:firstLine="0"/>
-              <w:rPr>
-                <w:rFonts w:cstheme="minorHAnsi"/>
-                <w:szCs w:val="28"/>
-              </w:rPr>
+              <w:pStyle w:val="TextoTablas"/>
             </w:pPr>
             <w:r>
-              <w:rPr>
-                <w:rFonts w:cstheme="minorHAnsi"/>
-                <w:szCs w:val="28"/>
-              </w:rPr>
               <w:t xml:space="preserve">Servicios de </w:t>
             </w:r>
             <w:r>
@@ -5559,70 +5607,40 @@
               <w:t>confort</w:t>
             </w:r>
             <w:r>
-              <w:rPr>
-                <w:rFonts w:cstheme="minorHAnsi"/>
-                <w:szCs w:val="28"/>
-              </w:rPr>
               <w:t xml:space="preserve"> y mantenimiento</w:t>
             </w:r>
           </w:p>
         </w:tc>
         <w:tc>
           <w:tcPr>
-            <w:tcW w:w="2977" w:type="dxa"/>
+            <w:tcW w:w="3953" w:type="dxa"/>
+            <w:vAlign w:val="center"/>
           </w:tcPr>
           <w:p>
             <w:pPr>
-              <w:ind w:firstLine="0"/>
+              <w:pStyle w:val="TextoTablas"/>
               <w:rPr>
                 <w:rStyle w:val="Extranjerismo"/>
-                <w:lang w:val="es-CO"/>
               </w:rPr>
             </w:pPr>
-            <w:proofErr w:type="spellStart"/>
             <w:r>
               <w:rPr>
                 <w:rStyle w:val="Extranjerismo"/>
-                <w:lang w:val="es-CO"/>
-              </w:rPr>
-              <w:t>Room</w:t>
-            </w:r>
-            <w:proofErr w:type="spellEnd"/>
-            <w:r>
-              <w:rPr>
-                <w:rStyle w:val="Extranjerismo"/>
-                <w:lang w:val="es-CO"/>
-              </w:rPr>
-              <w:t xml:space="preserve"> </w:t>
-            </w:r>
-            <w:proofErr w:type="spellStart"/>
-            <w:r>
-              <w:rPr>
-                <w:rStyle w:val="Extranjerismo"/>
-                <w:lang w:val="es-CO"/>
-              </w:rPr>
-              <w:t>service</w:t>
-            </w:r>
-            <w:proofErr w:type="spellEnd"/>
+              </w:rPr>
+              <w:t>Room service</w:t>
+            </w:r>
           </w:p>
         </w:tc>
         <w:tc>
           <w:tcPr>
-            <w:tcW w:w="4111" w:type="dxa"/>
+            <w:tcW w:w="3320" w:type="dxa"/>
+            <w:vAlign w:val="center"/>
           </w:tcPr>
           <w:p>
             <w:pPr>
-              <w:ind w:firstLine="0"/>
-              <w:rPr>
-                <w:rFonts w:cstheme="minorHAnsi"/>
-                <w:szCs w:val="28"/>
-              </w:rPr>
+              <w:pStyle w:val="TextoTablas"/>
             </w:pPr>
             <w:r>
-              <w:rPr>
-                <w:rFonts w:cstheme="minorHAnsi"/>
-                <w:szCs w:val="28"/>
-              </w:rPr>
               <w:t>Servicio de alimentos y bebidas ofrecido directamente en la habitación del huésped.</w:t>
             </w:r>
           </w:p>
@@ -5634,22 +5652,14 @@
         </w:trPr>
         <w:tc>
           <w:tcPr>
-            <w:tcW w:w="2830" w:type="dxa"/>
+            <w:tcW w:w="2689" w:type="dxa"/>
+            <w:vAlign w:val="center"/>
           </w:tcPr>
           <w:p>
             <w:pPr>
-              <w:ind w:firstLine="0"/>
-              <w:rPr>
-                <w:rFonts w:cstheme="minorHAnsi"/>
-                <w:szCs w:val="28"/>
-              </w:rPr>
+              <w:pStyle w:val="TextoTablas"/>
             </w:pPr>
             <w:r>
-              <w:rPr>
-                <w:rFonts w:cstheme="minorHAnsi"/>
-                <w:szCs w:val="28"/>
-              </w:rPr>
-              <w:lastRenderedPageBreak/>
               <w:t xml:space="preserve">Servicios de </w:t>
             </w:r>
             <w:r>
@@ -5659,52 +5669,34 @@
               <w:t>confort</w:t>
             </w:r>
             <w:r>
-              <w:rPr>
-                <w:rFonts w:cstheme="minorHAnsi"/>
-                <w:szCs w:val="28"/>
-              </w:rPr>
               <w:t xml:space="preserve"> y mantenimiento</w:t>
             </w:r>
           </w:p>
         </w:tc>
         <w:tc>
           <w:tcPr>
-            <w:tcW w:w="2977" w:type="dxa"/>
+            <w:tcW w:w="3953" w:type="dxa"/>
+            <w:vAlign w:val="center"/>
           </w:tcPr>
           <w:p>
             <w:pPr>
-              <w:ind w:firstLine="0"/>
-              <w:rPr>
-                <w:rFonts w:cstheme="minorHAnsi"/>
-                <w:szCs w:val="28"/>
-              </w:rPr>
+              <w:pStyle w:val="TextoTablas"/>
             </w:pPr>
             <w:r>
-              <w:rPr>
-                <w:rFonts w:cstheme="minorHAnsi"/>
-                <w:szCs w:val="28"/>
-              </w:rPr>
               <w:t>Bar</w:t>
             </w:r>
           </w:p>
         </w:tc>
         <w:tc>
           <w:tcPr>
-            <w:tcW w:w="4111" w:type="dxa"/>
+            <w:tcW w:w="3320" w:type="dxa"/>
+            <w:vAlign w:val="center"/>
           </w:tcPr>
           <w:p>
             <w:pPr>
-              <w:ind w:firstLine="0"/>
-              <w:rPr>
-                <w:rFonts w:cstheme="minorHAnsi"/>
-                <w:szCs w:val="28"/>
-              </w:rPr>
+              <w:pStyle w:val="TextoTablas"/>
             </w:pPr>
             <w:r>
-              <w:rPr>
-                <w:rFonts w:cstheme="minorHAnsi"/>
-                <w:szCs w:val="28"/>
-              </w:rPr>
               <w:t>Servicio complementario de bebidas que contribuye a la recreación y socialización del huésped.</w:t>
             </w:r>
           </w:p>
@@ -5713,32 +5705,26 @@
       <w:tr>
         <w:tc>
           <w:tcPr>
-            <w:tcW w:w="2830" w:type="dxa"/>
+            <w:tcW w:w="2689" w:type="dxa"/>
+            <w:vAlign w:val="center"/>
           </w:tcPr>
           <w:p>
             <w:pPr>
-              <w:ind w:firstLine="0"/>
-              <w:rPr>
-                <w:rFonts w:cstheme="minorHAnsi"/>
-                <w:szCs w:val="28"/>
-              </w:rPr>
+              <w:pStyle w:val="TextoTablas"/>
             </w:pPr>
             <w:r>
-              <w:rPr>
-                <w:rFonts w:cstheme="minorHAnsi"/>
-                <w:szCs w:val="28"/>
-              </w:rPr>
               <w:t>Servicios de bienestar, recreación y ocio</w:t>
             </w:r>
           </w:p>
         </w:tc>
         <w:tc>
           <w:tcPr>
-            <w:tcW w:w="2977" w:type="dxa"/>
+            <w:tcW w:w="3953" w:type="dxa"/>
+            <w:vAlign w:val="center"/>
           </w:tcPr>
           <w:p>
             <w:pPr>
-              <w:ind w:firstLine="0"/>
+              <w:pStyle w:val="TextoTablas"/>
               <w:rPr>
                 <w:rStyle w:val="Extranjerismo"/>
               </w:rPr>
@@ -5753,21 +5739,14 @@
         </w:tc>
         <w:tc>
           <w:tcPr>
-            <w:tcW w:w="4111" w:type="dxa"/>
+            <w:tcW w:w="3320" w:type="dxa"/>
+            <w:vAlign w:val="center"/>
           </w:tcPr>
           <w:p>
             <w:pPr>
-              <w:ind w:firstLine="0"/>
-              <w:rPr>
-                <w:rFonts w:cstheme="minorHAnsi"/>
-                <w:szCs w:val="28"/>
-              </w:rPr>
+              <w:pStyle w:val="TextoTablas"/>
             </w:pPr>
             <w:r>
-              <w:rPr>
-                <w:rFonts w:cstheme="minorHAnsi"/>
-                <w:szCs w:val="28"/>
-              </w:rPr>
               <w:t>Infraestructura destinada al bienestar físico y mental mediante tratamientos especializados.</w:t>
             </w:r>
           </w:p>
@@ -5779,62 +5758,42 @@
         </w:trPr>
         <w:tc>
           <w:tcPr>
-            <w:tcW w:w="2830" w:type="dxa"/>
+            <w:tcW w:w="2689" w:type="dxa"/>
+            <w:vAlign w:val="center"/>
           </w:tcPr>
           <w:p>
             <w:pPr>
-              <w:ind w:firstLine="0"/>
-              <w:rPr>
-                <w:rFonts w:cstheme="minorHAnsi"/>
-                <w:szCs w:val="28"/>
-              </w:rPr>
+              <w:pStyle w:val="TextoTablas"/>
             </w:pPr>
             <w:r>
-              <w:rPr>
-                <w:rFonts w:cstheme="minorHAnsi"/>
-                <w:szCs w:val="28"/>
-              </w:rPr>
               <w:t>Servicios de bienestar, recreación y ocio</w:t>
             </w:r>
           </w:p>
         </w:tc>
         <w:tc>
           <w:tcPr>
-            <w:tcW w:w="2977" w:type="dxa"/>
+            <w:tcW w:w="3953" w:type="dxa"/>
+            <w:vAlign w:val="center"/>
           </w:tcPr>
           <w:p>
             <w:pPr>
-              <w:ind w:firstLine="0"/>
-              <w:rPr>
-                <w:rStyle w:val="Extranjerismo"/>
-              </w:rPr>
+              <w:pStyle w:val="TextoTablas"/>
             </w:pPr>
             <w:r>
-              <w:rPr>
-                <w:rFonts w:cstheme="minorHAnsi"/>
-                <w:szCs w:val="28"/>
-              </w:rPr>
               <w:t>Gimnasio</w:t>
             </w:r>
           </w:p>
         </w:tc>
         <w:tc>
           <w:tcPr>
-            <w:tcW w:w="4111" w:type="dxa"/>
+            <w:tcW w:w="3320" w:type="dxa"/>
+            <w:vAlign w:val="center"/>
           </w:tcPr>
           <w:p>
             <w:pPr>
-              <w:ind w:firstLine="0"/>
-              <w:rPr>
-                <w:rFonts w:cstheme="minorHAnsi"/>
-                <w:szCs w:val="28"/>
-              </w:rPr>
+              <w:pStyle w:val="TextoTablas"/>
             </w:pPr>
             <w:r>
-              <w:rPr>
-                <w:rFonts w:cstheme="minorHAnsi"/>
-                <w:szCs w:val="28"/>
-              </w:rPr>
               <w:t>Espacio equipado para la actividad física del huésped durante su estadía.</w:t>
             </w:r>
           </w:p>
@@ -5843,62 +5802,42 @@
       <w:tr>
         <w:tc>
           <w:tcPr>
-            <w:tcW w:w="2830" w:type="dxa"/>
+            <w:tcW w:w="2689" w:type="dxa"/>
+            <w:vAlign w:val="center"/>
           </w:tcPr>
           <w:p>
             <w:pPr>
-              <w:ind w:firstLine="0"/>
-              <w:rPr>
-                <w:rFonts w:cstheme="minorHAnsi"/>
-                <w:szCs w:val="28"/>
-              </w:rPr>
+              <w:pStyle w:val="TextoTablas"/>
             </w:pPr>
             <w:r>
-              <w:rPr>
-                <w:rFonts w:cstheme="minorHAnsi"/>
-                <w:szCs w:val="28"/>
-              </w:rPr>
               <w:t>Servicios de bienestar, recreación y ocio</w:t>
             </w:r>
           </w:p>
         </w:tc>
         <w:tc>
           <w:tcPr>
-            <w:tcW w:w="2977" w:type="dxa"/>
+            <w:tcW w:w="3953" w:type="dxa"/>
+            <w:vAlign w:val="center"/>
           </w:tcPr>
           <w:p>
             <w:pPr>
-              <w:ind w:firstLine="0"/>
-              <w:rPr>
-                <w:rStyle w:val="Extranjerismo"/>
-              </w:rPr>
+              <w:pStyle w:val="TextoTablas"/>
             </w:pPr>
             <w:r>
-              <w:rPr>
-                <w:rFonts w:cstheme="minorHAnsi"/>
-                <w:szCs w:val="28"/>
-              </w:rPr>
               <w:t>Piscina</w:t>
             </w:r>
           </w:p>
         </w:tc>
         <w:tc>
           <w:tcPr>
-            <w:tcW w:w="4111" w:type="dxa"/>
+            <w:tcW w:w="3320" w:type="dxa"/>
+            <w:vAlign w:val="center"/>
           </w:tcPr>
           <w:p>
             <w:pPr>
-              <w:ind w:firstLine="0"/>
-              <w:rPr>
-                <w:rFonts w:cstheme="minorHAnsi"/>
-                <w:szCs w:val="28"/>
-              </w:rPr>
+              <w:pStyle w:val="TextoTablas"/>
             </w:pPr>
             <w:r>
-              <w:rPr>
-                <w:rFonts w:cstheme="minorHAnsi"/>
-                <w:szCs w:val="28"/>
-              </w:rPr>
               <w:t>Área recreativa destinada al descanso y la recreación, de acuerdo con la categoría del hotel.</w:t>
             </w:r>
           </w:p>
@@ -5910,62 +5849,42 @@
         </w:trPr>
         <w:tc>
           <w:tcPr>
-            <w:tcW w:w="2830" w:type="dxa"/>
+            <w:tcW w:w="2689" w:type="dxa"/>
+            <w:vAlign w:val="center"/>
           </w:tcPr>
           <w:p>
             <w:pPr>
-              <w:ind w:firstLine="0"/>
-              <w:rPr>
-                <w:rFonts w:cstheme="minorHAnsi"/>
-                <w:szCs w:val="28"/>
-              </w:rPr>
+              <w:pStyle w:val="TextoTablas"/>
             </w:pPr>
             <w:r>
-              <w:rPr>
-                <w:rFonts w:cstheme="minorHAnsi"/>
-                <w:szCs w:val="28"/>
-              </w:rPr>
               <w:t>Servicios empresariales y para eventos</w:t>
             </w:r>
           </w:p>
         </w:tc>
         <w:tc>
           <w:tcPr>
-            <w:tcW w:w="2977" w:type="dxa"/>
+            <w:tcW w:w="3953" w:type="dxa"/>
+            <w:vAlign w:val="center"/>
           </w:tcPr>
           <w:p>
             <w:pPr>
-              <w:ind w:firstLine="0"/>
-              <w:rPr>
-                <w:rStyle w:val="Extranjerismo"/>
-              </w:rPr>
+              <w:pStyle w:val="TextoTablas"/>
             </w:pPr>
             <w:r>
-              <w:rPr>
-                <w:rFonts w:cstheme="minorHAnsi"/>
-                <w:szCs w:val="28"/>
-              </w:rPr>
               <w:t>Salones de eventos</w:t>
             </w:r>
           </w:p>
         </w:tc>
         <w:tc>
           <w:tcPr>
-            <w:tcW w:w="4111" w:type="dxa"/>
+            <w:tcW w:w="3320" w:type="dxa"/>
+            <w:vAlign w:val="center"/>
           </w:tcPr>
           <w:p>
             <w:pPr>
-              <w:ind w:firstLine="0"/>
-              <w:rPr>
-                <w:rFonts w:cstheme="minorHAnsi"/>
-                <w:szCs w:val="28"/>
-              </w:rPr>
+              <w:pStyle w:val="TextoTablas"/>
             </w:pPr>
             <w:r>
-              <w:rPr>
-                <w:rFonts w:cstheme="minorHAnsi"/>
-                <w:szCs w:val="28"/>
-              </w:rPr>
               <w:t>Espacios destinados a la realización de reuniones, convenciones, capacitaciones o celebraciones.</w:t>
             </w:r>
           </w:p>
@@ -5974,21 +5893,14 @@
       <w:tr>
         <w:tc>
           <w:tcPr>
-            <w:tcW w:w="2830" w:type="dxa"/>
+            <w:tcW w:w="2689" w:type="dxa"/>
+            <w:vAlign w:val="center"/>
           </w:tcPr>
           <w:p>
             <w:pPr>
-              <w:ind w:firstLine="0"/>
-              <w:rPr>
-                <w:rFonts w:cstheme="minorHAnsi"/>
-                <w:szCs w:val="28"/>
-              </w:rPr>
+              <w:pStyle w:val="TextoTablas"/>
             </w:pPr>
             <w:r>
-              <w:rPr>
-                <w:rFonts w:cstheme="minorHAnsi"/>
-                <w:szCs w:val="28"/>
-              </w:rPr>
               <w:lastRenderedPageBreak/>
               <w:t>Servicios empresariales y para eventos</w:t>
             </w:r>
@@ -5996,42 +5908,28 @@
         </w:tc>
         <w:tc>
           <w:tcPr>
-            <w:tcW w:w="2977" w:type="dxa"/>
+            <w:tcW w:w="3953" w:type="dxa"/>
+            <w:vAlign w:val="center"/>
           </w:tcPr>
           <w:p>
             <w:pPr>
-              <w:ind w:firstLine="0"/>
-              <w:rPr>
-                <w:rFonts w:cstheme="minorHAnsi"/>
-                <w:szCs w:val="28"/>
-              </w:rPr>
+              <w:pStyle w:val="TextoTablas"/>
             </w:pPr>
             <w:r>
-              <w:rPr>
-                <w:rFonts w:cstheme="minorHAnsi"/>
-                <w:szCs w:val="28"/>
-              </w:rPr>
               <w:t>Servicios de banquetes</w:t>
             </w:r>
           </w:p>
         </w:tc>
         <w:tc>
           <w:tcPr>
-            <w:tcW w:w="4111" w:type="dxa"/>
+            <w:tcW w:w="3320" w:type="dxa"/>
+            <w:vAlign w:val="center"/>
           </w:tcPr>
           <w:p>
             <w:pPr>
-              <w:ind w:firstLine="0"/>
-              <w:rPr>
-                <w:rFonts w:cstheme="minorHAnsi"/>
-                <w:szCs w:val="28"/>
-              </w:rPr>
+              <w:pStyle w:val="TextoTablas"/>
             </w:pPr>
             <w:r>
-              <w:rPr>
-                <w:rFonts w:cstheme="minorHAnsi"/>
-                <w:szCs w:val="28"/>
-              </w:rPr>
               <w:t>Prestación de alimentos y bebidas para eventos internos organizados por el hotel.</w:t>
             </w:r>
           </w:p>
@@ -6043,63 +5941,42 @@
         </w:trPr>
         <w:tc>
           <w:tcPr>
-            <w:tcW w:w="2830" w:type="dxa"/>
+            <w:tcW w:w="2689" w:type="dxa"/>
+            <w:vAlign w:val="center"/>
           </w:tcPr>
           <w:p>
             <w:pPr>
-              <w:ind w:firstLine="0"/>
-              <w:rPr>
-                <w:rFonts w:cstheme="minorHAnsi"/>
-                <w:szCs w:val="28"/>
-              </w:rPr>
+              <w:pStyle w:val="TextoTablas"/>
             </w:pPr>
             <w:r>
-              <w:rPr>
-                <w:rFonts w:cstheme="minorHAnsi"/>
-                <w:szCs w:val="28"/>
-              </w:rPr>
               <w:t>Servicios comerciales y adicionales</w:t>
             </w:r>
           </w:p>
         </w:tc>
         <w:tc>
           <w:tcPr>
-            <w:tcW w:w="2977" w:type="dxa"/>
+            <w:tcW w:w="3953" w:type="dxa"/>
+            <w:vAlign w:val="center"/>
           </w:tcPr>
           <w:p>
             <w:pPr>
-              <w:ind w:firstLine="0"/>
-              <w:rPr>
-                <w:rFonts w:cstheme="minorHAnsi"/>
-                <w:szCs w:val="28"/>
-              </w:rPr>
+              <w:pStyle w:val="TextoTablas"/>
             </w:pPr>
             <w:r>
-              <w:rPr>
-                <w:rFonts w:cstheme="minorHAnsi"/>
-                <w:szCs w:val="28"/>
-              </w:rPr>
               <w:t>Lavandería</w:t>
             </w:r>
           </w:p>
         </w:tc>
         <w:tc>
           <w:tcPr>
-            <w:tcW w:w="4111" w:type="dxa"/>
+            <w:tcW w:w="3320" w:type="dxa"/>
+            <w:vAlign w:val="center"/>
           </w:tcPr>
           <w:p>
             <w:pPr>
-              <w:ind w:firstLine="0"/>
-              <w:rPr>
-                <w:rFonts w:cstheme="minorHAnsi"/>
-                <w:szCs w:val="28"/>
-              </w:rPr>
+              <w:pStyle w:val="TextoTablas"/>
             </w:pPr>
             <w:r>
-              <w:rPr>
-                <w:rFonts w:cstheme="minorHAnsi"/>
-                <w:szCs w:val="28"/>
-              </w:rPr>
               <w:t>Servicio de lavado, secado y planchado de prendas del huésped.</w:t>
             </w:r>
           </w:p>
@@ -6108,63 +5985,42 @@
       <w:tr>
         <w:tc>
           <w:tcPr>
-            <w:tcW w:w="2830" w:type="dxa"/>
+            <w:tcW w:w="2689" w:type="dxa"/>
+            <w:vAlign w:val="center"/>
           </w:tcPr>
           <w:p>
             <w:pPr>
-              <w:ind w:firstLine="0"/>
-              <w:rPr>
-                <w:rFonts w:cstheme="minorHAnsi"/>
-                <w:szCs w:val="28"/>
-              </w:rPr>
+              <w:pStyle w:val="TextoTablas"/>
             </w:pPr>
             <w:r>
-              <w:rPr>
-                <w:rFonts w:cstheme="minorHAnsi"/>
-                <w:szCs w:val="28"/>
-              </w:rPr>
               <w:t>Servicios comerciales y adicionales</w:t>
             </w:r>
           </w:p>
         </w:tc>
         <w:tc>
           <w:tcPr>
-            <w:tcW w:w="2977" w:type="dxa"/>
+            <w:tcW w:w="3953" w:type="dxa"/>
+            <w:vAlign w:val="center"/>
           </w:tcPr>
           <w:p>
             <w:pPr>
-              <w:ind w:firstLine="0"/>
-              <w:rPr>
-                <w:rFonts w:cstheme="minorHAnsi"/>
-                <w:szCs w:val="28"/>
-              </w:rPr>
+              <w:pStyle w:val="TextoTablas"/>
             </w:pPr>
             <w:r>
-              <w:rPr>
-                <w:rFonts w:cstheme="minorHAnsi"/>
-                <w:szCs w:val="28"/>
-              </w:rPr>
               <w:t>Tiendas o locales comerciales</w:t>
             </w:r>
           </w:p>
         </w:tc>
         <w:tc>
           <w:tcPr>
-            <w:tcW w:w="4111" w:type="dxa"/>
+            <w:tcW w:w="3320" w:type="dxa"/>
+            <w:vAlign w:val="center"/>
           </w:tcPr>
           <w:p>
             <w:pPr>
-              <w:ind w:firstLine="0"/>
-              <w:rPr>
-                <w:rFonts w:cstheme="minorHAnsi"/>
-                <w:szCs w:val="28"/>
-              </w:rPr>
+              <w:pStyle w:val="TextoTablas"/>
             </w:pPr>
             <w:r>
-              <w:rPr>
-                <w:rFonts w:cstheme="minorHAnsi"/>
-                <w:szCs w:val="28"/>
-              </w:rPr>
               <w:t>Espacios destinados a la venta de productos o servicios complementarios dentro del hotel.</w:t>
             </w:r>
           </w:p>
@@ -6176,63 +6032,42 @@
         </w:trPr>
         <w:tc>
           <w:tcPr>
-            <w:tcW w:w="2830" w:type="dxa"/>
+            <w:tcW w:w="2689" w:type="dxa"/>
+            <w:vAlign w:val="center"/>
           </w:tcPr>
           <w:p>
             <w:pPr>
-              <w:ind w:firstLine="0"/>
-              <w:rPr>
-                <w:rFonts w:cstheme="minorHAnsi"/>
-                <w:szCs w:val="28"/>
-              </w:rPr>
+              <w:pStyle w:val="TextoTablas"/>
             </w:pPr>
             <w:r>
-              <w:rPr>
-                <w:rFonts w:cstheme="minorHAnsi"/>
-                <w:szCs w:val="28"/>
-              </w:rPr>
               <w:t>Servicios de apoyo a la movilidad</w:t>
             </w:r>
           </w:p>
         </w:tc>
         <w:tc>
           <w:tcPr>
-            <w:tcW w:w="2977" w:type="dxa"/>
+            <w:tcW w:w="3953" w:type="dxa"/>
+            <w:vAlign w:val="center"/>
           </w:tcPr>
           <w:p>
             <w:pPr>
-              <w:ind w:firstLine="0"/>
-              <w:rPr>
-                <w:rFonts w:cstheme="minorHAnsi"/>
-                <w:szCs w:val="28"/>
-              </w:rPr>
+              <w:pStyle w:val="TextoTablas"/>
             </w:pPr>
             <w:r>
-              <w:rPr>
-                <w:rFonts w:cstheme="minorHAnsi"/>
-                <w:szCs w:val="28"/>
-              </w:rPr>
               <w:t>Transporte o traslados</w:t>
             </w:r>
           </w:p>
         </w:tc>
         <w:tc>
           <w:tcPr>
-            <w:tcW w:w="4111" w:type="dxa"/>
+            <w:tcW w:w="3320" w:type="dxa"/>
+            <w:vAlign w:val="center"/>
           </w:tcPr>
           <w:p>
             <w:pPr>
-              <w:ind w:firstLine="0"/>
-              <w:rPr>
-                <w:rFonts w:cstheme="minorHAnsi"/>
-                <w:szCs w:val="28"/>
-              </w:rPr>
+              <w:pStyle w:val="TextoTablas"/>
             </w:pPr>
             <w:r>
-              <w:rPr>
-                <w:rFonts w:cstheme="minorHAnsi"/>
-                <w:szCs w:val="28"/>
-              </w:rPr>
               <w:t>Servicio de traslado desde y hacia aeropuertos, terminales o puntos de interés.</w:t>
             </w:r>
           </w:p>
@@ -6241,63 +6076,42 @@
       <w:tr>
         <w:tc>
           <w:tcPr>
-            <w:tcW w:w="2830" w:type="dxa"/>
+            <w:tcW w:w="2689" w:type="dxa"/>
+            <w:vAlign w:val="center"/>
           </w:tcPr>
           <w:p>
             <w:pPr>
-              <w:ind w:firstLine="0"/>
-              <w:rPr>
-                <w:rFonts w:cstheme="minorHAnsi"/>
-                <w:szCs w:val="28"/>
-              </w:rPr>
+              <w:pStyle w:val="TextoTablas"/>
             </w:pPr>
             <w:r>
-              <w:rPr>
-                <w:rFonts w:cstheme="minorHAnsi"/>
-                <w:szCs w:val="28"/>
-              </w:rPr>
               <w:t>Servicios de apoyo a la movilidad</w:t>
             </w:r>
           </w:p>
         </w:tc>
         <w:tc>
           <w:tcPr>
-            <w:tcW w:w="2977" w:type="dxa"/>
+            <w:tcW w:w="3953" w:type="dxa"/>
+            <w:vAlign w:val="center"/>
           </w:tcPr>
           <w:p>
             <w:pPr>
-              <w:ind w:firstLine="0"/>
-              <w:rPr>
-                <w:rFonts w:cstheme="minorHAnsi"/>
-                <w:szCs w:val="28"/>
-              </w:rPr>
+              <w:pStyle w:val="TextoTablas"/>
             </w:pPr>
             <w:r>
-              <w:rPr>
-                <w:rFonts w:cstheme="minorHAnsi"/>
-                <w:szCs w:val="28"/>
-              </w:rPr>
               <w:t>Custodia de vehículos</w:t>
             </w:r>
           </w:p>
         </w:tc>
         <w:tc>
           <w:tcPr>
-            <w:tcW w:w="4111" w:type="dxa"/>
+            <w:tcW w:w="3320" w:type="dxa"/>
+            <w:vAlign w:val="center"/>
           </w:tcPr>
           <w:p>
             <w:pPr>
-              <w:ind w:firstLine="0"/>
-              <w:rPr>
-                <w:rFonts w:cstheme="minorHAnsi"/>
-                <w:szCs w:val="28"/>
-              </w:rPr>
+              <w:pStyle w:val="TextoTablas"/>
             </w:pPr>
             <w:r>
-              <w:rPr>
-                <w:rFonts w:cstheme="minorHAnsi"/>
-                <w:szCs w:val="28"/>
-              </w:rPr>
               <w:t xml:space="preserve">Servicio de parqueadero o </w:t>
             </w:r>
             <w:r>
@@ -6307,10 +6121,6 @@
               <w:t xml:space="preserve">valet parking </w:t>
             </w:r>
             <w:r>
-              <w:rPr>
-                <w:rFonts w:cstheme="minorHAnsi"/>
-                <w:szCs w:val="28"/>
-              </w:rPr>
               <w:t>para huéspedes y visitantes.</w:t>
             </w:r>
           </w:p>
@@ -6322,64 +6132,42 @@
         </w:trPr>
         <w:tc>
           <w:tcPr>
-            <w:tcW w:w="2830" w:type="dxa"/>
+            <w:tcW w:w="2689" w:type="dxa"/>
+            <w:vAlign w:val="center"/>
           </w:tcPr>
           <w:p>
             <w:pPr>
-              <w:ind w:firstLine="0"/>
-              <w:rPr>
-                <w:rFonts w:cstheme="minorHAnsi"/>
-                <w:szCs w:val="28"/>
-              </w:rPr>
+              <w:pStyle w:val="TextoTablas"/>
             </w:pPr>
             <w:r>
-              <w:rPr>
-                <w:rFonts w:cstheme="minorHAnsi"/>
-                <w:szCs w:val="28"/>
-              </w:rPr>
-              <w:lastRenderedPageBreak/>
               <w:t>Servicios de apoyo a la movilidad</w:t>
             </w:r>
           </w:p>
         </w:tc>
         <w:tc>
           <w:tcPr>
-            <w:tcW w:w="2977" w:type="dxa"/>
+            <w:tcW w:w="3953" w:type="dxa"/>
+            <w:vAlign w:val="center"/>
           </w:tcPr>
           <w:p>
             <w:pPr>
-              <w:ind w:firstLine="0"/>
-              <w:rPr>
-                <w:rFonts w:cstheme="minorHAnsi"/>
-                <w:szCs w:val="28"/>
-              </w:rPr>
+              <w:pStyle w:val="TextoTablas"/>
             </w:pPr>
             <w:r>
-              <w:rPr>
-                <w:rFonts w:cstheme="minorHAnsi"/>
-                <w:szCs w:val="28"/>
-              </w:rPr>
               <w:t>Servicios de banquetes</w:t>
             </w:r>
           </w:p>
         </w:tc>
         <w:tc>
           <w:tcPr>
-            <w:tcW w:w="4111" w:type="dxa"/>
+            <w:tcW w:w="3320" w:type="dxa"/>
+            <w:vAlign w:val="center"/>
           </w:tcPr>
           <w:p>
             <w:pPr>
-              <w:ind w:firstLine="0"/>
-              <w:rPr>
-                <w:rFonts w:cstheme="minorHAnsi"/>
-                <w:szCs w:val="28"/>
-              </w:rPr>
+              <w:pStyle w:val="TextoTablas"/>
             </w:pPr>
             <w:r>
-              <w:rPr>
-                <w:rFonts w:cstheme="minorHAnsi"/>
-                <w:szCs w:val="28"/>
-              </w:rPr>
               <w:t>Prestación de alimentos y bebidas para eventos internos organizados por el hotel.</w:t>
             </w:r>
           </w:p>
@@ -6410,14 +6198,21 @@
         <w:rPr>
           <w:lang w:val="es-419" w:eastAsia="es-CO"/>
         </w:rPr>
-        <w:t>Adicionalmente, los hoteles pueden ofrecer otros servicios complementarios orientados a cubrir requerimientos particulares de los huéspedes, como lavandería, transporte, custodia de equipaje, prensa, alquiler de salones para eventos, convenciones o reuniones empresariales, así como la disponibilidad de locales comerciales y espacios recreativos. La adecuada gestión de estos servicios exige el cumplimiento de protocolos, estándares de calidad y procedimientos técnicos previamente establecidos, así como una comunicación clara al cliente sobre su disponibilidad y condiciones de uso. De esta manera, los servicios complementarios se convierten en un elemento estratégico para fortalecer la calidad del servicio, fidelizar al cliente y apoyar los procesos de oferta y reservación dentro del establecimiento hotelero.</w:t>
+        <w:t xml:space="preserve">Adicionalmente, los hoteles pueden ofrecer otros servicios complementarios orientados a cubrir requerimientos particulares de los huéspedes, como lavandería, transporte, custodia de equipaje, prensa, alquiler de salones para eventos, convenciones o reuniones empresariales, así como la disponibilidad de locales comerciales y espacios recreativos. La adecuada gestión de estos servicios exige el cumplimiento de protocolos, estándares de calidad y procedimientos técnicos previamente establecidos, así como una comunicación clara al cliente sobre su </w:t>
+      </w:r>
+      <w:r>
+        <w:rPr>
+          <w:lang w:val="es-419" w:eastAsia="es-CO"/>
+        </w:rPr>
+        <w:lastRenderedPageBreak/>
+        <w:t>disponibilidad y condiciones de uso. De esta manera, los servicios complementarios se convierten en un elemento estratégico para fortalecer la calidad del servicio, fidelizar al cliente y apoyar los procesos de oferta y reservación dentro del establecimiento hotelero.</w:t>
       </w:r>
     </w:p>
     <w:p>
       <w:pPr>
         <w:pStyle w:val="Ttulo2"/>
       </w:pPr>
-      <w:bookmarkStart w:id="11" w:name="_Toc232776196"/>
+      <w:bookmarkStart w:id="11" w:name="_Toc234581006"/>
       <w:r>
         <w:t>Convenciones</w:t>
       </w:r>
@@ -6433,39 +6228,46 @@
         <w:rPr>
           <w:lang w:val="es-419" w:eastAsia="es-CO"/>
         </w:rPr>
-        <w:t xml:space="preserve">Las convenciones son reglas o lineamientos simbólicos que permiten representar información de manera clara y estandarizada, con el fin de evitar confusiones y facilitar la interpretación de datos dentro de un determinado contexto. Aunque su origen se asocia al diseño cartográfico, en el sector hotelero las convenciones cumplen una </w:t>
-      </w:r>
+        <w:t>Las convenciones son reglas o lineamientos simbólicos que permiten representar información de manera clara y estandarizada, con el fin de evitar confusiones y facilitar la interpretación de datos dentro de un determinado contexto. Aunque su origen se asocia al diseño cartográfico, en el sector hotelero las convenciones cumplen una función similar, ya que se utilizan para organizar, identificar y comunicar de forma ágil información clave relacionada con la operación del establecimiento, especialmente en áreas como recepción, reservas y alojamiento.</w:t>
+      </w:r>
+    </w:p>
+    <w:p>
+      <w:pPr>
+        <w:rPr>
+          <w:lang w:val="es-419" w:eastAsia="es-CO"/>
+        </w:rPr>
+      </w:pPr>
+      <w:r>
+        <w:rPr>
+          <w:lang w:val="es-419" w:eastAsia="es-CO"/>
+        </w:rPr>
+        <w:t xml:space="preserve">En los hoteles se emplea una gran variedad de siglas, abreviaturas y símbolos como herramientas operativas para indicar el estado de las habitaciones, la ocupación, las tarifas, los servicios especiales o las condiciones específicas de un huésped. Generalmente, estas convenciones se representan mediante una letra o un conjunto de letras que permiten identificar rápidamente si una habitación se encuentra libre, ocupada, en salida, bloqueada o en proceso de revisión, entre otros estados. </w:t>
+      </w:r>
+    </w:p>
+    <w:p>
+      <w:pPr>
+        <w:rPr>
+          <w:lang w:val="es-419" w:eastAsia="es-CO"/>
+        </w:rPr>
+      </w:pPr>
+      <w:r>
+        <w:rPr>
+          <w:lang w:val="es-419" w:eastAsia="es-CO"/>
+        </w:rPr>
+        <w:t>El uso adecuado de estas convenciones facilita la comunicación interna entre los distintos departamentos, optimiza la gestión de las reservas y contribuye a una atención más eficiente y organizada, alineada con los protocolos y procedimientos técnicos del servicio hotelero.</w:t>
+      </w:r>
+    </w:p>
+    <w:p>
+      <w:pPr>
+        <w:rPr>
+          <w:lang w:val="es-419" w:eastAsia="es-CO"/>
+        </w:rPr>
+      </w:pPr>
       <w:r>
         <w:rPr>
           <w:lang w:val="es-419" w:eastAsia="es-CO"/>
         </w:rPr>
         <w:lastRenderedPageBreak/>
-        <w:t>función similar, ya que se utilizan para organizar, identificar y comunicar de forma ágil información clave relacionada con la operación del establecimiento, especialmente en áreas como recepción, reservas y alojamiento.</w:t>
-      </w:r>
-    </w:p>
-    <w:p>
-      <w:pPr>
-        <w:rPr>
-          <w:lang w:val="es-419" w:eastAsia="es-CO"/>
-        </w:rPr>
-      </w:pPr>
-      <w:r>
-        <w:rPr>
-          <w:lang w:val="es-419" w:eastAsia="es-CO"/>
-        </w:rPr>
-        <w:t>En los hoteles se emplea una gran variedad de siglas, abreviaturas y símbolos como herramientas operativas para indicar el estado de las habitaciones, la ocupación, las tarifas, los servicios especiales o las condiciones específicas de un huésped. Generalmente, estas convenciones se representan mediante una letra o un conjunto de letras que permiten identificar rápidamente si una habitación se encuentra libre, ocupada, en salida, bloqueada o en proceso de revisión, entre otros estados. El uso adecuado de estas convenciones facilita la comunicación interna entre los distintos departamentos, optimiza la gestión de las reservas y contribuye a una atención más eficiente y organizada, alineada con los protocolos y procedimientos técnicos del servicio hotelero.</w:t>
-      </w:r>
-    </w:p>
-    <w:p>
-      <w:pPr>
-        <w:rPr>
-          <w:lang w:val="es-419" w:eastAsia="es-CO"/>
-        </w:rPr>
-      </w:pPr>
-      <w:r>
-        <w:rPr>
-          <w:lang w:val="es-419" w:eastAsia="es-CO"/>
-        </w:rPr>
         <w:t xml:space="preserve">A </w:t>
       </w:r>
       <w:r>
@@ -6733,7 +6535,6 @@
         <w:rPr>
           <w:lang w:val="es-419" w:eastAsia="es-CO"/>
         </w:rPr>
-        <w:lastRenderedPageBreak/>
         <w:t>CU = Cuna.</w:t>
       </w:r>
     </w:p>
@@ -6786,36 +6587,26 @@
         <w:rPr>
           <w:lang w:val="es-419" w:eastAsia="es-CO"/>
         </w:rPr>
-        <w:t xml:space="preserve">Por esta razón, resulta fundamental que cada establecimiento documento y socialice sus propias convenciones, garantizando que todos los colaboradores las conozcan y apliquen de manera uniforme. El manejo adecuado de estas siglas contribuye a reducir errores, optimizar los procesos de recepción y reservas, y fortalecer la comunicación interna, elementos clave para la prestación de un servicio hotelero eficiente y de calidad. </w:t>
-      </w:r>
-    </w:p>
-    <w:p>
-      <w:pPr>
-        <w:rPr>
-          <w:lang w:val="es-419" w:eastAsia="es-CO"/>
-        </w:rPr>
-      </w:pPr>
-    </w:p>
-    <w:p>
-      <w:pPr>
-        <w:spacing w:before="0" w:after="160" w:line="259" w:lineRule="auto"/>
-        <w:ind w:firstLine="0"/>
-        <w:rPr>
-          <w:lang w:val="es-419" w:eastAsia="es-CO"/>
-        </w:rPr>
-      </w:pPr>
-      <w:r>
-        <w:rPr>
-          <w:lang w:val="es-419" w:eastAsia="es-CO"/>
-        </w:rPr>
-        <w:br w:type="page"/>
+        <w:t>Por esta razón, resulta fundamental que cada establecimiento document</w:t>
+      </w:r>
+      <w:r>
+        <w:rPr>
+          <w:lang w:val="es-419" w:eastAsia="es-CO"/>
+        </w:rPr>
+        <w:t>e</w:t>
+      </w:r>
+      <w:r>
+        <w:rPr>
+          <w:lang w:val="es-419" w:eastAsia="es-CO"/>
+        </w:rPr>
+        <w:t xml:space="preserve"> y socialice sus propias convenciones, garantizando que todos los colaboradores las conozcan y apliquen de manera uniforme. El manejo adecuado de estas siglas contribuye a reducir errores, optimizar los procesos de recepción y reservas, y fortalecer la comunicación interna, elementos clave para la prestación de un servicio hotelero eficiente y de calidad. </w:t>
       </w:r>
     </w:p>
     <w:p>
       <w:pPr>
         <w:pStyle w:val="Ttulo1"/>
       </w:pPr>
-      <w:bookmarkStart w:id="12" w:name="_Toc232776197"/>
+      <w:bookmarkStart w:id="12" w:name="_Toc234581007"/>
       <w:r>
         <w:lastRenderedPageBreak/>
         <w:t>Estructura organizacional</w:t>
@@ -6836,7 +6627,7 @@
       <w:pPr>
         <w:pStyle w:val="Ttulo2"/>
       </w:pPr>
-      <w:bookmarkStart w:id="13" w:name="_Toc232776198"/>
+      <w:bookmarkStart w:id="13" w:name="_Toc234581008"/>
       <w:r>
         <w:t>Principios de la organización hotelera</w:t>
       </w:r>
@@ -6860,7 +6651,7 @@
       <w:pPr>
         <w:pStyle w:val="Ttulo2"/>
       </w:pPr>
-      <w:bookmarkStart w:id="14" w:name="_Toc232776199"/>
+      <w:bookmarkStart w:id="14" w:name="_Toc234581009"/>
       <w:r>
         <w:t>Departamentos que conforman la estructura organizacional</w:t>
       </w:r>
@@ -6897,7 +6688,14 @@
           <w:rStyle w:val="Extranjerismo"/>
           <w:lang w:val="es-419" w:eastAsia="es-CO"/>
         </w:rPr>
-        <w:t xml:space="preserve"> in</w:t>
+        <w:t>-</w:t>
+      </w:r>
+      <w:r>
+        <w:rPr>
+          <w:rStyle w:val="Extranjerismo"/>
+          <w:lang w:val="es-419" w:eastAsia="es-CO"/>
+        </w:rPr>
+        <w:t>in</w:t>
       </w:r>
       <w:r>
         <w:rPr>
@@ -6913,15 +6711,13 @@
         </w:rPr>
         <w:t>check</w:t>
       </w:r>
-      <w:proofErr w:type="spellEnd"/>
       <w:r>
         <w:rPr>
           <w:rStyle w:val="Extranjerismo"/>
           <w:lang w:val="es-419" w:eastAsia="es-CO"/>
         </w:rPr>
-        <w:t xml:space="preserve"> </w:t>
-      </w:r>
-      <w:proofErr w:type="spellStart"/>
+        <w:t>-</w:t>
+      </w:r>
       <w:r>
         <w:rPr>
           <w:rStyle w:val="Extranjerismo"/>
@@ -7076,7 +6872,7 @@
       <w:pPr>
         <w:pStyle w:val="Ttulo2"/>
       </w:pPr>
-      <w:bookmarkStart w:id="15" w:name="_Toc232776200"/>
+      <w:bookmarkStart w:id="15" w:name="_Toc234581010"/>
       <w:r>
         <w:t>El organigrama como herramienta de gestión</w:t>
       </w:r>
@@ -7166,9 +6962,9 @@
           <w:lang w:val="es-419" w:eastAsia="es-CO"/>
         </w:rPr>
         <w:drawing>
-          <wp:inline distT="0" distB="0" distL="0" distR="0" wp14:anchorId="0FE42805" wp14:editId="5C0178CB">
-            <wp:extent cx="6495802" cy="3055085"/>
-            <wp:effectExtent l="0" t="0" r="635" b="0"/>
+          <wp:inline distT="0" distB="0" distL="0" distR="0" wp14:anchorId="0FE42805" wp14:editId="65940475">
+            <wp:extent cx="4858247" cy="2284915"/>
+            <wp:effectExtent l="0" t="0" r="0" b="1270"/>
             <wp:docPr id="11" name="Imagen 11" descr="La figura 3 muestra gráficamente un ejemplo de estructura organizacional u organigrama de un establecimiento de alojamiento hotelero. "/>
             <wp:cNvGraphicFramePr>
               <a:graphicFrameLocks xmlns:a="http://schemas.openxmlformats.org/drawingml/2006/main" noChangeAspect="1"/>
@@ -7181,7 +6977,7 @@
                     <pic:cNvPicPr/>
                   </pic:nvPicPr>
                   <pic:blipFill>
-                    <a:blip r:embed="rId19"/>
+                    <a:blip r:embed="rId21"/>
                     <a:stretch>
                       <a:fillRect/>
                     </a:stretch>
@@ -7189,7 +6985,7 @@
                   <pic:spPr>
                     <a:xfrm>
                       <a:off x="0" y="0"/>
-                      <a:ext cx="6544737" cy="3078100"/>
+                      <a:ext cx="4918903" cy="2313443"/>
                     </a:xfrm>
                     <a:prstGeom prst="rect">
                       <a:avLst/>
@@ -7218,13 +7014,6 @@
     <w:p>
       <w:pPr>
         <w:rPr>
-          <w:lang w:val="es-419" w:eastAsia="es-CO"/>
-        </w:rPr>
-      </w:pPr>
-    </w:p>
-    <w:p>
-      <w:pPr>
-        <w:rPr>
           <w:b/>
           <w:bCs/>
           <w:lang w:val="es-419" w:eastAsia="es-CO"/>
@@ -7236,33 +7025,33 @@
           <w:bCs/>
           <w:lang w:val="es-419" w:eastAsia="es-CO"/>
         </w:rPr>
+        <w:t>Gráficamente los organigramas mantienen la siguiente forma:</w:t>
+      </w:r>
+    </w:p>
+    <w:p>
+      <w:pPr>
+        <w:rPr>
+          <w:lang w:val="es-419" w:eastAsia="es-CO"/>
+        </w:rPr>
+      </w:pPr>
+      <w:r>
+        <w:rPr>
+          <w:lang w:val="es-419" w:eastAsia="es-CO"/>
+        </w:rPr>
+        <w:t>Los puestos de trabajo y los procesos están sometidos a una reglamentación y estandarización los cuales son respaldados por manuales de funciones y procesos.</w:t>
+      </w:r>
+    </w:p>
+    <w:p>
+      <w:pPr>
+        <w:rPr>
+          <w:lang w:val="es-419" w:eastAsia="es-CO"/>
+        </w:rPr>
+      </w:pPr>
+      <w:r>
+        <w:rPr>
+          <w:lang w:val="es-419" w:eastAsia="es-CO"/>
+        </w:rPr>
         <w:lastRenderedPageBreak/>
-        <w:t>Gráficamente los organigramas mantienen la siguiente forma:</w:t>
-      </w:r>
-    </w:p>
-    <w:p>
-      <w:pPr>
-        <w:rPr>
-          <w:lang w:val="es-419" w:eastAsia="es-CO"/>
-        </w:rPr>
-      </w:pPr>
-      <w:r>
-        <w:rPr>
-          <w:lang w:val="es-419" w:eastAsia="es-CO"/>
-        </w:rPr>
-        <w:t>Los puestos de trabajo y los procesos están sometidos a una reglamentación y estandarización los cuales son respaldados por manuales de funciones y procesos.</w:t>
-      </w:r>
-    </w:p>
-    <w:p>
-      <w:pPr>
-        <w:rPr>
-          <w:lang w:val="es-419" w:eastAsia="es-CO"/>
-        </w:rPr>
-      </w:pPr>
-      <w:r>
-        <w:rPr>
-          <w:lang w:val="es-419" w:eastAsia="es-CO"/>
-        </w:rPr>
         <w:t>Son guías y orientaciones para desarrollar las rutinas o labores cotidianas de cada uno de los trabajadores quienes podrán tomar las decisiones más acertadas apoyadas por las directrices de los superiores, y estableciendo con claridad la responsabilidad y las obligaciones que cada uno de los cargos conlleva.</w:t>
       </w:r>
     </w:p>
@@ -7410,33 +7199,32 @@
     </w:p>
     <w:p>
       <w:pPr>
-        <w:rPr>
-          <w:lang w:val="es-419" w:eastAsia="es-CO"/>
-        </w:rPr>
-      </w:pPr>
-    </w:p>
-    <w:p>
-      <w:pPr>
         <w:pStyle w:val="Ttulo2"/>
       </w:pPr>
-      <w:bookmarkStart w:id="16" w:name="_Toc232776201"/>
-      <w:r>
+      <w:bookmarkStart w:id="16" w:name="_Toc234581011"/>
+      <w:r>
+        <w:t>Importancia de la estructura organizacional para la calidad del servicio</w:t>
+      </w:r>
+      <w:bookmarkEnd w:id="16"/>
+    </w:p>
+    <w:p>
+      <w:pPr>
+        <w:rPr>
+          <w:lang w:val="es-419" w:eastAsia="es-CO"/>
+        </w:rPr>
+      </w:pPr>
+      <w:r>
+        <w:rPr>
+          <w:lang w:val="es-419" w:eastAsia="es-CO"/>
+        </w:rPr>
+        <w:t xml:space="preserve">Una estructura organizacional bien definida contribuye directamente a la calidad del servicio hotelero, ya que permite una asignación clara de responsabilidades, una comunicación efectiva y una respuesta oportuna a las necesidades del huésped. La falta </w:t>
+      </w:r>
+      <w:r>
+        <w:rPr>
+          <w:lang w:val="es-419" w:eastAsia="es-CO"/>
+        </w:rPr>
         <w:lastRenderedPageBreak/>
-        <w:t>Importancia de la estructura organizacional para la calidad del servicio</w:t>
-      </w:r>
-      <w:bookmarkEnd w:id="16"/>
-    </w:p>
-    <w:p>
-      <w:pPr>
-        <w:rPr>
-          <w:lang w:val="es-419" w:eastAsia="es-CO"/>
-        </w:rPr>
-      </w:pPr>
-      <w:r>
-        <w:rPr>
-          <w:lang w:val="es-419" w:eastAsia="es-CO"/>
-        </w:rPr>
-        <w:t>Una estructura organizacional bien definida contribuye directamente a la calidad del servicio hotelero, ya que permite una asignación clara de responsabilidades, una comunicación efectiva y una respuesta oportuna a las necesidades del huésped. La falta de claridad en la organización puede generar duplicidad de funciones, errores en la prestación del servicio y conflictos internos que afectan la experiencia del cliente.</w:t>
+        <w:t>de claridad en la organización puede generar duplicidad de funciones, errores en la prestación del servicio y conflictos internos que afectan la experiencia del cliente.</w:t>
       </w:r>
     </w:p>
     <w:p>
@@ -7506,7 +7294,7 @@
       <w:pPr>
         <w:pStyle w:val="Titulosgenerales"/>
       </w:pPr>
-      <w:bookmarkStart w:id="17" w:name="_Toc232776202"/>
+      <w:bookmarkStart w:id="17" w:name="_Toc234581012"/>
       <w:r>
         <w:lastRenderedPageBreak/>
         <w:t>S</w:t>
@@ -7575,13 +7363,13 @@
                     <pic:cNvPicPr/>
                   </pic:nvPicPr>
                   <pic:blipFill>
-                    <a:blip r:embed="rId20">
+                    <a:blip r:embed="rId22">
                       <a:extLst>
                         <a:ext uri="{28A0092B-C50C-407E-A947-70E740481C1C}">
                           <a14:useLocalDpi xmlns:a14="http://schemas.microsoft.com/office/drawing/2010/main" val="0"/>
                         </a:ext>
                         <a:ext uri="{96DAC541-7B7A-43D3-8B79-37D633B846F1}">
-                          <asvg:svgBlip xmlns:asvg="http://schemas.microsoft.com/office/drawing/2016/SVG/main" r:embed="rId21"/>
+                          <asvg:svgBlip xmlns:asvg="http://schemas.microsoft.com/office/drawing/2016/SVG/main" r:embed="rId23"/>
                         </a:ext>
                       </a:extLst>
                     </a:blip>
@@ -7655,7 +7443,7 @@
       <w:pPr>
         <w:pStyle w:val="Titulosgenerales"/>
       </w:pPr>
-      <w:bookmarkStart w:id="18" w:name="_Toc232776203"/>
+      <w:bookmarkStart w:id="18" w:name="_Toc234581013"/>
       <w:r>
         <w:lastRenderedPageBreak/>
         <w:t>Glosario</w:t>
@@ -9094,7 +8882,7 @@
       <w:pPr>
         <w:pStyle w:val="Titulosgenerales"/>
       </w:pPr>
-      <w:bookmarkStart w:id="19" w:name="_Toc232776204"/>
+      <w:bookmarkStart w:id="19" w:name="_Toc234581014"/>
       <w:r>
         <w:lastRenderedPageBreak/>
         <w:t>Referencias bibliográficas</w:t>
@@ -9108,7 +8896,7 @@
       <w:r>
         <w:t xml:space="preserve">Alcaldía Mayor de Bogotá – Secretaría General (1996). Documentos para turismo (Reglamentación). </w:t>
       </w:r>
-      <w:hyperlink r:id="rId22" w:history="1">
+      <w:hyperlink r:id="rId24" w:history="1">
         <w:r>
           <w:rPr>
             <w:rStyle w:val="Hipervnculo"/>
@@ -9148,9 +8936,127 @@
     </w:p>
     <w:p>
       <w:r>
+        <w:t xml:space="preserve">Ministerio de Comercio, Industria y Turismo (2003). Norma Técnica Sectorial Colombiana, Sena, </w:t>
+      </w:r>
+      <w:proofErr w:type="spellStart"/>
+      <w:r>
+        <w:t>Cotelco</w:t>
+      </w:r>
+      <w:proofErr w:type="spellEnd"/>
+      <w:r>
+        <w:t xml:space="preserve">. </w:t>
+      </w:r>
+      <w:hyperlink r:id="rId25" w:history="1">
+        <w:r>
+          <w:rPr>
+            <w:rStyle w:val="Hipervnculo"/>
+          </w:rPr>
+          <w:t>https://www.mincit.gov.co/minturismo/calidad-y-desarrollo-sostenible/calidad-turistica/normas-tecnicas-sectoriales</w:t>
+        </w:r>
+      </w:hyperlink>
+    </w:p>
+    <w:p>
+      <w:r>
+        <w:t xml:space="preserve">Ministerio de Comercio, Industria y Turismo. (2003). NTSH 001 Realización de actividades básicas para la prestación del servicio </w:t>
+      </w:r>
+      <w:hyperlink r:id="rId26" w:history="1">
+        <w:r>
+          <w:rPr>
+            <w:rStyle w:val="Hipervnculo"/>
+          </w:rPr>
+          <w:t>https://www.mincit.gov.co/getattachment/minturismo/calidad-y-desarrollo-sostenible/calidad-turistica/normas-tecnicas-sectoriales/nts-alojamiento-y-hospedaje-1/norma-tecnica-sectorial-colombiana-ntsh-001-establ/nts-alojamiento-y-hospedaje-1.pdf.aspx</w:t>
+        </w:r>
+      </w:hyperlink>
+    </w:p>
+    <w:p>
+      <w:r>
+        <w:t xml:space="preserve"> Ministerio de Comercio, Industria y Turismo. (2003). NTSH 002 Información a clientes, atención de sugerencias y reclamaciones de acuerdo a políticas de servicio </w:t>
+      </w:r>
+      <w:hyperlink r:id="rId27" w:history="1">
+        <w:r>
+          <w:rPr>
+            <w:rStyle w:val="Hipervnculo"/>
+          </w:rPr>
+          <w:t>https://www.mincit.gov.co/getattachment/minturismo/calidad-y-desarrollo-sostenible/calidad-turistica/normas-tecnicas-sectoriales/nts-alojamiento-y-hospedaje-</w:t>
+        </w:r>
+        <w:r>
+          <w:rPr>
+            <w:rStyle w:val="Hipervnculo"/>
+          </w:rPr>
+          <w:lastRenderedPageBreak/>
+          <w:t>1/norma-tecnica-sectorial-colombiana-ntsh-002-establ/norma-tecnica-sectorial-colombiana-ntsh-002.pdf.aspx</w:t>
+        </w:r>
+      </w:hyperlink>
+    </w:p>
+    <w:p>
+      <w:r>
+        <w:t xml:space="preserve"> Ministerio de Comercio, Industria y Turismo. (2003). NTSH 003 Prestación de servicio de recepción y reservas conforme a manuales existentes </w:t>
+      </w:r>
+      <w:hyperlink r:id="rId28" w:history="1">
+        <w:r>
+          <w:rPr>
+            <w:rStyle w:val="Hipervnculo"/>
+          </w:rPr>
+          <w:t>https://www.mincit.gov.co/getattachment/minturismo/calidad-y-desarrollo-sostenible/calidad-turistica/normas-tecnicas-sectoriales/nts-alojamiento-y-hospedaje-1/norma-tecnica-sectorial-colombiana-ntsh-003-establ/norma-tecnica-sectorial-colombiana-ntsh-003.pdf.aspx</w:t>
+        </w:r>
+      </w:hyperlink>
+    </w:p>
+    <w:p>
+      <w:r>
+        <w:t xml:space="preserve">Ministerio de Comercio, Industria y Turismo. (2003). NTSH 004 Atención del área de conserjería de acuerdo al manual de procedimientos </w:t>
+      </w:r>
+      <w:hyperlink r:id="rId29" w:history="1">
+        <w:r>
+          <w:rPr>
+            <w:rStyle w:val="Hipervnculo"/>
+          </w:rPr>
+          <w:t>https://www.mincit.gov.co/getattachment/minturismo/calidad-y-desarrollo-sostenible/calidad-turistica/normas-tecnicas-sectoriales/nts-alojamiento-y-hospedaje-1/norma-tecnica-sectorial-colombiana-ntsh-004-establ/norma-tecnica-sectorial-colombiana-ntsh-004.pdf.aspx</w:t>
+        </w:r>
+      </w:hyperlink>
+    </w:p>
+    <w:p>
+      <w:r>
+        <w:t xml:space="preserve">Ministerio de Comercio, Industria y Turismo. (2003). NTSH 005 Manejo de valores e ingresos relacionados con la operación del establecimiento </w:t>
+      </w:r>
+      <w:hyperlink r:id="rId30" w:history="1">
+        <w:r>
+          <w:rPr>
+            <w:rStyle w:val="Hipervnculo"/>
+          </w:rPr>
+          <w:t>https://www.mincit.gov.co/getattachment/minturismo/calidad-y-desarrollo-sostenible/calidad-turistica/normas-tecnicas-sectoriales/nts-alojamiento-y-hospedaje-1/norma-tecnica-sectorial-colombiana-ntsh-005-establ/norma-tecnica-sectorial-colombiana-ntsh-005.pdf.aspx</w:t>
+        </w:r>
+      </w:hyperlink>
+    </w:p>
+    <w:p>
+      <w:pPr>
+        <w:rPr>
+          <w:rStyle w:val="Hipervnculo"/>
+        </w:rPr>
+      </w:pPr>
+      <w:r>
+        <w:t xml:space="preserve"> Ministerio de Comercio, Industria y Turismo. (2009). NTSH 006 Clasificación de Establecimientos de Alojamiento y Hospedaje. Categorización por Estrellas de Hoteles. Requisitos Normativos </w:t>
+      </w:r>
+      <w:hyperlink r:id="rId31" w:history="1">
+        <w:r>
+          <w:rPr>
+            <w:rStyle w:val="Hipervnculo"/>
+          </w:rPr>
+          <w:t>https://www.mincit.gov.co/getattachment/minturismo/calidad-</w:t>
+        </w:r>
+        <w:r>
+          <w:rPr>
+            <w:rStyle w:val="Hipervnculo"/>
+          </w:rPr>
+          <w:lastRenderedPageBreak/>
+          <w:t>y-desarrollo-sostenible/calidad-turistica/normas-tecnicas-sectoriales/nts-alojamiento-y-hospedaje-1/norma-tecnica-sectorial-colombiana-ntsh-006-i-actu/norma-tecnica-sectorial-colombiana-ntsh-006-i.pdf.aspx</w:t>
+        </w:r>
+      </w:hyperlink>
+    </w:p>
+    <w:p>
+      <w:r>
         <w:t xml:space="preserve">Ministerio de Desarrollo económico (1996 - 2025). Normatividad Turismo Colombia. </w:t>
       </w:r>
-      <w:hyperlink r:id="rId23" w:history="1">
+      <w:hyperlink r:id="rId32" w:history="1">
         <w:r>
           <w:rPr>
             <w:rStyle w:val="Hipervnculo"/>
@@ -9161,116 +9067,9 @@
     </w:p>
     <w:p>
       <w:r>
-        <w:t xml:space="preserve">Ministerio de Comercio, Industria y Turismo (2003). Norma Técnica Sectorial Colombiana, Sena, </w:t>
-      </w:r>
-      <w:proofErr w:type="spellStart"/>
-      <w:r>
-        <w:t>Cotelco</w:t>
-      </w:r>
-      <w:proofErr w:type="spellEnd"/>
-      <w:r>
-        <w:t xml:space="preserve">. </w:t>
-      </w:r>
-      <w:hyperlink r:id="rId24" w:history="1">
-        <w:r>
-          <w:rPr>
-            <w:rStyle w:val="Hipervnculo"/>
-          </w:rPr>
-          <w:t>https://www.mincit.gov.co/minturismo/calidad-y-desarrollo-sostenible/calidad-turistica/normas-tecnicas-sectoriales</w:t>
-        </w:r>
-      </w:hyperlink>
-    </w:p>
-    <w:p>
-      <w:r>
-        <w:t xml:space="preserve">Ministerio de Comercio, Industria y Turismo. (2003). NTSH 001 Realización de actividades básicas para la prestación del servicio </w:t>
-      </w:r>
-      <w:hyperlink r:id="rId25" w:history="1">
-        <w:r>
-          <w:rPr>
-            <w:rStyle w:val="Hipervnculo"/>
-          </w:rPr>
-          <w:t>https://www.mincit.gov.co/getattachment/minturismo/calidad-y-desarrollo-sostenible/calidad-turistica/normas-tecnicas-sectoriales/nts-alojamiento-y-hospedaje-1/norma-tecnica-sectorial-colombiana-ntsh-001-establ/nts-alojamiento-y-hospedaje-1.pdf.aspx</w:t>
-        </w:r>
-      </w:hyperlink>
-    </w:p>
-    <w:p>
-      <w:r>
-        <w:t xml:space="preserve"> </w:t>
-      </w:r>
-    </w:p>
-    <w:p/>
-    <w:p>
-      <w:r>
-        <w:lastRenderedPageBreak/>
-        <w:t xml:space="preserve">Ministerio de Comercio, Industria y Turismo. (2003). NTSH 002 Información a clientes, atención de sugerencias y reclamaciones de acuerdo a políticas de servicio </w:t>
-      </w:r>
-      <w:hyperlink r:id="rId26" w:history="1">
-        <w:r>
-          <w:rPr>
-            <w:rStyle w:val="Hipervnculo"/>
-          </w:rPr>
-          <w:t>https://www.mincit.gov.co/getattachment/minturismo/calidad-y-desarrollo-sostenible/calidad-turistica/normas-tecnicas-sectoriales/nts-alojamiento-y-hospedaje-1/norma-tecnica-sectorial-colombiana-ntsh-002-establ/norma-tecnica-sectorial-colombiana-ntsh-002.pdf.aspx</w:t>
-        </w:r>
-      </w:hyperlink>
-    </w:p>
-    <w:p>
-      <w:r>
-        <w:t xml:space="preserve"> Ministerio de Comercio, Industria y Turismo. (2003). NTSH 003 Prestación de servicio de recepción y reservas conforme a manuales existentes </w:t>
-      </w:r>
-      <w:hyperlink r:id="rId27" w:history="1">
-        <w:r>
-          <w:rPr>
-            <w:rStyle w:val="Hipervnculo"/>
-          </w:rPr>
-          <w:t>https://www.mincit.gov.co/getattachment/minturismo/calidad-y-desarrollo-sostenible/calidad-turistica/normas-tecnicas-sectoriales/nts-alojamiento-y-hospedaje-1/norma-tecnica-sectorial-colombiana-ntsh-003-establ/norma-tecnica-sectorial-colombiana-ntsh-003.pdf.aspx</w:t>
-        </w:r>
-      </w:hyperlink>
-    </w:p>
-    <w:p>
-      <w:r>
-        <w:t xml:space="preserve">Ministerio de Comercio, Industria y Turismo. (2003). NTSH 004 Atención del área de conserjería de acuerdo al manual de procedimientos </w:t>
-      </w:r>
-      <w:hyperlink r:id="rId28" w:history="1">
-        <w:r>
-          <w:rPr>
-            <w:rStyle w:val="Hipervnculo"/>
-          </w:rPr>
-          <w:t>https://www.mincit.gov.co/getattachment/minturismo/calidad-y-desarrollo-sostenible/calidad-turistica/normas-tecnicas-sectoriales/nts-alojamiento-y-hospedaje-1/norma-tecnica-sectorial-colombiana-ntsh-004-establ/norma-tecnica-sectorial-colombiana-ntsh-004.pdf.aspx</w:t>
-        </w:r>
-      </w:hyperlink>
-    </w:p>
-    <w:p>
-      <w:r>
-        <w:t xml:space="preserve">Ministerio de Comercio, Industria y Turismo. (2003). NTSH 005 Manejo de valores e ingresos relacionados con la operación del establecimiento </w:t>
-      </w:r>
-      <w:hyperlink r:id="rId29" w:history="1">
-        <w:r>
-          <w:rPr>
-            <w:rStyle w:val="Hipervnculo"/>
-          </w:rPr>
-          <w:t>https://www.mincit.gov.co/getattachment/minturismo/calidad-y-desarrollo-sostenible/calidad-turistica/normas-tecnicas-sectoriales/nts-alojamiento-y-hospedaje-1/norma-tecnica-sectorial-colombiana-ntsh-005-establ/norma-tecnica-sectorial-colombiana-ntsh-005.pdf.aspx</w:t>
-        </w:r>
-      </w:hyperlink>
-    </w:p>
-    <w:p>
-      <w:r>
-        <w:lastRenderedPageBreak/>
-        <w:t xml:space="preserve"> Ministerio de Comercio, Industria y Turismo. (2009). NTSH 006 Clasificación de Establecimientos de Alojamiento y Hospedaje. Categorización por Estrellas de Hoteles. Requisitos Normativos </w:t>
-      </w:r>
-      <w:hyperlink r:id="rId30" w:history="1">
-        <w:r>
-          <w:rPr>
-            <w:rStyle w:val="Hipervnculo"/>
-          </w:rPr>
-          <w:t>https://www.mincit.gov.co/getattachment/minturismo/calidad-y-desarrollo-sostenible/calidad-turistica/normas-tecnicas-sectoriales/nts-alojamiento-y-hospedaje-1/norma-tecnica-sectorial-colombiana-ntsh-006-i-actu/norma-tecnica-sectorial-colombiana-ntsh-006-i.pdf.aspx</w:t>
-        </w:r>
-      </w:hyperlink>
-    </w:p>
-    <w:p>
-      <w:r>
         <w:t xml:space="preserve"> Universidad Peruana de Ciencias Aplicadas. (s. f.). Separata: Introducción al turismo y hotelería. </w:t>
       </w:r>
-      <w:hyperlink r:id="rId31" w:history="1">
+      <w:hyperlink r:id="rId33" w:history="1">
         <w:r>
           <w:rPr>
             <w:rStyle w:val="Hipervnculo"/>
@@ -9289,7 +9088,7 @@
       <w:pPr>
         <w:pStyle w:val="Titulosgenerales"/>
       </w:pPr>
-      <w:bookmarkStart w:id="20" w:name="_Toc232776205"/>
+      <w:bookmarkStart w:id="20" w:name="_Toc234581015"/>
       <w:r>
         <w:lastRenderedPageBreak/>
         <w:t>C</w:t>
@@ -9430,7 +9229,7 @@
                 <w:rFonts w:eastAsiaTheme="minorEastAsia"/>
                 <w:color w:val="000000"/>
               </w:rPr>
-              <w:t>Profesional 06. Responsable Ecosistema Virtual de Recursos Educativos Digitales</w:t>
+              <w:t>Responsable Nacional Ecosistema de Recursos Educativos Digitales (RED) - Profesional 06</w:t>
             </w:r>
           </w:p>
         </w:tc>
@@ -10155,8 +9954,8 @@
       </w:pPr>
     </w:p>
     <w:sectPr>
-      <w:headerReference w:type="default" r:id="rId32"/>
-      <w:footerReference w:type="default" r:id="rId33"/>
+      <w:headerReference w:type="default" r:id="rId34"/>
+      <w:footerReference w:type="default" r:id="rId35"/>
       <w:pgSz w:w="12240" w:h="15840"/>
       <w:pgMar w:top="1701" w:right="1134" w:bottom="1134" w:left="1134" w:header="709" w:footer="737" w:gutter="0"/>
       <w:pgNumType w:start="1"/>
@@ -11113,7 +10912,6 @@
     <w:lvl w:ilvl="0" w:tplc="0E9A7DA8">
       <w:start w:val="1"/>
       <w:numFmt w:val="decimal"/>
-      <w:pStyle w:val="Video"/>
       <w:lvlText w:val="Video %1."/>
       <w:lvlJc w:val="left"/>
       <w:pPr>
@@ -13050,11 +12848,8 @@
     <w:qFormat/>
     <w:rsid w:val="00425E49"/>
     <w:pPr>
-      <w:numPr>
-        <w:numId w:val="4"/>
-      </w:numPr>
       <w:spacing w:before="240"/>
-      <w:ind w:left="1134" w:hanging="1134"/>
+      <w:ind w:firstLine="0"/>
       <w:jc w:val="center"/>
     </w:pPr>
     <w:rPr>
@@ -14128,7 +13923,12 @@
 </file>
 
 <file path=customXml/item2.xml><?xml version="1.0" encoding="utf-8"?>
-<b:Sources xmlns:b="http://schemas.openxmlformats.org/officeDocument/2006/bibliography" xmlns="http://schemas.openxmlformats.org/officeDocument/2006/bibliography" SelectedStyle="\APASixthEditionOfficeOnline.xsl" StyleName="APA" Version="6"/>
+<?mso-contentType ?>
+<FormTemplates xmlns="http://schemas.microsoft.com/sharepoint/v3/contenttype/forms">
+  <Display>DocumentLibraryForm</Display>
+  <Edit>DocumentLibraryForm</Edit>
+  <New>DocumentLibraryForm</New>
+</FormTemplates>
 </file>
 
 <file path=customXml/item3.xml><?xml version="1.0" encoding="utf-8"?>
@@ -14143,12 +13943,7 @@
 </file>
 
 <file path=customXml/item4.xml><?xml version="1.0" encoding="utf-8"?>
-<?mso-contentType ?>
-<FormTemplates xmlns="http://schemas.microsoft.com/sharepoint/v3/contenttype/forms">
-  <Display>DocumentLibraryForm</Display>
-  <Edit>DocumentLibraryForm</Edit>
-  <New>DocumentLibraryForm</New>
-</FormTemplates>
+<b:Sources xmlns:b="http://schemas.openxmlformats.org/officeDocument/2006/bibliography" xmlns="http://schemas.openxmlformats.org/officeDocument/2006/bibliography" SelectedStyle="\APASixthEditionOfficeOnline.xsl" StyleName="APA" Version="6"/>
 </file>
 
 <file path=customXml/itemProps1.xml><?xml version="1.0" encoding="utf-8"?>
@@ -14171,9 +13966,9 @@
 </file>
 
 <file path=customXml/itemProps2.xml><?xml version="1.0" encoding="utf-8"?>
-<ds:datastoreItem xmlns:ds="http://schemas.openxmlformats.org/officeDocument/2006/customXml" ds:itemID="{E8AB44A3-7C62-4BD2-82ED-8ABC209970FA}">
+<ds:datastoreItem xmlns:ds="http://schemas.openxmlformats.org/officeDocument/2006/customXml" ds:itemID="{81CBDEC1-3B00-44ED-AD36-0268077980BA}">
   <ds:schemaRefs>
-    <ds:schemaRef ds:uri="http://schemas.openxmlformats.org/officeDocument/2006/bibliography"/>
+    <ds:schemaRef ds:uri="http://schemas.microsoft.com/sharepoint/v3/contenttype/forms"/>
   </ds:schemaRefs>
 </ds:datastoreItem>
 </file>
@@ -14190,9 +13985,9 @@
 </file>
 
 <file path=customXml/itemProps4.xml><?xml version="1.0" encoding="utf-8"?>
-<ds:datastoreItem xmlns:ds="http://schemas.openxmlformats.org/officeDocument/2006/customXml" ds:itemID="{81CBDEC1-3B00-44ED-AD36-0268077980BA}">
+<ds:datastoreItem xmlns:ds="http://schemas.openxmlformats.org/officeDocument/2006/customXml" ds:itemID="{E8AB44A3-7C62-4BD2-82ED-8ABC209970FA}">
   <ds:schemaRefs>
-    <ds:schemaRef ds:uri="http://schemas.microsoft.com/sharepoint/v3/contenttype/forms"/>
+    <ds:schemaRef ds:uri="http://schemas.openxmlformats.org/officeDocument/2006/bibliography"/>
   </ds:schemaRefs>
 </ds:datastoreItem>
 </file>
--- a/fuentes/621602_CF01_DU.docx
+++ b/fuentes/621602_CF01_DU.docx
@@ -308,7 +308,7 @@
               </wp:anchor>
             </w:drawing>
           </mc:Choice>
-          <mc:Fallback xmlns:a="http://schemas.openxmlformats.org/drawingml/2006/main" xmlns:adec="http://schemas.microsoft.com/office/drawing/2017/decorative" xmlns:pic="http://schemas.openxmlformats.org/drawingml/2006/picture" xmlns:a14="http://schemas.microsoft.com/office/drawing/2010/main">
+          <mc:Fallback xmlns:a14="http://schemas.microsoft.com/office/drawing/2010/main" xmlns:pic="http://schemas.openxmlformats.org/drawingml/2006/picture" xmlns:adec="http://schemas.microsoft.com/office/drawing/2017/decorative" xmlns:a="http://schemas.openxmlformats.org/drawingml/2006/main">
             <w:pict>
               <v:rect id="Rectángulo 3" style="position:absolute;margin-left:0;margin-top:34.95pt;width:616.85pt;height:192.75pt;z-index:-251655168;visibility:visible;mso-wrap-style:square;mso-width-percent:0;mso-height-percent:0;mso-wrap-distance-left:9pt;mso-wrap-distance-top:0;mso-wrap-distance-right:9pt;mso-wrap-distance-bottom:0;mso-position-horizontal:left;mso-position-horizontal-relative:page;mso-position-vertical:absolute;mso-position-vertical-relative:text;mso-width-percent:0;mso-height-percent:0;mso-width-relative:margin;mso-height-relative:margin;v-text-anchor:middle" alt="&quot;&quot;" o:spid="_x0000_s1026" fillcolor="#00314d" stroked="f" strokeweight="1pt" w14:anchorId="3A877550" o:gfxdata="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">
                 <w10:wrap anchorx="page"/>
@@ -2486,10 +2486,13 @@
         <w:jc w:val="center"/>
       </w:pPr>
       <w:r>
+        <w:rPr>
+          <w:noProof/>
+        </w:rPr>
         <w:drawing>
-          <wp:inline distT="0" distB="0" distL="0" distR="0" wp14:anchorId="4E9C15DF" wp14:editId="2A938DFC">
-            <wp:extent cx="3967701" cy="2222581"/>
-            <wp:effectExtent l="0" t="0" r="0" b="6350"/>
+          <wp:inline distT="0" distB="0" distL="0" distR="0" wp14:anchorId="4E9C15DF" wp14:editId="4E12A26C">
+            <wp:extent cx="4680000" cy="2620800"/>
+            <wp:effectExtent l="0" t="0" r="6350" b="8255"/>
             <wp:docPr id="4" name="Imagen 4">
               <a:extLst xmlns:a="http://schemas.openxmlformats.org/drawingml/2006/main">
                 <a:ext uri="{C183D7F6-B498-43B3-948B-1728B52AA6E4}">
@@ -2522,7 +2525,7 @@
                   <pic:spPr>
                     <a:xfrm>
                       <a:off x="0" y="0"/>
-                      <a:ext cx="3982758" cy="2231015"/>
+                      <a:ext cx="4680000" cy="2620800"/>
                     </a:xfrm>
                     <a:prstGeom prst="rect">
                       <a:avLst/>
@@ -2575,13 +2578,7 @@
               <w:rPr>
                 <w:b/>
               </w:rPr>
-              <w:t xml:space="preserve">Transcripción del video. </w:t>
-            </w:r>
-            <w:r>
-              <w:rPr>
-                <w:b/>
-              </w:rPr>
-              <w:t xml:space="preserve">Historia </w:t>
+              <w:t xml:space="preserve">Transcripción del video. Historia </w:t>
             </w:r>
             <w:r>
               <w:rPr>
@@ -2610,12 +2607,15 @@
           </w:p>
           <w:p>
             <w:r>
-              <w:t xml:space="preserve">Después de la caída del Imperio Romano, hasta los siglos X y XI, el servicio de hospedaje pasó a manos de los monasterios, que prestaban este servicio por caridad. La hospitalidad se volvió un servicio voluntario y estaba protegido por la ley. También estaban los sitios donde se prestaba este servicio a cambio de un valor. </w:t>
-            </w:r>
-          </w:p>
-          <w:p>
+              <w:t xml:space="preserve">Después de la caída del Imperio Romano, hasta los siglos X y XI, el servicio de hospedaje pasó a manos de los monasterios, que prestaban este servicio por caridad. </w:t>
+            </w:r>
             <w:r>
               <w:lastRenderedPageBreak/>
+              <w:t xml:space="preserve">La hospitalidad se volvió un servicio voluntario y estaba protegido por la ley. También estaban los sitios donde se prestaba este servicio a cambio de un valor. </w:t>
+            </w:r>
+          </w:p>
+          <w:p>
+            <w:r>
               <w:t>A partir del siglo XI</w:t>
             </w:r>
             <w:r>
@@ -2653,11 +2653,11 @@
           </w:p>
           <w:p>
             <w:r>
-              <w:t xml:space="preserve">A mediados de 1800 aparecen los hoteles de propiedad corporativa. El famoso Ritz y su cadena de hoteles se inauguró en 1880 y el modelo de negocio se extiende de Europa a Estados Unidos tras 1900. Francia fue el gran referente en la industria </w:t>
+              <w:t xml:space="preserve">A mediados de 1800 aparecen los hoteles de propiedad corporativa. El famoso Ritz y su cadena de hoteles se inauguró en 1880 y el modelo de negocio se extiende </w:t>
             </w:r>
             <w:r>
               <w:lastRenderedPageBreak/>
-              <w:t>hotelera desde mediados del siglo XIX, hasta que a finales del siglo XX Estados Unidos tomó el relevo con sus grandes cadenas hoteleras y gigantes establecimientos.</w:t>
+              <w:t>de Europa a Estados Unidos tras 1900. Francia fue el gran referente en la industria hotelera desde mediados del siglo XIX, hasta que a finales del siglo XX Estados Unidos tomó el relevo con sus grandes cadenas hoteleras y gigantes establecimientos.</w:t>
             </w:r>
           </w:p>
           <w:p>
@@ -2687,11 +2687,11 @@
     </w:p>
     <w:p>
       <w:r>
-        <w:t xml:space="preserve">Desde una perspectiva técnico profesional, la normativa hotelera proporciona el marco de actuación dentro del cual se desarrollan los procesos operativos, administrativos y de servicio. El conocimiento y la correcta aplicación de estas disposiciones permiten al talento humano comprender las condiciones bajo las cuales opera el establecimiento, identificar responsabilidades y participar activamente en el cumplimiento de los procedimientos técnicos y los protocolos establecidos. Asimismo, </w:t>
+        <w:t xml:space="preserve">Desde una perspectiva técnico profesional, la normativa hotelera proporciona el marco de actuación dentro del cual se desarrollan los procesos operativos, administrativos y de servicio. El conocimiento y la correcta aplicación de estas disposiciones permiten al talento humano comprender las condiciones bajo las cuales opera el establecimiento, identificar responsabilidades y participar activamente en el </w:t>
       </w:r>
       <w:r>
         <w:lastRenderedPageBreak/>
-        <w:t>la normativa orienta la estandarización de los servicios y contribuye a la mejora continua de la calidad en la atención al huésped.</w:t>
+        <w:t>cumplimiento de los procedimientos técnicos y los protocolos establecidos. Asimismo, la normativa orienta la estandarización de los servicios y contribuye a la mejora continua de la calidad en la atención al huésped.</w:t>
       </w:r>
     </w:p>
     <w:p>
@@ -2737,9 +2737,9 @@
           <w:lang w:eastAsia="es-CO"/>
         </w:rPr>
         <w:drawing>
-          <wp:inline distT="0" distB="0" distL="0" distR="0" wp14:anchorId="3FDCDE88" wp14:editId="17CEEE7C">
-            <wp:extent cx="4365266" cy="2455353"/>
-            <wp:effectExtent l="0" t="0" r="0" b="2540"/>
+          <wp:inline distT="0" distB="0" distL="0" distR="0" wp14:anchorId="3FDCDE88" wp14:editId="0A359380">
+            <wp:extent cx="4680000" cy="2631600"/>
+            <wp:effectExtent l="0" t="0" r="6350" b="0"/>
             <wp:docPr id="12" name="Imagen 12" descr="La figura 1 enuncia los aspectos sobre los cuales dicta disposiciones la Ley 300 de 1996."/>
             <wp:cNvGraphicFramePr>
               <a:graphicFrameLocks xmlns:a="http://schemas.openxmlformats.org/drawingml/2006/main" noChangeAspect="1"/>
@@ -2766,7 +2766,7 @@
                   <pic:spPr>
                     <a:xfrm>
                       <a:off x="0" y="0"/>
-                      <a:ext cx="4387603" cy="2467917"/>
+                      <a:ext cx="4680000" cy="2631600"/>
                     </a:xfrm>
                     <a:prstGeom prst="rect">
                       <a:avLst/>
@@ -3869,10 +3869,13 @@
         <w:jc w:val="center"/>
       </w:pPr>
       <w:r>
+        <w:rPr>
+          <w:noProof/>
+        </w:rPr>
         <w:drawing>
-          <wp:inline distT="0" distB="0" distL="0" distR="0" wp14:anchorId="275D6123" wp14:editId="569FD426">
-            <wp:extent cx="3870935" cy="2170706"/>
-            <wp:effectExtent l="0" t="0" r="0" b="1270"/>
+          <wp:inline distT="0" distB="0" distL="0" distR="0" wp14:anchorId="275D6123" wp14:editId="5F0F05BB">
+            <wp:extent cx="4680000" cy="2624400"/>
+            <wp:effectExtent l="0" t="0" r="6350" b="5080"/>
             <wp:docPr id="3" name="Imagen 3">
               <a:extLst xmlns:a="http://schemas.openxmlformats.org/drawingml/2006/main">
                 <a:ext uri="{C183D7F6-B498-43B3-948B-1728B52AA6E4}">
@@ -3905,7 +3908,7 @@
                   <pic:spPr>
                     <a:xfrm>
                       <a:off x="0" y="0"/>
-                      <a:ext cx="3896445" cy="2185011"/>
+                      <a:ext cx="4680000" cy="2624400"/>
                     </a:xfrm>
                     <a:prstGeom prst="rect">
                       <a:avLst/>
@@ -3961,14 +3964,7 @@
               <w:rPr>
                 <w:b/>
               </w:rPr>
-              <w:lastRenderedPageBreak/>
-              <w:t xml:space="preserve">Transcripción del video. </w:t>
-            </w:r>
-            <w:r>
-              <w:rPr>
-                <w:b/>
-              </w:rPr>
-              <w:t>Establecimiento de alojamiento y hospedajes</w:t>
+              <w:t>Transcripción del video. Establecimiento de alojamiento y hospedajes</w:t>
             </w:r>
           </w:p>
         </w:tc>
@@ -3980,27 +3976,12 @@
           </w:tcPr>
           <w:p>
             <w:r>
-              <w:t>E</w:t>
-            </w:r>
-            <w:r>
-              <w:t>stablecimientos de alojamiento y hospedaje</w:t>
-            </w:r>
-            <w:r>
-              <w:t>s</w:t>
-            </w:r>
-            <w:r>
-              <w:t xml:space="preserve"> son aquellos establecimientos cuya actividad principal es ofrecer alojamiento a personas mediante precio, de forma habitual y profesional, con o sin otros servicios complementarios, mediante la denominación genérica de hotel, hostal, pensión o similares. </w:t>
-            </w:r>
-          </w:p>
-          <w:p>
-            <w:r>
-              <w:t>El establecimiento hotelero o de hospedaje es el conjunto de bienes destinados por una persona natural o jurídica a prestar servicio de alojamiento mediante contrato de hospedaje. Este alojamiento es inferior a 30 días, no permanente</w:t>
-            </w:r>
-            <w:r>
-              <w:t>; p</w:t>
-            </w:r>
-            <w:r>
-              <w:t>uede incluir o no alimentación, servicios básicos y/o complementarios o accesorios de alojamiento. La inscripción en el Registro Nacional de Turismo es necesaria si se presta exclusivamente a turistas.</w:t>
+              <w:t xml:space="preserve">Establecimientos de alojamiento y hospedajes son aquellos establecimientos cuya actividad principal es ofrecer alojamiento a personas mediante precio, de forma habitual y profesional, con o sin otros servicios complementarios, mediante la denominación genérica de hotel, hostal, pensión o similares. </w:t>
+            </w:r>
+          </w:p>
+          <w:p>
+            <w:r>
+              <w:t>El establecimiento hotelero o de hospedaje es el conjunto de bienes destinados por una persona natural o jurídica a prestar servicio de alojamiento mediante contrato de hospedaje. Este alojamiento es inferior a 30 días, no permanente; puede incluir o no alimentación, servicios básicos y/o complementarios o accesorios de alojamiento. La inscripción en el Registro Nacional de Turismo es necesaria si se presta exclusivamente a turistas.</w:t>
             </w:r>
           </w:p>
           <w:p>
@@ -4015,11 +3996,11 @@
           </w:p>
           <w:p>
             <w:r>
-              <w:t xml:space="preserve">Dentro de los factores de servicio encontramos: espacios públicos, habitaciones, baños de habitaciones, restaurantes y comedores, servicios complementarios, servicio al cliente, servicio de reservas, servicio de conserjería y portería, registro y acomodación, servicio al cliente en recepción, cancelación de </w:t>
+              <w:t xml:space="preserve">Dentro de los factores de servicio encontramos: espacios públicos, habitaciones, baños de habitaciones, restaurantes y comedores, servicios complementarios, servicio al cliente, servicio de reservas, servicio de conserjería y </w:t>
             </w:r>
             <w:r>
               <w:lastRenderedPageBreak/>
-              <w:t>cuenta y salida, servicio de teléfono, seguridad, requisitos del personal, evaluación del servicio y acciones correctivas.</w:t>
+              <w:t>portería, registro y acomodación, servicio al cliente en recepción, cancelación de cuenta y salida, servicio de teléfono, seguridad, requisitos del personal, evaluación del servicio y acciones correctivas.</w:t>
             </w:r>
           </w:p>
           <w:p/>
@@ -4032,6 +4013,7 @@
       </w:pPr>
       <w:bookmarkStart w:id="6" w:name="_Toc234581001"/>
       <w:r>
+        <w:lastRenderedPageBreak/>
         <w:t>Clasificación de hoteles</w:t>
       </w:r>
       <w:bookmarkEnd w:id="6"/>
@@ -4059,14 +4041,14 @@
         <w:rPr>
           <w:bCs/>
         </w:rPr>
-        <w:t xml:space="preserve">Asimismo, la clasificación de los establecimientos de alojamiento también se relaciona con sistemas de categorización, como la asignación de estrellas para hoteles, que responde a estándares de calidad definidos en normas técnicas sectoriales como las NTSH. Estos criterios consideran aspectos como el confort de las instalaciones, la variedad de servicios, la atención al cliente y la gestión operativa del establecimiento. De esta manera, la categorización no solo orienta al huésped en la elección del servicio, sino que también impulsa a los prestadores a mejorar continuamente sus procesos y a </w:t>
+        <w:t xml:space="preserve">Asimismo, la clasificación de los establecimientos de alojamiento también se relaciona con sistemas de categorización, como la asignación de estrellas para hoteles, que responde a estándares de calidad definidos en normas técnicas sectoriales como las NTSH. Estos criterios consideran aspectos como el confort de las instalaciones, la variedad de servicios, la atención al cliente y la gestión operativa del establecimiento. De esta manera, la categorización no solo orienta al huésped en la elección del servicio, </w:t>
       </w:r>
       <w:r>
         <w:rPr>
           <w:bCs/>
         </w:rPr>
         <w:lastRenderedPageBreak/>
-        <w:t>cumplir con los requisitos establecidos para fortalecer la competitividad del sector turístico en el país (ICONTEC, 2015).</w:t>
+        <w:t>sino que también impulsa a los prestadores a mejorar continuamente sus procesos y a cumplir con los requisitos establecidos para fortalecer la competitividad del sector turístico en el país (ICONTEC, 2015).</w:t>
       </w:r>
     </w:p>
     <w:p>
@@ -4120,9 +4102,9 @@
           <w:lang w:eastAsia="es-CO"/>
         </w:rPr>
         <w:drawing>
-          <wp:inline distT="0" distB="0" distL="0" distR="0" wp14:anchorId="50C1000D" wp14:editId="7F674369">
-            <wp:extent cx="4532243" cy="1584376"/>
-            <wp:effectExtent l="0" t="0" r="1905" b="0"/>
+          <wp:inline distT="0" distB="0" distL="0" distR="0" wp14:anchorId="50C1000D" wp14:editId="28D0067C">
+            <wp:extent cx="4680000" cy="1638000"/>
+            <wp:effectExtent l="0" t="0" r="6350" b="635"/>
             <wp:docPr id="13" name="Imagen 13" descr="En la figura 2 se enuncian los criterios de evaluación para el otorgamiento y categorización de estrellas en los hoteles de acuerdo a la norma NTSH006. "/>
             <wp:cNvGraphicFramePr>
               <a:graphicFrameLocks xmlns:a="http://schemas.openxmlformats.org/drawingml/2006/main" noChangeAspect="1"/>
@@ -4149,7 +4131,7 @@
                   <pic:spPr>
                     <a:xfrm>
                       <a:off x="0" y="0"/>
-                      <a:ext cx="4553571" cy="1591832"/>
+                      <a:ext cx="4680000" cy="1638000"/>
                     </a:xfrm>
                     <a:prstGeom prst="rect">
                       <a:avLst/>
@@ -4219,14 +4201,14 @@
         <w:rPr>
           <w:bCs/>
         </w:rPr>
-        <w:t xml:space="preserve">Los tipos de alojamiento y hospedaje comprenden una diversidad de modalidades diseñadas para satisfacer las diferentes necesidades de los viajeros, considerando factores como el tiempo de permanencia, el nivel de servicio, el entorno y las características del cliente. En este sentido, existen alternativas que van desde hoteles y apartahoteles hasta alojamientos rurales, viviendas turísticas, hostales, posadas y recintos de campamento, cada uno con particularidades en su infraestructura, servicios y forma de operación. Esta diversidad permite adaptar la </w:t>
+        <w:t xml:space="preserve">Los tipos de alojamiento y hospedaje comprenden una diversidad de modalidades diseñadas para satisfacer las diferentes necesidades de los viajeros, considerando factores como el tiempo de permanencia, el nivel de servicio, el entorno y las características del cliente. En este sentido, existen alternativas que van desde hoteles y apartahoteles hasta alojamientos rurales, viviendas turísticas, hostales, posadas y recintos de campamento, cada uno con particularidades en su </w:t>
       </w:r>
       <w:r>
         <w:rPr>
           <w:bCs/>
         </w:rPr>
         <w:lastRenderedPageBreak/>
-        <w:t>oferta del sector a distintos contextos, desde entornos urbanos hasta espacios naturales, integrando no solo el servicio de hospedaje, sino también experiencias complementarias que enriquecen la estancia del usuario.</w:t>
+        <w:t>infraestructura, servicios y forma de operación. Esta diversidad permite adaptar la oferta del sector a distintos contextos, desde entornos urbanos hasta espacios naturales, integrando no solo el servicio de hospedaje, sino también experiencias complementarias que enriquecen la estancia del usuario.</w:t>
       </w:r>
     </w:p>
     <w:p>
@@ -4377,7 +4359,7 @@
     </w:p>
     <w:p>
       <w:pPr>
-        <w:ind w:left="708"/>
+        <w:ind w:left="1416" w:firstLine="1"/>
         <w:rPr>
           <w:lang w:val="es-419" w:eastAsia="es-CO"/>
         </w:rPr>
@@ -4425,7 +4407,7 @@
     </w:p>
     <w:p>
       <w:pPr>
-        <w:ind w:left="360"/>
+        <w:ind w:left="707"/>
         <w:rPr>
           <w:lang w:val="es-419" w:eastAsia="es-CO"/>
         </w:rPr>
@@ -4473,7 +4455,7 @@
     </w:p>
     <w:p>
       <w:pPr>
-        <w:ind w:left="360"/>
+        <w:ind w:left="707"/>
         <w:rPr>
           <w:lang w:val="es-419" w:eastAsia="es-CO"/>
         </w:rPr>
@@ -4542,7 +4524,7 @@
     </w:p>
     <w:p>
       <w:pPr>
-        <w:ind w:left="360"/>
+        <w:ind w:left="707"/>
         <w:rPr>
           <w:lang w:val="es-419" w:eastAsia="es-CO"/>
         </w:rPr>
@@ -4624,7 +4606,7 @@
     </w:p>
     <w:p>
       <w:pPr>
-        <w:ind w:left="360"/>
+        <w:ind w:left="707"/>
         <w:rPr>
           <w:lang w:val="es-419" w:eastAsia="es-CO"/>
         </w:rPr>
@@ -4673,7 +4655,7 @@
     </w:p>
     <w:p>
       <w:pPr>
-        <w:ind w:left="360"/>
+        <w:ind w:left="707"/>
         <w:rPr>
           <w:lang w:val="es-419" w:eastAsia="es-CO"/>
         </w:rPr>
@@ -4722,7 +4704,7 @@
     </w:p>
     <w:p>
       <w:pPr>
-        <w:ind w:left="708"/>
+        <w:ind w:left="1416" w:firstLine="1"/>
         <w:rPr>
           <w:lang w:val="es-419" w:eastAsia="es-CO"/>
         </w:rPr>
@@ -4783,7 +4765,7 @@
     </w:p>
     <w:p>
       <w:pPr>
-        <w:ind w:left="708"/>
+        <w:ind w:left="1416" w:firstLine="1"/>
         <w:rPr>
           <w:lang w:val="es-419" w:eastAsia="es-CO"/>
         </w:rPr>
@@ -6176,7 +6158,7 @@
     </w:tbl>
     <w:p>
       <w:pPr>
-        <w:ind w:firstLine="0"/>
+        <w:ind w:firstLine="708"/>
         <w:rPr>
           <w:lang w:val="es-419" w:eastAsia="es-CO"/>
         </w:rPr>
@@ -6962,9 +6944,9 @@
           <w:lang w:val="es-419" w:eastAsia="es-CO"/>
         </w:rPr>
         <w:drawing>
-          <wp:inline distT="0" distB="0" distL="0" distR="0" wp14:anchorId="0FE42805" wp14:editId="65940475">
-            <wp:extent cx="4858247" cy="2284915"/>
-            <wp:effectExtent l="0" t="0" r="0" b="1270"/>
+          <wp:inline distT="0" distB="0" distL="0" distR="0" wp14:anchorId="0FE42805" wp14:editId="788F5545">
+            <wp:extent cx="4680000" cy="2199600"/>
+            <wp:effectExtent l="0" t="0" r="6350" b="0"/>
             <wp:docPr id="11" name="Imagen 11" descr="La figura 3 muestra gráficamente un ejemplo de estructura organizacional u organigrama de un establecimiento de alojamiento hotelero. "/>
             <wp:cNvGraphicFramePr>
               <a:graphicFrameLocks xmlns:a="http://schemas.openxmlformats.org/drawingml/2006/main" noChangeAspect="1"/>
@@ -6985,7 +6967,7 @@
                   <pic:spPr>
                     <a:xfrm>
                       <a:off x="0" y="0"/>
-                      <a:ext cx="4918903" cy="2313443"/>
+                      <a:ext cx="4680000" cy="2199600"/>
                     </a:xfrm>
                     <a:prstGeom prst="rect">
                       <a:avLst/>
@@ -13923,12 +13905,7 @@
 </file>
 
 <file path=customXml/item2.xml><?xml version="1.0" encoding="utf-8"?>
-<?mso-contentType ?>
-<FormTemplates xmlns="http://schemas.microsoft.com/sharepoint/v3/contenttype/forms">
-  <Display>DocumentLibraryForm</Display>
-  <Edit>DocumentLibraryForm</Edit>
-  <New>DocumentLibraryForm</New>
-</FormTemplates>
+<b:Sources xmlns:b="http://schemas.openxmlformats.org/officeDocument/2006/bibliography" xmlns="http://schemas.openxmlformats.org/officeDocument/2006/bibliography" SelectedStyle="\APASixthEditionOfficeOnline.xsl" StyleName="APA" Version="6"/>
 </file>
 
 <file path=customXml/item3.xml><?xml version="1.0" encoding="utf-8"?>
@@ -13943,7 +13920,12 @@
 </file>
 
 <file path=customXml/item4.xml><?xml version="1.0" encoding="utf-8"?>
-<b:Sources xmlns:b="http://schemas.openxmlformats.org/officeDocument/2006/bibliography" xmlns="http://schemas.openxmlformats.org/officeDocument/2006/bibliography" SelectedStyle="\APASixthEditionOfficeOnline.xsl" StyleName="APA" Version="6"/>
+<?mso-contentType ?>
+<FormTemplates xmlns="http://schemas.microsoft.com/sharepoint/v3/contenttype/forms">
+  <Display>DocumentLibraryForm</Display>
+  <Edit>DocumentLibraryForm</Edit>
+  <New>DocumentLibraryForm</New>
+</FormTemplates>
 </file>
 
 <file path=customXml/itemProps1.xml><?xml version="1.0" encoding="utf-8"?>
@@ -13966,9 +13948,9 @@
 </file>
 
 <file path=customXml/itemProps2.xml><?xml version="1.0" encoding="utf-8"?>
-<ds:datastoreItem xmlns:ds="http://schemas.openxmlformats.org/officeDocument/2006/customXml" ds:itemID="{81CBDEC1-3B00-44ED-AD36-0268077980BA}">
+<ds:datastoreItem xmlns:ds="http://schemas.openxmlformats.org/officeDocument/2006/customXml" ds:itemID="{E8AB44A3-7C62-4BD2-82ED-8ABC209970FA}">
   <ds:schemaRefs>
-    <ds:schemaRef ds:uri="http://schemas.microsoft.com/sharepoint/v3/contenttype/forms"/>
+    <ds:schemaRef ds:uri="http://schemas.openxmlformats.org/officeDocument/2006/bibliography"/>
   </ds:schemaRefs>
 </ds:datastoreItem>
 </file>
@@ -13985,9 +13967,9 @@
 </file>
 
 <file path=customXml/itemProps4.xml><?xml version="1.0" encoding="utf-8"?>
-<ds:datastoreItem xmlns:ds="http://schemas.openxmlformats.org/officeDocument/2006/customXml" ds:itemID="{E8AB44A3-7C62-4BD2-82ED-8ABC209970FA}">
+<ds:datastoreItem xmlns:ds="http://schemas.openxmlformats.org/officeDocument/2006/customXml" ds:itemID="{81CBDEC1-3B00-44ED-AD36-0268077980BA}">
   <ds:schemaRefs>
-    <ds:schemaRef ds:uri="http://schemas.openxmlformats.org/officeDocument/2006/bibliography"/>
+    <ds:schemaRef ds:uri="http://schemas.microsoft.com/sharepoint/v3/contenttype/forms"/>
   </ds:schemaRefs>
 </ds:datastoreItem>
 </file>
--- a/fuentes/621602_CF01_DU.docx
+++ b/fuentes/621602_CF01_DU.docx
@@ -2486,14 +2486,11 @@
         <w:jc w:val="center"/>
       </w:pPr>
       <w:r>
-        <w:rPr>
-          <w:noProof/>
-        </w:rPr>
         <w:drawing>
-          <wp:inline distT="0" distB="0" distL="0" distR="0" wp14:anchorId="4E9C15DF" wp14:editId="4E12A26C">
-            <wp:extent cx="4680000" cy="2620800"/>
-            <wp:effectExtent l="0" t="0" r="6350" b="8255"/>
-            <wp:docPr id="4" name="Imagen 4">
+          <wp:inline distT="0" distB="0" distL="0" distR="0" wp14:anchorId="4504A237" wp14:editId="757772A6">
+            <wp:extent cx="4680000" cy="2491200"/>
+            <wp:effectExtent l="0" t="0" r="6350" b="4445"/>
+            <wp:docPr id="5" name="Imagen 5">
               <a:extLst xmlns:a="http://schemas.openxmlformats.org/drawingml/2006/main">
                 <a:ext uri="{C183D7F6-B498-43B3-948B-1728B52AA6E4}">
                   <adec:decorative xmlns:adec="http://schemas.microsoft.com/office/drawing/2017/decorative" val="1"/>
@@ -2507,7 +2504,7 @@
               <a:graphicData uri="http://schemas.openxmlformats.org/drawingml/2006/picture">
                 <pic:pic xmlns:pic="http://schemas.openxmlformats.org/drawingml/2006/picture">
                   <pic:nvPicPr>
-                    <pic:cNvPr id="4" name="Imagen 4">
+                    <pic:cNvPr id="5" name="Imagen 5">
                       <a:extLst>
                         <a:ext uri="{C183D7F6-B498-43B3-948B-1728B52AA6E4}">
                           <adec:decorative xmlns:adec="http://schemas.microsoft.com/office/drawing/2017/decorative" val="1"/>
@@ -2525,7 +2522,7 @@
                   <pic:spPr>
                     <a:xfrm>
                       <a:off x="0" y="0"/>
-                      <a:ext cx="4680000" cy="2620800"/>
+                      <a:ext cx="4680000" cy="2491200"/>
                     </a:xfrm>
                     <a:prstGeom prst="rect">
                       <a:avLst/>
@@ -2607,15 +2604,12 @@
           </w:p>
           <w:p>
             <w:r>
-              <w:t xml:space="preserve">Después de la caída del Imperio Romano, hasta los siglos X y XI, el servicio de hospedaje pasó a manos de los monasterios, que prestaban este servicio por caridad. </w:t>
-            </w:r>
+              <w:t xml:space="preserve">Después de la caída del Imperio Romano, hasta los siglos X y XI, el servicio de hospedaje pasó a manos de los monasterios, que prestaban este servicio por caridad. La hospitalidad se volvió un servicio voluntario y estaba protegido por la ley. También estaban los sitios donde se prestaba este servicio a cambio de un valor. </w:t>
+            </w:r>
+          </w:p>
+          <w:p>
             <w:r>
               <w:lastRenderedPageBreak/>
-              <w:t xml:space="preserve">La hospitalidad se volvió un servicio voluntario y estaba protegido por la ley. También estaban los sitios donde se prestaba este servicio a cambio de un valor. </w:t>
-            </w:r>
-          </w:p>
-          <w:p>
-            <w:r>
               <w:t>A partir del siglo XI</w:t>
             </w:r>
             <w:r>
@@ -2653,11 +2647,11 @@
           </w:p>
           <w:p>
             <w:r>
-              <w:t xml:space="preserve">A mediados de 1800 aparecen los hoteles de propiedad corporativa. El famoso Ritz y su cadena de hoteles se inauguró en 1880 y el modelo de negocio se extiende </w:t>
+              <w:t xml:space="preserve">A mediados de 1800 aparecen los hoteles de propiedad corporativa. El famoso Ritz y su cadena de hoteles se inauguró en 1880 y el modelo de negocio se extiende de Europa a Estados Unidos tras 1900. Francia fue el gran referente en la industria </w:t>
             </w:r>
             <w:r>
               <w:lastRenderedPageBreak/>
-              <w:t>de Europa a Estados Unidos tras 1900. Francia fue el gran referente en la industria hotelera desde mediados del siglo XIX, hasta que a finales del siglo XX Estados Unidos tomó el relevo con sus grandes cadenas hoteleras y gigantes establecimientos.</w:t>
+              <w:t>hotelera desde mediados del siglo XIX, hasta que a finales del siglo XX Estados Unidos tomó el relevo con sus grandes cadenas hoteleras y gigantes establecimientos.</w:t>
             </w:r>
           </w:p>
           <w:p>
@@ -2687,11 +2681,11 @@
     </w:p>
     <w:p>
       <w:r>
-        <w:t xml:space="preserve">Desde una perspectiva técnico profesional, la normativa hotelera proporciona el marco de actuación dentro del cual se desarrollan los procesos operativos, administrativos y de servicio. El conocimiento y la correcta aplicación de estas disposiciones permiten al talento humano comprender las condiciones bajo las cuales opera el establecimiento, identificar responsabilidades y participar activamente en el </w:t>
+        <w:t xml:space="preserve">Desde una perspectiva técnico profesional, la normativa hotelera proporciona el marco de actuación dentro del cual se desarrollan los procesos operativos, administrativos y de servicio. El conocimiento y la correcta aplicación de estas disposiciones permiten al talento humano comprender las condiciones bajo las cuales opera el establecimiento, identificar responsabilidades y participar activamente en el cumplimiento de los procedimientos técnicos y los protocolos establecidos. Asimismo, </w:t>
       </w:r>
       <w:r>
         <w:lastRenderedPageBreak/>
-        <w:t>cumplimiento de los procedimientos técnicos y los protocolos establecidos. Asimismo, la normativa orienta la estandarización de los servicios y contribuye a la mejora continua de la calidad en la atención al huésped.</w:t>
+        <w:t>la normativa orienta la estandarización de los servicios y contribuye a la mejora continua de la calidad en la atención al huésped.</w:t>
       </w:r>
     </w:p>
     <w:p>
@@ -2737,7 +2731,7 @@
           <w:lang w:eastAsia="es-CO"/>
         </w:rPr>
         <w:drawing>
-          <wp:inline distT="0" distB="0" distL="0" distR="0" wp14:anchorId="3FDCDE88" wp14:editId="0A359380">
+          <wp:inline distT="0" distB="0" distL="0" distR="0" wp14:anchorId="3FDCDE88" wp14:editId="3B649F78">
             <wp:extent cx="4680000" cy="2631600"/>
             <wp:effectExtent l="0" t="0" r="6350" b="0"/>
             <wp:docPr id="12" name="Imagen 12" descr="La figura 1 enuncia los aspectos sobre los cuales dicta disposiciones la Ley 300 de 1996."/>
@@ -3873,7 +3867,7 @@
           <w:noProof/>
         </w:rPr>
         <w:drawing>
-          <wp:inline distT="0" distB="0" distL="0" distR="0" wp14:anchorId="275D6123" wp14:editId="5F0F05BB">
+          <wp:inline distT="0" distB="0" distL="0" distR="0" wp14:anchorId="275D6123" wp14:editId="0F79991F">
             <wp:extent cx="4680000" cy="2624400"/>
             <wp:effectExtent l="0" t="0" r="6350" b="5080"/>
             <wp:docPr id="3" name="Imagen 3">
@@ -4013,7 +4007,6 @@
       </w:pPr>
       <w:bookmarkStart w:id="6" w:name="_Toc234581001"/>
       <w:r>
-        <w:lastRenderedPageBreak/>
         <w:t>Clasificación de hoteles</w:t>
       </w:r>
       <w:bookmarkEnd w:id="6"/>
@@ -4102,7 +4095,7 @@
           <w:lang w:eastAsia="es-CO"/>
         </w:rPr>
         <w:drawing>
-          <wp:inline distT="0" distB="0" distL="0" distR="0" wp14:anchorId="50C1000D" wp14:editId="28D0067C">
+          <wp:inline distT="0" distB="0" distL="0" distR="0" wp14:anchorId="50C1000D" wp14:editId="46F3ECFD">
             <wp:extent cx="4680000" cy="1638000"/>
             <wp:effectExtent l="0" t="0" r="6350" b="635"/>
             <wp:docPr id="13" name="Imagen 13" descr="En la figura 2 se enuncian los criterios de evaluación para el otorgamiento y categorización de estrellas en los hoteles de acuerdo a la norma NTSH006. "/>
@@ -5043,31 +5036,13 @@
         <w:lastRenderedPageBreak/>
         <w:t xml:space="preserve">Servicios de restaurante y </w:t>
       </w:r>
-      <w:proofErr w:type="spellStart"/>
       <w:r>
         <w:rPr>
           <w:rStyle w:val="Extranjerismo"/>
           <w:lang w:val="es-419" w:eastAsia="es-CO"/>
         </w:rPr>
-        <w:t>room</w:t>
-      </w:r>
-      <w:proofErr w:type="spellEnd"/>
-      <w:r>
-        <w:rPr>
-          <w:rStyle w:val="Extranjerismo"/>
-          <w:lang w:val="es-419" w:eastAsia="es-CO"/>
-        </w:rPr>
-        <w:t xml:space="preserve"> </w:t>
-      </w:r>
-      <w:proofErr w:type="spellStart"/>
-      <w:r>
-        <w:rPr>
-          <w:rStyle w:val="Extranjerismo"/>
-          <w:lang w:val="es-419" w:eastAsia="es-CO"/>
-        </w:rPr>
-        <w:t>service</w:t>
-      </w:r>
-      <w:proofErr w:type="spellEnd"/>
+        <w:t>room service</w:t>
+      </w:r>
       <w:r>
         <w:rPr>
           <w:lang w:val="es-419" w:eastAsia="es-CO"/>
@@ -6397,53 +6372,12 @@
         </w:rPr>
         <w:t xml:space="preserve">VIP = </w:t>
       </w:r>
-      <w:proofErr w:type="spellStart"/>
       <w:r>
         <w:rPr>
           <w:rStyle w:val="Extranjerismo"/>
           <w:lang w:val="es-419" w:eastAsia="es-CO"/>
         </w:rPr>
-        <w:t>Very</w:t>
-      </w:r>
-      <w:proofErr w:type="spellEnd"/>
-      <w:r>
-        <w:rPr>
-          <w:rStyle w:val="Extranjerismo"/>
-          <w:lang w:val="es-419" w:eastAsia="es-CO"/>
-        </w:rPr>
-        <w:t xml:space="preserve"> </w:t>
-      </w:r>
-      <w:proofErr w:type="spellStart"/>
-      <w:r>
-        <w:rPr>
-          <w:rStyle w:val="Extranjerismo"/>
-          <w:lang w:val="es-419" w:eastAsia="es-CO"/>
-        </w:rPr>
-        <w:t>important</w:t>
-      </w:r>
-      <w:proofErr w:type="spellEnd"/>
-      <w:r>
-        <w:rPr>
-          <w:rStyle w:val="Extranjerismo"/>
-          <w:lang w:val="es-419" w:eastAsia="es-CO"/>
-        </w:rPr>
-        <w:t xml:space="preserve"> </w:t>
-      </w:r>
-      <w:proofErr w:type="spellStart"/>
-      <w:r>
-        <w:rPr>
-          <w:rStyle w:val="Extranjerismo"/>
-          <w:lang w:val="es-419" w:eastAsia="es-CO"/>
-        </w:rPr>
-        <w:t>person</w:t>
-      </w:r>
-      <w:proofErr w:type="spellEnd"/>
-      <w:r>
-        <w:rPr>
-          <w:rStyle w:val="Extranjerismo"/>
-          <w:lang w:val="es-419" w:eastAsia="es-CO"/>
-        </w:rPr>
-        <w:t xml:space="preserve"> / People.</w:t>
+        <w:t>Very important person / People.</w:t>
       </w:r>
     </w:p>
     <w:p>
@@ -6468,33 +6402,8 @@
           <w:rStyle w:val="Extranjerismo"/>
           <w:lang w:val="es-419" w:eastAsia="es-CO"/>
         </w:rPr>
-        <w:t xml:space="preserve">Do </w:t>
-      </w:r>
-      <w:proofErr w:type="spellStart"/>
-      <w:r>
-        <w:rPr>
-          <w:rStyle w:val="Extranjerismo"/>
-          <w:lang w:val="es-419" w:eastAsia="es-CO"/>
-        </w:rPr>
-        <w:t>not</w:t>
-      </w:r>
-      <w:proofErr w:type="spellEnd"/>
-      <w:r>
-        <w:rPr>
-          <w:rStyle w:val="Extranjerismo"/>
-          <w:lang w:val="es-419" w:eastAsia="es-CO"/>
-        </w:rPr>
-        <w:t xml:space="preserve"> </w:t>
-      </w:r>
-      <w:proofErr w:type="spellStart"/>
-      <w:r>
-        <w:rPr>
-          <w:rStyle w:val="Extranjerismo"/>
-          <w:lang w:val="es-419" w:eastAsia="es-CO"/>
-        </w:rPr>
-        <w:t>disturb</w:t>
-      </w:r>
-      <w:proofErr w:type="spellEnd"/>
+        <w:t>Do not disturb</w:t>
+      </w:r>
       <w:r>
         <w:rPr>
           <w:lang w:val="es-419" w:eastAsia="es-CO"/>
@@ -6531,19 +6440,11 @@
           <w:lang w:val="es-419" w:eastAsia="es-CO"/>
         </w:rPr>
       </w:pPr>
-      <w:proofErr w:type="spellStart"/>
-      <w:r>
-        <w:rPr>
-          <w:lang w:val="es-419" w:eastAsia="es-CO"/>
-        </w:rPr>
-        <w:t>CEx</w:t>
-      </w:r>
-      <w:proofErr w:type="spellEnd"/>
-      <w:r>
-        <w:rPr>
-          <w:lang w:val="es-419" w:eastAsia="es-CO"/>
-        </w:rPr>
-        <w:t xml:space="preserve"> – Cama extra.</w:t>
+      <w:r>
+        <w:rPr>
+          <w:lang w:val="es-419" w:eastAsia="es-CO"/>
+        </w:rPr>
+        <w:t>CEx – Cama extra.</w:t>
       </w:r>
     </w:p>
     <w:p>
@@ -6656,7 +6557,6 @@
         </w:rPr>
         <w:t xml:space="preserve">El departamento de recepción cumple un papel estratégico dentro de la organización hotelera, ya que constituye el principal punto de contacto entre el hotel y el huésped. Es responsable de procesos clave como el </w:t>
       </w:r>
-      <w:proofErr w:type="spellStart"/>
       <w:r>
         <w:rPr>
           <w:rStyle w:val="Extranjerismo"/>
@@ -6664,7 +6564,6 @@
         </w:rPr>
         <w:t>check</w:t>
       </w:r>
-      <w:proofErr w:type="spellEnd"/>
       <w:r>
         <w:rPr>
           <w:rStyle w:val="Extranjerismo"/>
@@ -6685,7 +6584,6 @@
         </w:rPr>
         <w:t xml:space="preserve">, el </w:t>
       </w:r>
-      <w:proofErr w:type="spellStart"/>
       <w:r>
         <w:rPr>
           <w:rStyle w:val="Extranjerismo"/>
@@ -6707,14 +6605,12 @@
         </w:rPr>
         <w:t>out</w:t>
       </w:r>
-      <w:proofErr w:type="spellEnd"/>
       <w:r>
         <w:rPr>
           <w:lang w:val="es-419" w:eastAsia="es-CO"/>
         </w:rPr>
         <w:t xml:space="preserve">, la gestión de reservas, la asignación de habitaciones y el control de la información del huésped. Desde el enfoque técnico profesional, la recepción actúa como un eje articulador de la operación, ya que mantiene comunicación constante con áreas como </w:t>
       </w:r>
-      <w:proofErr w:type="spellStart"/>
       <w:r>
         <w:rPr>
           <w:rStyle w:val="Extranjerismo"/>
@@ -6722,7 +6618,6 @@
         </w:rPr>
         <w:t>housekeeping</w:t>
       </w:r>
-      <w:proofErr w:type="spellEnd"/>
       <w:r>
         <w:rPr>
           <w:lang w:val="es-419" w:eastAsia="es-CO"/>
@@ -6742,7 +6637,6 @@
         </w:rPr>
         <w:t xml:space="preserve">El departamento de </w:t>
       </w:r>
-      <w:proofErr w:type="spellStart"/>
       <w:r>
         <w:rPr>
           <w:rStyle w:val="Extranjerismo"/>
@@ -6750,7 +6644,6 @@
         </w:rPr>
         <w:t>housekeeping</w:t>
       </w:r>
-      <w:proofErr w:type="spellEnd"/>
       <w:r>
         <w:rPr>
           <w:lang w:val="es-419" w:eastAsia="es-CO"/>
@@ -6764,7 +6657,6 @@
         <w:lastRenderedPageBreak/>
         <w:t xml:space="preserve">áreas comunes. Su labor influye directamente en la percepción de calidad del servicio, ya que garantiza condiciones adecuadas de higiene, confort y seguridad. La coordinación entre </w:t>
       </w:r>
-      <w:proofErr w:type="spellStart"/>
       <w:r>
         <w:rPr>
           <w:rStyle w:val="Extranjerismo"/>
@@ -6772,7 +6664,6 @@
         </w:rPr>
         <w:t>housekeeping</w:t>
       </w:r>
-      <w:proofErr w:type="spellEnd"/>
       <w:r>
         <w:rPr>
           <w:lang w:val="es-419" w:eastAsia="es-CO"/>
@@ -6805,31 +6696,13 @@
         </w:rPr>
         <w:t xml:space="preserve">El departamento de alimentos y bebidas, cuando el establecimiento lo incluye, se encarga de la prestación de servicios de restaurante, bar, </w:t>
       </w:r>
-      <w:proofErr w:type="spellStart"/>
       <w:r>
         <w:rPr>
           <w:rStyle w:val="Extranjerismo"/>
           <w:lang w:val="es-419" w:eastAsia="es-CO"/>
         </w:rPr>
-        <w:t>room</w:t>
-      </w:r>
-      <w:proofErr w:type="spellEnd"/>
-      <w:r>
-        <w:rPr>
-          <w:rStyle w:val="Extranjerismo"/>
-          <w:lang w:val="es-419" w:eastAsia="es-CO"/>
-        </w:rPr>
-        <w:t xml:space="preserve"> </w:t>
-      </w:r>
-      <w:proofErr w:type="spellStart"/>
-      <w:r>
-        <w:rPr>
-          <w:rStyle w:val="Extranjerismo"/>
-          <w:lang w:val="es-419" w:eastAsia="es-CO"/>
-        </w:rPr>
-        <w:t>service</w:t>
-      </w:r>
-      <w:proofErr w:type="spellEnd"/>
+        <w:t>room service</w:t>
+      </w:r>
       <w:r>
         <w:rPr>
           <w:lang w:val="es-419" w:eastAsia="es-CO"/>
@@ -6944,7 +6817,7 @@
           <w:lang w:val="es-419" w:eastAsia="es-CO"/>
         </w:rPr>
         <w:drawing>
-          <wp:inline distT="0" distB="0" distL="0" distR="0" wp14:anchorId="0FE42805" wp14:editId="788F5545">
+          <wp:inline distT="0" distB="0" distL="0" distR="0" wp14:anchorId="0FE42805" wp14:editId="16D77EA1">
             <wp:extent cx="4680000" cy="2199600"/>
             <wp:effectExtent l="0" t="0" r="6350" b="0"/>
             <wp:docPr id="11" name="Imagen 11" descr="La figura 3 muestra gráficamente un ejemplo de estructura organizacional u organigrama de un establecimiento de alojamiento hotelero. "/>
@@ -7501,7 +7374,6 @@
         </w:rPr>
         <w:t xml:space="preserve">argo responsable de la planificación, supervisión y control del área de </w:t>
       </w:r>
-      <w:proofErr w:type="spellStart"/>
       <w:r>
         <w:rPr>
           <w:rStyle w:val="Extranjerismo"/>
@@ -7509,7 +7381,6 @@
         </w:rPr>
         <w:t>housekeeping</w:t>
       </w:r>
-      <w:proofErr w:type="spellEnd"/>
       <w:r>
         <w:rPr>
           <w:rFonts w:ascii="Calibri" w:hAnsi="Calibri" w:cs="Calibri"/>
@@ -7562,7 +7433,6 @@
           <w:lang w:val="es-419"/>
         </w:rPr>
       </w:pPr>
-      <w:proofErr w:type="spellStart"/>
       <w:r>
         <w:rPr>
           <w:rStyle w:val="Extranjerismo"/>
@@ -7570,9 +7440,33 @@
           <w:bCs/>
           <w:lang w:val="es-419"/>
         </w:rPr>
-        <w:t>Check</w:t>
-      </w:r>
-      <w:proofErr w:type="spellEnd"/>
+        <w:t>Check-in</w:t>
+      </w:r>
+      <w:r>
+        <w:rPr>
+          <w:rFonts w:ascii="Calibri" w:hAnsi="Calibri" w:cs="Calibri"/>
+          <w:szCs w:val="28"/>
+          <w:lang w:val="es-419"/>
+        </w:rPr>
+        <w:t>: p</w:t>
+      </w:r>
+      <w:r>
+        <w:rPr>
+          <w:rFonts w:ascii="Calibri" w:hAnsi="Calibri" w:cs="Calibri"/>
+          <w:szCs w:val="28"/>
+          <w:lang w:val="es-419"/>
+        </w:rPr>
+        <w:t>roceso mediante el cual se realiza el registro y acomodación de uno o varios huéspedes en un establecimiento de alojamiento, asignando habitación y definiendo la forma de pago, con el fin de mantener actualizada la información durante la estancia.</w:t>
+      </w:r>
+    </w:p>
+    <w:p>
+      <w:pPr>
+        <w:rPr>
+          <w:rFonts w:ascii="Calibri" w:hAnsi="Calibri" w:cs="Calibri"/>
+          <w:szCs w:val="28"/>
+          <w:lang w:val="es-419"/>
+        </w:rPr>
+      </w:pPr>
       <w:r>
         <w:rPr>
           <w:rStyle w:val="Extranjerismo"/>
@@ -7580,34 +7474,18 @@
           <w:bCs/>
           <w:lang w:val="es-419"/>
         </w:rPr>
-        <w:t>-in</w:t>
+        <w:t>Check-in</w:t>
       </w:r>
       <w:r>
         <w:rPr>
           <w:rFonts w:ascii="Calibri" w:hAnsi="Calibri" w:cs="Calibri"/>
-          <w:szCs w:val="28"/>
-          <w:lang w:val="es-419"/>
-        </w:rPr>
-        <w:t>: p</w:t>
-      </w:r>
-      <w:r>
-        <w:rPr>
-          <w:rFonts w:ascii="Calibri" w:hAnsi="Calibri" w:cs="Calibri"/>
-          <w:szCs w:val="28"/>
-          <w:lang w:val="es-419"/>
-        </w:rPr>
-        <w:t>roceso mediante el cual se realiza el registro y acomodación de uno o varios huéspedes en un establecimiento de alojamiento, asignando habitación y definiendo la forma de pago, con el fin de mantener actualizada la información durante la estancia.</w:t>
-      </w:r>
-    </w:p>
-    <w:p>
-      <w:pPr>
-        <w:rPr>
-          <w:rFonts w:ascii="Calibri" w:hAnsi="Calibri" w:cs="Calibri"/>
-          <w:szCs w:val="28"/>
-          <w:lang w:val="es-419"/>
-        </w:rPr>
-      </w:pPr>
-      <w:proofErr w:type="spellStart"/>
+          <w:b/>
+          <w:bCs/>
+          <w:szCs w:val="28"/>
+          <w:lang w:val="es-419"/>
+        </w:rPr>
+        <w:t xml:space="preserve"> anticipado (</w:t>
+      </w:r>
       <w:r>
         <w:rPr>
           <w:rStyle w:val="Extranjerismo"/>
@@ -7615,9 +7493,43 @@
           <w:bCs/>
           <w:lang w:val="es-419"/>
         </w:rPr>
-        <w:t>Check</w:t>
-      </w:r>
-      <w:proofErr w:type="spellEnd"/>
+        <w:t>Early check-in</w:t>
+      </w:r>
+      <w:r>
+        <w:rPr>
+          <w:rFonts w:ascii="Calibri" w:hAnsi="Calibri" w:cs="Calibri"/>
+          <w:b/>
+          <w:bCs/>
+          <w:szCs w:val="28"/>
+          <w:lang w:val="es-419"/>
+        </w:rPr>
+        <w:t>):</w:t>
+      </w:r>
+      <w:r>
+        <w:rPr>
+          <w:rFonts w:ascii="Calibri" w:hAnsi="Calibri" w:cs="Calibri"/>
+          <w:szCs w:val="28"/>
+          <w:lang w:val="es-419"/>
+        </w:rPr>
+        <w:t xml:space="preserve"> s</w:t>
+      </w:r>
+      <w:r>
+        <w:rPr>
+          <w:rFonts w:ascii="Calibri" w:hAnsi="Calibri" w:cs="Calibri"/>
+          <w:szCs w:val="28"/>
+          <w:lang w:val="es-419"/>
+        </w:rPr>
+        <w:t>ervicio que permite el ingreso del huésped antes de la hora establecida, sujeto a disponibilidad y a las políticas del establecimiento.</w:t>
+      </w:r>
+    </w:p>
+    <w:p>
+      <w:pPr>
+        <w:rPr>
+          <w:rFonts w:ascii="Calibri" w:hAnsi="Calibri" w:cs="Calibri"/>
+          <w:szCs w:val="28"/>
+          <w:lang w:val="es-419"/>
+        </w:rPr>
+      </w:pPr>
       <w:r>
         <w:rPr>
           <w:rStyle w:val="Extranjerismo"/>
@@ -7625,7 +7537,42 @@
           <w:bCs/>
           <w:lang w:val="es-419"/>
         </w:rPr>
-        <w:t>-in</w:t>
+        <w:t>Check-out</w:t>
+      </w:r>
+      <w:r>
+        <w:rPr>
+          <w:rFonts w:ascii="Calibri" w:hAnsi="Calibri" w:cs="Calibri"/>
+          <w:szCs w:val="28"/>
+          <w:lang w:val="es-419"/>
+        </w:rPr>
+        <w:t>: p</w:t>
+      </w:r>
+      <w:r>
+        <w:rPr>
+          <w:rFonts w:ascii="Calibri" w:hAnsi="Calibri" w:cs="Calibri"/>
+          <w:szCs w:val="28"/>
+          <w:lang w:val="es-419"/>
+        </w:rPr>
+        <w:t>roceso mediante el cual el huésped entrega la habitación ocupada, se revisa y liquida la cuenta por los servicios consumidos y se formaliza la salida del establecimiento.</w:t>
+      </w:r>
+    </w:p>
+    <w:p>
+      <w:pPr>
+        <w:rPr>
+          <w:rFonts w:ascii="Calibri" w:hAnsi="Calibri" w:cs="Calibri"/>
+          <w:szCs w:val="28"/>
+          <w:lang w:val="es-419"/>
+        </w:rPr>
+      </w:pPr>
+      <w:r>
+        <w:rPr>
+          <w:rStyle w:val="Extranjerismo"/>
+          <w:b/>
+          <w:bCs/>
+          <w:lang w:val="es-419"/>
+        </w:rPr>
+        <w:lastRenderedPageBreak/>
+        <w:t>Check-out</w:t>
       </w:r>
       <w:r>
         <w:rPr>
@@ -7635,9 +7582,8 @@
           <w:szCs w:val="28"/>
           <w:lang w:val="es-419"/>
         </w:rPr>
-        <w:t xml:space="preserve"> anticipado (</w:t>
-      </w:r>
-      <w:proofErr w:type="spellStart"/>
+        <w:t xml:space="preserve"> tardío (</w:t>
+      </w:r>
       <w:r>
         <w:rPr>
           <w:rStyle w:val="Extranjerismo"/>
@@ -7645,9 +7591,178 @@
           <w:bCs/>
           <w:lang w:val="es-419"/>
         </w:rPr>
-        <w:t>Early</w:t>
-      </w:r>
-      <w:proofErr w:type="spellEnd"/>
+        <w:t>Late check-out</w:t>
+      </w:r>
+      <w:r>
+        <w:rPr>
+          <w:rFonts w:ascii="Calibri" w:hAnsi="Calibri" w:cs="Calibri"/>
+          <w:b/>
+          <w:bCs/>
+          <w:szCs w:val="28"/>
+          <w:lang w:val="es-419"/>
+        </w:rPr>
+        <w:t>):</w:t>
+      </w:r>
+      <w:r>
+        <w:rPr>
+          <w:rFonts w:ascii="Calibri" w:hAnsi="Calibri" w:cs="Calibri"/>
+          <w:szCs w:val="28"/>
+          <w:lang w:val="es-419"/>
+        </w:rPr>
+        <w:t xml:space="preserve"> s</w:t>
+      </w:r>
+      <w:r>
+        <w:rPr>
+          <w:rFonts w:ascii="Calibri" w:hAnsi="Calibri" w:cs="Calibri"/>
+          <w:szCs w:val="28"/>
+          <w:lang w:val="es-419"/>
+        </w:rPr>
+        <w:t>ervicio que autoriza al huésped a permanecer en la habitación después de la hora de salida establecida, de acuerdo con la disponibilidad y las condiciones del hotel.</w:t>
+      </w:r>
+    </w:p>
+    <w:p>
+      <w:pPr>
+        <w:rPr>
+          <w:rFonts w:ascii="Calibri" w:hAnsi="Calibri" w:cs="Calibri"/>
+          <w:szCs w:val="28"/>
+          <w:lang w:val="es-419"/>
+        </w:rPr>
+      </w:pPr>
+      <w:r>
+        <w:rPr>
+          <w:rFonts w:ascii="Calibri" w:hAnsi="Calibri" w:cs="Calibri"/>
+          <w:b/>
+          <w:bCs/>
+          <w:szCs w:val="28"/>
+          <w:lang w:val="es-419"/>
+        </w:rPr>
+        <w:t>Conserjería</w:t>
+      </w:r>
+      <w:r>
+        <w:rPr>
+          <w:rFonts w:ascii="Calibri" w:hAnsi="Calibri" w:cs="Calibri"/>
+          <w:szCs w:val="28"/>
+          <w:lang w:val="es-419"/>
+        </w:rPr>
+        <w:t>: á</w:t>
+      </w:r>
+      <w:r>
+        <w:rPr>
+          <w:rFonts w:ascii="Calibri" w:hAnsi="Calibri" w:cs="Calibri"/>
+          <w:szCs w:val="28"/>
+          <w:lang w:val="es-419"/>
+        </w:rPr>
+        <w:t>rea del hotel encargada de ofrecer información, asistencia y servicios personalizados al huésped, contribuyendo a mejorar su experiencia durante la estadía.</w:t>
+      </w:r>
+    </w:p>
+    <w:p>
+      <w:pPr>
+        <w:rPr>
+          <w:rFonts w:ascii="Calibri" w:hAnsi="Calibri" w:cs="Calibri"/>
+          <w:szCs w:val="28"/>
+          <w:lang w:val="es-419"/>
+        </w:rPr>
+      </w:pPr>
+      <w:r>
+        <w:rPr>
+          <w:rFonts w:ascii="Calibri" w:hAnsi="Calibri" w:cs="Calibri"/>
+          <w:b/>
+          <w:bCs/>
+          <w:szCs w:val="28"/>
+          <w:lang w:val="es-419"/>
+        </w:rPr>
+        <w:t>Disponibilidad:</w:t>
+      </w:r>
+      <w:r>
+        <w:rPr>
+          <w:rFonts w:ascii="Calibri" w:hAnsi="Calibri" w:cs="Calibri"/>
+          <w:szCs w:val="28"/>
+          <w:lang w:val="es-419"/>
+        </w:rPr>
+        <w:t xml:space="preserve"> c</w:t>
+      </w:r>
+      <w:r>
+        <w:rPr>
+          <w:rFonts w:ascii="Calibri" w:hAnsi="Calibri" w:cs="Calibri"/>
+          <w:szCs w:val="28"/>
+          <w:lang w:val="es-419"/>
+        </w:rPr>
+        <w:t>apacidad real del establecimiento para ofrecer habitaciones o servicios en una fecha determinada, de acuerdo con el nivel de ocupación y las reservas existentes.</w:t>
+      </w:r>
+    </w:p>
+    <w:p>
+      <w:pPr>
+        <w:rPr>
+          <w:rFonts w:ascii="Calibri" w:hAnsi="Calibri" w:cs="Calibri"/>
+          <w:szCs w:val="28"/>
+          <w:lang w:val="es-419"/>
+        </w:rPr>
+      </w:pPr>
+      <w:r>
+        <w:rPr>
+          <w:rFonts w:ascii="Calibri" w:hAnsi="Calibri" w:cs="Calibri"/>
+          <w:b/>
+          <w:bCs/>
+          <w:szCs w:val="28"/>
+          <w:lang w:val="es-419"/>
+        </w:rPr>
+        <w:t>Estancia</w:t>
+      </w:r>
+      <w:r>
+        <w:rPr>
+          <w:rFonts w:ascii="Calibri" w:hAnsi="Calibri" w:cs="Calibri"/>
+          <w:szCs w:val="28"/>
+          <w:lang w:val="es-419"/>
+        </w:rPr>
+        <w:t>: p</w:t>
+      </w:r>
+      <w:r>
+        <w:rPr>
+          <w:rFonts w:ascii="Calibri" w:hAnsi="Calibri" w:cs="Calibri"/>
+          <w:szCs w:val="28"/>
+          <w:lang w:val="es-419"/>
+        </w:rPr>
+        <w:t xml:space="preserve">eriodo comprendido entre el </w:t>
+      </w:r>
+      <w:r>
+        <w:rPr>
+          <w:rStyle w:val="Extranjerismo"/>
+          <w:lang w:val="es-419"/>
+        </w:rPr>
+        <w:t>check-in</w:t>
+      </w:r>
+      <w:r>
+        <w:rPr>
+          <w:rFonts w:ascii="Calibri" w:hAnsi="Calibri" w:cs="Calibri"/>
+          <w:szCs w:val="28"/>
+          <w:lang w:val="es-419"/>
+        </w:rPr>
+        <w:t xml:space="preserve"> y el </w:t>
+      </w:r>
+      <w:r>
+        <w:rPr>
+          <w:rStyle w:val="Extranjerismo"/>
+          <w:lang w:val="es-419"/>
+        </w:rPr>
+        <w:t>check-out</w:t>
+      </w:r>
+      <w:r>
+        <w:rPr>
+          <w:rFonts w:ascii="Calibri" w:hAnsi="Calibri" w:cs="Calibri"/>
+          <w:szCs w:val="28"/>
+          <w:lang w:val="es-419"/>
+        </w:rPr>
+        <w:t>, durante el cual el huésped permanece alojado en el establecimiento.</w:t>
+      </w:r>
+    </w:p>
+    <w:p>
+      <w:pPr>
+        <w:rPr>
+          <w:rFonts w:ascii="Calibri" w:hAnsi="Calibri" w:cs="Calibri"/>
+          <w:szCs w:val="28"/>
+          <w:lang w:val="es-419"/>
+        </w:rPr>
+      </w:pPr>
       <w:r>
         <w:rPr>
           <w:rStyle w:val="Extranjerismo"/>
@@ -7655,9 +7770,173 @@
           <w:bCs/>
           <w:lang w:val="es-419"/>
         </w:rPr>
-        <w:t xml:space="preserve"> </w:t>
-      </w:r>
-      <w:proofErr w:type="spellStart"/>
+        <w:t>Housekeeping</w:t>
+      </w:r>
+      <w:r>
+        <w:rPr>
+          <w:rFonts w:ascii="Calibri" w:hAnsi="Calibri" w:cs="Calibri"/>
+          <w:szCs w:val="28"/>
+          <w:lang w:val="es-419"/>
+        </w:rPr>
+        <w:t>: d</w:t>
+      </w:r>
+      <w:r>
+        <w:rPr>
+          <w:rFonts w:ascii="Calibri" w:hAnsi="Calibri" w:cs="Calibri"/>
+          <w:szCs w:val="28"/>
+          <w:lang w:val="es-419"/>
+        </w:rPr>
+        <w:t>epartamento operativo responsable de la limpieza, orden, presentación y mantenimiento básico de habitaciones y áreas comunes del hotel.</w:t>
+      </w:r>
+    </w:p>
+    <w:p>
+      <w:pPr>
+        <w:rPr>
+          <w:rFonts w:ascii="Calibri" w:hAnsi="Calibri" w:cs="Calibri"/>
+          <w:szCs w:val="28"/>
+          <w:lang w:val="es-419"/>
+        </w:rPr>
+      </w:pPr>
+      <w:r>
+        <w:rPr>
+          <w:rFonts w:ascii="Calibri" w:hAnsi="Calibri" w:cs="Calibri"/>
+          <w:b/>
+          <w:bCs/>
+          <w:szCs w:val="28"/>
+          <w:lang w:val="es-419"/>
+        </w:rPr>
+        <w:t>Inventario hotelero</w:t>
+      </w:r>
+      <w:r>
+        <w:rPr>
+          <w:rFonts w:ascii="Calibri" w:hAnsi="Calibri" w:cs="Calibri"/>
+          <w:szCs w:val="28"/>
+          <w:lang w:val="es-419"/>
+        </w:rPr>
+        <w:t>: c</w:t>
+      </w:r>
+      <w:r>
+        <w:rPr>
+          <w:rFonts w:ascii="Calibri" w:hAnsi="Calibri" w:cs="Calibri"/>
+          <w:szCs w:val="28"/>
+          <w:lang w:val="es-419"/>
+        </w:rPr>
+        <w:t>onjunto de habitaciones, servicios y recursos físicos disponibles para la operación y comercialización del establecimiento de alojamiento.</w:t>
+      </w:r>
+    </w:p>
+    <w:p>
+      <w:pPr>
+        <w:rPr>
+          <w:rFonts w:ascii="Calibri" w:hAnsi="Calibri" w:cs="Calibri"/>
+          <w:szCs w:val="28"/>
+          <w:lang w:val="es-419"/>
+        </w:rPr>
+      </w:pPr>
+      <w:r>
+        <w:rPr>
+          <w:rFonts w:ascii="Calibri" w:hAnsi="Calibri" w:cs="Calibri"/>
+          <w:b/>
+          <w:bCs/>
+          <w:szCs w:val="28"/>
+          <w:lang w:val="es-419"/>
+        </w:rPr>
+        <w:t>Norma de competencia</w:t>
+      </w:r>
+      <w:r>
+        <w:rPr>
+          <w:rFonts w:ascii="Calibri" w:hAnsi="Calibri" w:cs="Calibri"/>
+          <w:szCs w:val="28"/>
+          <w:lang w:val="es-419"/>
+        </w:rPr>
+        <w:t>: c</w:t>
+      </w:r>
+      <w:r>
+        <w:rPr>
+          <w:rFonts w:ascii="Calibri" w:hAnsi="Calibri" w:cs="Calibri"/>
+          <w:szCs w:val="28"/>
+          <w:lang w:val="es-419"/>
+        </w:rPr>
+        <w:t>onjunto de funciones laborales que describen el desempeño esperado en un proceso de trabajo, con valor y significado para el ejercicio profesional.</w:t>
+      </w:r>
+    </w:p>
+    <w:p>
+      <w:pPr>
+        <w:rPr>
+          <w:rFonts w:ascii="Calibri" w:hAnsi="Calibri" w:cs="Calibri"/>
+          <w:szCs w:val="28"/>
+          <w:lang w:val="es-419"/>
+        </w:rPr>
+      </w:pPr>
+      <w:r>
+        <w:rPr>
+          <w:rFonts w:ascii="Calibri" w:hAnsi="Calibri" w:cs="Calibri"/>
+          <w:b/>
+          <w:bCs/>
+          <w:szCs w:val="28"/>
+          <w:lang w:val="es-419"/>
+        </w:rPr>
+        <w:t>Objetivos de calidad</w:t>
+      </w:r>
+      <w:r>
+        <w:rPr>
+          <w:rFonts w:ascii="Calibri" w:hAnsi="Calibri" w:cs="Calibri"/>
+          <w:szCs w:val="28"/>
+          <w:lang w:val="es-419"/>
+        </w:rPr>
+        <w:t>: r</w:t>
+      </w:r>
+      <w:r>
+        <w:rPr>
+          <w:rFonts w:ascii="Calibri" w:hAnsi="Calibri" w:cs="Calibri"/>
+          <w:szCs w:val="28"/>
+          <w:lang w:val="es-419"/>
+        </w:rPr>
+        <w:t>esultados esperados relacionados con la calidad del servicio, definidos a partir de la política de calidad de la organización.</w:t>
+      </w:r>
+    </w:p>
+    <w:p>
+      <w:pPr>
+        <w:rPr>
+          <w:rFonts w:ascii="Calibri" w:hAnsi="Calibri" w:cs="Calibri"/>
+          <w:szCs w:val="28"/>
+          <w:lang w:val="es-419"/>
+        </w:rPr>
+      </w:pPr>
+      <w:r>
+        <w:rPr>
+          <w:rFonts w:ascii="Calibri" w:hAnsi="Calibri" w:cs="Calibri"/>
+          <w:b/>
+          <w:bCs/>
+          <w:szCs w:val="28"/>
+          <w:lang w:val="es-419"/>
+        </w:rPr>
+        <w:t>Ocupación</w:t>
+      </w:r>
+      <w:r>
+        <w:rPr>
+          <w:rFonts w:ascii="Calibri" w:hAnsi="Calibri" w:cs="Calibri"/>
+          <w:szCs w:val="28"/>
+          <w:lang w:val="es-419"/>
+        </w:rPr>
+        <w:t>: i</w:t>
+      </w:r>
+      <w:r>
+        <w:rPr>
+          <w:rFonts w:ascii="Calibri" w:hAnsi="Calibri" w:cs="Calibri"/>
+          <w:szCs w:val="28"/>
+          <w:lang w:val="es-419"/>
+        </w:rPr>
+        <w:t>ndicador que refleja el uso efectivo de las habitaciones disponibles durante un periodo determinado, generalmente expresado en porcentaje.</w:t>
+      </w:r>
+    </w:p>
+    <w:p>
+      <w:pPr>
+        <w:rPr>
+          <w:rFonts w:ascii="Calibri" w:hAnsi="Calibri" w:cs="Calibri"/>
+          <w:szCs w:val="28"/>
+          <w:lang w:val="es-419"/>
+        </w:rPr>
+      </w:pPr>
       <w:r>
         <w:rPr>
           <w:rStyle w:val="Extranjerismo"/>
@@ -7665,9 +7944,430 @@
           <w:bCs/>
           <w:lang w:val="es-419"/>
         </w:rPr>
-        <w:t>check</w:t>
-      </w:r>
-      <w:proofErr w:type="spellEnd"/>
+        <w:lastRenderedPageBreak/>
+        <w:t>Par stock</w:t>
+      </w:r>
+      <w:r>
+        <w:rPr>
+          <w:rFonts w:ascii="Calibri" w:hAnsi="Calibri" w:cs="Calibri"/>
+          <w:b/>
+          <w:bCs/>
+          <w:szCs w:val="28"/>
+          <w:lang w:val="es-419"/>
+        </w:rPr>
+        <w:t>:</w:t>
+      </w:r>
+      <w:r>
+        <w:rPr>
+          <w:rFonts w:ascii="Calibri" w:hAnsi="Calibri" w:cs="Calibri"/>
+          <w:szCs w:val="28"/>
+          <w:lang w:val="es-419"/>
+        </w:rPr>
+        <w:t xml:space="preserve"> c</w:t>
+      </w:r>
+      <w:r>
+        <w:rPr>
+          <w:rFonts w:ascii="Calibri" w:hAnsi="Calibri" w:cs="Calibri"/>
+          <w:szCs w:val="28"/>
+          <w:lang w:val="es-419"/>
+        </w:rPr>
+        <w:t>antidad mínima de elementos operativos (lencería, vajilla, utensilios, entre otros) necesarios para garantizar la continuidad del servicio según la capacidad instalada.</w:t>
+      </w:r>
+    </w:p>
+    <w:p>
+      <w:pPr>
+        <w:rPr>
+          <w:rFonts w:ascii="Calibri" w:hAnsi="Calibri" w:cs="Calibri"/>
+          <w:szCs w:val="28"/>
+          <w:lang w:val="es-419"/>
+        </w:rPr>
+      </w:pPr>
+      <w:r>
+        <w:rPr>
+          <w:rFonts w:ascii="Calibri" w:hAnsi="Calibri" w:cs="Calibri"/>
+          <w:b/>
+          <w:bCs/>
+          <w:szCs w:val="28"/>
+          <w:lang w:val="es-419"/>
+        </w:rPr>
+        <w:t>Plan de emergencia</w:t>
+      </w:r>
+      <w:r>
+        <w:rPr>
+          <w:rFonts w:ascii="Calibri" w:hAnsi="Calibri" w:cs="Calibri"/>
+          <w:szCs w:val="28"/>
+          <w:lang w:val="es-419"/>
+        </w:rPr>
+        <w:t>: c</w:t>
+      </w:r>
+      <w:r>
+        <w:rPr>
+          <w:rFonts w:ascii="Calibri" w:hAnsi="Calibri" w:cs="Calibri"/>
+          <w:szCs w:val="28"/>
+          <w:lang w:val="es-419"/>
+        </w:rPr>
+        <w:t>onjunto de medidas y procedimientos destinados a salvaguardar la vida de las personas y los bienes del establecimiento ante situaciones de riesgo o desastre.</w:t>
+      </w:r>
+    </w:p>
+    <w:p>
+      <w:pPr>
+        <w:rPr>
+          <w:rFonts w:ascii="Calibri" w:hAnsi="Calibri" w:cs="Calibri"/>
+          <w:szCs w:val="28"/>
+          <w:lang w:val="es-419"/>
+        </w:rPr>
+      </w:pPr>
+      <w:r>
+        <w:rPr>
+          <w:rFonts w:ascii="Calibri" w:hAnsi="Calibri" w:cs="Calibri"/>
+          <w:b/>
+          <w:bCs/>
+          <w:szCs w:val="28"/>
+          <w:lang w:val="es-419"/>
+        </w:rPr>
+        <w:t>Planta</w:t>
+      </w:r>
+      <w:r>
+        <w:rPr>
+          <w:rFonts w:ascii="Calibri" w:hAnsi="Calibri" w:cs="Calibri"/>
+          <w:szCs w:val="28"/>
+          <w:lang w:val="es-419"/>
+        </w:rPr>
+        <w:t>: s</w:t>
+      </w:r>
+      <w:r>
+        <w:rPr>
+          <w:rFonts w:ascii="Calibri" w:hAnsi="Calibri" w:cs="Calibri"/>
+          <w:szCs w:val="28"/>
+          <w:lang w:val="es-419"/>
+        </w:rPr>
+        <w:t>istema integrado de instalaciones físicas, equipos y servicios necesarios para el funcionamiento del establecimiento de alojamiento.</w:t>
+      </w:r>
+    </w:p>
+    <w:p>
+      <w:pPr>
+        <w:rPr>
+          <w:rFonts w:ascii="Calibri" w:hAnsi="Calibri" w:cs="Calibri"/>
+          <w:szCs w:val="28"/>
+          <w:lang w:val="es-419"/>
+        </w:rPr>
+      </w:pPr>
+      <w:r>
+        <w:rPr>
+          <w:rFonts w:ascii="Calibri" w:hAnsi="Calibri" w:cs="Calibri"/>
+          <w:b/>
+          <w:bCs/>
+          <w:szCs w:val="28"/>
+          <w:lang w:val="es-419"/>
+        </w:rPr>
+        <w:t>Política de calidad</w:t>
+      </w:r>
+      <w:r>
+        <w:rPr>
+          <w:rFonts w:ascii="Calibri" w:hAnsi="Calibri" w:cs="Calibri"/>
+          <w:szCs w:val="28"/>
+          <w:lang w:val="es-419"/>
+        </w:rPr>
+        <w:t>: d</w:t>
+      </w:r>
+      <w:r>
+        <w:rPr>
+          <w:rFonts w:ascii="Calibri" w:hAnsi="Calibri" w:cs="Calibri"/>
+          <w:szCs w:val="28"/>
+          <w:lang w:val="es-419"/>
+        </w:rPr>
+        <w:t>eclaración formal de las intenciones y directrices de la organización en materia de calidad, definida por la alta dirección y alineada con la política corporativa.</w:t>
+      </w:r>
+    </w:p>
+    <w:p>
+      <w:pPr>
+        <w:rPr>
+          <w:rFonts w:ascii="Calibri" w:hAnsi="Calibri" w:cs="Calibri"/>
+          <w:szCs w:val="28"/>
+          <w:lang w:val="es-419"/>
+        </w:rPr>
+      </w:pPr>
+      <w:r>
+        <w:rPr>
+          <w:rFonts w:ascii="Calibri" w:hAnsi="Calibri" w:cs="Calibri"/>
+          <w:b/>
+          <w:bCs/>
+          <w:szCs w:val="28"/>
+          <w:lang w:val="es-419"/>
+        </w:rPr>
+        <w:t>Portafolio de servicios</w:t>
+      </w:r>
+      <w:r>
+        <w:rPr>
+          <w:rFonts w:ascii="Calibri" w:hAnsi="Calibri" w:cs="Calibri"/>
+          <w:szCs w:val="28"/>
+          <w:lang w:val="es-419"/>
+        </w:rPr>
+        <w:t>: c</w:t>
+      </w:r>
+      <w:r>
+        <w:rPr>
+          <w:rFonts w:ascii="Calibri" w:hAnsi="Calibri" w:cs="Calibri"/>
+          <w:szCs w:val="28"/>
+          <w:lang w:val="es-419"/>
+        </w:rPr>
+        <w:t>onjunto organizado de servicios básicos y complementarios que ofrece el establecimiento de alojamiento a sus clientes.</w:t>
+      </w:r>
+    </w:p>
+    <w:p>
+      <w:pPr>
+        <w:rPr>
+          <w:rFonts w:ascii="Calibri" w:hAnsi="Calibri" w:cs="Calibri"/>
+          <w:szCs w:val="28"/>
+          <w:lang w:val="es-419"/>
+        </w:rPr>
+      </w:pPr>
+      <w:r>
+        <w:rPr>
+          <w:rFonts w:ascii="Calibri" w:hAnsi="Calibri" w:cs="Calibri"/>
+          <w:b/>
+          <w:bCs/>
+          <w:szCs w:val="28"/>
+          <w:lang w:val="es-419"/>
+        </w:rPr>
+        <w:t>Procedimiento técnico</w:t>
+      </w:r>
+      <w:r>
+        <w:rPr>
+          <w:rFonts w:ascii="Calibri" w:hAnsi="Calibri" w:cs="Calibri"/>
+          <w:szCs w:val="28"/>
+          <w:lang w:val="es-419"/>
+        </w:rPr>
+        <w:t>: s</w:t>
+      </w:r>
+      <w:r>
+        <w:rPr>
+          <w:rFonts w:ascii="Calibri" w:hAnsi="Calibri" w:cs="Calibri"/>
+          <w:szCs w:val="28"/>
+          <w:lang w:val="es-419"/>
+        </w:rPr>
+        <w:t>ecuencia estandarizada de actividades que permite ejecutar un proceso operativo de manera ordenada, eficiente y conforme a normas establecidas.</w:t>
+      </w:r>
+    </w:p>
+    <w:p>
+      <w:pPr>
+        <w:rPr>
+          <w:rFonts w:ascii="Calibri" w:hAnsi="Calibri" w:cs="Calibri"/>
+          <w:szCs w:val="28"/>
+          <w:lang w:val="es-419"/>
+        </w:rPr>
+      </w:pPr>
+      <w:r>
+        <w:rPr>
+          <w:rFonts w:ascii="Calibri" w:hAnsi="Calibri" w:cs="Calibri"/>
+          <w:b/>
+          <w:bCs/>
+          <w:szCs w:val="28"/>
+          <w:lang w:val="es-419"/>
+        </w:rPr>
+        <w:t>Programa de mantenimiento</w:t>
+      </w:r>
+      <w:r>
+        <w:rPr>
+          <w:rFonts w:ascii="Calibri" w:hAnsi="Calibri" w:cs="Calibri"/>
+          <w:szCs w:val="28"/>
+          <w:lang w:val="es-419"/>
+        </w:rPr>
+        <w:t>: p</w:t>
+      </w:r>
+      <w:r>
+        <w:rPr>
+          <w:rFonts w:ascii="Calibri" w:hAnsi="Calibri" w:cs="Calibri"/>
+          <w:szCs w:val="28"/>
+          <w:lang w:val="es-419"/>
+        </w:rPr>
+        <w:t>lanificación de actividades de mantenimiento preventivo y correctivo de las instalaciones físicas durante un periodo determinado.</w:t>
+      </w:r>
+    </w:p>
+    <w:p>
+      <w:pPr>
+        <w:rPr>
+          <w:rFonts w:ascii="Calibri" w:hAnsi="Calibri" w:cs="Calibri"/>
+          <w:szCs w:val="28"/>
+          <w:lang w:val="es-419"/>
+        </w:rPr>
+      </w:pPr>
+      <w:r>
+        <w:rPr>
+          <w:rFonts w:ascii="Calibri" w:hAnsi="Calibri" w:cs="Calibri"/>
+          <w:b/>
+          <w:bCs/>
+          <w:szCs w:val="28"/>
+          <w:lang w:val="es-419"/>
+        </w:rPr>
+        <w:t>Protocolo de atención al cliente</w:t>
+      </w:r>
+      <w:r>
+        <w:rPr>
+          <w:rFonts w:ascii="Calibri" w:hAnsi="Calibri" w:cs="Calibri"/>
+          <w:szCs w:val="28"/>
+          <w:lang w:val="es-419"/>
+        </w:rPr>
+        <w:t>: l</w:t>
+      </w:r>
+      <w:r>
+        <w:rPr>
+          <w:rFonts w:ascii="Calibri" w:hAnsi="Calibri" w:cs="Calibri"/>
+          <w:szCs w:val="28"/>
+          <w:lang w:val="es-419"/>
+        </w:rPr>
+        <w:t>ineamientos que orientan la conducta, la comunicación y el servicio del personal hacia el huésped, asegurando atención uniforme y de calidad.</w:t>
+      </w:r>
+    </w:p>
+    <w:p>
+      <w:pPr>
+        <w:rPr>
+          <w:rFonts w:ascii="Calibri" w:hAnsi="Calibri" w:cs="Calibri"/>
+          <w:szCs w:val="28"/>
+          <w:lang w:val="es-419"/>
+        </w:rPr>
+      </w:pPr>
+      <w:r>
+        <w:rPr>
+          <w:rFonts w:ascii="Calibri" w:hAnsi="Calibri" w:cs="Calibri"/>
+          <w:b/>
+          <w:bCs/>
+          <w:szCs w:val="28"/>
+          <w:lang w:val="es-419"/>
+        </w:rPr>
+        <w:lastRenderedPageBreak/>
+        <w:t>Recepción</w:t>
+      </w:r>
+      <w:r>
+        <w:rPr>
+          <w:rFonts w:ascii="Calibri" w:hAnsi="Calibri" w:cs="Calibri"/>
+          <w:szCs w:val="28"/>
+          <w:lang w:val="es-419"/>
+        </w:rPr>
+        <w:t>: á</w:t>
+      </w:r>
+      <w:r>
+        <w:rPr>
+          <w:rFonts w:ascii="Calibri" w:hAnsi="Calibri" w:cs="Calibri"/>
+          <w:szCs w:val="28"/>
+          <w:lang w:val="es-419"/>
+        </w:rPr>
+        <w:t>rea estratégica del hotel encargada del registro de huéspedes, la gestión de reservas, la atención al cliente y el control de la información operativa.</w:t>
+      </w:r>
+    </w:p>
+    <w:p>
+      <w:pPr>
+        <w:rPr>
+          <w:rFonts w:ascii="Calibri" w:hAnsi="Calibri" w:cs="Calibri"/>
+          <w:szCs w:val="28"/>
+          <w:lang w:val="es-419"/>
+        </w:rPr>
+      </w:pPr>
+      <w:r>
+        <w:rPr>
+          <w:rFonts w:ascii="Calibri" w:hAnsi="Calibri" w:cs="Calibri"/>
+          <w:b/>
+          <w:bCs/>
+          <w:szCs w:val="28"/>
+          <w:lang w:val="es-419"/>
+        </w:rPr>
+        <w:t>Registros de mantenimiento</w:t>
+      </w:r>
+      <w:r>
+        <w:rPr>
+          <w:rFonts w:ascii="Calibri" w:hAnsi="Calibri" w:cs="Calibri"/>
+          <w:szCs w:val="28"/>
+          <w:lang w:val="es-419"/>
+        </w:rPr>
+        <w:t>: d</w:t>
+      </w:r>
+      <w:r>
+        <w:rPr>
+          <w:rFonts w:ascii="Calibri" w:hAnsi="Calibri" w:cs="Calibri"/>
+          <w:szCs w:val="28"/>
+          <w:lang w:val="es-419"/>
+        </w:rPr>
+        <w:t>ocumentos que evidencian las actividades realizadas y los resultados obtenidos en los procesos de mantenimiento de las instalaciones.</w:t>
+      </w:r>
+    </w:p>
+    <w:p>
+      <w:pPr>
+        <w:rPr>
+          <w:rFonts w:ascii="Calibri" w:hAnsi="Calibri" w:cs="Calibri"/>
+          <w:szCs w:val="28"/>
+          <w:lang w:val="es-419"/>
+        </w:rPr>
+      </w:pPr>
+      <w:r>
+        <w:rPr>
+          <w:rFonts w:ascii="Calibri" w:hAnsi="Calibri" w:cs="Calibri"/>
+          <w:b/>
+          <w:bCs/>
+          <w:szCs w:val="28"/>
+          <w:lang w:val="es-419"/>
+        </w:rPr>
+        <w:t>Reserva garantizada</w:t>
+      </w:r>
+      <w:r>
+        <w:rPr>
+          <w:rFonts w:ascii="Calibri" w:hAnsi="Calibri" w:cs="Calibri"/>
+          <w:szCs w:val="28"/>
+          <w:lang w:val="es-419"/>
+        </w:rPr>
+        <w:t>: e</w:t>
+      </w:r>
+      <w:r>
+        <w:rPr>
+          <w:rFonts w:ascii="Calibri" w:hAnsi="Calibri" w:cs="Calibri"/>
+          <w:szCs w:val="28"/>
+          <w:lang w:val="es-419"/>
+        </w:rPr>
+        <w:t>stado de una reserva que asegura la disponibilidad de la habitación mediante un medio de pago o garantía aceptada por el establecimiento.</w:t>
+      </w:r>
+    </w:p>
+    <w:p>
+      <w:pPr>
+        <w:rPr>
+          <w:rFonts w:ascii="Calibri" w:hAnsi="Calibri" w:cs="Calibri"/>
+          <w:szCs w:val="28"/>
+          <w:lang w:val="es-419"/>
+        </w:rPr>
+      </w:pPr>
+      <w:r>
+        <w:rPr>
+          <w:rFonts w:ascii="Calibri" w:hAnsi="Calibri" w:cs="Calibri"/>
+          <w:b/>
+          <w:bCs/>
+          <w:szCs w:val="28"/>
+          <w:lang w:val="es-419"/>
+        </w:rPr>
+        <w:t>Reserva hotelera</w:t>
+      </w:r>
+      <w:r>
+        <w:rPr>
+          <w:rFonts w:ascii="Calibri" w:hAnsi="Calibri" w:cs="Calibri"/>
+          <w:szCs w:val="28"/>
+          <w:lang w:val="es-419"/>
+        </w:rPr>
+        <w:t>: c</w:t>
+      </w:r>
+      <w:r>
+        <w:rPr>
+          <w:rFonts w:ascii="Calibri" w:hAnsi="Calibri" w:cs="Calibri"/>
+          <w:szCs w:val="28"/>
+          <w:lang w:val="es-419"/>
+        </w:rPr>
+        <w:t>ompromiso mediante el cual el establecimiento retiene una o varias habitaciones para una fecha determinada, bajo condiciones específicas de pago y cancelación.</w:t>
+      </w:r>
+    </w:p>
+    <w:p>
+      <w:pPr>
+        <w:rPr>
+          <w:rFonts w:ascii="Calibri" w:hAnsi="Calibri" w:cs="Calibri"/>
+          <w:szCs w:val="28"/>
+          <w:lang w:val="es-419"/>
+        </w:rPr>
+      </w:pPr>
       <w:r>
         <w:rPr>
           <w:rStyle w:val="Extranjerismo"/>
@@ -7675,8 +8375,33 @@
           <w:bCs/>
           <w:lang w:val="es-419"/>
         </w:rPr>
-        <w:t>-in</w:t>
-      </w:r>
+        <w:t>Room service</w:t>
+      </w:r>
+      <w:r>
+        <w:rPr>
+          <w:rFonts w:ascii="Calibri" w:hAnsi="Calibri" w:cs="Calibri"/>
+          <w:szCs w:val="28"/>
+          <w:lang w:val="es-419"/>
+        </w:rPr>
+        <w:t>: s</w:t>
+      </w:r>
+      <w:r>
+        <w:rPr>
+          <w:rFonts w:ascii="Calibri" w:hAnsi="Calibri" w:cs="Calibri"/>
+          <w:szCs w:val="28"/>
+          <w:lang w:val="es-419"/>
+        </w:rPr>
+        <w:t>ervicio de alimentación proporcionado directamente en la habitación del huésped.</w:t>
+      </w:r>
+    </w:p>
+    <w:p>
+      <w:pPr>
+        <w:rPr>
+          <w:rFonts w:ascii="Calibri" w:hAnsi="Calibri" w:cs="Calibri"/>
+          <w:szCs w:val="28"/>
+          <w:lang w:val="es-419"/>
+        </w:rPr>
+      </w:pPr>
       <w:r>
         <w:rPr>
           <w:rFonts w:ascii="Calibri" w:hAnsi="Calibri" w:cs="Calibri"/>
@@ -7685,7 +8410,7 @@
           <w:szCs w:val="28"/>
           <w:lang w:val="es-419"/>
         </w:rPr>
-        <w:t>):</w:t>
+        <w:t>Señalización</w:t>
       </w:r>
       <w:r>
         <w:rPr>
@@ -7693,7 +8418,7 @@
           <w:szCs w:val="28"/>
           <w:lang w:val="es-419"/>
         </w:rPr>
-        <w:t xml:space="preserve"> s</w:t>
+        <w:t>: c</w:t>
       </w:r>
       <w:r>
         <w:rPr>
@@ -7701,7 +8426,7 @@
           <w:szCs w:val="28"/>
           <w:lang w:val="es-419"/>
         </w:rPr>
-        <w:t>ervicio que permite el ingreso del huésped antes de la hora establecida, sujeto a disponibilidad y a las políticas del establecimiento.</w:t>
+        <w:t>onjunto de indicaciones visuales que orientan y regulan el comportamiento de las personas dentro del establecimiento.</w:t>
       </w:r>
     </w:p>
     <w:p>
@@ -7712,7 +8437,6 @@
           <w:lang w:val="es-419"/>
         </w:rPr>
       </w:pPr>
-      <w:proofErr w:type="spellStart"/>
       <w:r>
         <w:rPr>
           <w:rStyle w:val="Extranjerismo"/>
@@ -7720,46 +8444,41 @@
           <w:bCs/>
           <w:lang w:val="es-419"/>
         </w:rPr>
-        <w:t>Check-out</w:t>
-      </w:r>
-      <w:proofErr w:type="spellEnd"/>
-      <w:r>
-        <w:rPr>
-          <w:rFonts w:ascii="Calibri" w:hAnsi="Calibri" w:cs="Calibri"/>
-          <w:szCs w:val="28"/>
-          <w:lang w:val="es-419"/>
-        </w:rPr>
-        <w:t>: p</w:t>
-      </w:r>
-      <w:r>
-        <w:rPr>
-          <w:rFonts w:ascii="Calibri" w:hAnsi="Calibri" w:cs="Calibri"/>
-          <w:szCs w:val="28"/>
-          <w:lang w:val="es-419"/>
-        </w:rPr>
-        <w:t>roceso mediante el cual el huésped entrega la habitación ocupada, se revisa y liquida la cuenta por los servicios consumidos y se formaliza la salida del establecimiento.</w:t>
-      </w:r>
-    </w:p>
-    <w:p>
-      <w:pPr>
-        <w:rPr>
-          <w:rFonts w:ascii="Calibri" w:hAnsi="Calibri" w:cs="Calibri"/>
-          <w:szCs w:val="28"/>
-          <w:lang w:val="es-419"/>
-        </w:rPr>
-      </w:pPr>
-      <w:proofErr w:type="spellStart"/>
+        <w:t>Spa</w:t>
+      </w:r>
       <w:r>
         <w:rPr>
           <w:rStyle w:val="Extranjerismo"/>
           <w:b/>
           <w:bCs/>
-          <w:lang w:val="es-419"/>
-        </w:rPr>
-        <w:lastRenderedPageBreak/>
-        <w:t>Check-out</w:t>
-      </w:r>
-      <w:proofErr w:type="spellEnd"/>
+        </w:rPr>
+        <w:t>:</w:t>
+      </w:r>
+      <w:r>
+        <w:rPr>
+          <w:rFonts w:ascii="Calibri" w:hAnsi="Calibri" w:cs="Calibri"/>
+          <w:szCs w:val="28"/>
+          <w:lang w:val="es-419"/>
+        </w:rPr>
+        <w:t xml:space="preserve"> i</w:t>
+      </w:r>
+      <w:r>
+        <w:rPr>
+          <w:rFonts w:ascii="Calibri" w:hAnsi="Calibri" w:cs="Calibri"/>
+          <w:szCs w:val="28"/>
+          <w:lang w:val="es-419"/>
+        </w:rPr>
+        <w:t>nfraestructura destinada al bienestar físico y mental, que utiliza elementos naturales o tratamientos especializados como servicio complementario del hotel.</w:t>
+      </w:r>
+    </w:p>
+    <w:p>
+      <w:pPr>
+        <w:rPr>
+          <w:rFonts w:ascii="Calibri" w:hAnsi="Calibri" w:cs="Calibri"/>
+          <w:szCs w:val="28"/>
+          <w:lang w:val="es-419"/>
+        </w:rPr>
+      </w:pPr>
       <w:r>
         <w:rPr>
           <w:rFonts w:ascii="Calibri" w:hAnsi="Calibri" w:cs="Calibri"/>
@@ -7768,8 +8487,118 @@
           <w:szCs w:val="28"/>
           <w:lang w:val="es-419"/>
         </w:rPr>
-        <w:t xml:space="preserve"> tardío (</w:t>
-      </w:r>
+        <w:t>Tarifa hotelera</w:t>
+      </w:r>
+      <w:r>
+        <w:rPr>
+          <w:rFonts w:ascii="Calibri" w:hAnsi="Calibri" w:cs="Calibri"/>
+          <w:szCs w:val="28"/>
+          <w:lang w:val="es-419"/>
+        </w:rPr>
+        <w:t>: v</w:t>
+      </w:r>
+      <w:r>
+        <w:rPr>
+          <w:rFonts w:ascii="Calibri" w:hAnsi="Calibri" w:cs="Calibri"/>
+          <w:szCs w:val="28"/>
+          <w:lang w:val="es-419"/>
+        </w:rPr>
+        <w:t>alor económico asignado a los servicios de alojamiento y complementarios, definido según políticas internas, temporada y tipo de cliente.</w:t>
+      </w:r>
+    </w:p>
+    <w:p>
+      <w:pPr>
+        <w:rPr>
+          <w:rFonts w:ascii="Calibri" w:hAnsi="Calibri" w:cs="Calibri"/>
+          <w:szCs w:val="28"/>
+          <w:lang w:val="es-419"/>
+        </w:rPr>
+      </w:pPr>
+      <w:r>
+        <w:rPr>
+          <w:rFonts w:ascii="Calibri" w:hAnsi="Calibri" w:cs="Calibri"/>
+          <w:b/>
+          <w:bCs/>
+          <w:szCs w:val="28"/>
+          <w:lang w:val="es-419"/>
+        </w:rPr>
+        <w:t>Tipología de habitaciones</w:t>
+      </w:r>
+      <w:r>
+        <w:rPr>
+          <w:rFonts w:ascii="Calibri" w:hAnsi="Calibri" w:cs="Calibri"/>
+          <w:szCs w:val="28"/>
+          <w:lang w:val="es-419"/>
+        </w:rPr>
+        <w:t>: c</w:t>
+      </w:r>
+      <w:r>
+        <w:rPr>
+          <w:rFonts w:ascii="Calibri" w:hAnsi="Calibri" w:cs="Calibri"/>
+          <w:szCs w:val="28"/>
+          <w:lang w:val="es-419"/>
+        </w:rPr>
+        <w:t>lasificación de las habitaciones según características como tamaño, tipo de cama, capacidad y nivel de</w:t>
+      </w:r>
+      <w:r>
+        <w:rPr>
+          <w:rStyle w:val="Extranjerismo"/>
+          <w:lang w:val="es-419"/>
+        </w:rPr>
+        <w:t xml:space="preserve"> confort</w:t>
+      </w:r>
+      <w:r>
+        <w:rPr>
+          <w:rFonts w:ascii="Calibri" w:hAnsi="Calibri" w:cs="Calibri"/>
+          <w:szCs w:val="28"/>
+          <w:lang w:val="es-419"/>
+        </w:rPr>
+        <w:t>.</w:t>
+      </w:r>
+    </w:p>
+    <w:p>
+      <w:pPr>
+        <w:rPr>
+          <w:rFonts w:ascii="Calibri" w:hAnsi="Calibri" w:cs="Calibri"/>
+          <w:szCs w:val="28"/>
+          <w:lang w:val="es-419"/>
+        </w:rPr>
+      </w:pPr>
+      <w:r>
+        <w:rPr>
+          <w:rFonts w:ascii="Calibri" w:hAnsi="Calibri" w:cs="Calibri"/>
+          <w:b/>
+          <w:bCs/>
+          <w:szCs w:val="28"/>
+          <w:lang w:val="es-419"/>
+        </w:rPr>
+        <w:t>Turno operativo</w:t>
+      </w:r>
+      <w:r>
+        <w:rPr>
+          <w:rFonts w:ascii="Calibri" w:hAnsi="Calibri" w:cs="Calibri"/>
+          <w:szCs w:val="28"/>
+          <w:lang w:val="es-419"/>
+        </w:rPr>
+        <w:t>: f</w:t>
+      </w:r>
+      <w:r>
+        <w:rPr>
+          <w:rFonts w:ascii="Calibri" w:hAnsi="Calibri" w:cs="Calibri"/>
+          <w:szCs w:val="28"/>
+          <w:lang w:val="es-419"/>
+        </w:rPr>
+        <w:t>ranja horaria en la cual el personal desarrolla sus funciones, garantizando la continuidad del servicio hotelero.</w:t>
+      </w:r>
+    </w:p>
+    <w:p>
+      <w:pPr>
+        <w:rPr>
+          <w:rFonts w:ascii="Calibri" w:hAnsi="Calibri" w:cs="Calibri"/>
+          <w:szCs w:val="28"/>
+          <w:lang w:val="es-419"/>
+        </w:rPr>
+      </w:pPr>
       <w:r>
         <w:rPr>
           <w:rStyle w:val="Extranjerismo"/>
@@ -7777,1072 +8606,9 @@
           <w:bCs/>
           <w:lang w:val="es-419"/>
         </w:rPr>
-        <w:t xml:space="preserve">Late </w:t>
-      </w:r>
-      <w:proofErr w:type="spellStart"/>
-      <w:r>
-        <w:rPr>
-          <w:rStyle w:val="Extranjerismo"/>
-          <w:b/>
-          <w:bCs/>
-          <w:lang w:val="es-419"/>
-        </w:rPr>
-        <w:t>check-out</w:t>
-      </w:r>
-      <w:proofErr w:type="spellEnd"/>
-      <w:r>
-        <w:rPr>
-          <w:rFonts w:ascii="Calibri" w:hAnsi="Calibri" w:cs="Calibri"/>
-          <w:b/>
-          <w:bCs/>
-          <w:szCs w:val="28"/>
-          <w:lang w:val="es-419"/>
-        </w:rPr>
-        <w:t>):</w:t>
-      </w:r>
-      <w:r>
-        <w:rPr>
-          <w:rFonts w:ascii="Calibri" w:hAnsi="Calibri" w:cs="Calibri"/>
-          <w:szCs w:val="28"/>
-          <w:lang w:val="es-419"/>
-        </w:rPr>
-        <w:t xml:space="preserve"> s</w:t>
-      </w:r>
-      <w:r>
-        <w:rPr>
-          <w:rFonts w:ascii="Calibri" w:hAnsi="Calibri" w:cs="Calibri"/>
-          <w:szCs w:val="28"/>
-          <w:lang w:val="es-419"/>
-        </w:rPr>
-        <w:t>ervicio que autoriza al huésped a permanecer en la habitación después de la hora de salida establecida, de acuerdo con la disponibilidad y las condiciones del hotel.</w:t>
-      </w:r>
-    </w:p>
-    <w:p>
-      <w:pPr>
-        <w:rPr>
-          <w:rFonts w:ascii="Calibri" w:hAnsi="Calibri" w:cs="Calibri"/>
-          <w:szCs w:val="28"/>
-          <w:lang w:val="es-419"/>
-        </w:rPr>
-      </w:pPr>
-      <w:r>
-        <w:rPr>
-          <w:rFonts w:ascii="Calibri" w:hAnsi="Calibri" w:cs="Calibri"/>
-          <w:b/>
-          <w:bCs/>
-          <w:szCs w:val="28"/>
-          <w:lang w:val="es-419"/>
-        </w:rPr>
-        <w:t>Conserjería</w:t>
-      </w:r>
-      <w:r>
-        <w:rPr>
-          <w:rFonts w:ascii="Calibri" w:hAnsi="Calibri" w:cs="Calibri"/>
-          <w:szCs w:val="28"/>
-          <w:lang w:val="es-419"/>
-        </w:rPr>
-        <w:t>: á</w:t>
-      </w:r>
-      <w:r>
-        <w:rPr>
-          <w:rFonts w:ascii="Calibri" w:hAnsi="Calibri" w:cs="Calibri"/>
-          <w:szCs w:val="28"/>
-          <w:lang w:val="es-419"/>
-        </w:rPr>
-        <w:t>rea del hotel encargada de ofrecer información, asistencia y servicios personalizados al huésped, contribuyendo a mejorar su experiencia durante la estadía.</w:t>
-      </w:r>
-    </w:p>
-    <w:p>
-      <w:pPr>
-        <w:rPr>
-          <w:rFonts w:ascii="Calibri" w:hAnsi="Calibri" w:cs="Calibri"/>
-          <w:szCs w:val="28"/>
-          <w:lang w:val="es-419"/>
-        </w:rPr>
-      </w:pPr>
-      <w:r>
-        <w:rPr>
-          <w:rFonts w:ascii="Calibri" w:hAnsi="Calibri" w:cs="Calibri"/>
-          <w:b/>
-          <w:bCs/>
-          <w:szCs w:val="28"/>
-          <w:lang w:val="es-419"/>
-        </w:rPr>
-        <w:t>Disponibilidad:</w:t>
-      </w:r>
-      <w:r>
-        <w:rPr>
-          <w:rFonts w:ascii="Calibri" w:hAnsi="Calibri" w:cs="Calibri"/>
-          <w:szCs w:val="28"/>
-          <w:lang w:val="es-419"/>
-        </w:rPr>
-        <w:t xml:space="preserve"> c</w:t>
-      </w:r>
-      <w:r>
-        <w:rPr>
-          <w:rFonts w:ascii="Calibri" w:hAnsi="Calibri" w:cs="Calibri"/>
-          <w:szCs w:val="28"/>
-          <w:lang w:val="es-419"/>
-        </w:rPr>
-        <w:t>apacidad real del establecimiento para ofrecer habitaciones o servicios en una fecha determinada, de acuerdo con el nivel de ocupación y las reservas existentes.</w:t>
-      </w:r>
-    </w:p>
-    <w:p>
-      <w:pPr>
-        <w:rPr>
-          <w:rFonts w:ascii="Calibri" w:hAnsi="Calibri" w:cs="Calibri"/>
-          <w:szCs w:val="28"/>
-          <w:lang w:val="es-419"/>
-        </w:rPr>
-      </w:pPr>
-      <w:r>
-        <w:rPr>
-          <w:rFonts w:ascii="Calibri" w:hAnsi="Calibri" w:cs="Calibri"/>
-          <w:b/>
-          <w:bCs/>
-          <w:szCs w:val="28"/>
-          <w:lang w:val="es-419"/>
-        </w:rPr>
-        <w:t>Estancia</w:t>
-      </w:r>
-      <w:r>
-        <w:rPr>
-          <w:rFonts w:ascii="Calibri" w:hAnsi="Calibri" w:cs="Calibri"/>
-          <w:szCs w:val="28"/>
-          <w:lang w:val="es-419"/>
-        </w:rPr>
-        <w:t>: p</w:t>
-      </w:r>
-      <w:r>
-        <w:rPr>
-          <w:rFonts w:ascii="Calibri" w:hAnsi="Calibri" w:cs="Calibri"/>
-          <w:szCs w:val="28"/>
-          <w:lang w:val="es-419"/>
-        </w:rPr>
-        <w:t xml:space="preserve">eriodo comprendido entre el </w:t>
-      </w:r>
-      <w:proofErr w:type="spellStart"/>
-      <w:r>
-        <w:rPr>
-          <w:rStyle w:val="Extranjerismo"/>
-          <w:lang w:val="es-419"/>
-        </w:rPr>
-        <w:t>check</w:t>
-      </w:r>
-      <w:proofErr w:type="spellEnd"/>
-      <w:r>
-        <w:rPr>
-          <w:rStyle w:val="Extranjerismo"/>
-          <w:lang w:val="es-419"/>
-        </w:rPr>
-        <w:t>-in</w:t>
-      </w:r>
-      <w:r>
-        <w:rPr>
-          <w:rFonts w:ascii="Calibri" w:hAnsi="Calibri" w:cs="Calibri"/>
-          <w:szCs w:val="28"/>
-          <w:lang w:val="es-419"/>
-        </w:rPr>
-        <w:t xml:space="preserve"> y el </w:t>
-      </w:r>
-      <w:proofErr w:type="spellStart"/>
-      <w:r>
-        <w:rPr>
-          <w:rStyle w:val="Extranjerismo"/>
-          <w:lang w:val="es-419"/>
-        </w:rPr>
-        <w:t>check-out</w:t>
-      </w:r>
-      <w:proofErr w:type="spellEnd"/>
-      <w:r>
-        <w:rPr>
-          <w:rFonts w:ascii="Calibri" w:hAnsi="Calibri" w:cs="Calibri"/>
-          <w:szCs w:val="28"/>
-          <w:lang w:val="es-419"/>
-        </w:rPr>
-        <w:t>, durante el cual el huésped permanece alojado en el establecimiento.</w:t>
-      </w:r>
-    </w:p>
-    <w:p>
-      <w:pPr>
-        <w:rPr>
-          <w:rFonts w:ascii="Calibri" w:hAnsi="Calibri" w:cs="Calibri"/>
-          <w:szCs w:val="28"/>
-          <w:lang w:val="es-419"/>
-        </w:rPr>
-      </w:pPr>
-      <w:proofErr w:type="spellStart"/>
-      <w:r>
-        <w:rPr>
-          <w:rStyle w:val="Extranjerismo"/>
-          <w:b/>
-          <w:bCs/>
-          <w:lang w:val="es-419"/>
-        </w:rPr>
-        <w:t>Housekeeping</w:t>
-      </w:r>
-      <w:proofErr w:type="spellEnd"/>
-      <w:r>
-        <w:rPr>
-          <w:rFonts w:ascii="Calibri" w:hAnsi="Calibri" w:cs="Calibri"/>
-          <w:szCs w:val="28"/>
-          <w:lang w:val="es-419"/>
-        </w:rPr>
-        <w:t>: d</w:t>
-      </w:r>
-      <w:r>
-        <w:rPr>
-          <w:rFonts w:ascii="Calibri" w:hAnsi="Calibri" w:cs="Calibri"/>
-          <w:szCs w:val="28"/>
-          <w:lang w:val="es-419"/>
-        </w:rPr>
-        <w:t>epartamento operativo responsable de la limpieza, orden, presentación y mantenimiento básico de habitaciones y áreas comunes del hotel.</w:t>
-      </w:r>
-    </w:p>
-    <w:p>
-      <w:pPr>
-        <w:rPr>
-          <w:rFonts w:ascii="Calibri" w:hAnsi="Calibri" w:cs="Calibri"/>
-          <w:szCs w:val="28"/>
-          <w:lang w:val="es-419"/>
-        </w:rPr>
-      </w:pPr>
-      <w:r>
-        <w:rPr>
-          <w:rFonts w:ascii="Calibri" w:hAnsi="Calibri" w:cs="Calibri"/>
-          <w:b/>
-          <w:bCs/>
-          <w:szCs w:val="28"/>
-          <w:lang w:val="es-419"/>
-        </w:rPr>
-        <w:t>Inventario hotelero</w:t>
-      </w:r>
-      <w:r>
-        <w:rPr>
-          <w:rFonts w:ascii="Calibri" w:hAnsi="Calibri" w:cs="Calibri"/>
-          <w:szCs w:val="28"/>
-          <w:lang w:val="es-419"/>
-        </w:rPr>
-        <w:t>: c</w:t>
-      </w:r>
-      <w:r>
-        <w:rPr>
-          <w:rFonts w:ascii="Calibri" w:hAnsi="Calibri" w:cs="Calibri"/>
-          <w:szCs w:val="28"/>
-          <w:lang w:val="es-419"/>
-        </w:rPr>
-        <w:t>onjunto de habitaciones, servicios y recursos físicos disponibles para la operación y comercialización del establecimiento de alojamiento.</w:t>
-      </w:r>
-    </w:p>
-    <w:p>
-      <w:pPr>
-        <w:rPr>
-          <w:rFonts w:ascii="Calibri" w:hAnsi="Calibri" w:cs="Calibri"/>
-          <w:szCs w:val="28"/>
-          <w:lang w:val="es-419"/>
-        </w:rPr>
-      </w:pPr>
-      <w:r>
-        <w:rPr>
-          <w:rFonts w:ascii="Calibri" w:hAnsi="Calibri" w:cs="Calibri"/>
-          <w:b/>
-          <w:bCs/>
-          <w:szCs w:val="28"/>
-          <w:lang w:val="es-419"/>
-        </w:rPr>
-        <w:t>Norma de competencia</w:t>
-      </w:r>
-      <w:r>
-        <w:rPr>
-          <w:rFonts w:ascii="Calibri" w:hAnsi="Calibri" w:cs="Calibri"/>
-          <w:szCs w:val="28"/>
-          <w:lang w:val="es-419"/>
-        </w:rPr>
-        <w:t>: c</w:t>
-      </w:r>
-      <w:r>
-        <w:rPr>
-          <w:rFonts w:ascii="Calibri" w:hAnsi="Calibri" w:cs="Calibri"/>
-          <w:szCs w:val="28"/>
-          <w:lang w:val="es-419"/>
-        </w:rPr>
-        <w:t>onjunto de funciones laborales que describen el desempeño esperado en un proceso de trabajo, con valor y significado para el ejercicio profesional.</w:t>
-      </w:r>
-    </w:p>
-    <w:p>
-      <w:pPr>
-        <w:rPr>
-          <w:rFonts w:ascii="Calibri" w:hAnsi="Calibri" w:cs="Calibri"/>
-          <w:szCs w:val="28"/>
-          <w:lang w:val="es-419"/>
-        </w:rPr>
-      </w:pPr>
-      <w:r>
-        <w:rPr>
-          <w:rFonts w:ascii="Calibri" w:hAnsi="Calibri" w:cs="Calibri"/>
-          <w:b/>
-          <w:bCs/>
-          <w:szCs w:val="28"/>
-          <w:lang w:val="es-419"/>
-        </w:rPr>
-        <w:t>Objetivos de calidad</w:t>
-      </w:r>
-      <w:r>
-        <w:rPr>
-          <w:rFonts w:ascii="Calibri" w:hAnsi="Calibri" w:cs="Calibri"/>
-          <w:szCs w:val="28"/>
-          <w:lang w:val="es-419"/>
-        </w:rPr>
-        <w:t>: r</w:t>
-      </w:r>
-      <w:r>
-        <w:rPr>
-          <w:rFonts w:ascii="Calibri" w:hAnsi="Calibri" w:cs="Calibri"/>
-          <w:szCs w:val="28"/>
-          <w:lang w:val="es-419"/>
-        </w:rPr>
-        <w:t>esultados esperados relacionados con la calidad del servicio, definidos a partir de la política de calidad de la organización.</w:t>
-      </w:r>
-    </w:p>
-    <w:p>
-      <w:pPr>
-        <w:rPr>
-          <w:rFonts w:ascii="Calibri" w:hAnsi="Calibri" w:cs="Calibri"/>
-          <w:szCs w:val="28"/>
-          <w:lang w:val="es-419"/>
-        </w:rPr>
-      </w:pPr>
-      <w:r>
-        <w:rPr>
-          <w:rFonts w:ascii="Calibri" w:hAnsi="Calibri" w:cs="Calibri"/>
-          <w:b/>
-          <w:bCs/>
-          <w:szCs w:val="28"/>
-          <w:lang w:val="es-419"/>
-        </w:rPr>
-        <w:t>Ocupación</w:t>
-      </w:r>
-      <w:r>
-        <w:rPr>
-          <w:rFonts w:ascii="Calibri" w:hAnsi="Calibri" w:cs="Calibri"/>
-          <w:szCs w:val="28"/>
-          <w:lang w:val="es-419"/>
-        </w:rPr>
-        <w:t>: i</w:t>
-      </w:r>
-      <w:r>
-        <w:rPr>
-          <w:rFonts w:ascii="Calibri" w:hAnsi="Calibri" w:cs="Calibri"/>
-          <w:szCs w:val="28"/>
-          <w:lang w:val="es-419"/>
-        </w:rPr>
-        <w:t>ndicador que refleja el uso efectivo de las habitaciones disponibles durante un periodo determinado, generalmente expresado en porcentaje.</w:t>
-      </w:r>
-    </w:p>
-    <w:p>
-      <w:pPr>
-        <w:rPr>
-          <w:rFonts w:ascii="Calibri" w:hAnsi="Calibri" w:cs="Calibri"/>
-          <w:szCs w:val="28"/>
-          <w:lang w:val="es-419"/>
-        </w:rPr>
-      </w:pPr>
-      <w:r>
-        <w:rPr>
-          <w:rStyle w:val="Extranjerismo"/>
-          <w:b/>
-          <w:bCs/>
-          <w:lang w:val="es-419"/>
-        </w:rPr>
-        <w:lastRenderedPageBreak/>
-        <w:t>Par stock</w:t>
-      </w:r>
-      <w:r>
-        <w:rPr>
-          <w:rFonts w:ascii="Calibri" w:hAnsi="Calibri" w:cs="Calibri"/>
-          <w:b/>
-          <w:bCs/>
-          <w:szCs w:val="28"/>
-          <w:lang w:val="es-419"/>
-        </w:rPr>
-        <w:t>:</w:t>
-      </w:r>
-      <w:r>
-        <w:rPr>
-          <w:rFonts w:ascii="Calibri" w:hAnsi="Calibri" w:cs="Calibri"/>
-          <w:szCs w:val="28"/>
-          <w:lang w:val="es-419"/>
-        </w:rPr>
-        <w:t xml:space="preserve"> c</w:t>
-      </w:r>
-      <w:r>
-        <w:rPr>
-          <w:rFonts w:ascii="Calibri" w:hAnsi="Calibri" w:cs="Calibri"/>
-          <w:szCs w:val="28"/>
-          <w:lang w:val="es-419"/>
-        </w:rPr>
-        <w:t>antidad mínima de elementos operativos (lencería, vajilla, utensilios, entre otros) necesarios para garantizar la continuidad del servicio según la capacidad instalada.</w:t>
-      </w:r>
-    </w:p>
-    <w:p>
-      <w:pPr>
-        <w:rPr>
-          <w:rFonts w:ascii="Calibri" w:hAnsi="Calibri" w:cs="Calibri"/>
-          <w:szCs w:val="28"/>
-          <w:lang w:val="es-419"/>
-        </w:rPr>
-      </w:pPr>
-      <w:r>
-        <w:rPr>
-          <w:rFonts w:ascii="Calibri" w:hAnsi="Calibri" w:cs="Calibri"/>
-          <w:b/>
-          <w:bCs/>
-          <w:szCs w:val="28"/>
-          <w:lang w:val="es-419"/>
-        </w:rPr>
-        <w:t>Plan de emergencia</w:t>
-      </w:r>
-      <w:r>
-        <w:rPr>
-          <w:rFonts w:ascii="Calibri" w:hAnsi="Calibri" w:cs="Calibri"/>
-          <w:szCs w:val="28"/>
-          <w:lang w:val="es-419"/>
-        </w:rPr>
-        <w:t>: c</w:t>
-      </w:r>
-      <w:r>
-        <w:rPr>
-          <w:rFonts w:ascii="Calibri" w:hAnsi="Calibri" w:cs="Calibri"/>
-          <w:szCs w:val="28"/>
-          <w:lang w:val="es-419"/>
-        </w:rPr>
-        <w:t>onjunto de medidas y procedimientos destinados a salvaguardar la vida de las personas y los bienes del establecimiento ante situaciones de riesgo o desastre.</w:t>
-      </w:r>
-    </w:p>
-    <w:p>
-      <w:pPr>
-        <w:rPr>
-          <w:rFonts w:ascii="Calibri" w:hAnsi="Calibri" w:cs="Calibri"/>
-          <w:szCs w:val="28"/>
-          <w:lang w:val="es-419"/>
-        </w:rPr>
-      </w:pPr>
-      <w:r>
-        <w:rPr>
-          <w:rFonts w:ascii="Calibri" w:hAnsi="Calibri" w:cs="Calibri"/>
-          <w:b/>
-          <w:bCs/>
-          <w:szCs w:val="28"/>
-          <w:lang w:val="es-419"/>
-        </w:rPr>
-        <w:t>Planta</w:t>
-      </w:r>
-      <w:r>
-        <w:rPr>
-          <w:rFonts w:ascii="Calibri" w:hAnsi="Calibri" w:cs="Calibri"/>
-          <w:szCs w:val="28"/>
-          <w:lang w:val="es-419"/>
-        </w:rPr>
-        <w:t>: s</w:t>
-      </w:r>
-      <w:r>
-        <w:rPr>
-          <w:rFonts w:ascii="Calibri" w:hAnsi="Calibri" w:cs="Calibri"/>
-          <w:szCs w:val="28"/>
-          <w:lang w:val="es-419"/>
-        </w:rPr>
-        <w:t>istema integrado de instalaciones físicas, equipos y servicios necesarios para el funcionamiento del establecimiento de alojamiento.</w:t>
-      </w:r>
-    </w:p>
-    <w:p>
-      <w:pPr>
-        <w:rPr>
-          <w:rFonts w:ascii="Calibri" w:hAnsi="Calibri" w:cs="Calibri"/>
-          <w:szCs w:val="28"/>
-          <w:lang w:val="es-419"/>
-        </w:rPr>
-      </w:pPr>
-      <w:r>
-        <w:rPr>
-          <w:rFonts w:ascii="Calibri" w:hAnsi="Calibri" w:cs="Calibri"/>
-          <w:b/>
-          <w:bCs/>
-          <w:szCs w:val="28"/>
-          <w:lang w:val="es-419"/>
-        </w:rPr>
-        <w:t>Política de calidad</w:t>
-      </w:r>
-      <w:r>
-        <w:rPr>
-          <w:rFonts w:ascii="Calibri" w:hAnsi="Calibri" w:cs="Calibri"/>
-          <w:szCs w:val="28"/>
-          <w:lang w:val="es-419"/>
-        </w:rPr>
-        <w:t>: d</w:t>
-      </w:r>
-      <w:r>
-        <w:rPr>
-          <w:rFonts w:ascii="Calibri" w:hAnsi="Calibri" w:cs="Calibri"/>
-          <w:szCs w:val="28"/>
-          <w:lang w:val="es-419"/>
-        </w:rPr>
-        <w:t>eclaración formal de las intenciones y directrices de la organización en materia de calidad, definida por la alta dirección y alineada con la política corporativa.</w:t>
-      </w:r>
-    </w:p>
-    <w:p>
-      <w:pPr>
-        <w:rPr>
-          <w:rFonts w:ascii="Calibri" w:hAnsi="Calibri" w:cs="Calibri"/>
-          <w:szCs w:val="28"/>
-          <w:lang w:val="es-419"/>
-        </w:rPr>
-      </w:pPr>
-      <w:r>
-        <w:rPr>
-          <w:rFonts w:ascii="Calibri" w:hAnsi="Calibri" w:cs="Calibri"/>
-          <w:b/>
-          <w:bCs/>
-          <w:szCs w:val="28"/>
-          <w:lang w:val="es-419"/>
-        </w:rPr>
-        <w:t>Portafolio de servicios</w:t>
-      </w:r>
-      <w:r>
-        <w:rPr>
-          <w:rFonts w:ascii="Calibri" w:hAnsi="Calibri" w:cs="Calibri"/>
-          <w:szCs w:val="28"/>
-          <w:lang w:val="es-419"/>
-        </w:rPr>
-        <w:t>: c</w:t>
-      </w:r>
-      <w:r>
-        <w:rPr>
-          <w:rFonts w:ascii="Calibri" w:hAnsi="Calibri" w:cs="Calibri"/>
-          <w:szCs w:val="28"/>
-          <w:lang w:val="es-419"/>
-        </w:rPr>
-        <w:t>onjunto organizado de servicios básicos y complementarios que ofrece el establecimiento de alojamiento a sus clientes.</w:t>
-      </w:r>
-    </w:p>
-    <w:p>
-      <w:pPr>
-        <w:rPr>
-          <w:rFonts w:ascii="Calibri" w:hAnsi="Calibri" w:cs="Calibri"/>
-          <w:szCs w:val="28"/>
-          <w:lang w:val="es-419"/>
-        </w:rPr>
-      </w:pPr>
-      <w:r>
-        <w:rPr>
-          <w:rFonts w:ascii="Calibri" w:hAnsi="Calibri" w:cs="Calibri"/>
-          <w:b/>
-          <w:bCs/>
-          <w:szCs w:val="28"/>
-          <w:lang w:val="es-419"/>
-        </w:rPr>
-        <w:t>Procedimiento técnico</w:t>
-      </w:r>
-      <w:r>
-        <w:rPr>
-          <w:rFonts w:ascii="Calibri" w:hAnsi="Calibri" w:cs="Calibri"/>
-          <w:szCs w:val="28"/>
-          <w:lang w:val="es-419"/>
-        </w:rPr>
-        <w:t>: s</w:t>
-      </w:r>
-      <w:r>
-        <w:rPr>
-          <w:rFonts w:ascii="Calibri" w:hAnsi="Calibri" w:cs="Calibri"/>
-          <w:szCs w:val="28"/>
-          <w:lang w:val="es-419"/>
-        </w:rPr>
-        <w:t>ecuencia estandarizada de actividades que permite ejecutar un proceso operativo de manera ordenada, eficiente y conforme a normas establecidas.</w:t>
-      </w:r>
-    </w:p>
-    <w:p>
-      <w:pPr>
-        <w:rPr>
-          <w:rFonts w:ascii="Calibri" w:hAnsi="Calibri" w:cs="Calibri"/>
-          <w:szCs w:val="28"/>
-          <w:lang w:val="es-419"/>
-        </w:rPr>
-      </w:pPr>
-      <w:r>
-        <w:rPr>
-          <w:rFonts w:ascii="Calibri" w:hAnsi="Calibri" w:cs="Calibri"/>
-          <w:b/>
-          <w:bCs/>
-          <w:szCs w:val="28"/>
-          <w:lang w:val="es-419"/>
-        </w:rPr>
-        <w:t>Programa de mantenimiento</w:t>
-      </w:r>
-      <w:r>
-        <w:rPr>
-          <w:rFonts w:ascii="Calibri" w:hAnsi="Calibri" w:cs="Calibri"/>
-          <w:szCs w:val="28"/>
-          <w:lang w:val="es-419"/>
-        </w:rPr>
-        <w:t>: p</w:t>
-      </w:r>
-      <w:r>
-        <w:rPr>
-          <w:rFonts w:ascii="Calibri" w:hAnsi="Calibri" w:cs="Calibri"/>
-          <w:szCs w:val="28"/>
-          <w:lang w:val="es-419"/>
-        </w:rPr>
-        <w:t>lanificación de actividades de mantenimiento preventivo y correctivo de las instalaciones físicas durante un periodo determinado.</w:t>
-      </w:r>
-    </w:p>
-    <w:p>
-      <w:pPr>
-        <w:rPr>
-          <w:rFonts w:ascii="Calibri" w:hAnsi="Calibri" w:cs="Calibri"/>
-          <w:szCs w:val="28"/>
-          <w:lang w:val="es-419"/>
-        </w:rPr>
-      </w:pPr>
-      <w:r>
-        <w:rPr>
-          <w:rFonts w:ascii="Calibri" w:hAnsi="Calibri" w:cs="Calibri"/>
-          <w:b/>
-          <w:bCs/>
-          <w:szCs w:val="28"/>
-          <w:lang w:val="es-419"/>
-        </w:rPr>
-        <w:t>Protocolo de atención al cliente</w:t>
-      </w:r>
-      <w:r>
-        <w:rPr>
-          <w:rFonts w:ascii="Calibri" w:hAnsi="Calibri" w:cs="Calibri"/>
-          <w:szCs w:val="28"/>
-          <w:lang w:val="es-419"/>
-        </w:rPr>
-        <w:t>: l</w:t>
-      </w:r>
-      <w:r>
-        <w:rPr>
-          <w:rFonts w:ascii="Calibri" w:hAnsi="Calibri" w:cs="Calibri"/>
-          <w:szCs w:val="28"/>
-          <w:lang w:val="es-419"/>
-        </w:rPr>
-        <w:t>ineamientos que orientan la conducta, la comunicación y el servicio del personal hacia el huésped, asegurando atención uniforme y de calidad.</w:t>
-      </w:r>
-    </w:p>
-    <w:p>
-      <w:pPr>
-        <w:rPr>
-          <w:rFonts w:ascii="Calibri" w:hAnsi="Calibri" w:cs="Calibri"/>
-          <w:szCs w:val="28"/>
-          <w:lang w:val="es-419"/>
-        </w:rPr>
-      </w:pPr>
-      <w:r>
-        <w:rPr>
-          <w:rFonts w:ascii="Calibri" w:hAnsi="Calibri" w:cs="Calibri"/>
-          <w:b/>
-          <w:bCs/>
-          <w:szCs w:val="28"/>
-          <w:lang w:val="es-419"/>
-        </w:rPr>
-        <w:lastRenderedPageBreak/>
-        <w:t>Recepción</w:t>
-      </w:r>
-      <w:r>
-        <w:rPr>
-          <w:rFonts w:ascii="Calibri" w:hAnsi="Calibri" w:cs="Calibri"/>
-          <w:szCs w:val="28"/>
-          <w:lang w:val="es-419"/>
-        </w:rPr>
-        <w:t>: á</w:t>
-      </w:r>
-      <w:r>
-        <w:rPr>
-          <w:rFonts w:ascii="Calibri" w:hAnsi="Calibri" w:cs="Calibri"/>
-          <w:szCs w:val="28"/>
-          <w:lang w:val="es-419"/>
-        </w:rPr>
-        <w:t>rea estratégica del hotel encargada del registro de huéspedes, la gestión de reservas, la atención al cliente y el control de la información operativa.</w:t>
-      </w:r>
-    </w:p>
-    <w:p>
-      <w:pPr>
-        <w:rPr>
-          <w:rFonts w:ascii="Calibri" w:hAnsi="Calibri" w:cs="Calibri"/>
-          <w:szCs w:val="28"/>
-          <w:lang w:val="es-419"/>
-        </w:rPr>
-      </w:pPr>
-      <w:r>
-        <w:rPr>
-          <w:rFonts w:ascii="Calibri" w:hAnsi="Calibri" w:cs="Calibri"/>
-          <w:b/>
-          <w:bCs/>
-          <w:szCs w:val="28"/>
-          <w:lang w:val="es-419"/>
-        </w:rPr>
-        <w:t>Registros de mantenimiento</w:t>
-      </w:r>
-      <w:r>
-        <w:rPr>
-          <w:rFonts w:ascii="Calibri" w:hAnsi="Calibri" w:cs="Calibri"/>
-          <w:szCs w:val="28"/>
-          <w:lang w:val="es-419"/>
-        </w:rPr>
-        <w:t>: d</w:t>
-      </w:r>
-      <w:r>
-        <w:rPr>
-          <w:rFonts w:ascii="Calibri" w:hAnsi="Calibri" w:cs="Calibri"/>
-          <w:szCs w:val="28"/>
-          <w:lang w:val="es-419"/>
-        </w:rPr>
-        <w:t>ocumentos que evidencian las actividades realizadas y los resultados obtenidos en los procesos de mantenimiento de las instalaciones.</w:t>
-      </w:r>
-    </w:p>
-    <w:p>
-      <w:pPr>
-        <w:rPr>
-          <w:rFonts w:ascii="Calibri" w:hAnsi="Calibri" w:cs="Calibri"/>
-          <w:szCs w:val="28"/>
-          <w:lang w:val="es-419"/>
-        </w:rPr>
-      </w:pPr>
-      <w:r>
-        <w:rPr>
-          <w:rFonts w:ascii="Calibri" w:hAnsi="Calibri" w:cs="Calibri"/>
-          <w:b/>
-          <w:bCs/>
-          <w:szCs w:val="28"/>
-          <w:lang w:val="es-419"/>
-        </w:rPr>
-        <w:t>Reserva garantizada</w:t>
-      </w:r>
-      <w:r>
-        <w:rPr>
-          <w:rFonts w:ascii="Calibri" w:hAnsi="Calibri" w:cs="Calibri"/>
-          <w:szCs w:val="28"/>
-          <w:lang w:val="es-419"/>
-        </w:rPr>
-        <w:t>: e</w:t>
-      </w:r>
-      <w:r>
-        <w:rPr>
-          <w:rFonts w:ascii="Calibri" w:hAnsi="Calibri" w:cs="Calibri"/>
-          <w:szCs w:val="28"/>
-          <w:lang w:val="es-419"/>
-        </w:rPr>
-        <w:t>stado de una reserva que asegura la disponibilidad de la habitación mediante un medio de pago o garantía aceptada por el establecimiento.</w:t>
-      </w:r>
-    </w:p>
-    <w:p>
-      <w:pPr>
-        <w:rPr>
-          <w:rFonts w:ascii="Calibri" w:hAnsi="Calibri" w:cs="Calibri"/>
-          <w:szCs w:val="28"/>
-          <w:lang w:val="es-419"/>
-        </w:rPr>
-      </w:pPr>
-      <w:r>
-        <w:rPr>
-          <w:rFonts w:ascii="Calibri" w:hAnsi="Calibri" w:cs="Calibri"/>
-          <w:b/>
-          <w:bCs/>
-          <w:szCs w:val="28"/>
-          <w:lang w:val="es-419"/>
-        </w:rPr>
-        <w:t>Reserva hotelera</w:t>
-      </w:r>
-      <w:r>
-        <w:rPr>
-          <w:rFonts w:ascii="Calibri" w:hAnsi="Calibri" w:cs="Calibri"/>
-          <w:szCs w:val="28"/>
-          <w:lang w:val="es-419"/>
-        </w:rPr>
-        <w:t>: c</w:t>
-      </w:r>
-      <w:r>
-        <w:rPr>
-          <w:rFonts w:ascii="Calibri" w:hAnsi="Calibri" w:cs="Calibri"/>
-          <w:szCs w:val="28"/>
-          <w:lang w:val="es-419"/>
-        </w:rPr>
-        <w:t>ompromiso mediante el cual el establecimiento retiene una o varias habitaciones para una fecha determinada, bajo condiciones específicas de pago y cancelación.</w:t>
-      </w:r>
-    </w:p>
-    <w:p>
-      <w:pPr>
-        <w:rPr>
-          <w:rFonts w:ascii="Calibri" w:hAnsi="Calibri" w:cs="Calibri"/>
-          <w:szCs w:val="28"/>
-          <w:lang w:val="es-419"/>
-        </w:rPr>
-      </w:pPr>
-      <w:proofErr w:type="spellStart"/>
-      <w:r>
-        <w:rPr>
-          <w:rStyle w:val="Extranjerismo"/>
-          <w:b/>
-          <w:bCs/>
-          <w:lang w:val="es-419"/>
-        </w:rPr>
-        <w:t>Room</w:t>
-      </w:r>
-      <w:proofErr w:type="spellEnd"/>
-      <w:r>
-        <w:rPr>
-          <w:rStyle w:val="Extranjerismo"/>
-          <w:b/>
-          <w:bCs/>
-          <w:lang w:val="es-419"/>
-        </w:rPr>
-        <w:t xml:space="preserve"> </w:t>
-      </w:r>
-      <w:proofErr w:type="spellStart"/>
-      <w:r>
-        <w:rPr>
-          <w:rStyle w:val="Extranjerismo"/>
-          <w:b/>
-          <w:bCs/>
-          <w:lang w:val="es-419"/>
-        </w:rPr>
-        <w:t>service</w:t>
-      </w:r>
-      <w:proofErr w:type="spellEnd"/>
-      <w:r>
-        <w:rPr>
-          <w:rFonts w:ascii="Calibri" w:hAnsi="Calibri" w:cs="Calibri"/>
-          <w:szCs w:val="28"/>
-          <w:lang w:val="es-419"/>
-        </w:rPr>
-        <w:t>: s</w:t>
-      </w:r>
-      <w:r>
-        <w:rPr>
-          <w:rFonts w:ascii="Calibri" w:hAnsi="Calibri" w:cs="Calibri"/>
-          <w:szCs w:val="28"/>
-          <w:lang w:val="es-419"/>
-        </w:rPr>
-        <w:t>ervicio de alimentación proporcionado directamente en la habitación del huésped.</w:t>
-      </w:r>
-    </w:p>
-    <w:p>
-      <w:pPr>
-        <w:rPr>
-          <w:rFonts w:ascii="Calibri" w:hAnsi="Calibri" w:cs="Calibri"/>
-          <w:szCs w:val="28"/>
-          <w:lang w:val="es-419"/>
-        </w:rPr>
-      </w:pPr>
-      <w:r>
-        <w:rPr>
-          <w:rFonts w:ascii="Calibri" w:hAnsi="Calibri" w:cs="Calibri"/>
-          <w:b/>
-          <w:bCs/>
-          <w:szCs w:val="28"/>
-          <w:lang w:val="es-419"/>
-        </w:rPr>
-        <w:t>Señalización</w:t>
-      </w:r>
-      <w:r>
-        <w:rPr>
-          <w:rFonts w:ascii="Calibri" w:hAnsi="Calibri" w:cs="Calibri"/>
-          <w:szCs w:val="28"/>
-          <w:lang w:val="es-419"/>
-        </w:rPr>
-        <w:t>: c</w:t>
-      </w:r>
-      <w:r>
-        <w:rPr>
-          <w:rFonts w:ascii="Calibri" w:hAnsi="Calibri" w:cs="Calibri"/>
-          <w:szCs w:val="28"/>
-          <w:lang w:val="es-419"/>
-        </w:rPr>
-        <w:t>onjunto de indicaciones visuales que orientan y regulan el comportamiento de las personas dentro del establecimiento.</w:t>
-      </w:r>
-    </w:p>
-    <w:p>
-      <w:pPr>
-        <w:rPr>
-          <w:rFonts w:ascii="Calibri" w:hAnsi="Calibri" w:cs="Calibri"/>
-          <w:szCs w:val="28"/>
-          <w:lang w:val="es-419"/>
-        </w:rPr>
-      </w:pPr>
-      <w:r>
-        <w:rPr>
-          <w:rStyle w:val="Extranjerismo"/>
-          <w:b/>
-          <w:bCs/>
-          <w:lang w:val="es-419"/>
-        </w:rPr>
-        <w:t>Spa</w:t>
-      </w:r>
-      <w:r>
-        <w:rPr>
-          <w:rStyle w:val="Extranjerismo"/>
-          <w:b/>
-          <w:bCs/>
-        </w:rPr>
-        <w:t>:</w:t>
-      </w:r>
-      <w:r>
-        <w:rPr>
-          <w:rFonts w:ascii="Calibri" w:hAnsi="Calibri" w:cs="Calibri"/>
-          <w:szCs w:val="28"/>
-          <w:lang w:val="es-419"/>
-        </w:rPr>
-        <w:t xml:space="preserve"> i</w:t>
-      </w:r>
-      <w:r>
-        <w:rPr>
-          <w:rFonts w:ascii="Calibri" w:hAnsi="Calibri" w:cs="Calibri"/>
-          <w:szCs w:val="28"/>
-          <w:lang w:val="es-419"/>
-        </w:rPr>
-        <w:t>nfraestructura destinada al bienestar físico y mental, que utiliza elementos naturales o tratamientos especializados como servicio complementario del hotel.</w:t>
-      </w:r>
-    </w:p>
-    <w:p>
-      <w:pPr>
-        <w:rPr>
-          <w:rFonts w:ascii="Calibri" w:hAnsi="Calibri" w:cs="Calibri"/>
-          <w:szCs w:val="28"/>
-          <w:lang w:val="es-419"/>
-        </w:rPr>
-      </w:pPr>
-      <w:r>
-        <w:rPr>
-          <w:rFonts w:ascii="Calibri" w:hAnsi="Calibri" w:cs="Calibri"/>
-          <w:b/>
-          <w:bCs/>
-          <w:szCs w:val="28"/>
-          <w:lang w:val="es-419"/>
-        </w:rPr>
-        <w:t>Tarifa hotelera</w:t>
-      </w:r>
-      <w:r>
-        <w:rPr>
-          <w:rFonts w:ascii="Calibri" w:hAnsi="Calibri" w:cs="Calibri"/>
-          <w:szCs w:val="28"/>
-          <w:lang w:val="es-419"/>
-        </w:rPr>
-        <w:t>: v</w:t>
-      </w:r>
-      <w:r>
-        <w:rPr>
-          <w:rFonts w:ascii="Calibri" w:hAnsi="Calibri" w:cs="Calibri"/>
-          <w:szCs w:val="28"/>
-          <w:lang w:val="es-419"/>
-        </w:rPr>
-        <w:t>alor económico asignado a los servicios de alojamiento y complementarios, definido según políticas internas, temporada y tipo de cliente.</w:t>
-      </w:r>
-    </w:p>
-    <w:p>
-      <w:pPr>
-        <w:rPr>
-          <w:rFonts w:ascii="Calibri" w:hAnsi="Calibri" w:cs="Calibri"/>
-          <w:szCs w:val="28"/>
-          <w:lang w:val="es-419"/>
-        </w:rPr>
-      </w:pPr>
-      <w:r>
-        <w:rPr>
-          <w:rFonts w:ascii="Calibri" w:hAnsi="Calibri" w:cs="Calibri"/>
-          <w:b/>
-          <w:bCs/>
-          <w:szCs w:val="28"/>
-          <w:lang w:val="es-419"/>
-        </w:rPr>
-        <w:t>Tipología de habitaciones</w:t>
-      </w:r>
-      <w:r>
-        <w:rPr>
-          <w:rFonts w:ascii="Calibri" w:hAnsi="Calibri" w:cs="Calibri"/>
-          <w:szCs w:val="28"/>
-          <w:lang w:val="es-419"/>
-        </w:rPr>
-        <w:t>: c</w:t>
-      </w:r>
-      <w:r>
-        <w:rPr>
-          <w:rFonts w:ascii="Calibri" w:hAnsi="Calibri" w:cs="Calibri"/>
-          <w:szCs w:val="28"/>
-          <w:lang w:val="es-419"/>
-        </w:rPr>
-        <w:t>lasificación de las habitaciones según características como tamaño, tipo de cama, capacidad y nivel de</w:t>
-      </w:r>
-      <w:r>
-        <w:rPr>
-          <w:rStyle w:val="Extranjerismo"/>
-          <w:lang w:val="es-419"/>
-        </w:rPr>
-        <w:t xml:space="preserve"> confort</w:t>
-      </w:r>
-      <w:r>
-        <w:rPr>
-          <w:rFonts w:ascii="Calibri" w:hAnsi="Calibri" w:cs="Calibri"/>
-          <w:szCs w:val="28"/>
-          <w:lang w:val="es-419"/>
-        </w:rPr>
-        <w:t>.</w:t>
-      </w:r>
-    </w:p>
-    <w:p>
-      <w:pPr>
-        <w:rPr>
-          <w:rFonts w:ascii="Calibri" w:hAnsi="Calibri" w:cs="Calibri"/>
-          <w:szCs w:val="28"/>
-          <w:lang w:val="es-419"/>
-        </w:rPr>
-      </w:pPr>
-      <w:r>
-        <w:rPr>
-          <w:rFonts w:ascii="Calibri" w:hAnsi="Calibri" w:cs="Calibri"/>
-          <w:b/>
-          <w:bCs/>
-          <w:szCs w:val="28"/>
-          <w:lang w:val="es-419"/>
-        </w:rPr>
-        <w:t>Turno operativo</w:t>
-      </w:r>
-      <w:r>
-        <w:rPr>
-          <w:rFonts w:ascii="Calibri" w:hAnsi="Calibri" w:cs="Calibri"/>
-          <w:szCs w:val="28"/>
-          <w:lang w:val="es-419"/>
-        </w:rPr>
-        <w:t>: f</w:t>
-      </w:r>
-      <w:r>
-        <w:rPr>
-          <w:rFonts w:ascii="Calibri" w:hAnsi="Calibri" w:cs="Calibri"/>
-          <w:szCs w:val="28"/>
-          <w:lang w:val="es-419"/>
-        </w:rPr>
-        <w:t>ranja horaria en la cual el personal desarrolla sus funciones, garantizando la continuidad del servicio hotelero.</w:t>
-      </w:r>
-    </w:p>
-    <w:p>
-      <w:pPr>
-        <w:rPr>
-          <w:rFonts w:ascii="Calibri" w:hAnsi="Calibri" w:cs="Calibri"/>
-          <w:szCs w:val="28"/>
-          <w:lang w:val="es-419"/>
-        </w:rPr>
-      </w:pPr>
-      <w:proofErr w:type="spellStart"/>
-      <w:r>
-        <w:rPr>
-          <w:rStyle w:val="Extranjerismo"/>
-          <w:b/>
-          <w:bCs/>
-          <w:lang w:val="es-419"/>
-        </w:rPr>
         <w:lastRenderedPageBreak/>
         <w:t>Upselling</w:t>
       </w:r>
-      <w:proofErr w:type="spellEnd"/>
       <w:r>
         <w:rPr>
           <w:rFonts w:ascii="Calibri" w:hAnsi="Calibri" w:cs="Calibri"/>
@@ -8898,13 +8664,8 @@
       </w:r>
     </w:p>
     <w:p>
-      <w:proofErr w:type="spellStart"/>
-      <w:r>
-        <w:t>Medlik</w:t>
-      </w:r>
-      <w:proofErr w:type="spellEnd"/>
-      <w:r>
-        <w:t xml:space="preserve">, S., &amp; Ingram, H. (2018). </w:t>
+      <w:r>
+        <w:t xml:space="preserve">Medlik, S., &amp; Ingram, H. (2018). </w:t>
       </w:r>
       <w:r>
         <w:rPr>
@@ -8918,15 +8679,7 @@
     </w:p>
     <w:p>
       <w:r>
-        <w:t xml:space="preserve">Ministerio de Comercio, Industria y Turismo (2003). Norma Técnica Sectorial Colombiana, Sena, </w:t>
-      </w:r>
-      <w:proofErr w:type="spellStart"/>
-      <w:r>
-        <w:t>Cotelco</w:t>
-      </w:r>
-      <w:proofErr w:type="spellEnd"/>
-      <w:r>
-        <w:t xml:space="preserve">. </w:t>
+        <w:t xml:space="preserve">Ministerio de Comercio, Industria y Turismo (2003). Norma Técnica Sectorial Colombiana, Sena, Cotelco. </w:t>
       </w:r>
       <w:hyperlink r:id="rId25" w:history="1">
         <w:r>
@@ -13670,6 +13423,30 @@
 </file>
 
 <file path=customXml/item1.xml><?xml version="1.0" encoding="utf-8"?>
+<b:Sources xmlns:b="http://schemas.openxmlformats.org/officeDocument/2006/bibliography" xmlns="http://schemas.openxmlformats.org/officeDocument/2006/bibliography" SelectedStyle="\APASixthEditionOfficeOnline.xsl" StyleName="APA" Version="6"/>
+</file>
+
+<file path=customXml/item2.xml><?xml version="1.0" encoding="utf-8"?>
+<p:properties xmlns:p="http://schemas.microsoft.com/office/2006/metadata/properties" xmlns:xsi="http://www.w3.org/2001/XMLSchema-instance" xmlns:pc="http://schemas.microsoft.com/office/infopath/2007/PartnerControls">
+  <documentManagement>
+    <TaxCatchAll xmlns="13c90a0b-73bc-4dc0-be5f-28d77b615beb" xsi:nil="true"/>
+    <lcf76f155ced4ddcb4097134ff3c332f xmlns="13c93bba-48ce-428c-bfe5-88b42c19b028">
+      <Terms xmlns="http://schemas.microsoft.com/office/infopath/2007/PartnerControls"/>
+    </lcf76f155ced4ddcb4097134ff3c332f>
+  </documentManagement>
+</p:properties>
+</file>
+
+<file path=customXml/item3.xml><?xml version="1.0" encoding="utf-8"?>
+<?mso-contentType ?>
+<FormTemplates xmlns="http://schemas.microsoft.com/sharepoint/v3/contenttype/forms">
+  <Display>DocumentLibraryForm</Display>
+  <Edit>DocumentLibraryForm</Edit>
+  <New>DocumentLibraryForm</New>
+</FormTemplates>
+</file>
+
+<file path=customXml/item4.xml><?xml version="1.0" encoding="utf-8"?>
 <ct:contentTypeSchema xmlns:ct="http://schemas.microsoft.com/office/2006/metadata/contentType" xmlns:ma="http://schemas.microsoft.com/office/2006/metadata/properties/metaAttributes" ct:_="" ma:_="" ma:contentTypeName="Documento" ma:contentTypeID="0x0101006A81D6BD42E8DF4C91013959704817E1" ma:contentTypeVersion="15" ma:contentTypeDescription="Crear nuevo documento." ma:contentTypeScope="" ma:versionID="bf4f72ffd194f0963ff564daca6869f7">
   <xsd:schema xmlns:xsd="http://www.w3.org/2001/XMLSchema" xmlns:xs="http://www.w3.org/2001/XMLSchema" xmlns:p="http://schemas.microsoft.com/office/2006/metadata/properties" xmlns:ns2="13c90a0b-73bc-4dc0-be5f-28d77b615beb" xmlns:ns3="13c93bba-48ce-428c-bfe5-88b42c19b028" targetNamespace="http://schemas.microsoft.com/office/2006/metadata/properties" ma:root="true" ma:fieldsID="8718d6f4873a5b1392a45044efa78385" ns2:_="" ns3:_="">
     <xsd:import namespace="13c90a0b-73bc-4dc0-be5f-28d77b615beb"/>
@@ -13904,31 +13681,34 @@
 </ct:contentTypeSchema>
 </file>
 
-<file path=customXml/item2.xml><?xml version="1.0" encoding="utf-8"?>
-<b:Sources xmlns:b="http://schemas.openxmlformats.org/officeDocument/2006/bibliography" xmlns="http://schemas.openxmlformats.org/officeDocument/2006/bibliography" SelectedStyle="\APASixthEditionOfficeOnline.xsl" StyleName="APA" Version="6"/>
+<file path=customXml/itemProps1.xml><?xml version="1.0" encoding="utf-8"?>
+<ds:datastoreItem xmlns:ds="http://schemas.openxmlformats.org/officeDocument/2006/customXml" ds:itemID="{E8AB44A3-7C62-4BD2-82ED-8ABC209970FA}">
+  <ds:schemaRefs>
+    <ds:schemaRef ds:uri="http://schemas.openxmlformats.org/officeDocument/2006/bibliography"/>
+  </ds:schemaRefs>
+</ds:datastoreItem>
 </file>
 
-<file path=customXml/item3.xml><?xml version="1.0" encoding="utf-8"?>
-<p:properties xmlns:p="http://schemas.microsoft.com/office/2006/metadata/properties" xmlns:xsi="http://www.w3.org/2001/XMLSchema-instance" xmlns:pc="http://schemas.microsoft.com/office/infopath/2007/PartnerControls">
-  <documentManagement>
-    <TaxCatchAll xmlns="13c90a0b-73bc-4dc0-be5f-28d77b615beb" xsi:nil="true"/>
-    <lcf76f155ced4ddcb4097134ff3c332f xmlns="13c93bba-48ce-428c-bfe5-88b42c19b028">
-      <Terms xmlns="http://schemas.microsoft.com/office/infopath/2007/PartnerControls"/>
-    </lcf76f155ced4ddcb4097134ff3c332f>
-  </documentManagement>
-</p:properties>
+<file path=customXml/itemProps2.xml><?xml version="1.0" encoding="utf-8"?>
+<ds:datastoreItem xmlns:ds="http://schemas.openxmlformats.org/officeDocument/2006/customXml" ds:itemID="{1145D752-ACC1-45E1-AB53-0C756F67FC7F}">
+  <ds:schemaRefs>
+    <ds:schemaRef ds:uri="http://schemas.microsoft.com/office/2006/metadata/properties"/>
+    <ds:schemaRef ds:uri="http://schemas.microsoft.com/office/infopath/2007/PartnerControls"/>
+    <ds:schemaRef ds:uri="13c90a0b-73bc-4dc0-be5f-28d77b615beb"/>
+    <ds:schemaRef ds:uri="13c93bba-48ce-428c-bfe5-88b42c19b028"/>
+  </ds:schemaRefs>
+</ds:datastoreItem>
 </file>
 
-<file path=customXml/item4.xml><?xml version="1.0" encoding="utf-8"?>
-<?mso-contentType ?>
-<FormTemplates xmlns="http://schemas.microsoft.com/sharepoint/v3/contenttype/forms">
-  <Display>DocumentLibraryForm</Display>
-  <Edit>DocumentLibraryForm</Edit>
-  <New>DocumentLibraryForm</New>
-</FormTemplates>
+<file path=customXml/itemProps3.xml><?xml version="1.0" encoding="utf-8"?>
+<ds:datastoreItem xmlns:ds="http://schemas.openxmlformats.org/officeDocument/2006/customXml" ds:itemID="{81CBDEC1-3B00-44ED-AD36-0268077980BA}">
+  <ds:schemaRefs>
+    <ds:schemaRef ds:uri="http://schemas.microsoft.com/sharepoint/v3/contenttype/forms"/>
+  </ds:schemaRefs>
+</ds:datastoreItem>
 </file>
 
-<file path=customXml/itemProps1.xml><?xml version="1.0" encoding="utf-8"?>
+<file path=customXml/itemProps4.xml><?xml version="1.0" encoding="utf-8"?>
 <ds:datastoreItem xmlns:ds="http://schemas.openxmlformats.org/officeDocument/2006/customXml" ds:itemID="{7EF31011-AEB4-45D1-BE72-7179C45089B8}">
   <ds:schemaRefs>
     <ds:schemaRef ds:uri="http://schemas.microsoft.com/office/2006/metadata/contentType"/>
@@ -13945,31 +13725,4 @@
     <ds:schemaRef ds:uri="http://schemas.microsoft.com/internal/obd"/>
   </ds:schemaRefs>
 </ds:datastoreItem>
-</file>
-
-<file path=customXml/itemProps2.xml><?xml version="1.0" encoding="utf-8"?>
-<ds:datastoreItem xmlns:ds="http://schemas.openxmlformats.org/officeDocument/2006/customXml" ds:itemID="{E8AB44A3-7C62-4BD2-82ED-8ABC209970FA}">
-  <ds:schemaRefs>
-    <ds:schemaRef ds:uri="http://schemas.openxmlformats.org/officeDocument/2006/bibliography"/>
-  </ds:schemaRefs>
-</ds:datastoreItem>
-</file>
-
-<file path=customXml/itemProps3.xml><?xml version="1.0" encoding="utf-8"?>
-<ds:datastoreItem xmlns:ds="http://schemas.openxmlformats.org/officeDocument/2006/customXml" ds:itemID="{1145D752-ACC1-45E1-AB53-0C756F67FC7F}">
-  <ds:schemaRefs>
-    <ds:schemaRef ds:uri="http://schemas.microsoft.com/office/2006/metadata/properties"/>
-    <ds:schemaRef ds:uri="http://schemas.microsoft.com/office/infopath/2007/PartnerControls"/>
-    <ds:schemaRef ds:uri="13c90a0b-73bc-4dc0-be5f-28d77b615beb"/>
-    <ds:schemaRef ds:uri="13c93bba-48ce-428c-bfe5-88b42c19b028"/>
-  </ds:schemaRefs>
-</ds:datastoreItem>
-</file>
-
-<file path=customXml/itemProps4.xml><?xml version="1.0" encoding="utf-8"?>
-<ds:datastoreItem xmlns:ds="http://schemas.openxmlformats.org/officeDocument/2006/customXml" ds:itemID="{81CBDEC1-3B00-44ED-AD36-0268077980BA}">
-  <ds:schemaRefs>
-    <ds:schemaRef ds:uri="http://schemas.microsoft.com/sharepoint/v3/contenttype/forms"/>
-  </ds:schemaRefs>
-</ds:datastoreItem>
 </file>
--- a/fuentes/621602_CF01_DU.docx
+++ b/fuentes/621602_CF01_DU.docx
@@ -1,6 +1,6 @@
 
 <file path=word/document.xml><?xml version="1.0" encoding="utf-8"?>
-<w:document xmlns:wpc="http://schemas.microsoft.com/office/word/2010/wordprocessingCanvas" xmlns:cx="http://schemas.microsoft.com/office/drawing/2014/chartex" xmlns:cx1="http://schemas.microsoft.com/office/drawing/2015/9/8/chartex" xmlns:cx2="http://schemas.microsoft.com/office/drawing/2015/10/21/chartex" xmlns:cx3="http://schemas.microsoft.com/office/drawing/2016/5/9/chartex" xmlns:cx4="http://schemas.microsoft.com/office/drawing/2016/5/10/chartex" xmlns:cx5="http://schemas.microsoft.com/office/drawing/2016/5/11/chartex" xmlns:cx6="http://schemas.microsoft.com/office/drawing/2016/5/12/chartex" xmlns:cx7="http://schemas.microsoft.com/office/drawing/2016/5/13/chartex" xmlns:cx8="http://schemas.microsoft.com/office/drawing/2016/5/14/chartex" xmlns:mc="http://schemas.openxmlformats.org/markup-compatibility/2006" xmlns:aink="http://schemas.microsoft.com/office/drawing/2016/ink" xmlns:am3d="http://schemas.microsoft.com/office/drawing/2017/model3d" xmlns:o="urn:schemas-microsoft-com:office:office" xmlns:r="http://schemas.openxmlformats.org/officeDocument/2006/relationships" xmlns:m="http://schemas.openxmlformats.org/officeDocument/2006/math" xmlns:v="urn:schemas-microsoft-com:vml" xmlns:wp14="http://schemas.microsoft.com/office/word/2010/wordprocessingDrawing" xmlns:wp="http://schemas.openxmlformats.org/drawingml/2006/wordprocessingDrawing" xmlns:w10="urn:schemas-microsoft-com:office:word" xmlns:w="http://schemas.openxmlformats.org/wordprocessingml/2006/main" xmlns:w14="http://schemas.microsoft.com/office/word/2010/wordml" xmlns:w15="http://schemas.microsoft.com/office/word/2012/wordml" xmlns:w16cex="http://schemas.microsoft.com/office/word/2018/wordml/cex" xmlns:w16cid="http://schemas.microsoft.com/office/word/2016/wordml/cid" xmlns:w16="http://schemas.microsoft.com/office/word/2018/wordml" xmlns:w16sdtdh="http://schemas.microsoft.com/office/word/2020/wordml/sdtdatahash" xmlns:w16se="http://schemas.microsoft.com/office/word/2015/wordml/symex" xmlns:wpg="http://schemas.microsoft.com/office/word/2010/wordprocessingGroup" xmlns:wpi="http://schemas.microsoft.com/office/word/2010/wordprocessingInk" xmlns:wne="http://schemas.microsoft.com/office/word/2006/wordml" xmlns:wps="http://schemas.microsoft.com/office/word/2010/wordprocessingShape" mc:Ignorable="w14 w15 w16se w16cid w16 w16cex w16sdtdh wp14">
+<w:document xmlns:wpc="http://schemas.microsoft.com/office/word/2010/wordprocessingCanvas" xmlns:cx="http://schemas.microsoft.com/office/drawing/2014/chartex" xmlns:cx1="http://schemas.microsoft.com/office/drawing/2015/9/8/chartex" xmlns:cx2="http://schemas.microsoft.com/office/drawing/2015/10/21/chartex" xmlns:cx3="http://schemas.microsoft.com/office/drawing/2016/5/9/chartex" xmlns:cx4="http://schemas.microsoft.com/office/drawing/2016/5/10/chartex" xmlns:cx5="http://schemas.microsoft.com/office/drawing/2016/5/11/chartex" xmlns:cx6="http://schemas.microsoft.com/office/drawing/2016/5/12/chartex" xmlns:cx7="http://schemas.microsoft.com/office/drawing/2016/5/13/chartex" xmlns:cx8="http://schemas.microsoft.com/office/drawing/2016/5/14/chartex" xmlns:mc="http://schemas.openxmlformats.org/markup-compatibility/2006" xmlns:aink="http://schemas.microsoft.com/office/drawing/2016/ink" xmlns:am3d="http://schemas.microsoft.com/office/drawing/2017/model3d" xmlns:o="urn:schemas-microsoft-com:office:office" xmlns:r="http://schemas.openxmlformats.org/officeDocument/2006/relationships" xmlns:m="http://schemas.openxmlformats.org/officeDocument/2006/math" xmlns:v="urn:schemas-microsoft-com:vml" xmlns:wp14="http://schemas.microsoft.com/office/word/2010/wordprocessingDrawing" xmlns:wp="http://schemas.openxmlformats.org/drawingml/2006/wordprocessingDrawing" xmlns:w10="urn:schemas-microsoft-com:office:word" xmlns:w="http://schemas.openxmlformats.org/wordprocessingml/2006/main" xmlns:w14="http://schemas.microsoft.com/office/word/2010/wordml" xmlns:w15="http://schemas.microsoft.com/office/word/2012/wordml" xmlns:w16cex="http://schemas.microsoft.com/office/word/2018/wordml/cex" xmlns:w16cid="http://schemas.microsoft.com/office/word/2016/wordml/cid" xmlns:w16="http://schemas.microsoft.com/office/word/2018/wordml" xmlns:w16se="http://schemas.microsoft.com/office/word/2015/wordml/symex" xmlns:wpg="http://schemas.microsoft.com/office/word/2010/wordprocessingGroup" xmlns:wpi="http://schemas.microsoft.com/office/word/2010/wordprocessingInk" xmlns:wne="http://schemas.microsoft.com/office/word/2006/wordml" xmlns:wps="http://schemas.microsoft.com/office/word/2010/wordprocessingShape" mc:Ignorable="w14 w15 w16se w16cid w16 w16cex wp14">
   <w:body>
     <w:p>
       <w:pPr>
@@ -197,7 +197,7 @@
               </wp:anchor>
             </w:drawing>
           </mc:Choice>
-          <mc:Fallback>
+          <mc:Fallback xmlns:w16sdtdh="http://schemas.microsoft.com/office/word/2020/wordml/sdtdatahash">
             <w:pict>
               <v:shapetype w14:anchorId="2E2DABF6" id="_x0000_t202" coordsize="21600,21600" o:spt="202" path="m,l,21600r21600,l21600,xe">
                 <v:stroke joinstyle="miter"/>
@@ -308,7 +308,7 @@
               </wp:anchor>
             </w:drawing>
           </mc:Choice>
-          <mc:Fallback xmlns:a14="http://schemas.microsoft.com/office/drawing/2010/main" xmlns:pic="http://schemas.openxmlformats.org/drawingml/2006/picture" xmlns:adec="http://schemas.microsoft.com/office/drawing/2017/decorative" xmlns:a="http://schemas.openxmlformats.org/drawingml/2006/main">
+          <mc:Fallback xmlns:w16sdtdh="http://schemas.microsoft.com/office/word/2020/wordml/sdtdatahash" xmlns:a14="http://schemas.microsoft.com/office/drawing/2010/main" xmlns:pic="http://schemas.openxmlformats.org/drawingml/2006/picture" xmlns:adec="http://schemas.microsoft.com/office/drawing/2017/decorative" xmlns:a="http://schemas.openxmlformats.org/drawingml/2006/main">
             <w:pict>
               <v:rect id="Rectángulo 3" style="position:absolute;margin-left:0;margin-top:34.95pt;width:616.85pt;height:192.75pt;z-index:-251655168;visibility:visible;mso-wrap-style:square;mso-width-percent:0;mso-height-percent:0;mso-wrap-distance-left:9pt;mso-wrap-distance-top:0;mso-wrap-distance-right:9pt;mso-wrap-distance-bottom:0;mso-position-horizontal:left;mso-position-horizontal-relative:page;mso-position-vertical:absolute;mso-position-vertical-relative:text;mso-width-percent:0;mso-height-percent:0;mso-width-relative:margin;mso-height-relative:margin;v-text-anchor:middle" alt="&quot;&quot;" o:spid="_x0000_s1026" fillcolor="#00314d" stroked="f" strokeweight="1pt" w14:anchorId="3A877550" o:gfxdata="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">
                 <w10:wrap anchorx="page"/>
@@ -1694,7 +1694,7 @@
                 <w:noProof/>
                 <w:webHidden/>
               </w:rPr>
-              <w:t>30</w:t>
+              <w:t>29</w:t>
             </w:r>
             <w:r>
               <w:rPr>
@@ -2486,6 +2486,9 @@
         <w:jc w:val="center"/>
       </w:pPr>
       <w:r>
+        <w:rPr>
+          <w:noProof/>
+        </w:rPr>
         <w:drawing>
           <wp:inline distT="0" distB="0" distL="0" distR="0" wp14:anchorId="4504A237" wp14:editId="757772A6">
             <wp:extent cx="4680000" cy="2491200"/>
@@ -2637,7 +2640,23 @@
           </w:p>
           <w:p>
             <w:r>
-              <w:t xml:space="preserve">El primer hotel de concepción moderna, en 1807, fue el Badische Hof, construido en Alemania. Comenzó con 18 columnas dóricas que se extendían a lo largo de tres pisos, lo que hizo que el comedor fuera el centro de atención, y con algunos aspectos novedosos para la época como sala de lectura o biblioteca. </w:t>
+              <w:t xml:space="preserve">El primer hotel de concepción moderna, en 1807, fue el </w:t>
+            </w:r>
+            <w:proofErr w:type="spellStart"/>
+            <w:r>
+              <w:t>Badische</w:t>
+            </w:r>
+            <w:proofErr w:type="spellEnd"/>
+            <w:r>
+              <w:t xml:space="preserve"> </w:t>
+            </w:r>
+            <w:proofErr w:type="spellStart"/>
+            <w:r>
+              <w:t>Hof</w:t>
+            </w:r>
+            <w:proofErr w:type="spellEnd"/>
+            <w:r>
+              <w:t xml:space="preserve">, construido en Alemania. Comenzó con 18 columnas dóricas que se extendían a lo largo de tres pisos, lo que hizo que el comedor fuera el centro de atención, y con algunos aspectos novedosos para la época como sala de lectura o biblioteca. </w:t>
             </w:r>
           </w:p>
           <w:p>
@@ -2731,7 +2750,7 @@
           <w:lang w:eastAsia="es-CO"/>
         </w:rPr>
         <w:drawing>
-          <wp:inline distT="0" distB="0" distL="0" distR="0" wp14:anchorId="3FDCDE88" wp14:editId="3B649F78">
+          <wp:inline distT="0" distB="0" distL="0" distR="0" wp14:anchorId="3FDCDE88" wp14:editId="76246A15">
             <wp:extent cx="4680000" cy="2631600"/>
             <wp:effectExtent l="0" t="0" r="6350" b="0"/>
             <wp:docPr id="12" name="Imagen 12" descr="La figura 1 enuncia los aspectos sobre los cuales dicta disposiciones la Ley 300 de 1996."/>
@@ -3867,7 +3886,7 @@
           <w:noProof/>
         </w:rPr>
         <w:drawing>
-          <wp:inline distT="0" distB="0" distL="0" distR="0" wp14:anchorId="275D6123" wp14:editId="0F79991F">
+          <wp:inline distT="0" distB="0" distL="0" distR="0" wp14:anchorId="275D6123" wp14:editId="6AB67E9E">
             <wp:extent cx="4680000" cy="2624400"/>
             <wp:effectExtent l="0" t="0" r="6350" b="5080"/>
             <wp:docPr id="3" name="Imagen 3">
@@ -4007,6 +4026,7 @@
       </w:pPr>
       <w:bookmarkStart w:id="6" w:name="_Toc234581001"/>
       <w:r>
+        <w:lastRenderedPageBreak/>
         <w:t>Clasificación de hoteles</w:t>
       </w:r>
       <w:bookmarkEnd w:id="6"/>
@@ -4095,7 +4115,7 @@
           <w:lang w:eastAsia="es-CO"/>
         </w:rPr>
         <w:drawing>
-          <wp:inline distT="0" distB="0" distL="0" distR="0" wp14:anchorId="50C1000D" wp14:editId="46F3ECFD">
+          <wp:inline distT="0" distB="0" distL="0" distR="0" wp14:anchorId="50C1000D" wp14:editId="6E069D0A">
             <wp:extent cx="4680000" cy="1638000"/>
             <wp:effectExtent l="0" t="0" r="6350" b="635"/>
             <wp:docPr id="13" name="Imagen 13" descr="En la figura 2 se enuncian los criterios de evaluación para el otorgamiento y categorización de estrellas en los hoteles de acuerdo a la norma NTSH006. "/>
@@ -4222,12 +4242,14 @@
         </w:rPr>
         <w:t xml:space="preserve"> Revisar en la carpeta Anexos: </w:t>
       </w:r>
+      <w:proofErr w:type="spellStart"/>
       <w:r>
         <w:rPr>
           <w:bCs/>
         </w:rPr>
         <w:t>Tipos_de_alojamiento_y_hospedajes</w:t>
       </w:r>
+      <w:proofErr w:type="spellEnd"/>
       <w:r>
         <w:rPr>
           <w:bCs/>
@@ -4499,8 +4521,17 @@
           <w:rStyle w:val="Extranjerismo"/>
           <w:lang w:val="es-419" w:eastAsia="es-CO"/>
         </w:rPr>
-        <w:t>Queen Size</w:t>
-      </w:r>
+        <w:t xml:space="preserve">Queen </w:t>
+      </w:r>
+      <w:proofErr w:type="spellStart"/>
+      <w:r>
+        <w:rPr>
+          <w:rStyle w:val="Extranjerismo"/>
+          <w:lang w:val="es-419" w:eastAsia="es-CO"/>
+        </w:rPr>
+        <w:t>Size</w:t>
+      </w:r>
+      <w:proofErr w:type="spellEnd"/>
       <w:r>
         <w:rPr>
           <w:lang w:val="es-419" w:eastAsia="es-CO"/>
@@ -4569,8 +4600,17 @@
           <w:rStyle w:val="Extranjerismo"/>
           <w:lang w:val="es-419" w:eastAsia="es-CO"/>
         </w:rPr>
-        <w:t>King Size</w:t>
-      </w:r>
+        <w:t xml:space="preserve">King </w:t>
+      </w:r>
+      <w:proofErr w:type="spellStart"/>
+      <w:r>
+        <w:rPr>
+          <w:rStyle w:val="Extranjerismo"/>
+          <w:lang w:val="es-419" w:eastAsia="es-CO"/>
+        </w:rPr>
+        <w:t>Size</w:t>
+      </w:r>
+      <w:proofErr w:type="spellEnd"/>
       <w:r>
         <w:rPr>
           <w:lang w:val="es-419" w:eastAsia="es-CO"/>
@@ -4588,8 +4628,17 @@
           <w:rStyle w:val="Extranjerismo"/>
           <w:lang w:val="es-419" w:eastAsia="es-CO"/>
         </w:rPr>
-        <w:t>King Size</w:t>
-      </w:r>
+        <w:t xml:space="preserve">King </w:t>
+      </w:r>
+      <w:proofErr w:type="spellStart"/>
+      <w:r>
+        <w:rPr>
+          <w:rStyle w:val="Extranjerismo"/>
+          <w:lang w:val="es-419" w:eastAsia="es-CO"/>
+        </w:rPr>
+        <w:t>Size</w:t>
+      </w:r>
+      <w:proofErr w:type="spellEnd"/>
       <w:r>
         <w:rPr>
           <w:lang w:val="es-419" w:eastAsia="es-CO"/>
@@ -5036,13 +5085,31 @@
         <w:lastRenderedPageBreak/>
         <w:t xml:space="preserve">Servicios de restaurante y </w:t>
       </w:r>
+      <w:proofErr w:type="spellStart"/>
       <w:r>
         <w:rPr>
           <w:rStyle w:val="Extranjerismo"/>
           <w:lang w:val="es-419" w:eastAsia="es-CO"/>
         </w:rPr>
-        <w:t>room service</w:t>
-      </w:r>
+        <w:t>room</w:t>
+      </w:r>
+      <w:proofErr w:type="spellEnd"/>
+      <w:r>
+        <w:rPr>
+          <w:rStyle w:val="Extranjerismo"/>
+          <w:lang w:val="es-419" w:eastAsia="es-CO"/>
+        </w:rPr>
+        <w:t xml:space="preserve"> </w:t>
+      </w:r>
+      <w:proofErr w:type="spellStart"/>
+      <w:r>
+        <w:rPr>
+          <w:rStyle w:val="Extranjerismo"/>
+          <w:lang w:val="es-419" w:eastAsia="es-CO"/>
+        </w:rPr>
+        <w:t>service</w:t>
+      </w:r>
+      <w:proofErr w:type="spellEnd"/>
       <w:r>
         <w:rPr>
           <w:lang w:val="es-419" w:eastAsia="es-CO"/>
@@ -5347,12 +5414,14 @@
             <w:r>
               <w:t xml:space="preserve">Servicios de </w:t>
             </w:r>
+            <w:proofErr w:type="spellStart"/>
             <w:r>
               <w:rPr>
                 <w:rStyle w:val="Extranjerismo"/>
               </w:rPr>
               <w:t>confort</w:t>
             </w:r>
+            <w:proofErr w:type="spellEnd"/>
             <w:r>
               <w:t xml:space="preserve"> y mantenimiento</w:t>
             </w:r>
@@ -5403,12 +5472,14 @@
             <w:r>
               <w:t xml:space="preserve">Servicios de </w:t>
             </w:r>
+            <w:proofErr w:type="spellStart"/>
             <w:r>
               <w:rPr>
                 <w:rStyle w:val="Extranjerismo"/>
               </w:rPr>
               <w:t>confort</w:t>
             </w:r>
+            <w:proofErr w:type="spellEnd"/>
             <w:r>
               <w:t xml:space="preserve"> y mantenimiento</w:t>
             </w:r>
@@ -5457,12 +5528,14 @@
               <w:lastRenderedPageBreak/>
               <w:t xml:space="preserve">Servicios de </w:t>
             </w:r>
+            <w:proofErr w:type="spellStart"/>
             <w:r>
               <w:rPr>
                 <w:rStyle w:val="Extranjerismo"/>
               </w:rPr>
               <w:t>confort</w:t>
             </w:r>
+            <w:proofErr w:type="spellEnd"/>
             <w:r>
               <w:t xml:space="preserve"> y mantenimiento</w:t>
             </w:r>
@@ -5557,12 +5630,14 @@
             <w:r>
               <w:t xml:space="preserve">Servicios de </w:t>
             </w:r>
+            <w:proofErr w:type="spellStart"/>
             <w:r>
               <w:rPr>
                 <w:rStyle w:val="Extranjerismo"/>
               </w:rPr>
               <w:t>confort</w:t>
             </w:r>
+            <w:proofErr w:type="spellEnd"/>
             <w:r>
               <w:t xml:space="preserve"> y mantenimiento</w:t>
             </w:r>
@@ -5619,12 +5694,14 @@
             <w:r>
               <w:t xml:space="preserve">Servicios de </w:t>
             </w:r>
+            <w:proofErr w:type="spellStart"/>
             <w:r>
               <w:rPr>
                 <w:rStyle w:val="Extranjerismo"/>
               </w:rPr>
               <w:t>confort</w:t>
             </w:r>
+            <w:proofErr w:type="spellEnd"/>
             <w:r>
               <w:t xml:space="preserve"> y mantenimiento</w:t>
             </w:r>
@@ -6083,53 +6160,6 @@
           </w:p>
         </w:tc>
       </w:tr>
-      <w:tr>
-        <w:trPr>
-          <w:cnfStyle w:val="000000100000" w:firstRow="0" w:lastRow="0" w:firstColumn="0" w:lastColumn="0" w:oddVBand="0" w:evenVBand="0" w:oddHBand="1" w:evenHBand="0" w:firstRowFirstColumn="0" w:firstRowLastColumn="0" w:lastRowFirstColumn="0" w:lastRowLastColumn="0"/>
-        </w:trPr>
-        <w:tc>
-          <w:tcPr>
-            <w:tcW w:w="2689" w:type="dxa"/>
-            <w:vAlign w:val="center"/>
-          </w:tcPr>
-          <w:p>
-            <w:pPr>
-              <w:pStyle w:val="TextoTablas"/>
-            </w:pPr>
-            <w:r>
-              <w:t>Servicios de apoyo a la movilidad</w:t>
-            </w:r>
-          </w:p>
-        </w:tc>
-        <w:tc>
-          <w:tcPr>
-            <w:tcW w:w="3953" w:type="dxa"/>
-            <w:vAlign w:val="center"/>
-          </w:tcPr>
-          <w:p>
-            <w:pPr>
-              <w:pStyle w:val="TextoTablas"/>
-            </w:pPr>
-            <w:r>
-              <w:t>Servicios de banquetes</w:t>
-            </w:r>
-          </w:p>
-        </w:tc>
-        <w:tc>
-          <w:tcPr>
-            <w:tcW w:w="3320" w:type="dxa"/>
-            <w:vAlign w:val="center"/>
-          </w:tcPr>
-          <w:p>
-            <w:pPr>
-              <w:pStyle w:val="TextoTablas"/>
-            </w:pPr>
-            <w:r>
-              <w:t>Prestación de alimentos y bebidas para eventos internos organizados por el hotel.</w:t>
-            </w:r>
-          </w:p>
-        </w:tc>
-      </w:tr>
     </w:tbl>
     <w:p>
       <w:pPr>
@@ -6155,14 +6185,14 @@
         <w:rPr>
           <w:lang w:val="es-419" w:eastAsia="es-CO"/>
         </w:rPr>
-        <w:t xml:space="preserve">Adicionalmente, los hoteles pueden ofrecer otros servicios complementarios orientados a cubrir requerimientos particulares de los huéspedes, como lavandería, transporte, custodia de equipaje, prensa, alquiler de salones para eventos, convenciones o reuniones empresariales, así como la disponibilidad de locales comerciales y espacios recreativos. La adecuada gestión de estos servicios exige el cumplimiento de protocolos, estándares de calidad y procedimientos técnicos previamente establecidos, así como una comunicación clara al cliente sobre su </w:t>
+        <w:t xml:space="preserve">Adicionalmente, los hoteles pueden ofrecer otros servicios complementarios orientados a cubrir requerimientos particulares de los huéspedes, como lavandería, transporte, custodia de equipaje, prensa, alquiler de salones para eventos, convenciones o reuniones empresariales, así como la disponibilidad de locales comerciales y espacios recreativos. La adecuada gestión de estos servicios exige el cumplimiento de protocolos, estándares de calidad y procedimientos técnicos previamente establecidos, así como una comunicación clara al cliente sobre su disponibilidad y condiciones de uso. De esta manera, los servicios complementarios se convierten en un elemento estratégico para fortalecer la calidad del servicio, fidelizar al </w:t>
       </w:r>
       <w:r>
         <w:rPr>
           <w:lang w:val="es-419" w:eastAsia="es-CO"/>
         </w:rPr>
         <w:lastRenderedPageBreak/>
-        <w:t>disponibilidad y condiciones de uso. De esta manera, los servicios complementarios se convierten en un elemento estratégico para fortalecer la calidad del servicio, fidelizar al cliente y apoyar los procesos de oferta y reservación dentro del establecimiento hotelero.</w:t>
+        <w:t>cliente y apoyar los procesos de oferta y reservación dentro del establecimiento hotelero.</w:t>
       </w:r>
     </w:p>
     <w:p>
@@ -6224,7 +6254,6 @@
         <w:rPr>
           <w:lang w:val="es-419" w:eastAsia="es-CO"/>
         </w:rPr>
-        <w:lastRenderedPageBreak/>
         <w:t xml:space="preserve">A </w:t>
       </w:r>
       <w:r>
@@ -6279,6 +6308,7 @@
         <w:rPr>
           <w:lang w:val="es-419" w:eastAsia="es-CO"/>
         </w:rPr>
+        <w:lastRenderedPageBreak/>
         <w:t>L = Libre.</w:t>
       </w:r>
     </w:p>
@@ -6372,12 +6402,53 @@
         </w:rPr>
         <w:t xml:space="preserve">VIP = </w:t>
       </w:r>
+      <w:proofErr w:type="spellStart"/>
       <w:r>
         <w:rPr>
           <w:rStyle w:val="Extranjerismo"/>
           <w:lang w:val="es-419" w:eastAsia="es-CO"/>
         </w:rPr>
-        <w:t>Very important person / People.</w:t>
+        <w:t>Very</w:t>
+      </w:r>
+      <w:proofErr w:type="spellEnd"/>
+      <w:r>
+        <w:rPr>
+          <w:rStyle w:val="Extranjerismo"/>
+          <w:lang w:val="es-419" w:eastAsia="es-CO"/>
+        </w:rPr>
+        <w:t xml:space="preserve"> </w:t>
+      </w:r>
+      <w:proofErr w:type="spellStart"/>
+      <w:r>
+        <w:rPr>
+          <w:rStyle w:val="Extranjerismo"/>
+          <w:lang w:val="es-419" w:eastAsia="es-CO"/>
+        </w:rPr>
+        <w:t>important</w:t>
+      </w:r>
+      <w:proofErr w:type="spellEnd"/>
+      <w:r>
+        <w:rPr>
+          <w:rStyle w:val="Extranjerismo"/>
+          <w:lang w:val="es-419" w:eastAsia="es-CO"/>
+        </w:rPr>
+        <w:t xml:space="preserve"> </w:t>
+      </w:r>
+      <w:proofErr w:type="spellStart"/>
+      <w:r>
+        <w:rPr>
+          <w:rStyle w:val="Extranjerismo"/>
+          <w:lang w:val="es-419" w:eastAsia="es-CO"/>
+        </w:rPr>
+        <w:t>person</w:t>
+      </w:r>
+      <w:proofErr w:type="spellEnd"/>
+      <w:r>
+        <w:rPr>
+          <w:rStyle w:val="Extranjerismo"/>
+          <w:lang w:val="es-419" w:eastAsia="es-CO"/>
+        </w:rPr>
+        <w:t xml:space="preserve"> / People.</w:t>
       </w:r>
     </w:p>
     <w:p>
@@ -6402,8 +6473,33 @@
           <w:rStyle w:val="Extranjerismo"/>
           <w:lang w:val="es-419" w:eastAsia="es-CO"/>
         </w:rPr>
-        <w:t>Do not disturb</w:t>
-      </w:r>
+        <w:t xml:space="preserve">Do </w:t>
+      </w:r>
+      <w:proofErr w:type="spellStart"/>
+      <w:r>
+        <w:rPr>
+          <w:rStyle w:val="Extranjerismo"/>
+          <w:lang w:val="es-419" w:eastAsia="es-CO"/>
+        </w:rPr>
+        <w:t>not</w:t>
+      </w:r>
+      <w:proofErr w:type="spellEnd"/>
+      <w:r>
+        <w:rPr>
+          <w:rStyle w:val="Extranjerismo"/>
+          <w:lang w:val="es-419" w:eastAsia="es-CO"/>
+        </w:rPr>
+        <w:t xml:space="preserve"> </w:t>
+      </w:r>
+      <w:proofErr w:type="spellStart"/>
+      <w:r>
+        <w:rPr>
+          <w:rStyle w:val="Extranjerismo"/>
+          <w:lang w:val="es-419" w:eastAsia="es-CO"/>
+        </w:rPr>
+        <w:t>disturb</w:t>
+      </w:r>
+      <w:proofErr w:type="spellEnd"/>
       <w:r>
         <w:rPr>
           <w:lang w:val="es-419" w:eastAsia="es-CO"/>
@@ -6440,11 +6536,19 @@
           <w:lang w:val="es-419" w:eastAsia="es-CO"/>
         </w:rPr>
       </w:pPr>
-      <w:r>
-        <w:rPr>
-          <w:lang w:val="es-419" w:eastAsia="es-CO"/>
-        </w:rPr>
-        <w:t>CEx – Cama extra.</w:t>
+      <w:proofErr w:type="spellStart"/>
+      <w:r>
+        <w:rPr>
+          <w:lang w:val="es-419" w:eastAsia="es-CO"/>
+        </w:rPr>
+        <w:t>CEx</w:t>
+      </w:r>
+      <w:proofErr w:type="spellEnd"/>
+      <w:r>
+        <w:rPr>
+          <w:lang w:val="es-419" w:eastAsia="es-CO"/>
+        </w:rPr>
+        <w:t xml:space="preserve"> – Cama extra.</w:t>
       </w:r>
     </w:p>
     <w:p>
@@ -6491,14 +6595,17 @@
       </w:pPr>
       <w:bookmarkStart w:id="12" w:name="_Toc234581007"/>
       <w:r>
+        <w:t>Estructura organizacional</w:t>
+      </w:r>
+      <w:bookmarkEnd w:id="12"/>
+    </w:p>
+    <w:p>
+      <w:r>
+        <w:t xml:space="preserve">La estructura organizacional del hotel corresponde al conjunto de áreas, departamentos, cargos y relaciones jerárquicas que permiten planificar, coordinar, </w:t>
+      </w:r>
+      <w:r>
         <w:lastRenderedPageBreak/>
-        <w:t>Estructura organizacional</w:t>
-      </w:r>
-      <w:bookmarkEnd w:id="12"/>
-    </w:p>
-    <w:p>
-      <w:r>
-        <w:t>La estructura organizacional del hotel corresponde al conjunto de áreas, departamentos, cargos y relaciones jerárquicas que permiten planificar, coordinar, ejecutar y controlar las actividades necesarias para la prestación del servicio de alojamiento. Esta estructura no solo define la distribución del trabajo y las responsabilidades del personal, sino que constituye un elemento estratégico para garantizar la eficiencia operativa, la calidad del servicio y la satisfacción del huésped. En el contexto del sector hotelero, la estructura organizacional responde a criterios como la categoría del establecimiento, su capacidad instalada, el tipo de cliente objetivo y el portafolio de servicios ofrecidos, lo que implica que no existe un modelo único aplicable a todos los hoteles.</w:t>
+        <w:t>ejecutar y controlar las actividades necesarias para la prestación del servicio de alojamiento. Esta estructura no solo define la distribución del trabajo y las responsabilidades del personal, sino que constituye un elemento estratégico para garantizar la eficiencia operativa, la calidad del servicio y la satisfacción del huésped. En el contexto del sector hotelero, la estructura organizacional responde a criterios como la categoría del establecimiento, su capacidad instalada, el tipo de cliente objetivo y el portafolio de servicios ofrecidos, lo que implica que no existe un modelo único aplicable a todos los hoteles.</w:t>
       </w:r>
     </w:p>
     <w:p>
@@ -6518,15 +6625,12 @@
     </w:p>
     <w:p>
       <w:r>
-        <w:t xml:space="preserve">La estructura organizacional de un hotel se fundamenta en principios administrativos como la especialización del trabajo, la jerarquía, la coordinación y la estandarización de procesos. Cada área cumple funciones específicas, pero interdependientes, lo que exige una comunicación permanente y efectiva entre los departamentos. A diferencia de otros tipos de empresas, el hotel opera de manera </w:t>
-      </w:r>
+        <w:t>La estructura organizacional de un hotel se fundamenta en principios administrativos como la especialización del trabajo, la jerarquía, la coordinación y la estandarización de procesos. Cada área cumple funciones específicas, pero interdependientes, lo que exige una comunicación permanente y efectiva entre los departamentos. A diferencia de otros tipos de empresas, el hotel opera de manera continua, generalmente durante las 24 horas del día, lo que demanda una organización basada en turnos operativos, relevos de personal y procedimientos claramente definidos para garantizar la continuidad del servicio.</w:t>
+      </w:r>
+    </w:p>
+    <w:p>
       <w:r>
         <w:lastRenderedPageBreak/>
-        <w:t>continua, generalmente durante las 24 horas del día, lo que demanda una organización basada en turnos operativos, relevos de personal y procedimientos claramente definidos para garantizar la continuidad del servicio.</w:t>
-      </w:r>
-    </w:p>
-    <w:p>
-      <w:r>
         <w:t>El grado de complejidad de la estructura organizacional está directamente relacionado con el tamaño y la categoría del hotel. Un establecimiento pequeño puede operar con una estructura simplificada, donde una misma persona asume varias funciones, mientras que un hotel de mayor categoría requiere una estructura más especializada, con cargos definidos, manuales de funciones y procesos claramente documentados. En ambos casos, el objetivo es el mismo: asegurar un servicio eficiente, seguro y alineado con los estándares de calidad.</w:t>
       </w:r>
     </w:p>
@@ -6557,6 +6661,7 @@
         </w:rPr>
         <w:t xml:space="preserve">El departamento de recepción cumple un papel estratégico dentro de la organización hotelera, ya que constituye el principal punto de contacto entre el hotel y el huésped. Es responsable de procesos clave como el </w:t>
       </w:r>
+      <w:proofErr w:type="spellStart"/>
       <w:r>
         <w:rPr>
           <w:rStyle w:val="Extranjerismo"/>
@@ -6564,6 +6669,7 @@
         </w:rPr>
         <w:t>check</w:t>
       </w:r>
+      <w:proofErr w:type="spellEnd"/>
       <w:r>
         <w:rPr>
           <w:rStyle w:val="Extranjerismo"/>
@@ -6584,6 +6690,7 @@
         </w:rPr>
         <w:t xml:space="preserve">, el </w:t>
       </w:r>
+      <w:proofErr w:type="spellStart"/>
       <w:r>
         <w:rPr>
           <w:rStyle w:val="Extranjerismo"/>
@@ -6605,12 +6712,14 @@
         </w:rPr>
         <w:t>out</w:t>
       </w:r>
+      <w:proofErr w:type="spellEnd"/>
       <w:r>
         <w:rPr>
           <w:lang w:val="es-419" w:eastAsia="es-CO"/>
         </w:rPr>
         <w:t xml:space="preserve">, la gestión de reservas, la asignación de habitaciones y el control de la información del huésped. Desde el enfoque técnico profesional, la recepción actúa como un eje articulador de la operación, ya que mantiene comunicación constante con áreas como </w:t>
       </w:r>
+      <w:proofErr w:type="spellStart"/>
       <w:r>
         <w:rPr>
           <w:rStyle w:val="Extranjerismo"/>
@@ -6618,6 +6727,7 @@
         </w:rPr>
         <w:t>housekeeping</w:t>
       </w:r>
+      <w:proofErr w:type="spellEnd"/>
       <w:r>
         <w:rPr>
           <w:lang w:val="es-419" w:eastAsia="es-CO"/>
@@ -6637,6 +6747,7 @@
         </w:rPr>
         <w:t xml:space="preserve">El departamento de </w:t>
       </w:r>
+      <w:proofErr w:type="spellStart"/>
       <w:r>
         <w:rPr>
           <w:rStyle w:val="Extranjerismo"/>
@@ -6644,65 +6755,80 @@
         </w:rPr>
         <w:t>housekeeping</w:t>
       </w:r>
-      <w:r>
-        <w:rPr>
-          <w:lang w:val="es-419" w:eastAsia="es-CO"/>
-        </w:rPr>
-        <w:t xml:space="preserve"> o ama de llaves es responsable de la limpieza, el orden, la presentación y el mantenimiento básico de las habitaciones y </w:t>
-      </w:r>
+      <w:proofErr w:type="spellEnd"/>
+      <w:r>
+        <w:rPr>
+          <w:lang w:val="es-419" w:eastAsia="es-CO"/>
+        </w:rPr>
+        <w:t xml:space="preserve"> o ama de llaves es responsable de la limpieza, el orden, la presentación y el mantenimiento básico de las habitaciones y áreas comunes. Su labor influye directamente en la percepción de calidad del servicio, ya que garantiza condiciones adecuadas de higiene, confort y seguridad. La coordinación entre </w:t>
+      </w:r>
+      <w:proofErr w:type="spellStart"/>
+      <w:r>
+        <w:rPr>
+          <w:rStyle w:val="Extranjerismo"/>
+          <w:lang w:val="es-419" w:eastAsia="es-CO"/>
+        </w:rPr>
+        <w:t>housekeeping</w:t>
+      </w:r>
+      <w:proofErr w:type="spellEnd"/>
+      <w:r>
+        <w:rPr>
+          <w:lang w:val="es-419" w:eastAsia="es-CO"/>
+        </w:rPr>
+        <w:t xml:space="preserve"> y recepción es fundamental para gestionar la disponibilidad real de habitaciones y evitar inconsistencias operativas.</w:t>
+      </w:r>
+    </w:p>
+    <w:p>
+      <w:pPr>
+        <w:rPr>
+          <w:lang w:val="es-419" w:eastAsia="es-CO"/>
+        </w:rPr>
+      </w:pPr>
       <w:r>
         <w:rPr>
           <w:lang w:val="es-419" w:eastAsia="es-CO"/>
         </w:rPr>
         <w:lastRenderedPageBreak/>
-        <w:t xml:space="preserve">áreas comunes. Su labor influye directamente en la percepción de calidad del servicio, ya que garantiza condiciones adecuadas de higiene, confort y seguridad. La coordinación entre </w:t>
-      </w:r>
+        <w:t>El departamento de mantenimiento asegura el correcto funcionamiento de las instalaciones físicas, equipos y sistemas del hotel. Su función es preventiva y correctiva, contribuyendo a la seguridad, la conservación de la infraestructura y la continuidad del servicio. Una estructura organizacional bien definida permite que las solicitudes de mantenimiento se canalicen oportunamente, evitando afectaciones a la operación y a la experiencia del huésped.</w:t>
+      </w:r>
+    </w:p>
+    <w:p>
+      <w:pPr>
+        <w:rPr>
+          <w:lang w:val="es-419" w:eastAsia="es-CO"/>
+        </w:rPr>
+      </w:pPr>
+      <w:r>
+        <w:rPr>
+          <w:lang w:val="es-419" w:eastAsia="es-CO"/>
+        </w:rPr>
+        <w:t xml:space="preserve">El departamento de alimentos y bebidas, cuando el establecimiento lo incluye, se encarga de la prestación de servicios de restaurante, bar, </w:t>
+      </w:r>
+      <w:proofErr w:type="spellStart"/>
       <w:r>
         <w:rPr>
           <w:rStyle w:val="Extranjerismo"/>
           <w:lang w:val="es-419" w:eastAsia="es-CO"/>
         </w:rPr>
-        <w:t>housekeeping</w:t>
-      </w:r>
-      <w:r>
-        <w:rPr>
-          <w:lang w:val="es-419" w:eastAsia="es-CO"/>
-        </w:rPr>
-        <w:t xml:space="preserve"> y recepción es fundamental para gestionar la disponibilidad real de habitaciones y evitar inconsistencias operativas.</w:t>
-      </w:r>
-    </w:p>
-    <w:p>
-      <w:pPr>
-        <w:rPr>
-          <w:lang w:val="es-419" w:eastAsia="es-CO"/>
-        </w:rPr>
-      </w:pPr>
-      <w:r>
-        <w:rPr>
-          <w:lang w:val="es-419" w:eastAsia="es-CO"/>
-        </w:rPr>
-        <w:t>El departamento de mantenimiento asegura el correcto funcionamiento de las instalaciones físicas, equipos y sistemas del hotel. Su función es preventiva y correctiva, contribuyendo a la seguridad, la conservación de la infraestructura y la continuidad del servicio. Una estructura organizacional bien definida permite que las solicitudes de mantenimiento se canalicen oportunamente, evitando afectaciones a la operación y a la experiencia del huésped.</w:t>
-      </w:r>
-    </w:p>
-    <w:p>
-      <w:pPr>
-        <w:rPr>
-          <w:lang w:val="es-419" w:eastAsia="es-CO"/>
-        </w:rPr>
-      </w:pPr>
-      <w:r>
-        <w:rPr>
-          <w:lang w:val="es-419" w:eastAsia="es-CO"/>
-        </w:rPr>
-        <w:t xml:space="preserve">El departamento de alimentos y bebidas, cuando el establecimiento lo incluye, se encarga de la prestación de servicios de restaurante, bar, </w:t>
-      </w:r>
+        <w:t>room</w:t>
+      </w:r>
+      <w:proofErr w:type="spellEnd"/>
       <w:r>
         <w:rPr>
           <w:rStyle w:val="Extranjerismo"/>
           <w:lang w:val="es-419" w:eastAsia="es-CO"/>
         </w:rPr>
-        <w:t>room service</w:t>
-      </w:r>
+        <w:t xml:space="preserve"> </w:t>
+      </w:r>
+      <w:proofErr w:type="spellStart"/>
+      <w:r>
+        <w:rPr>
+          <w:rStyle w:val="Extranjerismo"/>
+          <w:lang w:val="es-419" w:eastAsia="es-CO"/>
+        </w:rPr>
+        <w:t>service</w:t>
+      </w:r>
+      <w:proofErr w:type="spellEnd"/>
       <w:r>
         <w:rPr>
           <w:lang w:val="es-419" w:eastAsia="es-CO"/>
@@ -6743,26 +6869,20 @@
         <w:rPr>
           <w:lang w:val="es-419" w:eastAsia="es-CO"/>
         </w:rPr>
-        <w:t xml:space="preserve">La representación gráfica de la estructura organizacional del hotel se realiza a través del organigrama, el cual permite visualizar la jerarquía, las líneas de autoridad y </w:t>
-      </w:r>
+        <w:t>La representación gráfica de la estructura organizacional del hotel se realiza a través del organigrama, el cual permite visualizar la jerarquía, las líneas de autoridad y la relación entre los diferentes cargos y departamentos. El organigrama es una herramienta clave para la gestión administrativa, ya que facilita la comprensión de las funciones, los niveles de responsabilidad y los canales de comunicación interna.</w:t>
+      </w:r>
+    </w:p>
+    <w:p>
+      <w:pPr>
+        <w:rPr>
+          <w:lang w:val="es-419" w:eastAsia="es-CO"/>
+        </w:rPr>
+      </w:pPr>
       <w:r>
         <w:rPr>
           <w:lang w:val="es-419" w:eastAsia="es-CO"/>
         </w:rPr>
         <w:lastRenderedPageBreak/>
-        <w:t>la relación entre los diferentes cargos y departamentos. El organigrama es una herramienta clave para la gestión administrativa, ya que facilita la comprensión de las funciones, los niveles de responsabilidad y los canales de comunicación interna.</w:t>
-      </w:r>
-    </w:p>
-    <w:p>
-      <w:pPr>
-        <w:rPr>
-          <w:lang w:val="es-419" w:eastAsia="es-CO"/>
-        </w:rPr>
-      </w:pPr>
-      <w:r>
-        <w:rPr>
-          <w:lang w:val="es-419" w:eastAsia="es-CO"/>
-        </w:rPr>
         <w:t xml:space="preserve">En el contexto de la formación técnico profesional, el análisis del organigrama permite al aprendiz reconocer su rol dentro de la organización, identificar a quién debe reportar y comprender cómo su desempeño incide en el cumplimiento de los objetivos del hotel. </w:t>
       </w:r>
     </w:p>
@@ -6906,8 +7026,14 @@
         <w:rPr>
           <w:lang w:val="es-419" w:eastAsia="es-CO"/>
         </w:rPr>
+        <w:t xml:space="preserve">Son guías y orientaciones para desarrollar las rutinas o labores cotidianas de cada uno de los trabajadores quienes podrán tomar las decisiones más acertadas apoyadas </w:t>
+      </w:r>
+      <w:r>
+        <w:rPr>
+          <w:lang w:val="es-419" w:eastAsia="es-CO"/>
+        </w:rPr>
         <w:lastRenderedPageBreak/>
-        <w:t>Son guías y orientaciones para desarrollar las rutinas o labores cotidianas de cada uno de los trabajadores quienes podrán tomar las decisiones más acertadas apoyadas por las directrices de los superiores, y estableciendo con claridad la responsabilidad y las obligaciones que cada uno de los cargos conlleva.</w:t>
+        <w:t>por las directrices de los superiores, y estableciendo con claridad la responsabilidad y las obligaciones que cada uno de los cargos conlleva.</w:t>
       </w:r>
     </w:p>
     <w:p>
@@ -7072,26 +7198,20 @@
         <w:rPr>
           <w:lang w:val="es-419" w:eastAsia="es-CO"/>
         </w:rPr>
-        <w:t xml:space="preserve">Una estructura organizacional bien definida contribuye directamente a la calidad del servicio hotelero, ya que permite una asignación clara de responsabilidades, una comunicación efectiva y una respuesta oportuna a las necesidades del huésped. La falta </w:t>
-      </w:r>
+        <w:t>Una estructura organizacional bien definida contribuye directamente a la calidad del servicio hotelero, ya que permite una asignación clara de responsabilidades, una comunicación efectiva y una respuesta oportuna a las necesidades del huésped. La falta de claridad en la organización puede generar duplicidad de funciones, errores en la prestación del servicio y conflictos internos que afectan la experiencia del cliente.</w:t>
+      </w:r>
+    </w:p>
+    <w:p>
+      <w:pPr>
+        <w:rPr>
+          <w:lang w:val="es-419" w:eastAsia="es-CO"/>
+        </w:rPr>
+      </w:pPr>
       <w:r>
         <w:rPr>
           <w:lang w:val="es-419" w:eastAsia="es-CO"/>
         </w:rPr>
         <w:lastRenderedPageBreak/>
-        <w:t>de claridad en la organización puede generar duplicidad de funciones, errores en la prestación del servicio y conflictos internos que afectan la experiencia del cliente.</w:t>
-      </w:r>
-    </w:p>
-    <w:p>
-      <w:pPr>
-        <w:rPr>
-          <w:lang w:val="es-419" w:eastAsia="es-CO"/>
-        </w:rPr>
-      </w:pPr>
-      <w:r>
-        <w:rPr>
-          <w:lang w:val="es-419" w:eastAsia="es-CO"/>
-        </w:rPr>
         <w:t>Desde la perspectiva del técnico profesional en servicios hoteleros, comprender y respetar la estructura organizacional es fundamental para desempeñarse de manera eficiente, cumplir los protocolos de servicio y aportar al logro de los objetivos de calidad del establecimiento. Este conocimiento fortalece la capacidad del aprendiz para integrarse al entorno laboral, adaptarse a diferentes tipos de hoteles y participar de manera activa en los procesos operativos y organizacionales del sector.</w:t>
       </w:r>
     </w:p>
@@ -7374,6 +7494,7 @@
         </w:rPr>
         <w:t xml:space="preserve">argo responsable de la planificación, supervisión y control del área de </w:t>
       </w:r>
+      <w:proofErr w:type="spellStart"/>
       <w:r>
         <w:rPr>
           <w:rStyle w:val="Extranjerismo"/>
@@ -7381,6 +7502,7 @@
         </w:rPr>
         <w:t>housekeeping</w:t>
       </w:r>
+      <w:proofErr w:type="spellEnd"/>
       <w:r>
         <w:rPr>
           <w:rFonts w:ascii="Calibri" w:hAnsi="Calibri" w:cs="Calibri"/>
@@ -7433,6 +7555,7 @@
           <w:lang w:val="es-419"/>
         </w:rPr>
       </w:pPr>
+      <w:proofErr w:type="spellStart"/>
       <w:r>
         <w:rPr>
           <w:rStyle w:val="Extranjerismo"/>
@@ -7440,33 +7563,9 @@
           <w:bCs/>
           <w:lang w:val="es-419"/>
         </w:rPr>
-        <w:t>Check-in</w:t>
-      </w:r>
-      <w:r>
-        <w:rPr>
-          <w:rFonts w:ascii="Calibri" w:hAnsi="Calibri" w:cs="Calibri"/>
-          <w:szCs w:val="28"/>
-          <w:lang w:val="es-419"/>
-        </w:rPr>
-        <w:t>: p</w:t>
-      </w:r>
-      <w:r>
-        <w:rPr>
-          <w:rFonts w:ascii="Calibri" w:hAnsi="Calibri" w:cs="Calibri"/>
-          <w:szCs w:val="28"/>
-          <w:lang w:val="es-419"/>
-        </w:rPr>
-        <w:t>roceso mediante el cual se realiza el registro y acomodación de uno o varios huéspedes en un establecimiento de alojamiento, asignando habitación y definiendo la forma de pago, con el fin de mantener actualizada la información durante la estancia.</w:t>
-      </w:r>
-    </w:p>
-    <w:p>
-      <w:pPr>
-        <w:rPr>
-          <w:rFonts w:ascii="Calibri" w:hAnsi="Calibri" w:cs="Calibri"/>
-          <w:szCs w:val="28"/>
-          <w:lang w:val="es-419"/>
-        </w:rPr>
-      </w:pPr>
+        <w:t>Check</w:t>
+      </w:r>
+      <w:proofErr w:type="spellEnd"/>
       <w:r>
         <w:rPr>
           <w:rStyle w:val="Extranjerismo"/>
@@ -7474,7 +7573,52 @@
           <w:bCs/>
           <w:lang w:val="es-419"/>
         </w:rPr>
-        <w:t>Check-in</w:t>
+        <w:t>-in</w:t>
+      </w:r>
+      <w:r>
+        <w:rPr>
+          <w:rFonts w:ascii="Calibri" w:hAnsi="Calibri" w:cs="Calibri"/>
+          <w:szCs w:val="28"/>
+          <w:lang w:val="es-419"/>
+        </w:rPr>
+        <w:t>: p</w:t>
+      </w:r>
+      <w:r>
+        <w:rPr>
+          <w:rFonts w:ascii="Calibri" w:hAnsi="Calibri" w:cs="Calibri"/>
+          <w:szCs w:val="28"/>
+          <w:lang w:val="es-419"/>
+        </w:rPr>
+        <w:t>roceso mediante el cual se realiza el registro y acomodación de uno o varios huéspedes en un establecimiento de alojamiento, asignando habitación y definiendo la forma de pago, con el fin de mantener actualizada la información durante la estancia.</w:t>
+      </w:r>
+    </w:p>
+    <w:p>
+      <w:pPr>
+        <w:rPr>
+          <w:rFonts w:ascii="Calibri" w:hAnsi="Calibri" w:cs="Calibri"/>
+          <w:szCs w:val="28"/>
+          <w:lang w:val="es-419"/>
+        </w:rPr>
+      </w:pPr>
+      <w:proofErr w:type="spellStart"/>
+      <w:r>
+        <w:rPr>
+          <w:rStyle w:val="Extranjerismo"/>
+          <w:b/>
+          <w:bCs/>
+          <w:lang w:val="es-419"/>
+        </w:rPr>
+        <w:t>Check</w:t>
+      </w:r>
+      <w:proofErr w:type="spellEnd"/>
+      <w:r>
+        <w:rPr>
+          <w:rStyle w:val="Extranjerismo"/>
+          <w:b/>
+          <w:bCs/>
+          <w:lang w:val="es-419"/>
+        </w:rPr>
+        <w:t>-in</w:t>
       </w:r>
       <w:r>
         <w:rPr>
@@ -7486,6 +7630,7 @@
         </w:rPr>
         <w:t xml:space="preserve"> anticipado (</w:t>
       </w:r>
+      <w:proofErr w:type="spellStart"/>
       <w:r>
         <w:rPr>
           <w:rStyle w:val="Extranjerismo"/>
@@ -7493,7 +7638,37 @@
           <w:bCs/>
           <w:lang w:val="es-419"/>
         </w:rPr>
-        <w:t>Early check-in</w:t>
+        <w:t>Early</w:t>
+      </w:r>
+      <w:proofErr w:type="spellEnd"/>
+      <w:r>
+        <w:rPr>
+          <w:rStyle w:val="Extranjerismo"/>
+          <w:b/>
+          <w:bCs/>
+          <w:lang w:val="es-419"/>
+        </w:rPr>
+        <w:t xml:space="preserve"> </w:t>
+      </w:r>
+      <w:proofErr w:type="spellStart"/>
+      <w:r>
+        <w:rPr>
+          <w:rStyle w:val="Extranjerismo"/>
+          <w:b/>
+          <w:bCs/>
+          <w:lang w:val="es-419"/>
+        </w:rPr>
+        <w:t>check</w:t>
+      </w:r>
+      <w:proofErr w:type="spellEnd"/>
+      <w:r>
+        <w:rPr>
+          <w:rStyle w:val="Extranjerismo"/>
+          <w:b/>
+          <w:bCs/>
+          <w:lang w:val="es-419"/>
+        </w:rPr>
+        <w:t>-in</w:t>
       </w:r>
       <w:r>
         <w:rPr>
@@ -7530,6 +7705,7 @@
           <w:lang w:val="es-419"/>
         </w:rPr>
       </w:pPr>
+      <w:proofErr w:type="spellStart"/>
       <w:r>
         <w:rPr>
           <w:rStyle w:val="Extranjerismo"/>
@@ -7539,6 +7715,7 @@
         </w:rPr>
         <w:t>Check-out</w:t>
       </w:r>
+      <w:proofErr w:type="spellEnd"/>
       <w:r>
         <w:rPr>
           <w:rFonts w:ascii="Calibri" w:hAnsi="Calibri" w:cs="Calibri"/>
@@ -7564,6 +7741,7 @@
           <w:lang w:val="es-419"/>
         </w:rPr>
       </w:pPr>
+      <w:proofErr w:type="spellStart"/>
       <w:r>
         <w:rPr>
           <w:rStyle w:val="Extranjerismo"/>
@@ -7574,6 +7752,7 @@
         <w:lastRenderedPageBreak/>
         <w:t>Check-out</w:t>
       </w:r>
+      <w:proofErr w:type="spellEnd"/>
       <w:r>
         <w:rPr>
           <w:rFonts w:ascii="Calibri" w:hAnsi="Calibri" w:cs="Calibri"/>
@@ -7591,8 +7770,19 @@
           <w:bCs/>
           <w:lang w:val="es-419"/>
         </w:rPr>
-        <w:t>Late check-out</w:t>
-      </w:r>
+        <w:t xml:space="preserve">Late </w:t>
+      </w:r>
+      <w:proofErr w:type="spellStart"/>
+      <w:r>
+        <w:rPr>
+          <w:rStyle w:val="Extranjerismo"/>
+          <w:b/>
+          <w:bCs/>
+          <w:lang w:val="es-419"/>
+        </w:rPr>
+        <w:t>check-out</w:t>
+      </w:r>
+      <w:proofErr w:type="spellEnd"/>
       <w:r>
         <w:rPr>
           <w:rFonts w:ascii="Calibri" w:hAnsi="Calibri" w:cs="Calibri"/>
@@ -7724,12 +7914,21 @@
         </w:rPr>
         <w:t xml:space="preserve">eriodo comprendido entre el </w:t>
       </w:r>
+      <w:proofErr w:type="spellStart"/>
       <w:r>
         <w:rPr>
           <w:rStyle w:val="Extranjerismo"/>
           <w:lang w:val="es-419"/>
         </w:rPr>
-        <w:t>check-in</w:t>
+        <w:t>check</w:t>
+      </w:r>
+      <w:proofErr w:type="spellEnd"/>
+      <w:r>
+        <w:rPr>
+          <w:rStyle w:val="Extranjerismo"/>
+          <w:lang w:val="es-419"/>
+        </w:rPr>
+        <w:t>-in</w:t>
       </w:r>
       <w:r>
         <w:rPr>
@@ -7739,6 +7938,7 @@
         </w:rPr>
         <w:t xml:space="preserve"> y el </w:t>
       </w:r>
+      <w:proofErr w:type="spellStart"/>
       <w:r>
         <w:rPr>
           <w:rStyle w:val="Extranjerismo"/>
@@ -7746,6 +7946,7 @@
         </w:rPr>
         <w:t>check-out</w:t>
       </w:r>
+      <w:proofErr w:type="spellEnd"/>
       <w:r>
         <w:rPr>
           <w:rFonts w:ascii="Calibri" w:hAnsi="Calibri" w:cs="Calibri"/>
@@ -7763,6 +7964,7 @@
           <w:lang w:val="es-419"/>
         </w:rPr>
       </w:pPr>
+      <w:proofErr w:type="spellStart"/>
       <w:r>
         <w:rPr>
           <w:rStyle w:val="Extranjerismo"/>
@@ -7772,6 +7974,7 @@
         </w:rPr>
         <w:t>Housekeeping</w:t>
       </w:r>
+      <w:proofErr w:type="spellEnd"/>
       <w:r>
         <w:rPr>
           <w:rFonts w:ascii="Calibri" w:hAnsi="Calibri" w:cs="Calibri"/>
@@ -8368,6 +8571,7 @@
           <w:lang w:val="es-419"/>
         </w:rPr>
       </w:pPr>
+      <w:proofErr w:type="spellStart"/>
       <w:r>
         <w:rPr>
           <w:rStyle w:val="Extranjerismo"/>
@@ -8375,8 +8579,29 @@
           <w:bCs/>
           <w:lang w:val="es-419"/>
         </w:rPr>
-        <w:t>Room service</w:t>
-      </w:r>
+        <w:t>Room</w:t>
+      </w:r>
+      <w:proofErr w:type="spellEnd"/>
+      <w:r>
+        <w:rPr>
+          <w:rStyle w:val="Extranjerismo"/>
+          <w:b/>
+          <w:bCs/>
+          <w:lang w:val="es-419"/>
+        </w:rPr>
+        <w:t xml:space="preserve"> </w:t>
+      </w:r>
+      <w:proofErr w:type="spellStart"/>
+      <w:r>
+        <w:rPr>
+          <w:rStyle w:val="Extranjerismo"/>
+          <w:b/>
+          <w:bCs/>
+          <w:lang w:val="es-419"/>
+        </w:rPr>
+        <w:t>service</w:t>
+      </w:r>
+      <w:proofErr w:type="spellEnd"/>
       <w:r>
         <w:rPr>
           <w:rFonts w:ascii="Calibri" w:hAnsi="Calibri" w:cs="Calibri"/>
@@ -8599,6 +8824,7 @@
           <w:lang w:val="es-419"/>
         </w:rPr>
       </w:pPr>
+      <w:proofErr w:type="spellStart"/>
       <w:r>
         <w:rPr>
           <w:rStyle w:val="Extranjerismo"/>
@@ -8609,6 +8835,7 @@
         <w:lastRenderedPageBreak/>
         <w:t>Upselling</w:t>
       </w:r>
+      <w:proofErr w:type="spellEnd"/>
       <w:r>
         <w:rPr>
           <w:rFonts w:ascii="Calibri" w:hAnsi="Calibri" w:cs="Calibri"/>
@@ -8664,8 +8891,13 @@
       </w:r>
     </w:p>
     <w:p>
-      <w:r>
-        <w:t xml:space="preserve">Medlik, S., &amp; Ingram, H. (2018). </w:t>
+      <w:proofErr w:type="spellStart"/>
+      <w:r>
+        <w:t>Medlik</w:t>
+      </w:r>
+      <w:proofErr w:type="spellEnd"/>
+      <w:r>
+        <w:t xml:space="preserve">, S., &amp; Ingram, H. (2018). </w:t>
       </w:r>
       <w:r>
         <w:rPr>
@@ -8679,7 +8911,15 @@
     </w:p>
     <w:p>
       <w:r>
-        <w:t xml:space="preserve">Ministerio de Comercio, Industria y Turismo (2003). Norma Técnica Sectorial Colombiana, Sena, Cotelco. </w:t>
+        <w:t xml:space="preserve">Ministerio de Comercio, Industria y Turismo (2003). Norma Técnica Sectorial Colombiana, Sena, </w:t>
+      </w:r>
+      <w:proofErr w:type="spellStart"/>
+      <w:r>
+        <w:t>Cotelco</w:t>
+      </w:r>
+      <w:proofErr w:type="spellEnd"/>
+      <w:r>
+        <w:t xml:space="preserve">. </w:t>
       </w:r>
       <w:hyperlink r:id="rId25" w:history="1">
         <w:r>
@@ -8961,10 +9201,10 @@
             </w:pPr>
             <w:r>
               <w:rPr>
-                <w:rFonts w:eastAsiaTheme="minorEastAsia"/>
-                <w:color w:val="000000"/>
-              </w:rPr>
-              <w:t>Responsable Nacional Ecosistema de Recursos Educativos Digitales (RED) - Profesional 06</w:t>
+                <w:rFonts w:cs="Calibri"/>
+                <w:szCs w:val="24"/>
+              </w:rPr>
+              <w:t>Profesional G06. Responsable Ecosistema Virtual de Recursos Educativos Digitales</w:t>
             </w:r>
           </w:p>
         </w:tc>
@@ -9625,12 +9865,21 @@
                 <w:szCs w:val="24"/>
               </w:rPr>
             </w:pPr>
+            <w:proofErr w:type="spellStart"/>
             <w:r>
               <w:rPr>
                 <w:rFonts w:eastAsiaTheme="minorEastAsia"/>
                 <w:color w:val="000000"/>
               </w:rPr>
-              <w:t>Karine Isabel Ospino Fritz</w:t>
+              <w:t>Karine</w:t>
+            </w:r>
+            <w:proofErr w:type="spellEnd"/>
+            <w:r>
+              <w:rPr>
+                <w:rFonts w:eastAsiaTheme="minorEastAsia"/>
+                <w:color w:val="000000"/>
+              </w:rPr>
+              <w:t xml:space="preserve"> Isabel Ospino Fritz</w:t>
             </w:r>
           </w:p>
         </w:tc>
@@ -9702,7 +9951,7 @@
 </file>
 
 <file path=word/endnotes.xml><?xml version="1.0" encoding="utf-8"?>
-<w:endnotes xmlns:wpc="http://schemas.microsoft.com/office/word/2010/wordprocessingCanvas" xmlns:cx="http://schemas.microsoft.com/office/drawing/2014/chartex" xmlns:cx1="http://schemas.microsoft.com/office/drawing/2015/9/8/chartex" xmlns:cx2="http://schemas.microsoft.com/office/drawing/2015/10/21/chartex" xmlns:cx3="http://schemas.microsoft.com/office/drawing/2016/5/9/chartex" xmlns:cx4="http://schemas.microsoft.com/office/drawing/2016/5/10/chartex" xmlns:cx5="http://schemas.microsoft.com/office/drawing/2016/5/11/chartex" xmlns:cx6="http://schemas.microsoft.com/office/drawing/2016/5/12/chartex" xmlns:cx7="http://schemas.microsoft.com/office/drawing/2016/5/13/chartex" xmlns:cx8="http://schemas.microsoft.com/office/drawing/2016/5/14/chartex" xmlns:mc="http://schemas.openxmlformats.org/markup-compatibility/2006" xmlns:aink="http://schemas.microsoft.com/office/drawing/2016/ink" xmlns:am3d="http://schemas.microsoft.com/office/drawing/2017/model3d" xmlns:o="urn:schemas-microsoft-com:office:office" xmlns:r="http://schemas.openxmlformats.org/officeDocument/2006/relationships" xmlns:m="http://schemas.openxmlformats.org/officeDocument/2006/math" xmlns:v="urn:schemas-microsoft-com:vml" xmlns:wp14="http://schemas.microsoft.com/office/word/2010/wordprocessingDrawing" xmlns:wp="http://schemas.openxmlformats.org/drawingml/2006/wordprocessingDrawing" xmlns:w10="urn:schemas-microsoft-com:office:word" xmlns:w="http://schemas.openxmlformats.org/wordprocessingml/2006/main" xmlns:w14="http://schemas.microsoft.com/office/word/2010/wordml" xmlns:w15="http://schemas.microsoft.com/office/word/2012/wordml" xmlns:w16cex="http://schemas.microsoft.com/office/word/2018/wordml/cex" xmlns:w16cid="http://schemas.microsoft.com/office/word/2016/wordml/cid" xmlns:w16="http://schemas.microsoft.com/office/word/2018/wordml" xmlns:w16sdtdh="http://schemas.microsoft.com/office/word/2020/wordml/sdtdatahash" xmlns:w16se="http://schemas.microsoft.com/office/word/2015/wordml/symex" xmlns:wpg="http://schemas.microsoft.com/office/word/2010/wordprocessingGroup" xmlns:wpi="http://schemas.microsoft.com/office/word/2010/wordprocessingInk" xmlns:wne="http://schemas.microsoft.com/office/word/2006/wordml" xmlns:wps="http://schemas.microsoft.com/office/word/2010/wordprocessingShape" mc:Ignorable="w14 w15 w16se w16cid w16 w16cex w16sdtdh wp14">
+<w:endnotes xmlns:wpc="http://schemas.microsoft.com/office/word/2010/wordprocessingCanvas" xmlns:cx="http://schemas.microsoft.com/office/drawing/2014/chartex" xmlns:cx1="http://schemas.microsoft.com/office/drawing/2015/9/8/chartex" xmlns:cx2="http://schemas.microsoft.com/office/drawing/2015/10/21/chartex" xmlns:cx3="http://schemas.microsoft.com/office/drawing/2016/5/9/chartex" xmlns:cx4="http://schemas.microsoft.com/office/drawing/2016/5/10/chartex" xmlns:cx5="http://schemas.microsoft.com/office/drawing/2016/5/11/chartex" xmlns:cx6="http://schemas.microsoft.com/office/drawing/2016/5/12/chartex" xmlns:cx7="http://schemas.microsoft.com/office/drawing/2016/5/13/chartex" xmlns:cx8="http://schemas.microsoft.com/office/drawing/2016/5/14/chartex" xmlns:mc="http://schemas.openxmlformats.org/markup-compatibility/2006" xmlns:aink="http://schemas.microsoft.com/office/drawing/2016/ink" xmlns:am3d="http://schemas.microsoft.com/office/drawing/2017/model3d" xmlns:o="urn:schemas-microsoft-com:office:office" xmlns:r="http://schemas.openxmlformats.org/officeDocument/2006/relationships" xmlns:m="http://schemas.openxmlformats.org/officeDocument/2006/math" xmlns:v="urn:schemas-microsoft-com:vml" xmlns:wp14="http://schemas.microsoft.com/office/word/2010/wordprocessingDrawing" xmlns:wp="http://schemas.openxmlformats.org/drawingml/2006/wordprocessingDrawing" xmlns:w10="urn:schemas-microsoft-com:office:word" xmlns:w="http://schemas.openxmlformats.org/wordprocessingml/2006/main" xmlns:w14="http://schemas.microsoft.com/office/word/2010/wordml" xmlns:w15="http://schemas.microsoft.com/office/word/2012/wordml" xmlns:w16cex="http://schemas.microsoft.com/office/word/2018/wordml/cex" xmlns:w16cid="http://schemas.microsoft.com/office/word/2016/wordml/cid" xmlns:w16="http://schemas.microsoft.com/office/word/2018/wordml" xmlns:w16se="http://schemas.microsoft.com/office/word/2015/wordml/symex" xmlns:wpg="http://schemas.microsoft.com/office/word/2010/wordprocessingGroup" xmlns:wpi="http://schemas.microsoft.com/office/word/2010/wordprocessingInk" xmlns:wne="http://schemas.microsoft.com/office/word/2006/wordml" xmlns:wps="http://schemas.microsoft.com/office/word/2010/wordprocessingShape" mc:Ignorable="w14 w15 w16se w16cid w16 w16cex wp14">
   <w:endnote w:type="separator" w:id="-1">
     <w:p>
       <w:pPr>
@@ -9727,7 +9976,7 @@
 </file>
 
 <file path=word/footer1.xml><?xml version="1.0" encoding="utf-8"?>
-<w:ftr xmlns:wpc="http://schemas.microsoft.com/office/word/2010/wordprocessingCanvas" xmlns:cx="http://schemas.microsoft.com/office/drawing/2014/chartex" xmlns:cx1="http://schemas.microsoft.com/office/drawing/2015/9/8/chartex" xmlns:cx2="http://schemas.microsoft.com/office/drawing/2015/10/21/chartex" xmlns:cx3="http://schemas.microsoft.com/office/drawing/2016/5/9/chartex" xmlns:cx4="http://schemas.microsoft.com/office/drawing/2016/5/10/chartex" xmlns:cx5="http://schemas.microsoft.com/office/drawing/2016/5/11/chartex" xmlns:cx6="http://schemas.microsoft.com/office/drawing/2016/5/12/chartex" xmlns:cx7="http://schemas.microsoft.com/office/drawing/2016/5/13/chartex" xmlns:cx8="http://schemas.microsoft.com/office/drawing/2016/5/14/chartex" xmlns:mc="http://schemas.openxmlformats.org/markup-compatibility/2006" xmlns:aink="http://schemas.microsoft.com/office/drawing/2016/ink" xmlns:am3d="http://schemas.microsoft.com/office/drawing/2017/model3d" xmlns:o="urn:schemas-microsoft-com:office:office" xmlns:r="http://schemas.openxmlformats.org/officeDocument/2006/relationships" xmlns:m="http://schemas.openxmlformats.org/officeDocument/2006/math" xmlns:v="urn:schemas-microsoft-com:vml" xmlns:wp14="http://schemas.microsoft.com/office/word/2010/wordprocessingDrawing" xmlns:wp="http://schemas.openxmlformats.org/drawingml/2006/wordprocessingDrawing" xmlns:w10="urn:schemas-microsoft-com:office:word" xmlns:w="http://schemas.openxmlformats.org/wordprocessingml/2006/main" xmlns:w14="http://schemas.microsoft.com/office/word/2010/wordml" xmlns:w15="http://schemas.microsoft.com/office/word/2012/wordml" xmlns:w16cex="http://schemas.microsoft.com/office/word/2018/wordml/cex" xmlns:w16cid="http://schemas.microsoft.com/office/word/2016/wordml/cid" xmlns:w16="http://schemas.microsoft.com/office/word/2018/wordml" xmlns:w16sdtdh="http://schemas.microsoft.com/office/word/2020/wordml/sdtdatahash" xmlns:w16se="http://schemas.microsoft.com/office/word/2015/wordml/symex" xmlns:wpg="http://schemas.microsoft.com/office/word/2010/wordprocessingGroup" xmlns:wpi="http://schemas.microsoft.com/office/word/2010/wordprocessingInk" xmlns:wne="http://schemas.microsoft.com/office/word/2006/wordml" xmlns:wps="http://schemas.microsoft.com/office/word/2010/wordprocessingShape" mc:Ignorable="w14 w15 w16se w16cid w16 w16cex w16sdtdh wp14">
+<w:ftr xmlns:wpc="http://schemas.microsoft.com/office/word/2010/wordprocessingCanvas" xmlns:cx="http://schemas.microsoft.com/office/drawing/2014/chartex" xmlns:cx1="http://schemas.microsoft.com/office/drawing/2015/9/8/chartex" xmlns:cx2="http://schemas.microsoft.com/office/drawing/2015/10/21/chartex" xmlns:cx3="http://schemas.microsoft.com/office/drawing/2016/5/9/chartex" xmlns:cx4="http://schemas.microsoft.com/office/drawing/2016/5/10/chartex" xmlns:cx5="http://schemas.microsoft.com/office/drawing/2016/5/11/chartex" xmlns:cx6="http://schemas.microsoft.com/office/drawing/2016/5/12/chartex" xmlns:cx7="http://schemas.microsoft.com/office/drawing/2016/5/13/chartex" xmlns:cx8="http://schemas.microsoft.com/office/drawing/2016/5/14/chartex" xmlns:mc="http://schemas.openxmlformats.org/markup-compatibility/2006" xmlns:aink="http://schemas.microsoft.com/office/drawing/2016/ink" xmlns:am3d="http://schemas.microsoft.com/office/drawing/2017/model3d" xmlns:o="urn:schemas-microsoft-com:office:office" xmlns:r="http://schemas.openxmlformats.org/officeDocument/2006/relationships" xmlns:m="http://schemas.openxmlformats.org/officeDocument/2006/math" xmlns:v="urn:schemas-microsoft-com:vml" xmlns:wp14="http://schemas.microsoft.com/office/word/2010/wordprocessingDrawing" xmlns:wp="http://schemas.openxmlformats.org/drawingml/2006/wordprocessingDrawing" xmlns:w10="urn:schemas-microsoft-com:office:word" xmlns:w="http://schemas.openxmlformats.org/wordprocessingml/2006/main" xmlns:w14="http://schemas.microsoft.com/office/word/2010/wordml" xmlns:w15="http://schemas.microsoft.com/office/word/2012/wordml" xmlns:w16cex="http://schemas.microsoft.com/office/word/2018/wordml/cex" xmlns:w16cid="http://schemas.microsoft.com/office/word/2016/wordml/cid" xmlns:w16="http://schemas.microsoft.com/office/word/2018/wordml" xmlns:w16se="http://schemas.microsoft.com/office/word/2015/wordml/symex" xmlns:wpg="http://schemas.microsoft.com/office/word/2010/wordprocessingGroup" xmlns:wpi="http://schemas.microsoft.com/office/word/2010/wordprocessingInk" xmlns:wne="http://schemas.microsoft.com/office/word/2006/wordml" xmlns:wps="http://schemas.microsoft.com/office/word/2010/wordprocessingShape" mc:Ignorable="w14 w15 w16se w16cid w16 w16cex wp14">
   <w:sdt>
     <w:sdtPr>
       <w:id w:val="-1465197936"/>
@@ -9824,7 +10073,7 @@
                 </wp:anchor>
               </w:drawing>
             </mc:Choice>
-            <mc:Fallback>
+            <mc:Fallback xmlns:w16sdtdh="http://schemas.microsoft.com/office/word/2020/wordml/sdtdatahash">
               <w:pict>
                 <v:shapetype w14:anchorId="797C42AF" id="_x0000_t202" coordsize="21600,21600" o:spt="202" path="m,l,21600r21600,l21600,xe">
                   <v:stroke joinstyle="miter"/>
@@ -9880,7 +10129,7 @@
 </file>
 
 <file path=word/footnotes.xml><?xml version="1.0" encoding="utf-8"?>
-<w:footnotes xmlns:wpc="http://schemas.microsoft.com/office/word/2010/wordprocessingCanvas" xmlns:cx="http://schemas.microsoft.com/office/drawing/2014/chartex" xmlns:cx1="http://schemas.microsoft.com/office/drawing/2015/9/8/chartex" xmlns:cx2="http://schemas.microsoft.com/office/drawing/2015/10/21/chartex" xmlns:cx3="http://schemas.microsoft.com/office/drawing/2016/5/9/chartex" xmlns:cx4="http://schemas.microsoft.com/office/drawing/2016/5/10/chartex" xmlns:cx5="http://schemas.microsoft.com/office/drawing/2016/5/11/chartex" xmlns:cx6="http://schemas.microsoft.com/office/drawing/2016/5/12/chartex" xmlns:cx7="http://schemas.microsoft.com/office/drawing/2016/5/13/chartex" xmlns:cx8="http://schemas.microsoft.com/office/drawing/2016/5/14/chartex" xmlns:mc="http://schemas.openxmlformats.org/markup-compatibility/2006" xmlns:aink="http://schemas.microsoft.com/office/drawing/2016/ink" xmlns:am3d="http://schemas.microsoft.com/office/drawing/2017/model3d" xmlns:o="urn:schemas-microsoft-com:office:office" xmlns:r="http://schemas.openxmlformats.org/officeDocument/2006/relationships" xmlns:m="http://schemas.openxmlformats.org/officeDocument/2006/math" xmlns:v="urn:schemas-microsoft-com:vml" xmlns:wp14="http://schemas.microsoft.com/office/word/2010/wordprocessingDrawing" xmlns:wp="http://schemas.openxmlformats.org/drawingml/2006/wordprocessingDrawing" xmlns:w10="urn:schemas-microsoft-com:office:word" xmlns:w="http://schemas.openxmlformats.org/wordprocessingml/2006/main" xmlns:w14="http://schemas.microsoft.com/office/word/2010/wordml" xmlns:w15="http://schemas.microsoft.com/office/word/2012/wordml" xmlns:w16cex="http://schemas.microsoft.com/office/word/2018/wordml/cex" xmlns:w16cid="http://schemas.microsoft.com/office/word/2016/wordml/cid" xmlns:w16="http://schemas.microsoft.com/office/word/2018/wordml" xmlns:w16sdtdh="http://schemas.microsoft.com/office/word/2020/wordml/sdtdatahash" xmlns:w16se="http://schemas.microsoft.com/office/word/2015/wordml/symex" xmlns:wpg="http://schemas.microsoft.com/office/word/2010/wordprocessingGroup" xmlns:wpi="http://schemas.microsoft.com/office/word/2010/wordprocessingInk" xmlns:wne="http://schemas.microsoft.com/office/word/2006/wordml" xmlns:wps="http://schemas.microsoft.com/office/word/2010/wordprocessingShape" mc:Ignorable="w14 w15 w16se w16cid w16 w16cex w16sdtdh wp14">
+<w:footnotes xmlns:wpc="http://schemas.microsoft.com/office/word/2010/wordprocessingCanvas" xmlns:cx="http://schemas.microsoft.com/office/drawing/2014/chartex" xmlns:cx1="http://schemas.microsoft.com/office/drawing/2015/9/8/chartex" xmlns:cx2="http://schemas.microsoft.com/office/drawing/2015/10/21/chartex" xmlns:cx3="http://schemas.microsoft.com/office/drawing/2016/5/9/chartex" xmlns:cx4="http://schemas.microsoft.com/office/drawing/2016/5/10/chartex" xmlns:cx5="http://schemas.microsoft.com/office/drawing/2016/5/11/chartex" xmlns:cx6="http://schemas.microsoft.com/office/drawing/2016/5/12/chartex" xmlns:cx7="http://schemas.microsoft.com/office/drawing/2016/5/13/chartex" xmlns:cx8="http://schemas.microsoft.com/office/drawing/2016/5/14/chartex" xmlns:mc="http://schemas.openxmlformats.org/markup-compatibility/2006" xmlns:aink="http://schemas.microsoft.com/office/drawing/2016/ink" xmlns:am3d="http://schemas.microsoft.com/office/drawing/2017/model3d" xmlns:o="urn:schemas-microsoft-com:office:office" xmlns:r="http://schemas.openxmlformats.org/officeDocument/2006/relationships" xmlns:m="http://schemas.openxmlformats.org/officeDocument/2006/math" xmlns:v="urn:schemas-microsoft-com:vml" xmlns:wp14="http://schemas.microsoft.com/office/word/2010/wordprocessingDrawing" xmlns:wp="http://schemas.openxmlformats.org/drawingml/2006/wordprocessingDrawing" xmlns:w10="urn:schemas-microsoft-com:office:word" xmlns:w="http://schemas.openxmlformats.org/wordprocessingml/2006/main" xmlns:w14="http://schemas.microsoft.com/office/word/2010/wordml" xmlns:w15="http://schemas.microsoft.com/office/word/2012/wordml" xmlns:w16cex="http://schemas.microsoft.com/office/word/2018/wordml/cex" xmlns:w16cid="http://schemas.microsoft.com/office/word/2016/wordml/cid" xmlns:w16="http://schemas.microsoft.com/office/word/2018/wordml" xmlns:w16se="http://schemas.microsoft.com/office/word/2015/wordml/symex" xmlns:wpg="http://schemas.microsoft.com/office/word/2010/wordprocessingGroup" xmlns:wpi="http://schemas.microsoft.com/office/word/2010/wordprocessingInk" xmlns:wne="http://schemas.microsoft.com/office/word/2006/wordml" xmlns:wps="http://schemas.microsoft.com/office/word/2010/wordprocessingShape" mc:Ignorable="w14 w15 w16se w16cid w16 w16cex wp14">
   <w:footnote w:type="separator" w:id="-1">
     <w:p>
       <w:pPr>
@@ -9905,7 +10154,7 @@
 </file>
 
 <file path=word/header1.xml><?xml version="1.0" encoding="utf-8"?>
-<w:hdr xmlns:wpc="http://schemas.microsoft.com/office/word/2010/wordprocessingCanvas" xmlns:cx="http://schemas.microsoft.com/office/drawing/2014/chartex" xmlns:cx1="http://schemas.microsoft.com/office/drawing/2015/9/8/chartex" xmlns:cx2="http://schemas.microsoft.com/office/drawing/2015/10/21/chartex" xmlns:cx3="http://schemas.microsoft.com/office/drawing/2016/5/9/chartex" xmlns:cx4="http://schemas.microsoft.com/office/drawing/2016/5/10/chartex" xmlns:cx5="http://schemas.microsoft.com/office/drawing/2016/5/11/chartex" xmlns:cx6="http://schemas.microsoft.com/office/drawing/2016/5/12/chartex" xmlns:cx7="http://schemas.microsoft.com/office/drawing/2016/5/13/chartex" xmlns:cx8="http://schemas.microsoft.com/office/drawing/2016/5/14/chartex" xmlns:mc="http://schemas.openxmlformats.org/markup-compatibility/2006" xmlns:aink="http://schemas.microsoft.com/office/drawing/2016/ink" xmlns:am3d="http://schemas.microsoft.com/office/drawing/2017/model3d" xmlns:o="urn:schemas-microsoft-com:office:office" xmlns:r="http://schemas.openxmlformats.org/officeDocument/2006/relationships" xmlns:m="http://schemas.openxmlformats.org/officeDocument/2006/math" xmlns:v="urn:schemas-microsoft-com:vml" xmlns:wp14="http://schemas.microsoft.com/office/word/2010/wordprocessingDrawing" xmlns:wp="http://schemas.openxmlformats.org/drawingml/2006/wordprocessingDrawing" xmlns:w10="urn:schemas-microsoft-com:office:word" xmlns:w="http://schemas.openxmlformats.org/wordprocessingml/2006/main" xmlns:w14="http://schemas.microsoft.com/office/word/2010/wordml" xmlns:w15="http://schemas.microsoft.com/office/word/2012/wordml" xmlns:w16cex="http://schemas.microsoft.com/office/word/2018/wordml/cex" xmlns:w16cid="http://schemas.microsoft.com/office/word/2016/wordml/cid" xmlns:w16="http://schemas.microsoft.com/office/word/2018/wordml" xmlns:w16sdtdh="http://schemas.microsoft.com/office/word/2020/wordml/sdtdatahash" xmlns:w16se="http://schemas.microsoft.com/office/word/2015/wordml/symex" xmlns:wpg="http://schemas.microsoft.com/office/word/2010/wordprocessingGroup" xmlns:wpi="http://schemas.microsoft.com/office/word/2010/wordprocessingInk" xmlns:wne="http://schemas.microsoft.com/office/word/2006/wordml" xmlns:wps="http://schemas.microsoft.com/office/word/2010/wordprocessingShape" mc:Ignorable="w14 w15 w16se w16cid w16 w16cex w16sdtdh wp14">
+<w:hdr xmlns:wpc="http://schemas.microsoft.com/office/word/2010/wordprocessingCanvas" xmlns:cx="http://schemas.microsoft.com/office/drawing/2014/chartex" xmlns:cx1="http://schemas.microsoft.com/office/drawing/2015/9/8/chartex" xmlns:cx2="http://schemas.microsoft.com/office/drawing/2015/10/21/chartex" xmlns:cx3="http://schemas.microsoft.com/office/drawing/2016/5/9/chartex" xmlns:cx4="http://schemas.microsoft.com/office/drawing/2016/5/10/chartex" xmlns:cx5="http://schemas.microsoft.com/office/drawing/2016/5/11/chartex" xmlns:cx6="http://schemas.microsoft.com/office/drawing/2016/5/12/chartex" xmlns:cx7="http://schemas.microsoft.com/office/drawing/2016/5/13/chartex" xmlns:cx8="http://schemas.microsoft.com/office/drawing/2016/5/14/chartex" xmlns:mc="http://schemas.openxmlformats.org/markup-compatibility/2006" xmlns:aink="http://schemas.microsoft.com/office/drawing/2016/ink" xmlns:am3d="http://schemas.microsoft.com/office/drawing/2017/model3d" xmlns:o="urn:schemas-microsoft-com:office:office" xmlns:r="http://schemas.openxmlformats.org/officeDocument/2006/relationships" xmlns:m="http://schemas.openxmlformats.org/officeDocument/2006/math" xmlns:v="urn:schemas-microsoft-com:vml" xmlns:wp14="http://schemas.microsoft.com/office/word/2010/wordprocessingDrawing" xmlns:wp="http://schemas.openxmlformats.org/drawingml/2006/wordprocessingDrawing" xmlns:w10="urn:schemas-microsoft-com:office:word" xmlns:w="http://schemas.openxmlformats.org/wordprocessingml/2006/main" xmlns:w14="http://schemas.microsoft.com/office/word/2010/wordml" xmlns:w15="http://schemas.microsoft.com/office/word/2012/wordml" xmlns:w16cex="http://schemas.microsoft.com/office/word/2018/wordml/cex" xmlns:w16cid="http://schemas.microsoft.com/office/word/2016/wordml/cid" xmlns:w16="http://schemas.microsoft.com/office/word/2018/wordml" xmlns:w16se="http://schemas.microsoft.com/office/word/2015/wordml/symex" xmlns:wpg="http://schemas.microsoft.com/office/word/2010/wordprocessingGroup" xmlns:wpi="http://schemas.microsoft.com/office/word/2010/wordprocessingInk" xmlns:wne="http://schemas.microsoft.com/office/word/2006/wordml" xmlns:wps="http://schemas.microsoft.com/office/word/2010/wordprocessingShape" mc:Ignorable="w14 w15 w16se w16cid w16 w16cex wp14">
   <w:p>
     <w:pPr>
       <w:pStyle w:val="Encabezado"/>
@@ -9990,7 +10239,7 @@
 </file>
 
 <file path=word/numbering.xml><?xml version="1.0" encoding="utf-8"?>
-<w:numbering xmlns:wpc="http://schemas.microsoft.com/office/word/2010/wordprocessingCanvas" xmlns:cx="http://schemas.microsoft.com/office/drawing/2014/chartex" xmlns:cx1="http://schemas.microsoft.com/office/drawing/2015/9/8/chartex" xmlns:cx2="http://schemas.microsoft.com/office/drawing/2015/10/21/chartex" xmlns:cx3="http://schemas.microsoft.com/office/drawing/2016/5/9/chartex" xmlns:cx4="http://schemas.microsoft.com/office/drawing/2016/5/10/chartex" xmlns:cx5="http://schemas.microsoft.com/office/drawing/2016/5/11/chartex" xmlns:cx6="http://schemas.microsoft.com/office/drawing/2016/5/12/chartex" xmlns:cx7="http://schemas.microsoft.com/office/drawing/2016/5/13/chartex" xmlns:cx8="http://schemas.microsoft.com/office/drawing/2016/5/14/chartex" xmlns:mc="http://schemas.openxmlformats.org/markup-compatibility/2006" xmlns:aink="http://schemas.microsoft.com/office/drawing/2016/ink" xmlns:am3d="http://schemas.microsoft.com/office/drawing/2017/model3d" xmlns:o="urn:schemas-microsoft-com:office:office" xmlns:r="http://schemas.openxmlformats.org/officeDocument/2006/relationships" xmlns:m="http://schemas.openxmlformats.org/officeDocument/2006/math" xmlns:v="urn:schemas-microsoft-com:vml" xmlns:wp14="http://schemas.microsoft.com/office/word/2010/wordprocessingDrawing" xmlns:wp="http://schemas.openxmlformats.org/drawingml/2006/wordprocessingDrawing" xmlns:w10="urn:schemas-microsoft-com:office:word" xmlns:w="http://schemas.openxmlformats.org/wordprocessingml/2006/main" xmlns:w14="http://schemas.microsoft.com/office/word/2010/wordml" xmlns:w15="http://schemas.microsoft.com/office/word/2012/wordml" xmlns:w16cex="http://schemas.microsoft.com/office/word/2018/wordml/cex" xmlns:w16cid="http://schemas.microsoft.com/office/word/2016/wordml/cid" xmlns:w16="http://schemas.microsoft.com/office/word/2018/wordml" xmlns:w16sdtdh="http://schemas.microsoft.com/office/word/2020/wordml/sdtdatahash" xmlns:w16se="http://schemas.microsoft.com/office/word/2015/wordml/symex" xmlns:wpg="http://schemas.microsoft.com/office/word/2010/wordprocessingGroup" xmlns:wpi="http://schemas.microsoft.com/office/word/2010/wordprocessingInk" xmlns:wne="http://schemas.microsoft.com/office/word/2006/wordml" xmlns:wps="http://schemas.microsoft.com/office/word/2010/wordprocessingShape" mc:Ignorable="w14 w15 w16se w16cid w16 w16cex w16sdtdh wp14">
+<w:numbering xmlns:wpc="http://schemas.microsoft.com/office/word/2010/wordprocessingCanvas" xmlns:cx="http://schemas.microsoft.com/office/drawing/2014/chartex" xmlns:cx1="http://schemas.microsoft.com/office/drawing/2015/9/8/chartex" xmlns:cx2="http://schemas.microsoft.com/office/drawing/2015/10/21/chartex" xmlns:cx3="http://schemas.microsoft.com/office/drawing/2016/5/9/chartex" xmlns:cx4="http://schemas.microsoft.com/office/drawing/2016/5/10/chartex" xmlns:cx5="http://schemas.microsoft.com/office/drawing/2016/5/11/chartex" xmlns:cx6="http://schemas.microsoft.com/office/drawing/2016/5/12/chartex" xmlns:cx7="http://schemas.microsoft.com/office/drawing/2016/5/13/chartex" xmlns:cx8="http://schemas.microsoft.com/office/drawing/2016/5/14/chartex" xmlns:mc="http://schemas.openxmlformats.org/markup-compatibility/2006" xmlns:aink="http://schemas.microsoft.com/office/drawing/2016/ink" xmlns:am3d="http://schemas.microsoft.com/office/drawing/2017/model3d" xmlns:o="urn:schemas-microsoft-com:office:office" xmlns:r="http://schemas.openxmlformats.org/officeDocument/2006/relationships" xmlns:m="http://schemas.openxmlformats.org/officeDocument/2006/math" xmlns:v="urn:schemas-microsoft-com:vml" xmlns:wp14="http://schemas.microsoft.com/office/word/2010/wordprocessingDrawing" xmlns:wp="http://schemas.openxmlformats.org/drawingml/2006/wordprocessingDrawing" xmlns:w10="urn:schemas-microsoft-com:office:word" xmlns:w="http://schemas.openxmlformats.org/wordprocessingml/2006/main" xmlns:w14="http://schemas.microsoft.com/office/word/2010/wordml" xmlns:w15="http://schemas.microsoft.com/office/word/2012/wordml" xmlns:w16cex="http://schemas.microsoft.com/office/word/2018/wordml/cex" xmlns:w16cid="http://schemas.microsoft.com/office/word/2016/wordml/cid" xmlns:w16="http://schemas.microsoft.com/office/word/2018/wordml" xmlns:w16se="http://schemas.microsoft.com/office/word/2015/wordml/symex" xmlns:wpg="http://schemas.microsoft.com/office/word/2010/wordprocessingGroup" xmlns:wpi="http://schemas.microsoft.com/office/word/2010/wordprocessingInk" xmlns:wne="http://schemas.microsoft.com/office/word/2006/wordml" xmlns:wps="http://schemas.microsoft.com/office/word/2010/wordprocessingShape" mc:Ignorable="w14 w15 w16se w16cid w16 w16cex wp14">
   <w:abstractNum w:abstractNumId="0" w15:restartNumberingAfterBreak="0">
     <w:nsid w:val="FFFFFF89"/>
     <w:multiLevelType w:val="singleLevel"/>
@@ -11682,7 +11931,7 @@
 </file>
 
 <file path=word/styles.xml><?xml version="1.0" encoding="utf-8"?>
-<w:styles xmlns:mc="http://schemas.openxmlformats.org/markup-compatibility/2006" xmlns:r="http://schemas.openxmlformats.org/officeDocument/2006/relationships" xmlns:w="http://schemas.openxmlformats.org/wordprocessingml/2006/main" xmlns:w14="http://schemas.microsoft.com/office/word/2010/wordml" xmlns:w15="http://schemas.microsoft.com/office/word/2012/wordml" xmlns:w16cex="http://schemas.microsoft.com/office/word/2018/wordml/cex" xmlns:w16cid="http://schemas.microsoft.com/office/word/2016/wordml/cid" xmlns:w16="http://schemas.microsoft.com/office/word/2018/wordml" xmlns:w16sdtdh="http://schemas.microsoft.com/office/word/2020/wordml/sdtdatahash" xmlns:w16se="http://schemas.microsoft.com/office/word/2015/wordml/symex" mc:Ignorable="w14 w15 w16se w16cid w16 w16cex w16sdtdh">
+<w:styles xmlns:mc="http://schemas.openxmlformats.org/markup-compatibility/2006" xmlns:r="http://schemas.openxmlformats.org/officeDocument/2006/relationships" xmlns:w="http://schemas.openxmlformats.org/wordprocessingml/2006/main" xmlns:w14="http://schemas.microsoft.com/office/word/2010/wordml" xmlns:w15="http://schemas.microsoft.com/office/word/2012/wordml" xmlns:w16cex="http://schemas.microsoft.com/office/word/2018/wordml/cex" xmlns:w16cid="http://schemas.microsoft.com/office/word/2016/wordml/cid" xmlns:w16="http://schemas.microsoft.com/office/word/2018/wordml" xmlns:w16se="http://schemas.microsoft.com/office/word/2015/wordml/symex" mc:Ignorable="w14 w15 w16se w16cid w16 w16cex">
   <w:docDefaults>
     <w:rPrDefault>
       <w:rPr>
